--- a/docs/胡祖锐-系统设计文档.docx
+++ b/docs/胡祖锐-系统设计文档.docx
@@ -212,7 +212,7 @@
       <w:r>
         <w:fldChar w:fldCharType="separate"/>
       </w:r>
-      <w:hyperlink w:anchor="_Toc240415907" w:history="1">
+      <w:hyperlink w:anchor="_Toc240418563" w:history="1">
         <w:r>
           <w:rPr>
             <w:rStyle w:val="aff9"/>
@@ -240,7 +240,7 @@
             <w:noProof/>
             <w:webHidden/>
           </w:rPr>
-          <w:instrText xml:space="preserve"> PAGEREF _Toc240415907 \h </w:instrText>
+          <w:instrText xml:space="preserve"> PAGEREF _Toc240418563 \h </w:instrText>
         </w:r>
         <w:r>
           <w:rPr>
@@ -288,7 +288,7 @@
           <w14:ligatures w14:val="standardContextual"/>
         </w:rPr>
       </w:pPr>
-      <w:hyperlink w:anchor="_Toc240415908" w:history="1">
+      <w:hyperlink w:anchor="_Toc240418564" w:history="1">
         <w:r>
           <w:rPr>
             <w:rStyle w:val="aff9"/>
@@ -316,7 +316,7 @@
             <w:noProof/>
             <w:webHidden/>
           </w:rPr>
-          <w:instrText xml:space="preserve"> PAGEREF _Toc240415908 \h </w:instrText>
+          <w:instrText xml:space="preserve"> PAGEREF _Toc240418564 \h </w:instrText>
         </w:r>
         <w:r>
           <w:rPr>
@@ -364,7 +364,7 @@
           <w14:ligatures w14:val="standardContextual"/>
         </w:rPr>
       </w:pPr>
-      <w:hyperlink w:anchor="_Toc240415909" w:history="1">
+      <w:hyperlink w:anchor="_Toc240418565" w:history="1">
         <w:r>
           <w:rPr>
             <w:rStyle w:val="aff9"/>
@@ -392,7 +392,7 @@
             <w:noProof/>
             <w:webHidden/>
           </w:rPr>
-          <w:instrText xml:space="preserve"> PAGEREF _Toc240415909 \h </w:instrText>
+          <w:instrText xml:space="preserve"> PAGEREF _Toc240418565 \h </w:instrText>
         </w:r>
         <w:r>
           <w:rPr>
@@ -440,7 +440,7 @@
           <w14:ligatures w14:val="standardContextual"/>
         </w:rPr>
       </w:pPr>
-      <w:hyperlink w:anchor="_Toc240415910" w:history="1">
+      <w:hyperlink w:anchor="_Toc240418566" w:history="1">
         <w:r>
           <w:rPr>
             <w:rStyle w:val="aff9"/>
@@ -468,7 +468,7 @@
             <w:noProof/>
             <w:webHidden/>
           </w:rPr>
-          <w:instrText xml:space="preserve"> PAGEREF _Toc240415910 \h </w:instrText>
+          <w:instrText xml:space="preserve"> PAGEREF _Toc240418566 \h </w:instrText>
         </w:r>
         <w:r>
           <w:rPr>
@@ -516,7 +516,7 @@
           <w14:ligatures w14:val="standardContextual"/>
         </w:rPr>
       </w:pPr>
-      <w:hyperlink w:anchor="_Toc240415911" w:history="1">
+      <w:hyperlink w:anchor="_Toc240418567" w:history="1">
         <w:r>
           <w:rPr>
             <w:rStyle w:val="aff9"/>
@@ -544,7 +544,7 @@
             <w:noProof/>
             <w:webHidden/>
           </w:rPr>
-          <w:instrText xml:space="preserve"> PAGEREF _Toc240415911 \h </w:instrText>
+          <w:instrText xml:space="preserve"> PAGEREF _Toc240418567 \h </w:instrText>
         </w:r>
         <w:r>
           <w:rPr>
@@ -591,7 +591,7 @@
           <w14:ligatures w14:val="standardContextual"/>
         </w:rPr>
       </w:pPr>
-      <w:hyperlink w:anchor="_Toc240415912" w:history="1">
+      <w:hyperlink w:anchor="_Toc240418568" w:history="1">
         <w:r>
           <w:rPr>
             <w:rStyle w:val="aff9"/>
@@ -619,7 +619,7 @@
             <w:noProof/>
             <w:webHidden/>
           </w:rPr>
-          <w:instrText xml:space="preserve"> PAGEREF _Toc240415912 \h </w:instrText>
+          <w:instrText xml:space="preserve"> PAGEREF _Toc240418568 \h </w:instrText>
         </w:r>
         <w:r>
           <w:rPr>
@@ -667,7 +667,7 @@
           <w14:ligatures w14:val="standardContextual"/>
         </w:rPr>
       </w:pPr>
-      <w:hyperlink w:anchor="_Toc240415913" w:history="1">
+      <w:hyperlink w:anchor="_Toc240418569" w:history="1">
         <w:r>
           <w:rPr>
             <w:rStyle w:val="aff9"/>
@@ -695,7 +695,7 @@
             <w:noProof/>
             <w:webHidden/>
           </w:rPr>
-          <w:instrText xml:space="preserve"> PAGEREF _Toc240415913 \h </w:instrText>
+          <w:instrText xml:space="preserve"> PAGEREF _Toc240418569 \h </w:instrText>
         </w:r>
         <w:r>
           <w:rPr>
@@ -743,7 +743,7 @@
           <w14:ligatures w14:val="standardContextual"/>
         </w:rPr>
       </w:pPr>
-      <w:hyperlink w:anchor="_Toc240415914" w:history="1">
+      <w:hyperlink w:anchor="_Toc240418570" w:history="1">
         <w:r>
           <w:rPr>
             <w:rStyle w:val="aff9"/>
@@ -771,7 +771,7 @@
             <w:noProof/>
             <w:webHidden/>
           </w:rPr>
-          <w:instrText xml:space="preserve"> PAGEREF _Toc240415914 \h </w:instrText>
+          <w:instrText xml:space="preserve"> PAGEREF _Toc240418570 \h </w:instrText>
         </w:r>
         <w:r>
           <w:rPr>
@@ -819,7 +819,7 @@
           <w14:ligatures w14:val="standardContextual"/>
         </w:rPr>
       </w:pPr>
-      <w:hyperlink w:anchor="_Toc240415915" w:history="1">
+      <w:hyperlink w:anchor="_Toc240418571" w:history="1">
         <w:r>
           <w:rPr>
             <w:rStyle w:val="aff9"/>
@@ -847,7 +847,7 @@
             <w:noProof/>
             <w:webHidden/>
           </w:rPr>
-          <w:instrText xml:space="preserve"> PAGEREF _Toc240415915 \h </w:instrText>
+          <w:instrText xml:space="preserve"> PAGEREF _Toc240418571 \h </w:instrText>
         </w:r>
         <w:r>
           <w:rPr>
@@ -895,7 +895,7 @@
           <w14:ligatures w14:val="standardContextual"/>
         </w:rPr>
       </w:pPr>
-      <w:hyperlink w:anchor="_Toc240415916" w:history="1">
+      <w:hyperlink w:anchor="_Toc240418572" w:history="1">
         <w:r>
           <w:rPr>
             <w:rStyle w:val="aff9"/>
@@ -923,7 +923,7 @@
             <w:noProof/>
             <w:webHidden/>
           </w:rPr>
-          <w:instrText xml:space="preserve"> PAGEREF _Toc240415916 \h </w:instrText>
+          <w:instrText xml:space="preserve"> PAGEREF _Toc240418572 \h </w:instrText>
         </w:r>
         <w:r>
           <w:rPr>
@@ -971,7 +971,7 @@
           <w14:ligatures w14:val="standardContextual"/>
         </w:rPr>
       </w:pPr>
-      <w:hyperlink w:anchor="_Toc240415917" w:history="1">
+      <w:hyperlink w:anchor="_Toc240418573" w:history="1">
         <w:r>
           <w:rPr>
             <w:rStyle w:val="aff9"/>
@@ -999,7 +999,7 @@
             <w:noProof/>
             <w:webHidden/>
           </w:rPr>
-          <w:instrText xml:space="preserve"> PAGEREF _Toc240415917 \h </w:instrText>
+          <w:instrText xml:space="preserve"> PAGEREF _Toc240418573 \h </w:instrText>
         </w:r>
         <w:r>
           <w:rPr>
@@ -1046,7 +1046,7 @@
           <w14:ligatures w14:val="standardContextual"/>
         </w:rPr>
       </w:pPr>
-      <w:hyperlink w:anchor="_Toc240415918" w:history="1">
+      <w:hyperlink w:anchor="_Toc240418574" w:history="1">
         <w:r>
           <w:rPr>
             <w:rStyle w:val="aff9"/>
@@ -1074,7 +1074,7 @@
             <w:noProof/>
             <w:webHidden/>
           </w:rPr>
-          <w:instrText xml:space="preserve"> PAGEREF _Toc240415918 \h </w:instrText>
+          <w:instrText xml:space="preserve"> PAGEREF _Toc240418574 \h </w:instrText>
         </w:r>
         <w:r>
           <w:rPr>
@@ -1122,7 +1122,7 @@
           <w14:ligatures w14:val="standardContextual"/>
         </w:rPr>
       </w:pPr>
-      <w:hyperlink w:anchor="_Toc240415919" w:history="1">
+      <w:hyperlink w:anchor="_Toc240418575" w:history="1">
         <w:r>
           <w:rPr>
             <w:rStyle w:val="aff9"/>
@@ -1150,7 +1150,7 @@
             <w:noProof/>
             <w:webHidden/>
           </w:rPr>
-          <w:instrText xml:space="preserve"> PAGEREF _Toc240415919 \h </w:instrText>
+          <w:instrText xml:space="preserve"> PAGEREF _Toc240418575 \h </w:instrText>
         </w:r>
         <w:r>
           <w:rPr>
@@ -1198,7 +1198,7 @@
           <w14:ligatures w14:val="standardContextual"/>
         </w:rPr>
       </w:pPr>
-      <w:hyperlink w:anchor="_Toc240415920" w:history="1">
+      <w:hyperlink w:anchor="_Toc240418576" w:history="1">
         <w:r>
           <w:rPr>
             <w:rStyle w:val="aff9"/>
@@ -1226,7 +1226,7 @@
             <w:noProof/>
             <w:webHidden/>
           </w:rPr>
-          <w:instrText xml:space="preserve"> PAGEREF _Toc240415920 \h </w:instrText>
+          <w:instrText xml:space="preserve"> PAGEREF _Toc240418576 \h </w:instrText>
         </w:r>
         <w:r>
           <w:rPr>
@@ -1274,7 +1274,7 @@
           <w14:ligatures w14:val="standardContextual"/>
         </w:rPr>
       </w:pPr>
-      <w:hyperlink w:anchor="_Toc240415921" w:history="1">
+      <w:hyperlink w:anchor="_Toc240418577" w:history="1">
         <w:r>
           <w:rPr>
             <w:rStyle w:val="aff9"/>
@@ -1302,7 +1302,7 @@
             <w:noProof/>
             <w:webHidden/>
           </w:rPr>
-          <w:instrText xml:space="preserve"> PAGEREF _Toc240415921 \h </w:instrText>
+          <w:instrText xml:space="preserve"> PAGEREF _Toc240418577 \h </w:instrText>
         </w:r>
         <w:r>
           <w:rPr>
@@ -1349,7 +1349,7 @@
           <w14:ligatures w14:val="standardContextual"/>
         </w:rPr>
       </w:pPr>
-      <w:hyperlink w:anchor="_Toc240415922" w:history="1">
+      <w:hyperlink w:anchor="_Toc240418578" w:history="1">
         <w:r>
           <w:rPr>
             <w:rStyle w:val="aff9"/>
@@ -1377,7 +1377,7 @@
             <w:noProof/>
             <w:webHidden/>
           </w:rPr>
-          <w:instrText xml:space="preserve"> PAGEREF _Toc240415922 \h </w:instrText>
+          <w:instrText xml:space="preserve"> PAGEREF _Toc240418578 \h </w:instrText>
         </w:r>
         <w:r>
           <w:rPr>
@@ -1425,7 +1425,7 @@
           <w14:ligatures w14:val="standardContextual"/>
         </w:rPr>
       </w:pPr>
-      <w:hyperlink w:anchor="_Toc240415923" w:history="1">
+      <w:hyperlink w:anchor="_Toc240418579" w:history="1">
         <w:r>
           <w:rPr>
             <w:rStyle w:val="aff9"/>
@@ -1453,7 +1453,7 @@
             <w:noProof/>
             <w:webHidden/>
           </w:rPr>
-          <w:instrText xml:space="preserve"> PAGEREF _Toc240415923 \h </w:instrText>
+          <w:instrText xml:space="preserve"> PAGEREF _Toc240418579 \h </w:instrText>
         </w:r>
         <w:r>
           <w:rPr>
@@ -1501,7 +1501,7 @@
           <w14:ligatures w14:val="standardContextual"/>
         </w:rPr>
       </w:pPr>
-      <w:hyperlink w:anchor="_Toc240415924" w:history="1">
+      <w:hyperlink w:anchor="_Toc240418580" w:history="1">
         <w:r>
           <w:rPr>
             <w:rStyle w:val="aff9"/>
@@ -1529,7 +1529,7 @@
             <w:noProof/>
             <w:webHidden/>
           </w:rPr>
-          <w:instrText xml:space="preserve"> PAGEREF _Toc240415924 \h </w:instrText>
+          <w:instrText xml:space="preserve"> PAGEREF _Toc240418580 \h </w:instrText>
         </w:r>
         <w:r>
           <w:rPr>
@@ -1577,7 +1577,7 @@
           <w14:ligatures w14:val="standardContextual"/>
         </w:rPr>
       </w:pPr>
-      <w:hyperlink w:anchor="_Toc240415925" w:history="1">
+      <w:hyperlink w:anchor="_Toc240418581" w:history="1">
         <w:r>
           <w:rPr>
             <w:rStyle w:val="aff9"/>
@@ -1605,83 +1605,7 @@
             <w:noProof/>
             <w:webHidden/>
           </w:rPr>
-          <w:instrText xml:space="preserve"> PAGEREF _Toc240415925 \h </w:instrText>
-        </w:r>
-        <w:r>
-          <w:rPr>
-            <w:noProof/>
-            <w:webHidden/>
-          </w:rPr>
-        </w:r>
-        <w:r>
-          <w:rPr>
-            <w:noProof/>
-            <w:webHidden/>
-          </w:rPr>
-          <w:fldChar w:fldCharType="separate"/>
-        </w:r>
-        <w:r>
-          <w:rPr>
-            <w:noProof/>
-            <w:webHidden/>
-          </w:rPr>
-          <w:t>11</w:t>
-        </w:r>
-        <w:r>
-          <w:rPr>
-            <w:noProof/>
-            <w:webHidden/>
-          </w:rPr>
-          <w:fldChar w:fldCharType="end"/>
-        </w:r>
-      </w:hyperlink>
-    </w:p>
-    <w:p>
-      <w:pPr>
-        <w:pStyle w:val="TOC2"/>
-        <w:tabs>
-          <w:tab w:val="right" w:leader="dot" w:pos="8302"/>
-        </w:tabs>
-        <w:ind w:left="480"/>
-        <w:rPr>
-          <w:rFonts w:asciiTheme="minorHAnsi" w:eastAsiaTheme="minorEastAsia" w:hAnsiTheme="minorHAnsi"/>
-          <w:noProof/>
-          <w:kern w:val="2"/>
-          <w:sz w:val="22"/>
-          <w:szCs w:val="24"/>
-          <w:lang w:eastAsia="zh-CN"/>
-          <w14:ligatures w14:val="standardContextual"/>
-        </w:rPr>
-      </w:pPr>
-      <w:hyperlink w:anchor="_Toc240415926" w:history="1">
-        <w:r>
-          <w:rPr>
-            <w:rStyle w:val="aff9"/>
-            <w:rFonts w:ascii="黑体" w:eastAsia="黑体" w:hAnsi="黑体"/>
-            <w:noProof/>
-          </w:rPr>
-          <w:t>4.4 分组规则</w:t>
-        </w:r>
-        <w:r>
-          <w:rPr>
-            <w:noProof/>
-            <w:webHidden/>
-          </w:rPr>
-          <w:tab/>
-        </w:r>
-        <w:r>
-          <w:rPr>
-            <w:noProof/>
-            <w:webHidden/>
-          </w:rPr>
-          <w:fldChar w:fldCharType="begin"/>
-        </w:r>
-        <w:r>
-          <w:rPr>
-            <w:noProof/>
-            <w:webHidden/>
-          </w:rPr>
-          <w:instrText xml:space="preserve"> PAGEREF _Toc240415926 \h </w:instrText>
+          <w:instrText xml:space="preserve"> PAGEREF _Toc240418581 \h </w:instrText>
         </w:r>
         <w:r>
           <w:rPr>
@@ -1729,14 +1653,14 @@
           <w14:ligatures w14:val="standardContextual"/>
         </w:rPr>
       </w:pPr>
-      <w:hyperlink w:anchor="_Toc240415927" w:history="1">
+      <w:hyperlink w:anchor="_Toc240418582" w:history="1">
         <w:r>
           <w:rPr>
             <w:rStyle w:val="aff9"/>
             <w:rFonts w:ascii="黑体" w:eastAsia="黑体" w:hAnsi="黑体"/>
             <w:noProof/>
           </w:rPr>
-          <w:t>4.5 轮次编排与场次计算</w:t>
+          <w:t>4.4 分组规则</w:t>
         </w:r>
         <w:r>
           <w:rPr>
@@ -1757,7 +1681,7 @@
             <w:noProof/>
             <w:webHidden/>
           </w:rPr>
-          <w:instrText xml:space="preserve"> PAGEREF _Toc240415927 \h </w:instrText>
+          <w:instrText xml:space="preserve"> PAGEREF _Toc240418582 \h </w:instrText>
         </w:r>
         <w:r>
           <w:rPr>
@@ -1805,14 +1729,14 @@
           <w14:ligatures w14:val="standardContextual"/>
         </w:rPr>
       </w:pPr>
-      <w:hyperlink w:anchor="_Toc240415928" w:history="1">
+      <w:hyperlink w:anchor="_Toc240418583" w:history="1">
         <w:r>
           <w:rPr>
             <w:rStyle w:val="aff9"/>
             <w:rFonts w:ascii="黑体" w:eastAsia="黑体" w:hAnsi="黑体"/>
             <w:noProof/>
           </w:rPr>
-          <w:t>4.6 对阵生成算法</w:t>
+          <w:t>4.5 轮次编排与场次计算</w:t>
         </w:r>
         <w:r>
           <w:rPr>
@@ -1833,7 +1757,7 @@
             <w:noProof/>
             <w:webHidden/>
           </w:rPr>
-          <w:instrText xml:space="preserve"> PAGEREF _Toc240415928 \h </w:instrText>
+          <w:instrText xml:space="preserve"> PAGEREF _Toc240418583 \h </w:instrText>
         </w:r>
         <w:r>
           <w:rPr>
@@ -1881,14 +1805,14 @@
           <w14:ligatures w14:val="standardContextual"/>
         </w:rPr>
       </w:pPr>
-      <w:hyperlink w:anchor="_Toc240415929" w:history="1">
+      <w:hyperlink w:anchor="_Toc240418584" w:history="1">
         <w:r>
           <w:rPr>
             <w:rStyle w:val="aff9"/>
             <w:rFonts w:ascii="黑体" w:eastAsia="黑体" w:hAnsi="黑体"/>
             <w:noProof/>
           </w:rPr>
-          <w:t>4.7 投票、胜负判定与异常处理</w:t>
+          <w:t>4.6 对阵生成算法</w:t>
         </w:r>
         <w:r>
           <w:rPr>
@@ -1909,7 +1833,7 @@
             <w:noProof/>
             <w:webHidden/>
           </w:rPr>
-          <w:instrText xml:space="preserve"> PAGEREF _Toc240415929 \h </w:instrText>
+          <w:instrText xml:space="preserve"> PAGEREF _Toc240418584 \h </w:instrText>
         </w:r>
         <w:r>
           <w:rPr>
@@ -1957,7 +1881,83 @@
           <w14:ligatures w14:val="standardContextual"/>
         </w:rPr>
       </w:pPr>
-      <w:hyperlink w:anchor="_Toc240415930" w:history="1">
+      <w:hyperlink w:anchor="_Toc240418585" w:history="1">
+        <w:r>
+          <w:rPr>
+            <w:rStyle w:val="aff9"/>
+            <w:rFonts w:ascii="黑体" w:eastAsia="黑体" w:hAnsi="黑体"/>
+            <w:noProof/>
+          </w:rPr>
+          <w:t>4.7 投票、胜负判定与异常处理</w:t>
+        </w:r>
+        <w:r>
+          <w:rPr>
+            <w:noProof/>
+            <w:webHidden/>
+          </w:rPr>
+          <w:tab/>
+        </w:r>
+        <w:r>
+          <w:rPr>
+            <w:noProof/>
+            <w:webHidden/>
+          </w:rPr>
+          <w:fldChar w:fldCharType="begin"/>
+        </w:r>
+        <w:r>
+          <w:rPr>
+            <w:noProof/>
+            <w:webHidden/>
+          </w:rPr>
+          <w:instrText xml:space="preserve"> PAGEREF _Toc240418585 \h </w:instrText>
+        </w:r>
+        <w:r>
+          <w:rPr>
+            <w:noProof/>
+            <w:webHidden/>
+          </w:rPr>
+        </w:r>
+        <w:r>
+          <w:rPr>
+            <w:noProof/>
+            <w:webHidden/>
+          </w:rPr>
+          <w:fldChar w:fldCharType="separate"/>
+        </w:r>
+        <w:r>
+          <w:rPr>
+            <w:noProof/>
+            <w:webHidden/>
+          </w:rPr>
+          <w:t>14</w:t>
+        </w:r>
+        <w:r>
+          <w:rPr>
+            <w:noProof/>
+            <w:webHidden/>
+          </w:rPr>
+          <w:fldChar w:fldCharType="end"/>
+        </w:r>
+      </w:hyperlink>
+    </w:p>
+    <w:p>
+      <w:pPr>
+        <w:pStyle w:val="TOC2"/>
+        <w:tabs>
+          <w:tab w:val="right" w:leader="dot" w:pos="8302"/>
+        </w:tabs>
+        <w:ind w:left="480"/>
+        <w:rPr>
+          <w:rFonts w:asciiTheme="minorHAnsi" w:eastAsiaTheme="minorEastAsia" w:hAnsiTheme="minorHAnsi"/>
+          <w:noProof/>
+          <w:kern w:val="2"/>
+          <w:sz w:val="22"/>
+          <w:szCs w:val="24"/>
+          <w:lang w:eastAsia="zh-CN"/>
+          <w14:ligatures w14:val="standardContextual"/>
+        </w:rPr>
+      </w:pPr>
+      <w:hyperlink w:anchor="_Toc240418586" w:history="1">
         <w:r>
           <w:rPr>
             <w:rStyle w:val="aff9"/>
@@ -1985,7 +1985,7 @@
             <w:noProof/>
             <w:webHidden/>
           </w:rPr>
-          <w:instrText xml:space="preserve"> PAGEREF _Toc240415930 \h </w:instrText>
+          <w:instrText xml:space="preserve"> PAGEREF _Toc240418586 \h </w:instrText>
         </w:r>
         <w:r>
           <w:rPr>
@@ -2032,7 +2032,7 @@
           <w14:ligatures w14:val="standardContextual"/>
         </w:rPr>
       </w:pPr>
-      <w:hyperlink w:anchor="_Toc240415931" w:history="1">
+      <w:hyperlink w:anchor="_Toc240418587" w:history="1">
         <w:r>
           <w:rPr>
             <w:rStyle w:val="aff9"/>
@@ -2060,7 +2060,7 @@
             <w:noProof/>
             <w:webHidden/>
           </w:rPr>
-          <w:instrText xml:space="preserve"> PAGEREF _Toc240415931 \h </w:instrText>
+          <w:instrText xml:space="preserve"> PAGEREF _Toc240418587 \h </w:instrText>
         </w:r>
         <w:r>
           <w:rPr>
@@ -2108,7 +2108,7 @@
           <w14:ligatures w14:val="standardContextual"/>
         </w:rPr>
       </w:pPr>
-      <w:hyperlink w:anchor="_Toc240415932" w:history="1">
+      <w:hyperlink w:anchor="_Toc240418588" w:history="1">
         <w:r>
           <w:rPr>
             <w:rStyle w:val="aff9"/>
@@ -2136,7 +2136,7 @@
             <w:noProof/>
             <w:webHidden/>
           </w:rPr>
-          <w:instrText xml:space="preserve"> PAGEREF _Toc240415932 \h </w:instrText>
+          <w:instrText xml:space="preserve"> PAGEREF _Toc240418588 \h </w:instrText>
         </w:r>
         <w:r>
           <w:rPr>
@@ -2184,7 +2184,7 @@
           <w14:ligatures w14:val="standardContextual"/>
         </w:rPr>
       </w:pPr>
-      <w:hyperlink w:anchor="_Toc240415933" w:history="1">
+      <w:hyperlink w:anchor="_Toc240418589" w:history="1">
         <w:r>
           <w:rPr>
             <w:rStyle w:val="aff9"/>
@@ -2212,83 +2212,7 @@
             <w:noProof/>
             <w:webHidden/>
           </w:rPr>
-          <w:instrText xml:space="preserve"> PAGEREF _Toc240415933 \h </w:instrText>
-        </w:r>
-        <w:r>
-          <w:rPr>
-            <w:noProof/>
-            <w:webHidden/>
-          </w:rPr>
-        </w:r>
-        <w:r>
-          <w:rPr>
-            <w:noProof/>
-            <w:webHidden/>
-          </w:rPr>
-          <w:fldChar w:fldCharType="separate"/>
-        </w:r>
-        <w:r>
-          <w:rPr>
-            <w:noProof/>
-            <w:webHidden/>
-          </w:rPr>
-          <w:t>15</w:t>
-        </w:r>
-        <w:r>
-          <w:rPr>
-            <w:noProof/>
-            <w:webHidden/>
-          </w:rPr>
-          <w:fldChar w:fldCharType="end"/>
-        </w:r>
-      </w:hyperlink>
-    </w:p>
-    <w:p>
-      <w:pPr>
-        <w:pStyle w:val="TOC2"/>
-        <w:tabs>
-          <w:tab w:val="right" w:leader="dot" w:pos="8302"/>
-        </w:tabs>
-        <w:ind w:left="480"/>
-        <w:rPr>
-          <w:rFonts w:asciiTheme="minorHAnsi" w:eastAsiaTheme="minorEastAsia" w:hAnsiTheme="minorHAnsi"/>
-          <w:noProof/>
-          <w:kern w:val="2"/>
-          <w:sz w:val="22"/>
-          <w:szCs w:val="24"/>
-          <w:lang w:eastAsia="zh-CN"/>
-          <w14:ligatures w14:val="standardContextual"/>
-        </w:rPr>
-      </w:pPr>
-      <w:hyperlink w:anchor="_Toc240415934" w:history="1">
-        <w:r>
-          <w:rPr>
-            <w:rStyle w:val="aff9"/>
-            <w:rFonts w:ascii="黑体" w:eastAsia="黑体" w:hAnsi="黑体"/>
-            <w:noProof/>
-          </w:rPr>
-          <w:t>5.3 用户域字段定义</w:t>
-        </w:r>
-        <w:r>
-          <w:rPr>
-            <w:noProof/>
-            <w:webHidden/>
-          </w:rPr>
-          <w:tab/>
-        </w:r>
-        <w:r>
-          <w:rPr>
-            <w:noProof/>
-            <w:webHidden/>
-          </w:rPr>
-          <w:fldChar w:fldCharType="begin"/>
-        </w:r>
-        <w:r>
-          <w:rPr>
-            <w:noProof/>
-            <w:webHidden/>
-          </w:rPr>
-          <w:instrText xml:space="preserve"> PAGEREF _Toc240415934 \h </w:instrText>
+          <w:instrText xml:space="preserve"> PAGEREF _Toc240418589 \h </w:instrText>
         </w:r>
         <w:r>
           <w:rPr>
@@ -2336,7 +2260,83 @@
           <w14:ligatures w14:val="standardContextual"/>
         </w:rPr>
       </w:pPr>
-      <w:hyperlink w:anchor="_Toc240415935" w:history="1">
+      <w:hyperlink w:anchor="_Toc240418590" w:history="1">
+        <w:r>
+          <w:rPr>
+            <w:rStyle w:val="aff9"/>
+            <w:rFonts w:ascii="黑体" w:eastAsia="黑体" w:hAnsi="黑体"/>
+            <w:noProof/>
+          </w:rPr>
+          <w:t>5.3 用户域字段定义</w:t>
+        </w:r>
+        <w:r>
+          <w:rPr>
+            <w:noProof/>
+            <w:webHidden/>
+          </w:rPr>
+          <w:tab/>
+        </w:r>
+        <w:r>
+          <w:rPr>
+            <w:noProof/>
+            <w:webHidden/>
+          </w:rPr>
+          <w:fldChar w:fldCharType="begin"/>
+        </w:r>
+        <w:r>
+          <w:rPr>
+            <w:noProof/>
+            <w:webHidden/>
+          </w:rPr>
+          <w:instrText xml:space="preserve"> PAGEREF _Toc240418590 \h </w:instrText>
+        </w:r>
+        <w:r>
+          <w:rPr>
+            <w:noProof/>
+            <w:webHidden/>
+          </w:rPr>
+        </w:r>
+        <w:r>
+          <w:rPr>
+            <w:noProof/>
+            <w:webHidden/>
+          </w:rPr>
+          <w:fldChar w:fldCharType="separate"/>
+        </w:r>
+        <w:r>
+          <w:rPr>
+            <w:noProof/>
+            <w:webHidden/>
+          </w:rPr>
+          <w:t>17</w:t>
+        </w:r>
+        <w:r>
+          <w:rPr>
+            <w:noProof/>
+            <w:webHidden/>
+          </w:rPr>
+          <w:fldChar w:fldCharType="end"/>
+        </w:r>
+      </w:hyperlink>
+    </w:p>
+    <w:p>
+      <w:pPr>
+        <w:pStyle w:val="TOC2"/>
+        <w:tabs>
+          <w:tab w:val="right" w:leader="dot" w:pos="8302"/>
+        </w:tabs>
+        <w:ind w:left="480"/>
+        <w:rPr>
+          <w:rFonts w:asciiTheme="minorHAnsi" w:eastAsiaTheme="minorEastAsia" w:hAnsiTheme="minorHAnsi"/>
+          <w:noProof/>
+          <w:kern w:val="2"/>
+          <w:sz w:val="22"/>
+          <w:szCs w:val="24"/>
+          <w:lang w:eastAsia="zh-CN"/>
+          <w14:ligatures w14:val="standardContextual"/>
+        </w:rPr>
+      </w:pPr>
+      <w:hyperlink w:anchor="_Toc240418591" w:history="1">
         <w:r>
           <w:rPr>
             <w:rStyle w:val="aff9"/>
@@ -2364,7 +2364,7 @@
             <w:noProof/>
             <w:webHidden/>
           </w:rPr>
-          <w:instrText xml:space="preserve"> PAGEREF _Toc240415935 \h </w:instrText>
+          <w:instrText xml:space="preserve"> PAGEREF _Toc240418591 \h </w:instrText>
         </w:r>
         <w:r>
           <w:rPr>
@@ -2412,7 +2412,7 @@
           <w14:ligatures w14:val="standardContextual"/>
         </w:rPr>
       </w:pPr>
-      <w:hyperlink w:anchor="_Toc240415936" w:history="1">
+      <w:hyperlink w:anchor="_Toc240418592" w:history="1">
         <w:r>
           <w:rPr>
             <w:rStyle w:val="aff9"/>
@@ -2440,7 +2440,7 @@
             <w:noProof/>
             <w:webHidden/>
           </w:rPr>
-          <w:instrText xml:space="preserve"> PAGEREF _Toc240415936 \h </w:instrText>
+          <w:instrText xml:space="preserve"> PAGEREF _Toc240418592 \h </w:instrText>
         </w:r>
         <w:r>
           <w:rPr>
@@ -2488,7 +2488,7 @@
           <w14:ligatures w14:val="standardContextual"/>
         </w:rPr>
       </w:pPr>
-      <w:hyperlink w:anchor="_Toc240415937" w:history="1">
+      <w:hyperlink w:anchor="_Toc240418593" w:history="1">
         <w:r>
           <w:rPr>
             <w:rStyle w:val="aff9"/>
@@ -2516,7 +2516,7 @@
             <w:noProof/>
             <w:webHidden/>
           </w:rPr>
-          <w:instrText xml:space="preserve"> PAGEREF _Toc240415937 \h </w:instrText>
+          <w:instrText xml:space="preserve"> PAGEREF _Toc240418593 \h </w:instrText>
         </w:r>
         <w:r>
           <w:rPr>
@@ -2564,7 +2564,7 @@
           <w14:ligatures w14:val="standardContextual"/>
         </w:rPr>
       </w:pPr>
-      <w:hyperlink w:anchor="_Toc240415938" w:history="1">
+      <w:hyperlink w:anchor="_Toc240418594" w:history="1">
         <w:r>
           <w:rPr>
             <w:rStyle w:val="aff9"/>
@@ -2592,83 +2592,7 @@
             <w:noProof/>
             <w:webHidden/>
           </w:rPr>
-          <w:instrText xml:space="preserve"> PAGEREF _Toc240415938 \h </w:instrText>
-        </w:r>
-        <w:r>
-          <w:rPr>
-            <w:noProof/>
-            <w:webHidden/>
-          </w:rPr>
-        </w:r>
-        <w:r>
-          <w:rPr>
-            <w:noProof/>
-            <w:webHidden/>
-          </w:rPr>
-          <w:fldChar w:fldCharType="separate"/>
-        </w:r>
-        <w:r>
-          <w:rPr>
-            <w:noProof/>
-            <w:webHidden/>
-          </w:rPr>
-          <w:t>23</w:t>
-        </w:r>
-        <w:r>
-          <w:rPr>
-            <w:noProof/>
-            <w:webHidden/>
-          </w:rPr>
-          <w:fldChar w:fldCharType="end"/>
-        </w:r>
-      </w:hyperlink>
-    </w:p>
-    <w:p>
-      <w:pPr>
-        <w:pStyle w:val="TOC2"/>
-        <w:tabs>
-          <w:tab w:val="right" w:leader="dot" w:pos="8302"/>
-        </w:tabs>
-        <w:ind w:left="480"/>
-        <w:rPr>
-          <w:rFonts w:asciiTheme="minorHAnsi" w:eastAsiaTheme="minorEastAsia" w:hAnsiTheme="minorHAnsi"/>
-          <w:noProof/>
-          <w:kern w:val="2"/>
-          <w:sz w:val="22"/>
-          <w:szCs w:val="24"/>
-          <w:lang w:eastAsia="zh-CN"/>
-          <w14:ligatures w14:val="standardContextual"/>
-        </w:rPr>
-      </w:pPr>
-      <w:hyperlink w:anchor="_Toc240415939" w:history="1">
-        <w:r>
-          <w:rPr>
-            <w:rStyle w:val="aff9"/>
-            <w:rFonts w:ascii="黑体" w:eastAsia="黑体" w:hAnsi="黑体"/>
-            <w:noProof/>
-          </w:rPr>
-          <w:t>5.8 缓存策略与新鲜度</w:t>
-        </w:r>
-        <w:r>
-          <w:rPr>
-            <w:noProof/>
-            <w:webHidden/>
-          </w:rPr>
-          <w:tab/>
-        </w:r>
-        <w:r>
-          <w:rPr>
-            <w:noProof/>
-            <w:webHidden/>
-          </w:rPr>
-          <w:fldChar w:fldCharType="begin"/>
-        </w:r>
-        <w:r>
-          <w:rPr>
-            <w:noProof/>
-            <w:webHidden/>
-          </w:rPr>
-          <w:instrText xml:space="preserve"> PAGEREF _Toc240415939 \h </w:instrText>
+          <w:instrText xml:space="preserve"> PAGEREF _Toc240418594 \h </w:instrText>
         </w:r>
         <w:r>
           <w:rPr>
@@ -2716,14 +2640,14 @@
           <w14:ligatures w14:val="standardContextual"/>
         </w:rPr>
       </w:pPr>
-      <w:hyperlink w:anchor="_Toc240415940" w:history="1">
+      <w:hyperlink w:anchor="_Toc240418595" w:history="1">
         <w:r>
           <w:rPr>
             <w:rStyle w:val="aff9"/>
             <w:rFonts w:ascii="黑体" w:eastAsia="黑体" w:hAnsi="黑体"/>
             <w:noProof/>
           </w:rPr>
-          <w:t>5.9 字段级校验与约束</w:t>
+          <w:t>5.8 缓存策略与新鲜度</w:t>
         </w:r>
         <w:r>
           <w:rPr>
@@ -2744,82 +2668,7 @@
             <w:noProof/>
             <w:webHidden/>
           </w:rPr>
-          <w:instrText xml:space="preserve"> PAGEREF _Toc240415940 \h </w:instrText>
-        </w:r>
-        <w:r>
-          <w:rPr>
-            <w:noProof/>
-            <w:webHidden/>
-          </w:rPr>
-        </w:r>
-        <w:r>
-          <w:rPr>
-            <w:noProof/>
-            <w:webHidden/>
-          </w:rPr>
-          <w:fldChar w:fldCharType="separate"/>
-        </w:r>
-        <w:r>
-          <w:rPr>
-            <w:noProof/>
-            <w:webHidden/>
-          </w:rPr>
-          <w:t>24</w:t>
-        </w:r>
-        <w:r>
-          <w:rPr>
-            <w:noProof/>
-            <w:webHidden/>
-          </w:rPr>
-          <w:fldChar w:fldCharType="end"/>
-        </w:r>
-      </w:hyperlink>
-    </w:p>
-    <w:p>
-      <w:pPr>
-        <w:pStyle w:val="TOC1"/>
-        <w:tabs>
-          <w:tab w:val="right" w:leader="dot" w:pos="8302"/>
-        </w:tabs>
-        <w:rPr>
-          <w:rFonts w:asciiTheme="minorHAnsi" w:eastAsiaTheme="minorEastAsia" w:hAnsiTheme="minorHAnsi"/>
-          <w:noProof/>
-          <w:kern w:val="2"/>
-          <w:sz w:val="22"/>
-          <w:szCs w:val="24"/>
-          <w:lang w:eastAsia="zh-CN"/>
-          <w14:ligatures w14:val="standardContextual"/>
-        </w:rPr>
-      </w:pPr>
-      <w:hyperlink w:anchor="_Toc240415941" w:history="1">
-        <w:r>
-          <w:rPr>
-            <w:rStyle w:val="aff9"/>
-            <w:rFonts w:ascii="黑体" w:eastAsia="黑体" w:hAnsi="黑体"/>
-            <w:noProof/>
-          </w:rPr>
-          <w:t>六、接口设计</w:t>
-        </w:r>
-        <w:r>
-          <w:rPr>
-            <w:noProof/>
-            <w:webHidden/>
-          </w:rPr>
-          <w:tab/>
-        </w:r>
-        <w:r>
-          <w:rPr>
-            <w:noProof/>
-            <w:webHidden/>
-          </w:rPr>
-          <w:fldChar w:fldCharType="begin"/>
-        </w:r>
-        <w:r>
-          <w:rPr>
-            <w:noProof/>
-            <w:webHidden/>
-          </w:rPr>
-          <w:instrText xml:space="preserve"> PAGEREF _Toc240415941 \h </w:instrText>
+          <w:instrText xml:space="preserve"> PAGEREF _Toc240418595 \h </w:instrText>
         </w:r>
         <w:r>
           <w:rPr>
@@ -2867,14 +2716,14 @@
           <w14:ligatures w14:val="standardContextual"/>
         </w:rPr>
       </w:pPr>
-      <w:hyperlink w:anchor="_Toc240415942" w:history="1">
+      <w:hyperlink w:anchor="_Toc240418596" w:history="1">
         <w:r>
           <w:rPr>
             <w:rStyle w:val="aff9"/>
             <w:rFonts w:ascii="黑体" w:eastAsia="黑体" w:hAnsi="黑体"/>
             <w:noProof/>
           </w:rPr>
-          <w:t>6.1 接口分组与规模</w:t>
+          <w:t>5.9 字段级校验与约束</w:t>
         </w:r>
         <w:r>
           <w:rPr>
@@ -2895,7 +2744,7 @@
             <w:noProof/>
             <w:webHidden/>
           </w:rPr>
-          <w:instrText xml:space="preserve"> PAGEREF _Toc240415942 \h </w:instrText>
+          <w:instrText xml:space="preserve"> PAGEREF _Toc240418596 \h </w:instrText>
         </w:r>
         <w:r>
           <w:rPr>
@@ -2928,11 +2777,10 @@
     </w:p>
     <w:p>
       <w:pPr>
-        <w:pStyle w:val="TOC2"/>
+        <w:pStyle w:val="TOC1"/>
         <w:tabs>
           <w:tab w:val="right" w:leader="dot" w:pos="8302"/>
         </w:tabs>
-        <w:ind w:left="480"/>
         <w:rPr>
           <w:rFonts w:asciiTheme="minorHAnsi" w:eastAsiaTheme="minorEastAsia" w:hAnsiTheme="minorHAnsi"/>
           <w:noProof/>
@@ -2943,14 +2791,14 @@
           <w14:ligatures w14:val="standardContextual"/>
         </w:rPr>
       </w:pPr>
-      <w:hyperlink w:anchor="_Toc240415943" w:history="1">
+      <w:hyperlink w:anchor="_Toc240418597" w:history="1">
         <w:r>
           <w:rPr>
             <w:rStyle w:val="aff9"/>
             <w:rFonts w:ascii="黑体" w:eastAsia="黑体" w:hAnsi="黑体"/>
             <w:noProof/>
           </w:rPr>
-          <w:t>6.2 统一响应结构与状态码</w:t>
+          <w:t>六、接口设计</w:t>
         </w:r>
         <w:r>
           <w:rPr>
@@ -2971,7 +2819,7 @@
             <w:noProof/>
             <w:webHidden/>
           </w:rPr>
-          <w:instrText xml:space="preserve"> PAGEREF _Toc240415943 \h </w:instrText>
+          <w:instrText xml:space="preserve"> PAGEREF _Toc240418597 \h </w:instrText>
         </w:r>
         <w:r>
           <w:rPr>
@@ -3019,14 +2867,14 @@
           <w14:ligatures w14:val="standardContextual"/>
         </w:rPr>
       </w:pPr>
-      <w:hyperlink w:anchor="_Toc240415944" w:history="1">
+      <w:hyperlink w:anchor="_Toc240418598" w:history="1">
         <w:r>
           <w:rPr>
             <w:rStyle w:val="aff9"/>
             <w:rFonts w:ascii="黑体" w:eastAsia="黑体" w:hAnsi="黑体"/>
             <w:noProof/>
           </w:rPr>
-          <w:t>6.3 鉴权分级</w:t>
+          <w:t>6.1 接口分组与规模</w:t>
         </w:r>
         <w:r>
           <w:rPr>
@@ -3047,7 +2895,83 @@
             <w:noProof/>
             <w:webHidden/>
           </w:rPr>
-          <w:instrText xml:space="preserve"> PAGEREF _Toc240415944 \h </w:instrText>
+          <w:instrText xml:space="preserve"> PAGEREF _Toc240418598 \h </w:instrText>
+        </w:r>
+        <w:r>
+          <w:rPr>
+            <w:noProof/>
+            <w:webHidden/>
+          </w:rPr>
+        </w:r>
+        <w:r>
+          <w:rPr>
+            <w:noProof/>
+            <w:webHidden/>
+          </w:rPr>
+          <w:fldChar w:fldCharType="separate"/>
+        </w:r>
+        <w:r>
+          <w:rPr>
+            <w:noProof/>
+            <w:webHidden/>
+          </w:rPr>
+          <w:t>25</w:t>
+        </w:r>
+        <w:r>
+          <w:rPr>
+            <w:noProof/>
+            <w:webHidden/>
+          </w:rPr>
+          <w:fldChar w:fldCharType="end"/>
+        </w:r>
+      </w:hyperlink>
+    </w:p>
+    <w:p>
+      <w:pPr>
+        <w:pStyle w:val="TOC2"/>
+        <w:tabs>
+          <w:tab w:val="right" w:leader="dot" w:pos="8302"/>
+        </w:tabs>
+        <w:ind w:left="480"/>
+        <w:rPr>
+          <w:rFonts w:asciiTheme="minorHAnsi" w:eastAsiaTheme="minorEastAsia" w:hAnsiTheme="minorHAnsi"/>
+          <w:noProof/>
+          <w:kern w:val="2"/>
+          <w:sz w:val="22"/>
+          <w:szCs w:val="24"/>
+          <w:lang w:eastAsia="zh-CN"/>
+          <w14:ligatures w14:val="standardContextual"/>
+        </w:rPr>
+      </w:pPr>
+      <w:hyperlink w:anchor="_Toc240418599" w:history="1">
+        <w:r>
+          <w:rPr>
+            <w:rStyle w:val="aff9"/>
+            <w:rFonts w:ascii="黑体" w:eastAsia="黑体" w:hAnsi="黑体"/>
+            <w:noProof/>
+          </w:rPr>
+          <w:t>6.2 统一响应结构与状态码</w:t>
+        </w:r>
+        <w:r>
+          <w:rPr>
+            <w:noProof/>
+            <w:webHidden/>
+          </w:rPr>
+          <w:tab/>
+        </w:r>
+        <w:r>
+          <w:rPr>
+            <w:noProof/>
+            <w:webHidden/>
+          </w:rPr>
+          <w:fldChar w:fldCharType="begin"/>
+        </w:r>
+        <w:r>
+          <w:rPr>
+            <w:noProof/>
+            <w:webHidden/>
+          </w:rPr>
+          <w:instrText xml:space="preserve"> PAGEREF _Toc240418599 \h </w:instrText>
         </w:r>
         <w:r>
           <w:rPr>
@@ -3095,14 +3019,14 @@
           <w14:ligatures w14:val="standardContextual"/>
         </w:rPr>
       </w:pPr>
-      <w:hyperlink w:anchor="_Toc240415945" w:history="1">
+      <w:hyperlink w:anchor="_Toc240418600" w:history="1">
         <w:r>
           <w:rPr>
             <w:rStyle w:val="aff9"/>
             <w:rFonts w:ascii="黑体" w:eastAsia="黑体" w:hAnsi="黑体"/>
             <w:noProof/>
           </w:rPr>
-          <w:t>6.4 分页与排序约定</w:t>
+          <w:t>6.3 鉴权分级</w:t>
         </w:r>
         <w:r>
           <w:rPr>
@@ -3123,158 +3047,7 @@
             <w:noProof/>
             <w:webHidden/>
           </w:rPr>
-          <w:instrText xml:space="preserve"> PAGEREF _Toc240415945 \h </w:instrText>
-        </w:r>
-        <w:r>
-          <w:rPr>
-            <w:noProof/>
-            <w:webHidden/>
-          </w:rPr>
-        </w:r>
-        <w:r>
-          <w:rPr>
-            <w:noProof/>
-            <w:webHidden/>
-          </w:rPr>
-          <w:fldChar w:fldCharType="separate"/>
-        </w:r>
-        <w:r>
-          <w:rPr>
-            <w:noProof/>
-            <w:webHidden/>
-          </w:rPr>
-          <w:t>26</w:t>
-        </w:r>
-        <w:r>
-          <w:rPr>
-            <w:noProof/>
-            <w:webHidden/>
-          </w:rPr>
-          <w:fldChar w:fldCharType="end"/>
-        </w:r>
-      </w:hyperlink>
-    </w:p>
-    <w:p>
-      <w:pPr>
-        <w:pStyle w:val="TOC2"/>
-        <w:tabs>
-          <w:tab w:val="right" w:leader="dot" w:pos="8302"/>
-        </w:tabs>
-        <w:ind w:left="480"/>
-        <w:rPr>
-          <w:rFonts w:asciiTheme="minorHAnsi" w:eastAsiaTheme="minorEastAsia" w:hAnsiTheme="minorHAnsi"/>
-          <w:noProof/>
-          <w:kern w:val="2"/>
-          <w:sz w:val="22"/>
-          <w:szCs w:val="24"/>
-          <w:lang w:eastAsia="zh-CN"/>
-          <w14:ligatures w14:val="standardContextual"/>
-        </w:rPr>
-      </w:pPr>
-      <w:hyperlink w:anchor="_Toc240415946" w:history="1">
-        <w:r>
-          <w:rPr>
-            <w:rStyle w:val="aff9"/>
-            <w:rFonts w:ascii="黑体" w:eastAsia="黑体" w:hAnsi="黑体"/>
-            <w:noProof/>
-          </w:rPr>
-          <w:t>6.5 典型调用时序</w:t>
-        </w:r>
-        <w:r>
-          <w:rPr>
-            <w:noProof/>
-            <w:webHidden/>
-          </w:rPr>
-          <w:tab/>
-        </w:r>
-        <w:r>
-          <w:rPr>
-            <w:noProof/>
-            <w:webHidden/>
-          </w:rPr>
-          <w:fldChar w:fldCharType="begin"/>
-        </w:r>
-        <w:r>
-          <w:rPr>
-            <w:noProof/>
-            <w:webHidden/>
-          </w:rPr>
-          <w:instrText xml:space="preserve"> PAGEREF _Toc240415946 \h </w:instrText>
-        </w:r>
-        <w:r>
-          <w:rPr>
-            <w:noProof/>
-            <w:webHidden/>
-          </w:rPr>
-        </w:r>
-        <w:r>
-          <w:rPr>
-            <w:noProof/>
-            <w:webHidden/>
-          </w:rPr>
-          <w:fldChar w:fldCharType="separate"/>
-        </w:r>
-        <w:r>
-          <w:rPr>
-            <w:noProof/>
-            <w:webHidden/>
-          </w:rPr>
-          <w:t>26</w:t>
-        </w:r>
-        <w:r>
-          <w:rPr>
-            <w:noProof/>
-            <w:webHidden/>
-          </w:rPr>
-          <w:fldChar w:fldCharType="end"/>
-        </w:r>
-      </w:hyperlink>
-    </w:p>
-    <w:p>
-      <w:pPr>
-        <w:pStyle w:val="TOC1"/>
-        <w:tabs>
-          <w:tab w:val="right" w:leader="dot" w:pos="8302"/>
-        </w:tabs>
-        <w:rPr>
-          <w:rFonts w:asciiTheme="minorHAnsi" w:eastAsiaTheme="minorEastAsia" w:hAnsiTheme="minorHAnsi"/>
-          <w:noProof/>
-          <w:kern w:val="2"/>
-          <w:sz w:val="22"/>
-          <w:szCs w:val="24"/>
-          <w:lang w:eastAsia="zh-CN"/>
-          <w14:ligatures w14:val="standardContextual"/>
-        </w:rPr>
-      </w:pPr>
-      <w:hyperlink w:anchor="_Toc240415947" w:history="1">
-        <w:r>
-          <w:rPr>
-            <w:rStyle w:val="aff9"/>
-            <w:rFonts w:ascii="黑体" w:eastAsia="黑体" w:hAnsi="黑体"/>
-            <w:noProof/>
-          </w:rPr>
-          <w:t>七、关键流程设计</w:t>
-        </w:r>
-        <w:r>
-          <w:rPr>
-            <w:noProof/>
-            <w:webHidden/>
-          </w:rPr>
-          <w:tab/>
-        </w:r>
-        <w:r>
-          <w:rPr>
-            <w:noProof/>
-            <w:webHidden/>
-          </w:rPr>
-          <w:fldChar w:fldCharType="begin"/>
-        </w:r>
-        <w:r>
-          <w:rPr>
-            <w:noProof/>
-            <w:webHidden/>
-          </w:rPr>
-          <w:instrText xml:space="preserve"> PAGEREF _Toc240415947 \h </w:instrText>
+          <w:instrText xml:space="preserve"> PAGEREF _Toc240418600 \h </w:instrText>
         </w:r>
         <w:r>
           <w:rPr>
@@ -3322,14 +3095,14 @@
           <w14:ligatures w14:val="standardContextual"/>
         </w:rPr>
       </w:pPr>
-      <w:hyperlink w:anchor="_Toc240415948" w:history="1">
+      <w:hyperlink w:anchor="_Toc240418601" w:history="1">
         <w:r>
           <w:rPr>
             <w:rStyle w:val="aff9"/>
             <w:rFonts w:ascii="黑体" w:eastAsia="黑体" w:hAnsi="黑体"/>
             <w:noProof/>
           </w:rPr>
-          <w:t>7.1 注册、登录与令牌校验</w:t>
+          <w:t>6.4 分页与排序约定</w:t>
         </w:r>
         <w:r>
           <w:rPr>
@@ -3350,7 +3123,7 @@
             <w:noProof/>
             <w:webHidden/>
           </w:rPr>
-          <w:instrText xml:space="preserve"> PAGEREF _Toc240415948 \h </w:instrText>
+          <w:instrText xml:space="preserve"> PAGEREF _Toc240418601 \h </w:instrText>
         </w:r>
         <w:r>
           <w:rPr>
@@ -3398,14 +3171,14 @@
           <w14:ligatures w14:val="standardContextual"/>
         </w:rPr>
       </w:pPr>
-      <w:hyperlink w:anchor="_Toc240415949" w:history="1">
+      <w:hyperlink w:anchor="_Toc240418602" w:history="1">
         <w:r>
           <w:rPr>
             <w:rStyle w:val="aff9"/>
             <w:rFonts w:ascii="黑体" w:eastAsia="黑体" w:hAnsi="黑体"/>
             <w:noProof/>
           </w:rPr>
-          <w:t>7.2 音乐数据获取与缓存</w:t>
+          <w:t>6.5 典型调用时序</w:t>
         </w:r>
         <w:r>
           <w:rPr>
@@ -3426,7 +3199,7 @@
             <w:noProof/>
             <w:webHidden/>
           </w:rPr>
-          <w:instrText xml:space="preserve"> PAGEREF _Toc240415949 \h </w:instrText>
+          <w:instrText xml:space="preserve"> PAGEREF _Toc240418602 \h </w:instrText>
         </w:r>
         <w:r>
           <w:rPr>
@@ -3459,11 +3232,10 @@
     </w:p>
     <w:p>
       <w:pPr>
-        <w:pStyle w:val="TOC2"/>
+        <w:pStyle w:val="TOC1"/>
         <w:tabs>
           <w:tab w:val="right" w:leader="dot" w:pos="8302"/>
         </w:tabs>
-        <w:ind w:left="480"/>
         <w:rPr>
           <w:rFonts w:asciiTheme="minorHAnsi" w:eastAsiaTheme="minorEastAsia" w:hAnsiTheme="minorHAnsi"/>
           <w:noProof/>
@@ -3474,14 +3246,14 @@
           <w14:ligatures w14:val="standardContextual"/>
         </w:rPr>
       </w:pPr>
-      <w:hyperlink w:anchor="_Toc240415950" w:history="1">
+      <w:hyperlink w:anchor="_Toc240418603" w:history="1">
         <w:r>
           <w:rPr>
             <w:rStyle w:val="aff9"/>
             <w:rFonts w:ascii="黑体" w:eastAsia="黑体" w:hAnsi="黑体"/>
             <w:noProof/>
           </w:rPr>
-          <w:t>7.3 对决创建与推进</w:t>
+          <w:t>七、关键流程设计</w:t>
         </w:r>
         <w:r>
           <w:rPr>
@@ -3502,7 +3274,159 @@
             <w:noProof/>
             <w:webHidden/>
           </w:rPr>
-          <w:instrText xml:space="preserve"> PAGEREF _Toc240415950 \h </w:instrText>
+          <w:instrText xml:space="preserve"> PAGEREF _Toc240418603 \h </w:instrText>
+        </w:r>
+        <w:r>
+          <w:rPr>
+            <w:noProof/>
+            <w:webHidden/>
+          </w:rPr>
+        </w:r>
+        <w:r>
+          <w:rPr>
+            <w:noProof/>
+            <w:webHidden/>
+          </w:rPr>
+          <w:fldChar w:fldCharType="separate"/>
+        </w:r>
+        <w:r>
+          <w:rPr>
+            <w:noProof/>
+            <w:webHidden/>
+          </w:rPr>
+          <w:t>27</w:t>
+        </w:r>
+        <w:r>
+          <w:rPr>
+            <w:noProof/>
+            <w:webHidden/>
+          </w:rPr>
+          <w:fldChar w:fldCharType="end"/>
+        </w:r>
+      </w:hyperlink>
+    </w:p>
+    <w:p>
+      <w:pPr>
+        <w:pStyle w:val="TOC2"/>
+        <w:tabs>
+          <w:tab w:val="right" w:leader="dot" w:pos="8302"/>
+        </w:tabs>
+        <w:ind w:left="480"/>
+        <w:rPr>
+          <w:rFonts w:asciiTheme="minorHAnsi" w:eastAsiaTheme="minorEastAsia" w:hAnsiTheme="minorHAnsi"/>
+          <w:noProof/>
+          <w:kern w:val="2"/>
+          <w:sz w:val="22"/>
+          <w:szCs w:val="24"/>
+          <w:lang w:eastAsia="zh-CN"/>
+          <w14:ligatures w14:val="standardContextual"/>
+        </w:rPr>
+      </w:pPr>
+      <w:hyperlink w:anchor="_Toc240418604" w:history="1">
+        <w:r>
+          <w:rPr>
+            <w:rStyle w:val="aff9"/>
+            <w:rFonts w:ascii="黑体" w:eastAsia="黑体" w:hAnsi="黑体"/>
+            <w:noProof/>
+          </w:rPr>
+          <w:t>7.1 注册、登录与令牌校验</w:t>
+        </w:r>
+        <w:r>
+          <w:rPr>
+            <w:noProof/>
+            <w:webHidden/>
+          </w:rPr>
+          <w:tab/>
+        </w:r>
+        <w:r>
+          <w:rPr>
+            <w:noProof/>
+            <w:webHidden/>
+          </w:rPr>
+          <w:fldChar w:fldCharType="begin"/>
+        </w:r>
+        <w:r>
+          <w:rPr>
+            <w:noProof/>
+            <w:webHidden/>
+          </w:rPr>
+          <w:instrText xml:space="preserve"> PAGEREF _Toc240418604 \h </w:instrText>
+        </w:r>
+        <w:r>
+          <w:rPr>
+            <w:noProof/>
+            <w:webHidden/>
+          </w:rPr>
+        </w:r>
+        <w:r>
+          <w:rPr>
+            <w:noProof/>
+            <w:webHidden/>
+          </w:rPr>
+          <w:fldChar w:fldCharType="separate"/>
+        </w:r>
+        <w:r>
+          <w:rPr>
+            <w:noProof/>
+            <w:webHidden/>
+          </w:rPr>
+          <w:t>27</w:t>
+        </w:r>
+        <w:r>
+          <w:rPr>
+            <w:noProof/>
+            <w:webHidden/>
+          </w:rPr>
+          <w:fldChar w:fldCharType="end"/>
+        </w:r>
+      </w:hyperlink>
+    </w:p>
+    <w:p>
+      <w:pPr>
+        <w:pStyle w:val="TOC2"/>
+        <w:tabs>
+          <w:tab w:val="right" w:leader="dot" w:pos="8302"/>
+        </w:tabs>
+        <w:ind w:left="480"/>
+        <w:rPr>
+          <w:rFonts w:asciiTheme="minorHAnsi" w:eastAsiaTheme="minorEastAsia" w:hAnsiTheme="minorHAnsi"/>
+          <w:noProof/>
+          <w:kern w:val="2"/>
+          <w:sz w:val="22"/>
+          <w:szCs w:val="24"/>
+          <w:lang w:eastAsia="zh-CN"/>
+          <w14:ligatures w14:val="standardContextual"/>
+        </w:rPr>
+      </w:pPr>
+      <w:hyperlink w:anchor="_Toc240418605" w:history="1">
+        <w:r>
+          <w:rPr>
+            <w:rStyle w:val="aff9"/>
+            <w:rFonts w:ascii="黑体" w:eastAsia="黑体" w:hAnsi="黑体"/>
+            <w:noProof/>
+          </w:rPr>
+          <w:t>7.2 音乐数据获取与缓存</w:t>
+        </w:r>
+        <w:r>
+          <w:rPr>
+            <w:noProof/>
+            <w:webHidden/>
+          </w:rPr>
+          <w:tab/>
+        </w:r>
+        <w:r>
+          <w:rPr>
+            <w:noProof/>
+            <w:webHidden/>
+          </w:rPr>
+          <w:fldChar w:fldCharType="begin"/>
+        </w:r>
+        <w:r>
+          <w:rPr>
+            <w:noProof/>
+            <w:webHidden/>
+          </w:rPr>
+          <w:instrText xml:space="preserve"> PAGEREF _Toc240418605 \h </w:instrText>
         </w:r>
         <w:r>
           <w:rPr>
@@ -3550,14 +3474,14 @@
           <w14:ligatures w14:val="standardContextual"/>
         </w:rPr>
       </w:pPr>
-      <w:hyperlink w:anchor="_Toc240415951" w:history="1">
+      <w:hyperlink w:anchor="_Toc240418606" w:history="1">
         <w:r>
           <w:rPr>
             <w:rStyle w:val="aff9"/>
             <w:rFonts w:ascii="黑体" w:eastAsia="黑体" w:hAnsi="黑体"/>
             <w:noProof/>
           </w:rPr>
-          <w:t>7.4 投票与异常判定</w:t>
+          <w:t>7.3 对决创建与推进</w:t>
         </w:r>
         <w:r>
           <w:rPr>
@@ -3578,7 +3502,7 @@
             <w:noProof/>
             <w:webHidden/>
           </w:rPr>
-          <w:instrText xml:space="preserve"> PAGEREF _Toc240415951 \h </w:instrText>
+          <w:instrText xml:space="preserve"> PAGEREF _Toc240418606 \h </w:instrText>
         </w:r>
         <w:r>
           <w:rPr>
@@ -3626,14 +3550,14 @@
           <w14:ligatures w14:val="standardContextual"/>
         </w:rPr>
       </w:pPr>
-      <w:hyperlink w:anchor="_Toc240415952" w:history="1">
+      <w:hyperlink w:anchor="_Toc240418607" w:history="1">
         <w:r>
           <w:rPr>
             <w:rStyle w:val="aff9"/>
             <w:rFonts w:ascii="黑体" w:eastAsia="黑体" w:hAnsi="黑体"/>
             <w:noProof/>
           </w:rPr>
-          <w:t>7.5 人格测评计分</w:t>
+          <w:t>7.4 投票与异常判定</w:t>
         </w:r>
         <w:r>
           <w:rPr>
@@ -3654,7 +3578,7 @@
             <w:noProof/>
             <w:webHidden/>
           </w:rPr>
-          <w:instrText xml:space="preserve"> PAGEREF _Toc240415952 \h </w:instrText>
+          <w:instrText xml:space="preserve"> PAGEREF _Toc240418607 \h </w:instrText>
         </w:r>
         <w:r>
           <w:rPr>
@@ -3702,14 +3626,14 @@
           <w14:ligatures w14:val="standardContextual"/>
         </w:rPr>
       </w:pPr>
-      <w:hyperlink w:anchor="_Toc240415953" w:history="1">
+      <w:hyperlink w:anchor="_Toc240418608" w:history="1">
         <w:r>
           <w:rPr>
             <w:rStyle w:val="aff9"/>
             <w:rFonts w:ascii="黑体" w:eastAsia="黑体" w:hAnsi="黑体"/>
             <w:noProof/>
           </w:rPr>
-          <w:t>7.6 AI 解读与降级</w:t>
+          <w:t>7.5 人格测评计分</w:t>
         </w:r>
         <w:r>
           <w:rPr>
@@ -3730,7 +3654,7 @@
             <w:noProof/>
             <w:webHidden/>
           </w:rPr>
-          <w:instrText xml:space="preserve"> PAGEREF _Toc240415953 \h </w:instrText>
+          <w:instrText xml:space="preserve"> PAGEREF _Toc240418608 \h </w:instrText>
         </w:r>
         <w:r>
           <w:rPr>
@@ -3778,14 +3702,14 @@
           <w14:ligatures w14:val="standardContextual"/>
         </w:rPr>
       </w:pPr>
-      <w:hyperlink w:anchor="_Toc240415954" w:history="1">
+      <w:hyperlink w:anchor="_Toc240418609" w:history="1">
         <w:r>
           <w:rPr>
             <w:rStyle w:val="aff9"/>
             <w:rFonts w:ascii="黑体" w:eastAsia="黑体" w:hAnsi="黑体"/>
             <w:noProof/>
           </w:rPr>
-          <w:t>7.7 分享图生成与记录</w:t>
+          <w:t>7.6 AI 解读与降级</w:t>
         </w:r>
         <w:r>
           <w:rPr>
@@ -3806,82 +3730,7 @@
             <w:noProof/>
             <w:webHidden/>
           </w:rPr>
-          <w:instrText xml:space="preserve"> PAGEREF _Toc240415954 \h </w:instrText>
-        </w:r>
-        <w:r>
-          <w:rPr>
-            <w:noProof/>
-            <w:webHidden/>
-          </w:rPr>
-        </w:r>
-        <w:r>
-          <w:rPr>
-            <w:noProof/>
-            <w:webHidden/>
-          </w:rPr>
-          <w:fldChar w:fldCharType="separate"/>
-        </w:r>
-        <w:r>
-          <w:rPr>
-            <w:noProof/>
-            <w:webHidden/>
-          </w:rPr>
-          <w:t>29</w:t>
-        </w:r>
-        <w:r>
-          <w:rPr>
-            <w:noProof/>
-            <w:webHidden/>
-          </w:rPr>
-          <w:fldChar w:fldCharType="end"/>
-        </w:r>
-      </w:hyperlink>
-    </w:p>
-    <w:p>
-      <w:pPr>
-        <w:pStyle w:val="TOC1"/>
-        <w:tabs>
-          <w:tab w:val="right" w:leader="dot" w:pos="8302"/>
-        </w:tabs>
-        <w:rPr>
-          <w:rFonts w:asciiTheme="minorHAnsi" w:eastAsiaTheme="minorEastAsia" w:hAnsiTheme="minorHAnsi"/>
-          <w:noProof/>
-          <w:kern w:val="2"/>
-          <w:sz w:val="22"/>
-          <w:szCs w:val="24"/>
-          <w:lang w:eastAsia="zh-CN"/>
-          <w14:ligatures w14:val="standardContextual"/>
-        </w:rPr>
-      </w:pPr>
-      <w:hyperlink w:anchor="_Toc240415955" w:history="1">
-        <w:r>
-          <w:rPr>
-            <w:rStyle w:val="aff9"/>
-            <w:rFonts w:ascii="黑体" w:eastAsia="黑体" w:hAnsi="黑体"/>
-            <w:noProof/>
-          </w:rPr>
-          <w:t>八、安全设计</w:t>
-        </w:r>
-        <w:r>
-          <w:rPr>
-            <w:noProof/>
-            <w:webHidden/>
-          </w:rPr>
-          <w:tab/>
-        </w:r>
-        <w:r>
-          <w:rPr>
-            <w:noProof/>
-            <w:webHidden/>
-          </w:rPr>
-          <w:fldChar w:fldCharType="begin"/>
-        </w:r>
-        <w:r>
-          <w:rPr>
-            <w:noProof/>
-            <w:webHidden/>
-          </w:rPr>
-          <w:instrText xml:space="preserve"> PAGEREF _Toc240415955 \h </w:instrText>
+          <w:instrText xml:space="preserve"> PAGEREF _Toc240418609 \h </w:instrText>
         </w:r>
         <w:r>
           <w:rPr>
@@ -3914,10 +3763,11 @@
     </w:p>
     <w:p>
       <w:pPr>
-        <w:pStyle w:val="TOC1"/>
+        <w:pStyle w:val="TOC2"/>
         <w:tabs>
           <w:tab w:val="right" w:leader="dot" w:pos="8302"/>
         </w:tabs>
+        <w:ind w:left="480"/>
         <w:rPr>
           <w:rFonts w:asciiTheme="minorHAnsi" w:eastAsiaTheme="minorEastAsia" w:hAnsiTheme="minorHAnsi"/>
           <w:noProof/>
@@ -3928,14 +3778,14 @@
           <w14:ligatures w14:val="standardContextual"/>
         </w:rPr>
       </w:pPr>
-      <w:hyperlink w:anchor="_Toc240415956" w:history="1">
+      <w:hyperlink w:anchor="_Toc240418610" w:history="1">
         <w:r>
           <w:rPr>
             <w:rStyle w:val="aff9"/>
             <w:rFonts w:ascii="黑体" w:eastAsia="黑体" w:hAnsi="黑体"/>
             <w:noProof/>
           </w:rPr>
-          <w:t>九、部署设计</w:t>
+          <w:t>7.7 分享图生成与记录</w:t>
         </w:r>
         <w:r>
           <w:rPr>
@@ -3956,7 +3806,7 @@
             <w:noProof/>
             <w:webHidden/>
           </w:rPr>
-          <w:instrText xml:space="preserve"> PAGEREF _Toc240415956 \h </w:instrText>
+          <w:instrText xml:space="preserve"> PAGEREF _Toc240418610 \h </w:instrText>
         </w:r>
         <w:r>
           <w:rPr>
@@ -3989,11 +3839,10 @@
     </w:p>
     <w:p>
       <w:pPr>
-        <w:pStyle w:val="TOC2"/>
+        <w:pStyle w:val="TOC1"/>
         <w:tabs>
           <w:tab w:val="right" w:leader="dot" w:pos="8302"/>
         </w:tabs>
-        <w:ind w:left="480"/>
         <w:rPr>
           <w:rFonts w:asciiTheme="minorHAnsi" w:eastAsiaTheme="minorEastAsia" w:hAnsiTheme="minorHAnsi"/>
           <w:noProof/>
@@ -4004,14 +3853,14 @@
           <w14:ligatures w14:val="standardContextual"/>
         </w:rPr>
       </w:pPr>
-      <w:hyperlink w:anchor="_Toc240415957" w:history="1">
+      <w:hyperlink w:anchor="_Toc240418611" w:history="1">
         <w:r>
           <w:rPr>
             <w:rStyle w:val="aff9"/>
             <w:rFonts w:ascii="黑体" w:eastAsia="黑体" w:hAnsi="黑体"/>
             <w:noProof/>
           </w:rPr>
-          <w:t>9.1 部署拓扑</w:t>
+          <w:t>八、安全设计</w:t>
         </w:r>
         <w:r>
           <w:rPr>
@@ -4032,7 +3881,7 @@
             <w:noProof/>
             <w:webHidden/>
           </w:rPr>
-          <w:instrText xml:space="preserve"> PAGEREF _Toc240415957 \h </w:instrText>
+          <w:instrText xml:space="preserve"> PAGEREF _Toc240418611 \h </w:instrText>
         </w:r>
         <w:r>
           <w:rPr>
@@ -4065,11 +3914,10 @@
     </w:p>
     <w:p>
       <w:pPr>
-        <w:pStyle w:val="TOC2"/>
+        <w:pStyle w:val="TOC1"/>
         <w:tabs>
           <w:tab w:val="right" w:leader="dot" w:pos="8302"/>
         </w:tabs>
-        <w:ind w:left="480"/>
         <w:rPr>
           <w:rFonts w:asciiTheme="minorHAnsi" w:eastAsiaTheme="minorEastAsia" w:hAnsiTheme="minorHAnsi"/>
           <w:noProof/>
@@ -4080,14 +3928,14 @@
           <w14:ligatures w14:val="standardContextual"/>
         </w:rPr>
       </w:pPr>
-      <w:hyperlink w:anchor="_Toc240415958" w:history="1">
+      <w:hyperlink w:anchor="_Toc240418612" w:history="1">
         <w:r>
           <w:rPr>
             <w:rStyle w:val="aff9"/>
             <w:rFonts w:ascii="黑体" w:eastAsia="黑体" w:hAnsi="黑体"/>
             <w:noProof/>
           </w:rPr>
-          <w:t>9.2 环境变量清单</w:t>
+          <w:t>九、部署设计</w:t>
         </w:r>
         <w:r>
           <w:rPr>
@@ -4108,7 +3956,7 @@
             <w:noProof/>
             <w:webHidden/>
           </w:rPr>
-          <w:instrText xml:space="preserve"> PAGEREF _Toc240415958 \h </w:instrText>
+          <w:instrText xml:space="preserve"> PAGEREF _Toc240418612 \h </w:instrText>
         </w:r>
         <w:r>
           <w:rPr>
@@ -4156,14 +4004,14 @@
           <w14:ligatures w14:val="standardContextual"/>
         </w:rPr>
       </w:pPr>
-      <w:hyperlink w:anchor="_Toc240415959" w:history="1">
+      <w:hyperlink w:anchor="_Toc240418613" w:history="1">
         <w:r>
           <w:rPr>
             <w:rStyle w:val="aff9"/>
             <w:rFonts w:ascii="黑体" w:eastAsia="黑体" w:hAnsi="黑体"/>
             <w:noProof/>
           </w:rPr>
-          <w:t>9.3 上线步骤</w:t>
+          <w:t>9.1 部署拓扑</w:t>
         </w:r>
         <w:r>
           <w:rPr>
@@ -4184,7 +4032,7 @@
             <w:noProof/>
             <w:webHidden/>
           </w:rPr>
-          <w:instrText xml:space="preserve"> PAGEREF _Toc240415959 \h </w:instrText>
+          <w:instrText xml:space="preserve"> PAGEREF _Toc240418613 \h </w:instrText>
         </w:r>
         <w:r>
           <w:rPr>
@@ -4232,14 +4080,14 @@
           <w14:ligatures w14:val="standardContextual"/>
         </w:rPr>
       </w:pPr>
-      <w:hyperlink w:anchor="_Toc240415960" w:history="1">
+      <w:hyperlink w:anchor="_Toc240418614" w:history="1">
         <w:r>
           <w:rPr>
             <w:rStyle w:val="aff9"/>
             <w:rFonts w:ascii="黑体" w:eastAsia="黑体" w:hAnsi="黑体"/>
             <w:noProof/>
           </w:rPr>
-          <w:t>9.4 免费额度与容量说明</w:t>
+          <w:t>9.2 环境变量清单</w:t>
         </w:r>
         <w:r>
           <w:rPr>
@@ -4260,7 +4108,83 @@
             <w:noProof/>
             <w:webHidden/>
           </w:rPr>
-          <w:instrText xml:space="preserve"> PAGEREF _Toc240415960 \h </w:instrText>
+          <w:instrText xml:space="preserve"> PAGEREF _Toc240418614 \h </w:instrText>
+        </w:r>
+        <w:r>
+          <w:rPr>
+            <w:noProof/>
+            <w:webHidden/>
+          </w:rPr>
+        </w:r>
+        <w:r>
+          <w:rPr>
+            <w:noProof/>
+            <w:webHidden/>
+          </w:rPr>
+          <w:fldChar w:fldCharType="separate"/>
+        </w:r>
+        <w:r>
+          <w:rPr>
+            <w:noProof/>
+            <w:webHidden/>
+          </w:rPr>
+          <w:t>31</w:t>
+        </w:r>
+        <w:r>
+          <w:rPr>
+            <w:noProof/>
+            <w:webHidden/>
+          </w:rPr>
+          <w:fldChar w:fldCharType="end"/>
+        </w:r>
+      </w:hyperlink>
+    </w:p>
+    <w:p>
+      <w:pPr>
+        <w:pStyle w:val="TOC2"/>
+        <w:tabs>
+          <w:tab w:val="right" w:leader="dot" w:pos="8302"/>
+        </w:tabs>
+        <w:ind w:left="480"/>
+        <w:rPr>
+          <w:rFonts w:asciiTheme="minorHAnsi" w:eastAsiaTheme="minorEastAsia" w:hAnsiTheme="minorHAnsi"/>
+          <w:noProof/>
+          <w:kern w:val="2"/>
+          <w:sz w:val="22"/>
+          <w:szCs w:val="24"/>
+          <w:lang w:eastAsia="zh-CN"/>
+          <w14:ligatures w14:val="standardContextual"/>
+        </w:rPr>
+      </w:pPr>
+      <w:hyperlink w:anchor="_Toc240418615" w:history="1">
+        <w:r>
+          <w:rPr>
+            <w:rStyle w:val="aff9"/>
+            <w:rFonts w:ascii="黑体" w:eastAsia="黑体" w:hAnsi="黑体"/>
+            <w:noProof/>
+          </w:rPr>
+          <w:t>9.3 上线步骤</w:t>
+        </w:r>
+        <w:r>
+          <w:rPr>
+            <w:noProof/>
+            <w:webHidden/>
+          </w:rPr>
+          <w:tab/>
+        </w:r>
+        <w:r>
+          <w:rPr>
+            <w:noProof/>
+            <w:webHidden/>
+          </w:rPr>
+          <w:fldChar w:fldCharType="begin"/>
+        </w:r>
+        <w:r>
+          <w:rPr>
+            <w:noProof/>
+            <w:webHidden/>
+          </w:rPr>
+          <w:instrText xml:space="preserve"> PAGEREF _Toc240418615 \h </w:instrText>
         </w:r>
         <w:r>
           <w:rPr>
@@ -4293,10 +4217,11 @@
     </w:p>
     <w:p>
       <w:pPr>
-        <w:pStyle w:val="TOC1"/>
+        <w:pStyle w:val="TOC2"/>
         <w:tabs>
           <w:tab w:val="right" w:leader="dot" w:pos="8302"/>
         </w:tabs>
+        <w:ind w:left="480"/>
         <w:rPr>
           <w:rFonts w:asciiTheme="minorHAnsi" w:eastAsiaTheme="minorEastAsia" w:hAnsiTheme="minorHAnsi"/>
           <w:noProof/>
@@ -4307,14 +4232,14 @@
           <w14:ligatures w14:val="standardContextual"/>
         </w:rPr>
       </w:pPr>
-      <w:hyperlink w:anchor="_Toc240415961" w:history="1">
+      <w:hyperlink w:anchor="_Toc240418616" w:history="1">
         <w:r>
           <w:rPr>
             <w:rStyle w:val="aff9"/>
             <w:rFonts w:ascii="黑体" w:eastAsia="黑体" w:hAnsi="黑体"/>
             <w:noProof/>
           </w:rPr>
-          <w:t>十、设计对需求的覆盖与追溯</w:t>
+          <w:t>9.4 免费额度与容量说明</w:t>
         </w:r>
         <w:r>
           <w:rPr>
@@ -4335,7 +4260,7 @@
             <w:noProof/>
             <w:webHidden/>
           </w:rPr>
-          <w:instrText xml:space="preserve"> PAGEREF _Toc240415961 \h </w:instrText>
+          <w:instrText xml:space="preserve"> PAGEREF _Toc240418616 \h </w:instrText>
         </w:r>
         <w:r>
           <w:rPr>
@@ -4367,16 +4292,91 @@
       </w:hyperlink>
     </w:p>
     <w:p>
-      <w:r>
-        <w:fldChar w:fldCharType="end"/>
-      </w:r>
+      <w:pPr>
+        <w:pStyle w:val="TOC1"/>
+        <w:tabs>
+          <w:tab w:val="right" w:leader="dot" w:pos="8302"/>
+        </w:tabs>
+        <w:rPr>
+          <w:rFonts w:asciiTheme="minorHAnsi" w:eastAsiaTheme="minorEastAsia" w:hAnsiTheme="minorHAnsi"/>
+          <w:noProof/>
+          <w:kern w:val="2"/>
+          <w:sz w:val="22"/>
+          <w:szCs w:val="24"/>
+          <w:lang w:eastAsia="zh-CN"/>
+          <w14:ligatures w14:val="standardContextual"/>
+        </w:rPr>
+      </w:pPr>
+      <w:hyperlink w:anchor="_Toc240418617" w:history="1">
+        <w:r>
+          <w:rPr>
+            <w:rStyle w:val="aff9"/>
+            <w:rFonts w:ascii="黑体" w:eastAsia="黑体" w:hAnsi="黑体"/>
+            <w:noProof/>
+          </w:rPr>
+          <w:t>十、设计对需求的覆盖与追溯</w:t>
+        </w:r>
+        <w:r>
+          <w:rPr>
+            <w:noProof/>
+            <w:webHidden/>
+          </w:rPr>
+          <w:tab/>
+        </w:r>
+        <w:r>
+          <w:rPr>
+            <w:noProof/>
+            <w:webHidden/>
+          </w:rPr>
+          <w:fldChar w:fldCharType="begin"/>
+        </w:r>
+        <w:r>
+          <w:rPr>
+            <w:noProof/>
+            <w:webHidden/>
+          </w:rPr>
+          <w:instrText xml:space="preserve"> PAGEREF _Toc240418617 \h </w:instrText>
+        </w:r>
+        <w:r>
+          <w:rPr>
+            <w:noProof/>
+            <w:webHidden/>
+          </w:rPr>
+        </w:r>
+        <w:r>
+          <w:rPr>
+            <w:noProof/>
+            <w:webHidden/>
+          </w:rPr>
+          <w:fldChar w:fldCharType="separate"/>
+        </w:r>
+        <w:r>
+          <w:rPr>
+            <w:noProof/>
+            <w:webHidden/>
+          </w:rPr>
+          <w:t>32</w:t>
+        </w:r>
+        <w:r>
+          <w:rPr>
+            <w:noProof/>
+            <w:webHidden/>
+          </w:rPr>
+          <w:fldChar w:fldCharType="end"/>
+        </w:r>
+      </w:hyperlink>
     </w:p>
     <w:p>
+      <w:r>
+        <w:fldChar w:fldCharType="end"/>
+      </w:r>
+    </w:p>
+    <w:p>
       <w:pPr>
         <w:pStyle w:val="1"/>
         <w:spacing w:before="240" w:after="120" w:line="360" w:lineRule="auto"/>
       </w:pPr>
-      <w:bookmarkStart w:id="0" w:name="_Toc240415907"/>
+      <w:bookmarkStart w:id="0" w:name="_Toc240418563"/>
       <w:r>
         <w:rPr>
           <w:rFonts w:ascii="黑体" w:eastAsia="黑体" w:hAnsi="黑体"/>
@@ -4390,7 +4390,7 @@
         <w:pStyle w:val="21"/>
         <w:spacing w:after="120" w:line="360" w:lineRule="auto"/>
       </w:pPr>
-      <w:bookmarkStart w:id="1" w:name="_Toc240415908"/>
+      <w:bookmarkStart w:id="1" w:name="_Toc240418564"/>
       <w:r>
         <w:rPr>
           <w:rFonts w:ascii="黑体" w:eastAsia="黑体" w:hAnsi="黑体"/>
@@ -4482,7 +4482,7 @@
         <w:pStyle w:val="21"/>
         <w:spacing w:after="120" w:line="360" w:lineRule="auto"/>
       </w:pPr>
-      <w:bookmarkStart w:id="2" w:name="_Toc240415909"/>
+      <w:bookmarkStart w:id="2" w:name="_Toc240418565"/>
       <w:r>
         <w:rPr>
           <w:rFonts w:ascii="黑体" w:eastAsia="黑体" w:hAnsi="黑体"/>
@@ -4938,7 +4938,7 @@
         <w:pStyle w:val="21"/>
         <w:spacing w:after="120" w:line="360" w:lineRule="auto"/>
       </w:pPr>
-      <w:bookmarkStart w:id="3" w:name="_Toc240415910"/>
+      <w:bookmarkStart w:id="3" w:name="_Toc240418566"/>
       <w:r>
         <w:rPr>
           <w:rFonts w:ascii="黑体" w:eastAsia="黑体" w:hAnsi="黑体"/>
@@ -5012,7 +5012,7 @@
         <w:pStyle w:val="21"/>
         <w:spacing w:after="120" w:line="360" w:lineRule="auto"/>
       </w:pPr>
-      <w:bookmarkStart w:id="4" w:name="_Toc240415911"/>
+      <w:bookmarkStart w:id="4" w:name="_Toc240418567"/>
       <w:r>
         <w:rPr>
           <w:rFonts w:ascii="黑体" w:eastAsia="黑体" w:hAnsi="黑体"/>
@@ -5068,7 +5068,7 @@
         <w:pStyle w:val="1"/>
         <w:spacing w:before="240" w:after="120" w:line="360" w:lineRule="auto"/>
       </w:pPr>
-      <w:bookmarkStart w:id="5" w:name="_Toc240415912"/>
+      <w:bookmarkStart w:id="5" w:name="_Toc240418568"/>
       <w:r>
         <w:rPr>
           <w:rFonts w:ascii="黑体" w:eastAsia="黑体" w:hAnsi="黑体"/>
@@ -5082,7 +5082,7 @@
         <w:pStyle w:val="21"/>
         <w:spacing w:after="120" w:line="360" w:lineRule="auto"/>
       </w:pPr>
-      <w:bookmarkStart w:id="6" w:name="_Toc240415913"/>
+      <w:bookmarkStart w:id="6" w:name="_Toc240418569"/>
       <w:r>
         <w:rPr>
           <w:rFonts w:ascii="黑体" w:eastAsia="黑体" w:hAnsi="黑体"/>
@@ -5275,7 +5275,7 @@
         <w:rPr>
           <w:color w:val="000000"/>
         </w:rPr>
-        <w:t>对决的对阵表、每组积分、每场比分、冠军路径都在服务端计算后写入数据库，前端只做展示。避免</w:t>
+        <w:t>对决的对阵表、每组战绩、每场比分、冠军路径都在服务端计算后写入数据库，前端只做展示。避免</w:t>
       </w:r>
       <w:r>
         <w:rPr>
@@ -5373,7 +5373,7 @@
         <w:pStyle w:val="21"/>
         <w:spacing w:after="120" w:line="360" w:lineRule="auto"/>
       </w:pPr>
-      <w:bookmarkStart w:id="7" w:name="_Toc240415914"/>
+      <w:bookmarkStart w:id="7" w:name="_Toc240418570"/>
       <w:r>
         <w:rPr>
           <w:rFonts w:ascii="黑体" w:eastAsia="黑体" w:hAnsi="黑体"/>
@@ -7075,7 +7075,7 @@
         <w:pStyle w:val="21"/>
         <w:spacing w:after="120" w:line="360" w:lineRule="auto"/>
       </w:pPr>
-      <w:bookmarkStart w:id="8" w:name="_Toc240415915"/>
+      <w:bookmarkStart w:id="8" w:name="_Toc240418571"/>
       <w:r>
         <w:rPr>
           <w:rFonts w:ascii="黑体" w:eastAsia="黑体" w:hAnsi="黑体"/>
@@ -7458,7 +7458,7 @@
         <w:pStyle w:val="21"/>
         <w:spacing w:after="120" w:line="360" w:lineRule="auto"/>
       </w:pPr>
-      <w:bookmarkStart w:id="9" w:name="_Toc240415916"/>
+      <w:bookmarkStart w:id="9" w:name="_Toc240418572"/>
       <w:r>
         <w:rPr>
           <w:rFonts w:ascii="黑体" w:eastAsia="黑体" w:hAnsi="黑体"/>
@@ -8207,7 +8207,7 @@
         <w:pStyle w:val="21"/>
         <w:spacing w:after="120" w:line="360" w:lineRule="auto"/>
       </w:pPr>
-      <w:bookmarkStart w:id="10" w:name="_Toc240415917"/>
+      <w:bookmarkStart w:id="10" w:name="_Toc240418573"/>
       <w:r>
         <w:rPr>
           <w:rFonts w:ascii="黑体" w:eastAsia="黑体" w:hAnsi="黑体"/>
@@ -8857,7 +8857,7 @@
         <w:pStyle w:val="1"/>
         <w:spacing w:before="240" w:after="120" w:line="360" w:lineRule="auto"/>
       </w:pPr>
-      <w:bookmarkStart w:id="11" w:name="_Toc240415918"/>
+      <w:bookmarkStart w:id="11" w:name="_Toc240418574"/>
       <w:r>
         <w:rPr>
           <w:rFonts w:ascii="黑体" w:eastAsia="黑体" w:hAnsi="黑体"/>
@@ -8919,7 +8919,7 @@
         <w:pStyle w:val="21"/>
         <w:spacing w:after="120" w:line="360" w:lineRule="auto"/>
       </w:pPr>
-      <w:bookmarkStart w:id="12" w:name="_Toc240415919"/>
+      <w:bookmarkStart w:id="12" w:name="_Toc240418575"/>
       <w:r>
         <w:rPr>
           <w:rFonts w:ascii="黑体" w:eastAsia="黑体" w:hAnsi="黑体"/>
@@ -9426,7 +9426,7 @@
         <w:pStyle w:val="21"/>
         <w:spacing w:after="120" w:line="360" w:lineRule="auto"/>
       </w:pPr>
-      <w:bookmarkStart w:id="13" w:name="_Toc240415920"/>
+      <w:bookmarkStart w:id="13" w:name="_Toc240418576"/>
       <w:r>
         <w:rPr>
           <w:rFonts w:ascii="黑体" w:eastAsia="黑体" w:hAnsi="黑体"/>
@@ -9597,7 +9597,7 @@
         <w:pStyle w:val="21"/>
         <w:spacing w:after="120" w:line="360" w:lineRule="auto"/>
       </w:pPr>
-      <w:bookmarkStart w:id="14" w:name="_Toc240415921"/>
+      <w:bookmarkStart w:id="14" w:name="_Toc240418577"/>
       <w:r>
         <w:rPr>
           <w:rFonts w:ascii="黑体" w:eastAsia="黑体" w:hAnsi="黑体"/>
@@ -10359,7 +10359,7 @@
         <w:pStyle w:val="1"/>
         <w:spacing w:before="240" w:after="120" w:line="360" w:lineRule="auto"/>
       </w:pPr>
-      <w:bookmarkStart w:id="15" w:name="_Toc240415922"/>
+      <w:bookmarkStart w:id="15" w:name="_Toc240418578"/>
       <w:r>
         <w:rPr>
           <w:rFonts w:ascii="黑体" w:eastAsia="黑体" w:hAnsi="黑体"/>
@@ -10385,7 +10385,7 @@
         <w:pStyle w:val="21"/>
         <w:spacing w:after="120" w:line="360" w:lineRule="auto"/>
       </w:pPr>
-      <w:bookmarkStart w:id="16" w:name="_Toc240415923"/>
+      <w:bookmarkStart w:id="16" w:name="_Toc240418579"/>
       <w:r>
         <w:rPr>
           <w:rFonts w:ascii="黑体" w:eastAsia="黑体" w:hAnsi="黑体"/>
@@ -11077,10 +11077,370 @@
     </w:p>
     <w:p>
       <w:pPr>
+        <w:spacing w:after="0" w:line="360" w:lineRule="auto"/>
+      </w:pPr>
+      <w:r>
+        <w:rPr>
+          <w:color w:val="000000"/>
+        </w:rPr>
+        <w:t>**</w:t>
+      </w:r>
+      <w:r>
+        <w:rPr>
+          <w:color w:val="000000"/>
+        </w:rPr>
+        <w:t>术语约定（供论文第三、四章论述数据流时引用）。</w:t>
+      </w:r>
+      <w:r>
+        <w:rPr>
+          <w:color w:val="000000"/>
+        </w:rPr>
+        <w:t xml:space="preserve">** </w:t>
+      </w:r>
+      <w:r>
+        <w:rPr>
+          <w:color w:val="000000"/>
+        </w:rPr>
+        <w:t>本平台存在三种容易混淆的</w:t>
+      </w:r>
+      <w:r>
+        <w:rPr>
+          <w:color w:val="000000"/>
+        </w:rPr>
+        <w:t>"</w:t>
+      </w:r>
+      <w:r>
+        <w:rPr>
+          <w:color w:val="000000"/>
+        </w:rPr>
+        <w:t>分数</w:t>
+      </w:r>
+      <w:r>
+        <w:rPr>
+          <w:color w:val="000000"/>
+        </w:rPr>
+        <w:t>"</w:t>
+      </w:r>
+      <w:r>
+        <w:rPr>
+          <w:color w:val="000000"/>
+        </w:rPr>
+        <w:t>概念，须严格区分：</w:t>
+      </w:r>
+    </w:p>
+    <w:p>
+      <w:pPr>
+        <w:spacing w:after="0" w:line="360" w:lineRule="auto"/>
+      </w:pPr>
+      <w:r>
+        <w:rPr>
+          <w:color w:val="000000"/>
+        </w:rPr>
+        <w:t>- **</w:t>
+      </w:r>
+      <w:r>
+        <w:rPr>
+          <w:color w:val="000000"/>
+        </w:rPr>
+        <w:t>胜场</w:t>
+      </w:r>
+      <w:r>
+        <w:rPr>
+          <w:color w:val="000000"/>
+        </w:rPr>
+        <w:t>**</w:t>
+      </w:r>
+      <w:r>
+        <w:rPr>
+          <w:color w:val="000000"/>
+        </w:rPr>
+        <w:t>：对决类玩法（小组赛、对位赛）的核心度量。来自</w:t>
+      </w:r>
+      <w:r>
+        <w:rPr>
+          <w:color w:val="000000"/>
+        </w:rPr>
+        <w:t xml:space="preserve"> `battle_matches` </w:t>
+      </w:r>
+      <w:r>
+        <w:rPr>
+          <w:color w:val="000000"/>
+        </w:rPr>
+        <w:t>集合的每场胜负记录，服务端按专辑或歌手聚合得出</w:t>
+      </w:r>
+      <w:r>
+        <w:rPr>
+          <w:color w:val="000000"/>
+        </w:rPr>
+        <w:t>"</w:t>
+      </w:r>
+      <w:r>
+        <w:rPr>
+          <w:color w:val="000000"/>
+        </w:rPr>
+        <w:t>胜场数</w:t>
+      </w:r>
+      <w:r>
+        <w:rPr>
+          <w:color w:val="000000"/>
+        </w:rPr>
+        <w:t>"</w:t>
+      </w:r>
+      <w:r>
+        <w:rPr>
+          <w:color w:val="000000"/>
+        </w:rPr>
+        <w:t>，决定晋级与优胜。</w:t>
+      </w:r>
+    </w:p>
+    <w:p>
+      <w:pPr>
+        <w:spacing w:after="0" w:line="360" w:lineRule="auto"/>
+      </w:pPr>
+      <w:r>
+        <w:rPr>
+          <w:color w:val="000000"/>
+        </w:rPr>
+        <w:t>- **</w:t>
+      </w:r>
+      <w:r>
+        <w:rPr>
+          <w:color w:val="000000"/>
+        </w:rPr>
+        <w:t>积分</w:t>
+      </w:r>
+      <w:r>
+        <w:rPr>
+          <w:color w:val="000000"/>
+        </w:rPr>
+        <w:t>**</w:t>
+      </w:r>
+      <w:r>
+        <w:rPr>
+          <w:color w:val="000000"/>
+        </w:rPr>
+        <w:t>：仅用于</w:t>
+      </w:r>
+      <w:r>
+        <w:rPr>
+          <w:color w:val="000000"/>
+        </w:rPr>
+        <w:t>**</w:t>
+      </w:r>
+      <w:r>
+        <w:rPr>
+          <w:color w:val="000000"/>
+        </w:rPr>
+        <w:t>对位赛</w:t>
+      </w:r>
+      <w:r>
+        <w:rPr>
+          <w:color w:val="000000"/>
+        </w:rPr>
+        <w:t>**</w:t>
+      </w:r>
+      <w:r>
+        <w:rPr>
+          <w:color w:val="000000"/>
+        </w:rPr>
+        <w:t>，即</w:t>
+      </w:r>
+      <w:r>
+        <w:rPr>
+          <w:color w:val="000000"/>
+        </w:rPr>
+        <w:t>"</w:t>
+      </w:r>
+      <w:r>
+        <w:rPr>
+          <w:color w:val="000000"/>
+        </w:rPr>
+        <w:t>胜场积分</w:t>
+      </w:r>
+      <w:r>
+        <w:rPr>
+          <w:color w:val="000000"/>
+        </w:rPr>
+        <w:t>"——</w:t>
+      </w:r>
+      <w:r>
+        <w:rPr>
+          <w:color w:val="000000"/>
+        </w:rPr>
+        <w:t>每胜一场得</w:t>
+      </w:r>
+      <w:r>
+        <w:rPr>
+          <w:color w:val="000000"/>
+        </w:rPr>
+        <w:t xml:space="preserve"> 1 </w:t>
+      </w:r>
+      <w:r>
+        <w:rPr>
+          <w:color w:val="000000"/>
+        </w:rPr>
+        <w:t>分，累计定优胜。小组赛不另设独立积分字段。</w:t>
+      </w:r>
+    </w:p>
+    <w:p>
+      <w:pPr>
+        <w:spacing w:after="0" w:line="360" w:lineRule="auto"/>
+      </w:pPr>
+      <w:r>
+        <w:rPr>
+          <w:color w:val="000000"/>
+        </w:rPr>
+        <w:t>- **</w:t>
+      </w:r>
+      <w:r>
+        <w:rPr>
+          <w:color w:val="000000"/>
+        </w:rPr>
+        <w:t>票数</w:t>
+      </w:r>
+      <w:r>
+        <w:rPr>
+          <w:color w:val="000000"/>
+        </w:rPr>
+        <w:t>**</w:t>
+      </w:r>
+      <w:r>
+        <w:rPr>
+          <w:color w:val="000000"/>
+        </w:rPr>
+        <w:t>：仅用于</w:t>
+      </w:r>
+      <w:r>
+        <w:rPr>
+          <w:color w:val="000000"/>
+        </w:rPr>
+        <w:t>**</w:t>
+      </w:r>
+      <w:r>
+        <w:rPr>
+          <w:color w:val="000000"/>
+        </w:rPr>
+        <w:t>排行榜</w:t>
+      </w:r>
+      <w:r>
+        <w:rPr>
+          <w:color w:val="000000"/>
+        </w:rPr>
+        <w:t>**</w:t>
+      </w:r>
+      <w:r>
+        <w:rPr>
+          <w:color w:val="000000"/>
+        </w:rPr>
+        <w:t>（</w:t>
+      </w:r>
+      <w:r>
+        <w:rPr>
+          <w:color w:val="000000"/>
+        </w:rPr>
+        <w:t xml:space="preserve">`votes` </w:t>
+      </w:r>
+      <w:r>
+        <w:rPr>
+          <w:color w:val="000000"/>
+        </w:rPr>
+        <w:t>集合），按专辑被投的累计票数排序，与胜场、积分均无直接换算关系。</w:t>
+      </w:r>
+    </w:p>
+    <w:p>
+      <w:pPr>
+        <w:spacing w:after="0" w:line="360" w:lineRule="auto"/>
+      </w:pPr>
+    </w:p>
+    <w:p>
+      <w:pPr>
+        <w:spacing w:after="0" w:line="360" w:lineRule="auto"/>
+      </w:pPr>
+      <w:r>
+        <w:rPr>
+          <w:color w:val="000000"/>
+        </w:rPr>
+        <w:t>一言以蔽之：</w:t>
+      </w:r>
+      <w:r>
+        <w:rPr>
+          <w:color w:val="000000"/>
+        </w:rPr>
+        <w:t>**</w:t>
+      </w:r>
+      <w:r>
+        <w:rPr>
+          <w:color w:val="000000"/>
+        </w:rPr>
+        <w:t>对决拼胜场，榜单拼票数，积分只留给对位赛。</w:t>
+      </w:r>
+      <w:r>
+        <w:rPr>
+          <w:color w:val="000000"/>
+        </w:rPr>
+        <w:t xml:space="preserve">** </w:t>
+      </w:r>
+      <w:r>
+        <w:rPr>
+          <w:color w:val="000000"/>
+        </w:rPr>
+        <w:t>前端展示时，小组赛战绩表标题统一为</w:t>
+      </w:r>
+      <w:r>
+        <w:rPr>
+          <w:color w:val="000000"/>
+        </w:rPr>
+        <w:t>"</w:t>
+      </w:r>
+      <w:r>
+        <w:rPr>
+          <w:color w:val="000000"/>
+        </w:rPr>
+        <w:t>小组战绩</w:t>
+      </w:r>
+      <w:r>
+        <w:rPr>
+          <w:color w:val="000000"/>
+        </w:rPr>
+        <w:t>"</w:t>
+      </w:r>
+      <w:r>
+        <w:rPr>
+          <w:color w:val="000000"/>
+        </w:rPr>
+        <w:t>，不得出现</w:t>
+      </w:r>
+      <w:r>
+        <w:rPr>
+          <w:color w:val="000000"/>
+        </w:rPr>
+        <w:t>"</w:t>
+      </w:r>
+      <w:r>
+        <w:rPr>
+          <w:color w:val="000000"/>
+        </w:rPr>
+        <w:t>积分</w:t>
+      </w:r>
+      <w:r>
+        <w:rPr>
+          <w:color w:val="000000"/>
+        </w:rPr>
+        <w:t>"</w:t>
+      </w:r>
+      <w:r>
+        <w:rPr>
+          <w:color w:val="000000"/>
+        </w:rPr>
+        <w:t>字样，以免与对位赛积分混淆。</w:t>
+      </w:r>
+    </w:p>
+    <w:p>
+      <w:pPr>
         <w:pStyle w:val="21"/>
         <w:spacing w:after="120" w:line="360" w:lineRule="auto"/>
       </w:pPr>
-      <w:bookmarkStart w:id="17" w:name="_Toc240415924"/>
+      <w:bookmarkStart w:id="17" w:name="_Toc240418580"/>
       <w:r>
         <w:rPr>
           <w:rFonts w:ascii="黑体" w:eastAsia="黑体" w:hAnsi="黑体"/>
@@ -11182,6 +11542,7 @@
         <w:rPr>
           <w:color w:val="000000"/>
         </w:rPr>
+        <w:lastRenderedPageBreak/>
         <w:t>陶喆的首张专辑和周杰伦的首张专辑，谁更经典</w:t>
       </w:r>
       <w:r>
@@ -11811,7 +12172,6 @@
         <w:rPr>
           <w:color w:val="000000"/>
         </w:rPr>
-        <w:lastRenderedPageBreak/>
         <w:t>**</w:t>
       </w:r>
       <w:r>
@@ -12691,7 +13051,14 @@
         <w:rPr>
           <w:color w:val="000000"/>
         </w:rPr>
-        <w:t>存放参与歌手的标识串，歌手的抽取张数沿用多歌手模式已有的</w:t>
+        <w:t>存放参与歌手的标识串，歌手的抽取</w:t>
+      </w:r>
+      <w:r>
+        <w:rPr>
+          <w:color w:val="000000"/>
+        </w:rPr>
+        <w:lastRenderedPageBreak/>
+        <w:t>张数沿用多歌手模式已有的</w:t>
       </w:r>
       <w:r>
         <w:rPr>
@@ -12783,7 +13150,7 @@
         <w:pStyle w:val="21"/>
         <w:spacing w:after="120" w:line="360" w:lineRule="auto"/>
       </w:pPr>
-      <w:bookmarkStart w:id="18" w:name="_Toc240415925"/>
+      <w:bookmarkStart w:id="18" w:name="_Toc240418581"/>
       <w:r>
         <w:rPr>
           <w:rFonts w:ascii="黑体" w:eastAsia="黑体" w:hAnsi="黑体"/>
@@ -13135,15 +13502,7 @@
                 <w:color w:val="000000"/>
                 <w:sz w:val="21"/>
               </w:rPr>
-              <w:t>必须按标识</w:t>
-            </w:r>
-            <w:r>
-              <w:rPr>
-                <w:color w:val="000000"/>
-                <w:sz w:val="21"/>
-              </w:rPr>
-              <w:lastRenderedPageBreak/>
-              <w:t>比对，不可按名称比对</w:t>
+              <w:t>必须按标识比对，不可按名称比对</w:t>
             </w:r>
             <w:r>
               <w:rPr>
@@ -13166,7 +13525,6 @@
                 <w:color w:val="000000"/>
                 <w:sz w:val="21"/>
               </w:rPr>
-              <w:lastRenderedPageBreak/>
               <w:t>3</w:t>
             </w:r>
           </w:p>
@@ -13630,6 +13988,7 @@
         <w:rPr>
           <w:color w:val="000000"/>
         </w:rPr>
+        <w:lastRenderedPageBreak/>
         <w:t>**</w:t>
       </w:r>
       <w:r>
@@ -13680,7 +14039,7 @@
         <w:pStyle w:val="21"/>
         <w:spacing w:after="120" w:line="360" w:lineRule="auto"/>
       </w:pPr>
-      <w:bookmarkStart w:id="19" w:name="_Toc240415926"/>
+      <w:bookmarkStart w:id="19" w:name="_Toc240418582"/>
       <w:r>
         <w:rPr>
           <w:rFonts w:ascii="黑体" w:eastAsia="黑体" w:hAnsi="黑体"/>
@@ -13928,12 +14287,11 @@
         <w:pStyle w:val="21"/>
         <w:spacing w:after="120" w:line="360" w:lineRule="auto"/>
       </w:pPr>
-      <w:bookmarkStart w:id="20" w:name="_Toc240415927"/>
+      <w:bookmarkStart w:id="20" w:name="_Toc240418583"/>
       <w:r>
         <w:rPr>
           <w:rFonts w:ascii="黑体" w:eastAsia="黑体" w:hAnsi="黑体"/>
         </w:rPr>
-        <w:lastRenderedPageBreak/>
         <w:t xml:space="preserve">4.5 </w:t>
       </w:r>
       <w:r>
@@ -14752,6 +15110,7 @@
                 <w:color w:val="000000"/>
                 <w:sz w:val="21"/>
               </w:rPr>
+              <w:lastRenderedPageBreak/>
               <w:t>**</w:t>
             </w:r>
             <w:r>
@@ -14902,7 +15261,7 @@
         <w:pStyle w:val="21"/>
         <w:spacing w:after="120" w:line="360" w:lineRule="auto"/>
       </w:pPr>
-      <w:bookmarkStart w:id="21" w:name="_Toc240415928"/>
+      <w:bookmarkStart w:id="21" w:name="_Toc240418584"/>
       <w:r>
         <w:rPr>
           <w:rFonts w:ascii="黑体" w:eastAsia="黑体" w:hAnsi="黑体"/>
@@ -15181,7 +15540,6 @@
           <w:color w:val="26313F"/>
           <w:sz w:val="18"/>
         </w:rPr>
-        <w:lastRenderedPageBreak/>
         <w:t xml:space="preserve"> </w:t>
       </w:r>
     </w:p>
@@ -15453,7 +15811,7 @@
         <w:pStyle w:val="21"/>
         <w:spacing w:after="120" w:line="360" w:lineRule="auto"/>
       </w:pPr>
-      <w:bookmarkStart w:id="22" w:name="_Toc240415929"/>
+      <w:bookmarkStart w:id="22" w:name="_Toc240418585"/>
       <w:r>
         <w:rPr>
           <w:rFonts w:ascii="黑体" w:eastAsia="黑体" w:hAnsi="黑体"/>
@@ -15507,6 +15865,7 @@
         <w:rPr>
           <w:color w:val="000000"/>
         </w:rPr>
+        <w:lastRenderedPageBreak/>
         <w:t>**</w:t>
       </w:r>
       <w:r>
@@ -16049,7 +16408,6 @@
         <w:rPr>
           <w:color w:val="000000"/>
         </w:rPr>
-        <w:lastRenderedPageBreak/>
         <w:t>**</w:t>
       </w:r>
       <w:r>
@@ -16202,7 +16560,7 @@
         <w:pStyle w:val="21"/>
         <w:spacing w:after="120" w:line="360" w:lineRule="auto"/>
       </w:pPr>
-      <w:bookmarkStart w:id="23" w:name="_Toc240415930"/>
+      <w:bookmarkStart w:id="23" w:name="_Toc240418586"/>
       <w:r>
         <w:rPr>
           <w:rFonts w:ascii="黑体" w:eastAsia="黑体" w:hAnsi="黑体"/>
@@ -16234,7 +16592,7 @@
         <w:pStyle w:val="1"/>
         <w:spacing w:before="240" w:after="120" w:line="360" w:lineRule="auto"/>
       </w:pPr>
-      <w:bookmarkStart w:id="24" w:name="_Toc240415931"/>
+      <w:bookmarkStart w:id="24" w:name="_Toc240418587"/>
       <w:r>
         <w:rPr>
           <w:rFonts w:ascii="黑体" w:eastAsia="黑体" w:hAnsi="黑体"/>
@@ -16248,7 +16606,7 @@
         <w:pStyle w:val="21"/>
         <w:spacing w:after="120" w:line="360" w:lineRule="auto"/>
       </w:pPr>
-      <w:bookmarkStart w:id="25" w:name="_Toc240415932"/>
+      <w:bookmarkStart w:id="25" w:name="_Toc240418588"/>
       <w:r>
         <w:rPr>
           <w:rFonts w:ascii="黑体" w:eastAsia="黑体" w:hAnsi="黑体"/>
@@ -16320,6 +16678,7 @@
         <w:rPr>
           <w:color w:val="000000"/>
         </w:rPr>
+        <w:lastRenderedPageBreak/>
         <w:t>（</w:t>
       </w:r>
       <w:r>
@@ -16496,7 +16855,7 @@
         <w:pStyle w:val="21"/>
         <w:spacing w:after="120" w:line="360" w:lineRule="auto"/>
       </w:pPr>
-      <w:bookmarkStart w:id="26" w:name="_Toc240415933"/>
+      <w:bookmarkStart w:id="26" w:name="_Toc240418589"/>
       <w:r>
         <w:rPr>
           <w:rFonts w:ascii="黑体" w:eastAsia="黑体" w:hAnsi="黑体"/>
@@ -16782,15 +17141,7 @@
                 <w:color w:val="000000"/>
                 <w:sz w:val="21"/>
               </w:rPr>
-              <w:t>用户与专辑的收藏</w:t>
-            </w:r>
-            <w:r>
-              <w:rPr>
-                <w:color w:val="000000"/>
-                <w:sz w:val="21"/>
-              </w:rPr>
-              <w:lastRenderedPageBreak/>
-              <w:t>关系</w:t>
+              <w:t>用户与专辑的收藏关系</w:t>
             </w:r>
           </w:p>
         </w:tc>
@@ -16806,7 +17157,6 @@
                 <w:color w:val="000000"/>
                 <w:sz w:val="21"/>
               </w:rPr>
-              <w:lastRenderedPageBreak/>
               <w:t>用户域</w:t>
             </w:r>
           </w:p>
@@ -17574,6 +17924,7 @@
           <w:color w:val="26313F"/>
           <w:sz w:val="18"/>
         </w:rPr>
+        <w:lastRenderedPageBreak/>
         <w:t xml:space="preserve">battles ──1:N──→ battle_matches   </w:t>
       </w:r>
       <w:r>
@@ -17659,7 +18010,7 @@
         <w:pStyle w:val="21"/>
         <w:spacing w:after="120" w:line="360" w:lineRule="auto"/>
       </w:pPr>
-      <w:bookmarkStart w:id="27" w:name="_Toc240415934"/>
+      <w:bookmarkStart w:id="27" w:name="_Toc240418590"/>
       <w:r>
         <w:rPr>
           <w:rFonts w:ascii="黑体" w:eastAsia="黑体" w:hAnsi="黑体"/>
@@ -18235,7 +18586,6 @@
                 <w:color w:val="000000"/>
                 <w:sz w:val="21"/>
               </w:rPr>
-              <w:lastRenderedPageBreak/>
               <w:t>bannedReason</w:t>
             </w:r>
           </w:p>
@@ -19108,6 +19458,7 @@
         <w:rPr>
           <w:rFonts w:ascii="黑体" w:eastAsia="黑体" w:hAnsi="黑体"/>
         </w:rPr>
+        <w:lastRenderedPageBreak/>
         <w:t xml:space="preserve">5.3.2 </w:t>
       </w:r>
       <w:r>
@@ -19945,15 +20296,7 @@
                 <w:color w:val="000000"/>
                 <w:sz w:val="21"/>
               </w:rPr>
-              <w:t xml:space="preserve"> </w:t>
-            </w:r>
-            <w:r>
-              <w:rPr>
-                <w:color w:val="000000"/>
-                <w:sz w:val="21"/>
-              </w:rPr>
-              <w:lastRenderedPageBreak/>
-              <w:t>`bracket`</w:t>
+              <w:t xml:space="preserve"> `bracket`</w:t>
             </w:r>
             <w:r>
               <w:rPr>
@@ -20004,7 +20347,6 @@
                 <w:color w:val="000000"/>
                 <w:sz w:val="21"/>
               </w:rPr>
-              <w:lastRenderedPageBreak/>
               <w:t>refId</w:t>
             </w:r>
           </w:p>
@@ -20186,7 +20528,7 @@
         <w:pStyle w:val="21"/>
         <w:spacing w:after="120" w:line="360" w:lineRule="auto"/>
       </w:pPr>
-      <w:bookmarkStart w:id="28" w:name="_Toc240415935"/>
+      <w:bookmarkStart w:id="28" w:name="_Toc240418591"/>
       <w:r>
         <w:rPr>
           <w:rFonts w:ascii="黑体" w:eastAsia="黑体" w:hAnsi="黑体"/>
@@ -20488,6 +20830,7 @@
                 <w:color w:val="000000"/>
                 <w:sz w:val="21"/>
               </w:rPr>
+              <w:lastRenderedPageBreak/>
               <w:t>name</w:t>
             </w:r>
           </w:p>
@@ -21294,7 +21637,6 @@
                 <w:color w:val="000000"/>
                 <w:sz w:val="21"/>
               </w:rPr>
-              <w:lastRenderedPageBreak/>
               <w:t>name</w:t>
             </w:r>
           </w:p>
@@ -22097,6 +22439,7 @@
                 <w:color w:val="000000"/>
                 <w:sz w:val="21"/>
               </w:rPr>
+              <w:lastRenderedPageBreak/>
               <w:t>trackId</w:t>
             </w:r>
           </w:p>
@@ -22828,12 +23171,11 @@
         <w:pStyle w:val="21"/>
         <w:spacing w:after="120" w:line="360" w:lineRule="auto"/>
       </w:pPr>
-      <w:bookmarkStart w:id="29" w:name="_Toc240415936"/>
+      <w:bookmarkStart w:id="29" w:name="_Toc240418592"/>
       <w:r>
         <w:rPr>
           <w:rFonts w:ascii="黑体" w:eastAsia="黑体" w:hAnsi="黑体"/>
         </w:rPr>
-        <w:lastRenderedPageBreak/>
         <w:t xml:space="preserve">5.5 </w:t>
       </w:r>
       <w:r>
@@ -23380,7 +23722,15 @@
                 <w:color w:val="000000"/>
                 <w:sz w:val="21"/>
               </w:rPr>
-              <w:t xml:space="preserve"> `{ artistId, name, albumCount }`</w:t>
+              <w:t xml:space="preserve"> `{ artistId, name, </w:t>
+            </w:r>
+            <w:r>
+              <w:rPr>
+                <w:color w:val="000000"/>
+                <w:sz w:val="21"/>
+              </w:rPr>
+              <w:lastRenderedPageBreak/>
+              <w:t>albumCount }`</w:t>
             </w:r>
           </w:p>
         </w:tc>
@@ -23396,6 +23746,7 @@
                 <w:color w:val="000000"/>
                 <w:sz w:val="21"/>
               </w:rPr>
+              <w:lastRenderedPageBreak/>
               <w:t>alignCount</w:t>
             </w:r>
           </w:p>
@@ -24216,7 +24567,6 @@
                 <w:color w:val="000000"/>
                 <w:sz w:val="21"/>
               </w:rPr>
-              <w:lastRenderedPageBreak/>
               <w:t>---</w:t>
             </w:r>
           </w:p>
@@ -24902,6 +25252,7 @@
                 <w:color w:val="000000"/>
                 <w:sz w:val="21"/>
               </w:rPr>
+              <w:lastRenderedPageBreak/>
               <w:t>rightVotes</w:t>
             </w:r>
           </w:p>
@@ -25787,7 +26138,6 @@
                 <w:color w:val="000000"/>
                 <w:sz w:val="21"/>
               </w:rPr>
-              <w:lastRenderedPageBreak/>
               <w:t>deviceHash</w:t>
             </w:r>
           </w:p>
@@ -26075,7 +26425,7 @@
         <w:pStyle w:val="21"/>
         <w:spacing w:after="120" w:line="360" w:lineRule="auto"/>
       </w:pPr>
-      <w:bookmarkStart w:id="30" w:name="_Toc240415937"/>
+      <w:bookmarkStart w:id="30" w:name="_Toc240418593"/>
       <w:r>
         <w:rPr>
           <w:rFonts w:ascii="黑体" w:eastAsia="黑体" w:hAnsi="黑体"/>
@@ -26377,6 +26727,7 @@
                 <w:color w:val="000000"/>
                 <w:sz w:val="21"/>
               </w:rPr>
+              <w:lastRenderedPageBreak/>
               <w:t>type</w:t>
             </w:r>
           </w:p>
@@ -27070,7 +27421,6 @@
                 <w:color w:val="000000"/>
                 <w:sz w:val="21"/>
               </w:rPr>
-              <w:lastRenderedPageBreak/>
               <w:t>code</w:t>
             </w:r>
           </w:p>
@@ -27875,7 +28225,15 @@
                 <w:color w:val="000000"/>
                 <w:sz w:val="21"/>
               </w:rPr>
-              <w:t xml:space="preserve"> `{ questionId, optionKey }`</w:t>
+              <w:t xml:space="preserve"> `{ questionId, </w:t>
+            </w:r>
+            <w:r>
+              <w:rPr>
+                <w:color w:val="000000"/>
+                <w:sz w:val="21"/>
+              </w:rPr>
+              <w:lastRenderedPageBreak/>
+              <w:t>optionKey }`</w:t>
             </w:r>
             <w:r>
               <w:rPr>
@@ -27898,6 +28256,7 @@
                 <w:color w:val="000000"/>
                 <w:sz w:val="21"/>
               </w:rPr>
+              <w:lastRenderedPageBreak/>
               <w:t>scores</w:t>
             </w:r>
           </w:p>
@@ -28253,7 +28612,7 @@
         <w:pStyle w:val="21"/>
         <w:spacing w:after="120" w:line="360" w:lineRule="auto"/>
       </w:pPr>
-      <w:bookmarkStart w:id="31" w:name="_Toc240415938"/>
+      <w:bookmarkStart w:id="31" w:name="_Toc240418594"/>
       <w:r>
         <w:rPr>
           <w:rFonts w:ascii="黑体" w:eastAsia="黑体" w:hAnsi="黑体"/>
@@ -28647,7 +29006,6 @@
                 <w:color w:val="000000"/>
                 <w:sz w:val="21"/>
               </w:rPr>
-              <w:lastRenderedPageBreak/>
               <w:t>albums</w:t>
             </w:r>
           </w:p>
@@ -29504,11 +29862,12 @@
         <w:pStyle w:val="21"/>
         <w:spacing w:after="120" w:line="360" w:lineRule="auto"/>
       </w:pPr>
-      <w:bookmarkStart w:id="32" w:name="_Toc240415939"/>
+      <w:bookmarkStart w:id="32" w:name="_Toc240418595"/>
       <w:r>
         <w:rPr>
           <w:rFonts w:ascii="黑体" w:eastAsia="黑体" w:hAnsi="黑体"/>
         </w:rPr>
+        <w:lastRenderedPageBreak/>
         <w:t xml:space="preserve">5.8 </w:t>
       </w:r>
       <w:r>
@@ -29864,7 +30223,7 @@
         <w:pStyle w:val="21"/>
         <w:spacing w:after="120" w:line="360" w:lineRule="auto"/>
       </w:pPr>
-      <w:bookmarkStart w:id="33" w:name="_Toc240415940"/>
+      <w:bookmarkStart w:id="33" w:name="_Toc240418596"/>
       <w:r>
         <w:rPr>
           <w:rFonts w:ascii="黑体" w:eastAsia="黑体" w:hAnsi="黑体"/>
@@ -29924,7 +30283,6 @@
         <w:rPr>
           <w:color w:val="000000"/>
         </w:rPr>
-        <w:lastRenderedPageBreak/>
         <w:t>（</w:t>
       </w:r>
       <w:r>
@@ -30113,7 +30471,7 @@
         <w:pStyle w:val="1"/>
         <w:spacing w:before="240" w:after="120" w:line="360" w:lineRule="auto"/>
       </w:pPr>
-      <w:bookmarkStart w:id="34" w:name="_Toc240415941"/>
+      <w:bookmarkStart w:id="34" w:name="_Toc240418597"/>
       <w:r>
         <w:rPr>
           <w:rFonts w:ascii="黑体" w:eastAsia="黑体" w:hAnsi="黑体"/>
@@ -30127,7 +30485,7 @@
         <w:pStyle w:val="21"/>
         <w:spacing w:after="120" w:line="360" w:lineRule="auto"/>
       </w:pPr>
-      <w:bookmarkStart w:id="35" w:name="_Toc240415942"/>
+      <w:bookmarkStart w:id="35" w:name="_Toc240418598"/>
       <w:r>
         <w:rPr>
           <w:rFonts w:ascii="黑体" w:eastAsia="黑体" w:hAnsi="黑体"/>
@@ -30191,6 +30549,7 @@
                 <w:color w:val="000000"/>
                 <w:sz w:val="21"/>
               </w:rPr>
+              <w:lastRenderedPageBreak/>
               <w:t>分组</w:t>
             </w:r>
           </w:p>
@@ -30728,7 +31087,7 @@
         <w:pStyle w:val="21"/>
         <w:spacing w:after="120" w:line="360" w:lineRule="auto"/>
       </w:pPr>
-      <w:bookmarkStart w:id="36" w:name="_Toc240415943"/>
+      <w:bookmarkStart w:id="36" w:name="_Toc240418599"/>
       <w:r>
         <w:rPr>
           <w:rFonts w:ascii="黑体" w:eastAsia="黑体" w:hAnsi="黑体"/>
@@ -30860,7 +31219,6 @@
           <w:color w:val="26313F"/>
           <w:sz w:val="18"/>
         </w:rPr>
-        <w:lastRenderedPageBreak/>
         <w:t xml:space="preserve">  "data": { }             // </w:t>
       </w:r>
       <w:r>
@@ -31546,11 +31904,12 @@
         <w:pStyle w:val="21"/>
         <w:spacing w:after="120" w:line="360" w:lineRule="auto"/>
       </w:pPr>
-      <w:bookmarkStart w:id="37" w:name="_Toc240415944"/>
+      <w:bookmarkStart w:id="37" w:name="_Toc240418600"/>
       <w:r>
         <w:rPr>
           <w:rFonts w:ascii="黑体" w:eastAsia="黑体" w:hAnsi="黑体"/>
         </w:rPr>
+        <w:lastRenderedPageBreak/>
         <w:t xml:space="preserve">6.3 </w:t>
       </w:r>
       <w:r>
@@ -31816,7 +32175,7 @@
         <w:pStyle w:val="21"/>
         <w:spacing w:after="120" w:line="360" w:lineRule="auto"/>
       </w:pPr>
-      <w:bookmarkStart w:id="38" w:name="_Toc240415945"/>
+      <w:bookmarkStart w:id="38" w:name="_Toc240418601"/>
       <w:r>
         <w:rPr>
           <w:rFonts w:ascii="黑体" w:eastAsia="黑体" w:hAnsi="黑体"/>
@@ -31848,7 +32207,7 @@
         <w:pStyle w:val="21"/>
         <w:spacing w:after="120" w:line="360" w:lineRule="auto"/>
       </w:pPr>
-      <w:bookmarkStart w:id="39" w:name="_Toc240415946"/>
+      <w:bookmarkStart w:id="39" w:name="_Toc240418602"/>
       <w:r>
         <w:rPr>
           <w:rFonts w:ascii="黑体" w:eastAsia="黑体" w:hAnsi="黑体"/>
@@ -31946,7 +32305,6 @@
           <w:color w:val="26313F"/>
           <w:sz w:val="18"/>
         </w:rPr>
-        <w:lastRenderedPageBreak/>
         <w:t>2.  GET  /api/music/artists/search?keyword=</w:t>
       </w:r>
       <w:r>
@@ -32256,7 +32614,7 @@
         <w:pStyle w:val="1"/>
         <w:spacing w:before="240" w:after="120" w:line="360" w:lineRule="auto"/>
       </w:pPr>
-      <w:bookmarkStart w:id="40" w:name="_Toc240415947"/>
+      <w:bookmarkStart w:id="40" w:name="_Toc240418603"/>
       <w:r>
         <w:rPr>
           <w:rFonts w:ascii="黑体" w:eastAsia="黑体" w:hAnsi="黑体"/>
@@ -32270,7 +32628,7 @@
         <w:pStyle w:val="21"/>
         <w:spacing w:after="120" w:line="360" w:lineRule="auto"/>
       </w:pPr>
-      <w:bookmarkStart w:id="41" w:name="_Toc240415948"/>
+      <w:bookmarkStart w:id="41" w:name="_Toc240418604"/>
       <w:r>
         <w:rPr>
           <w:rFonts w:ascii="黑体" w:eastAsia="黑体" w:hAnsi="黑体"/>
@@ -32306,6 +32664,7 @@
         <w:rPr>
           <w:color w:val="000000"/>
         </w:rPr>
+        <w:lastRenderedPageBreak/>
         <w:t>这里有一个容易漏掉的环节</w:t>
       </w:r>
       <w:r>
@@ -32374,7 +32733,7 @@
         <w:pStyle w:val="21"/>
         <w:spacing w:after="120" w:line="360" w:lineRule="auto"/>
       </w:pPr>
-      <w:bookmarkStart w:id="42" w:name="_Toc240415949"/>
+      <w:bookmarkStart w:id="42" w:name="_Toc240418605"/>
       <w:r>
         <w:rPr>
           <w:rFonts w:ascii="黑体" w:eastAsia="黑体" w:hAnsi="黑体"/>
@@ -32590,7 +32949,6 @@
         <w:rPr>
           <w:color w:val="000000"/>
         </w:rPr>
-        <w:lastRenderedPageBreak/>
         <w:t>（</w:t>
       </w:r>
       <w:r>
@@ -32743,7 +33101,7 @@
         <w:pStyle w:val="21"/>
         <w:spacing w:after="120" w:line="360" w:lineRule="auto"/>
       </w:pPr>
-      <w:bookmarkStart w:id="43" w:name="_Toc240415950"/>
+      <w:bookmarkStart w:id="43" w:name="_Toc240418606"/>
       <w:r>
         <w:rPr>
           <w:rFonts w:ascii="黑体" w:eastAsia="黑体" w:hAnsi="黑体"/>
@@ -32803,6 +33161,7 @@
         <w:rPr>
           <w:color w:val="000000"/>
         </w:rPr>
+        <w:lastRenderedPageBreak/>
         <w:t>推进过程中，前端每完成一场投票就取下一场。全部场次完成或达到该轮次结束时，服务端计算本轮排名并生成下一轮场次。复活赛是否启用由创建时的参数决定。四个以上专辑的决赛结束后，写入冠军标识并生成夺冠路径，把对决状态置为已结束。</w:t>
       </w:r>
     </w:p>
@@ -32811,7 +33170,7 @@
         <w:pStyle w:val="21"/>
         <w:spacing w:after="120" w:line="360" w:lineRule="auto"/>
       </w:pPr>
-      <w:bookmarkStart w:id="44" w:name="_Toc240415951"/>
+      <w:bookmarkStart w:id="44" w:name="_Toc240418607"/>
       <w:r>
         <w:rPr>
           <w:rFonts w:ascii="黑体" w:eastAsia="黑体" w:hAnsi="黑体"/>
@@ -33132,12 +33491,11 @@
         <w:pStyle w:val="21"/>
         <w:spacing w:after="120" w:line="360" w:lineRule="auto"/>
       </w:pPr>
-      <w:bookmarkStart w:id="45" w:name="_Toc240415952"/>
+      <w:bookmarkStart w:id="45" w:name="_Toc240418608"/>
       <w:r>
         <w:rPr>
           <w:rFonts w:ascii="黑体" w:eastAsia="黑体" w:hAnsi="黑体"/>
         </w:rPr>
-        <w:lastRenderedPageBreak/>
         <w:t xml:space="preserve">7.5 </w:t>
       </w:r>
       <w:r>
@@ -33297,11 +33655,12 @@
         <w:pStyle w:val="21"/>
         <w:spacing w:after="120" w:line="360" w:lineRule="auto"/>
       </w:pPr>
-      <w:bookmarkStart w:id="46" w:name="_Toc240415953"/>
+      <w:bookmarkStart w:id="46" w:name="_Toc240418609"/>
       <w:r>
         <w:rPr>
           <w:rFonts w:ascii="黑体" w:eastAsia="黑体" w:hAnsi="黑体"/>
         </w:rPr>
+        <w:lastRenderedPageBreak/>
         <w:t xml:space="preserve">7.6 AI </w:t>
       </w:r>
       <w:r>
@@ -33563,7 +33922,7 @@
         <w:pStyle w:val="21"/>
         <w:spacing w:after="120" w:line="360" w:lineRule="auto"/>
       </w:pPr>
-      <w:bookmarkStart w:id="47" w:name="_Toc240415954"/>
+      <w:bookmarkStart w:id="47" w:name="_Toc240418610"/>
       <w:r>
         <w:rPr>
           <w:rFonts w:ascii="黑体" w:eastAsia="黑体" w:hAnsi="黑体"/>
@@ -33595,12 +33954,11 @@
         <w:pStyle w:val="1"/>
         <w:spacing w:before="240" w:after="120" w:line="360" w:lineRule="auto"/>
       </w:pPr>
-      <w:bookmarkStart w:id="48" w:name="_Toc240415955"/>
+      <w:bookmarkStart w:id="48" w:name="_Toc240418611"/>
       <w:r>
         <w:rPr>
           <w:rFonts w:ascii="黑体" w:eastAsia="黑体" w:hAnsi="黑体"/>
         </w:rPr>
-        <w:lastRenderedPageBreak/>
         <w:t>八、安全设计</w:t>
       </w:r>
       <w:bookmarkEnd w:id="48"/>
@@ -33946,7 +34304,15 @@
                 <w:color w:val="000000"/>
                 <w:sz w:val="21"/>
               </w:rPr>
-              <w:t>）；异常票不计入统计</w:t>
+              <w:t>）；异常票</w:t>
+            </w:r>
+            <w:r>
+              <w:rPr>
+                <w:color w:val="000000"/>
+                <w:sz w:val="21"/>
+              </w:rPr>
+              <w:lastRenderedPageBreak/>
+              <w:t>不计入统计</w:t>
             </w:r>
           </w:p>
         </w:tc>
@@ -33962,6 +34328,7 @@
                 <w:color w:val="000000"/>
                 <w:sz w:val="21"/>
               </w:rPr>
+              <w:lastRenderedPageBreak/>
               <w:t>NFR-S6</w:t>
             </w:r>
           </w:p>
@@ -34225,7 +34592,7 @@
         <w:pStyle w:val="1"/>
         <w:spacing w:before="240" w:after="120" w:line="360" w:lineRule="auto"/>
       </w:pPr>
-      <w:bookmarkStart w:id="49" w:name="_Toc240415956"/>
+      <w:bookmarkStart w:id="49" w:name="_Toc240418612"/>
       <w:r>
         <w:rPr>
           <w:rFonts w:ascii="黑体" w:eastAsia="黑体" w:hAnsi="黑体"/>
@@ -34239,7 +34606,7 @@
         <w:pStyle w:val="21"/>
         <w:spacing w:after="120" w:line="360" w:lineRule="auto"/>
       </w:pPr>
-      <w:bookmarkStart w:id="50" w:name="_Toc240415957"/>
+      <w:bookmarkStart w:id="50" w:name="_Toc240418613"/>
       <w:r>
         <w:rPr>
           <w:rFonts w:ascii="黑体" w:eastAsia="黑体" w:hAnsi="黑体"/>
@@ -34397,7 +34764,6 @@
           <w:color w:val="26313F"/>
           <w:sz w:val="18"/>
         </w:rPr>
-        <w:lastRenderedPageBreak/>
         <w:t xml:space="preserve">            │</w:t>
       </w:r>
     </w:p>
@@ -34526,7 +34892,7 @@
         <w:pStyle w:val="21"/>
         <w:spacing w:after="120" w:line="360" w:lineRule="auto"/>
       </w:pPr>
-      <w:bookmarkStart w:id="51" w:name="_Toc240415958"/>
+      <w:bookmarkStart w:id="51" w:name="_Toc240418614"/>
       <w:r>
         <w:rPr>
           <w:rFonts w:ascii="黑体" w:eastAsia="黑体" w:hAnsi="黑体"/>
@@ -34898,7 +35264,15 @@
                 <w:color w:val="000000"/>
                 <w:sz w:val="21"/>
               </w:rPr>
-              <w:t>音乐数据接口的地区参数，默认香港</w:t>
+              <w:t>音乐数据接口的地区参数，</w:t>
+            </w:r>
+            <w:r>
+              <w:rPr>
+                <w:color w:val="000000"/>
+                <w:sz w:val="21"/>
+              </w:rPr>
+              <w:lastRenderedPageBreak/>
+              <w:t>默认香港</w:t>
             </w:r>
           </w:p>
         </w:tc>
@@ -34912,6 +35286,7 @@
                 <w:color w:val="000000"/>
                 <w:sz w:val="21"/>
               </w:rPr>
+              <w:lastRenderedPageBreak/>
               <w:t>否</w:t>
             </w:r>
           </w:p>
@@ -35054,7 +35429,7 @@
         <w:pStyle w:val="21"/>
         <w:spacing w:after="120" w:line="360" w:lineRule="auto"/>
       </w:pPr>
-      <w:bookmarkStart w:id="52" w:name="_Toc240415959"/>
+      <w:bookmarkStart w:id="52" w:name="_Toc240418615"/>
       <w:r>
         <w:rPr>
           <w:rFonts w:ascii="黑体" w:eastAsia="黑体" w:hAnsi="黑体"/>
@@ -35254,12 +35629,11 @@
         <w:pStyle w:val="21"/>
         <w:spacing w:after="120" w:line="360" w:lineRule="auto"/>
       </w:pPr>
-      <w:bookmarkStart w:id="53" w:name="_Toc240415960"/>
+      <w:bookmarkStart w:id="53" w:name="_Toc240418616"/>
       <w:r>
         <w:rPr>
           <w:rFonts w:ascii="黑体" w:eastAsia="黑体" w:hAnsi="黑体"/>
         </w:rPr>
-        <w:lastRenderedPageBreak/>
         <w:t xml:space="preserve">9.4 </w:t>
       </w:r>
       <w:r>
@@ -35581,7 +35955,7 @@
         <w:pStyle w:val="1"/>
         <w:spacing w:before="240" w:after="120" w:line="360" w:lineRule="auto"/>
       </w:pPr>
-      <w:bookmarkStart w:id="54" w:name="_Toc240415961"/>
+      <w:bookmarkStart w:id="54" w:name="_Toc240418617"/>
       <w:r>
         <w:rPr>
           <w:rFonts w:ascii="黑体" w:eastAsia="黑体" w:hAnsi="黑体"/>
@@ -35698,6 +36072,7 @@
                 <w:color w:val="000000"/>
                 <w:sz w:val="21"/>
               </w:rPr>
+              <w:lastRenderedPageBreak/>
               <w:t>---</w:t>
             </w:r>
           </w:p>
@@ -36882,7 +37257,6 @@
         <w:rPr>
           <w:color w:val="000000"/>
         </w:rPr>
-        <w:lastRenderedPageBreak/>
         <w:t>**</w:t>
       </w:r>
       <w:r>
@@ -37251,31 +37625,31 @@
       </w:rPr>
     </w:lvl>
   </w:abstractNum>
-  <w:num w:numId="1" w16cid:durableId="1169717562">
+  <w:num w:numId="1" w16cid:durableId="951595457">
     <w:abstractNumId w:val="8"/>
   </w:num>
-  <w:num w:numId="2" w16cid:durableId="1028068885">
+  <w:num w:numId="2" w16cid:durableId="1210384458">
     <w:abstractNumId w:val="6"/>
   </w:num>
-  <w:num w:numId="3" w16cid:durableId="343098874">
+  <w:num w:numId="3" w16cid:durableId="573779326">
     <w:abstractNumId w:val="5"/>
   </w:num>
-  <w:num w:numId="4" w16cid:durableId="416096725">
+  <w:num w:numId="4" w16cid:durableId="1074818149">
     <w:abstractNumId w:val="4"/>
   </w:num>
-  <w:num w:numId="5" w16cid:durableId="1301422471">
+  <w:num w:numId="5" w16cid:durableId="805246294">
     <w:abstractNumId w:val="7"/>
   </w:num>
-  <w:num w:numId="6" w16cid:durableId="1813789347">
+  <w:num w:numId="6" w16cid:durableId="1486437336">
     <w:abstractNumId w:val="3"/>
   </w:num>
-  <w:num w:numId="7" w16cid:durableId="647712304">
+  <w:num w:numId="7" w16cid:durableId="1908567463">
     <w:abstractNumId w:val="2"/>
   </w:num>
-  <w:num w:numId="8" w16cid:durableId="261107966">
+  <w:num w:numId="8" w16cid:durableId="1712726461">
     <w:abstractNumId w:val="1"/>
   </w:num>
-  <w:num w:numId="9" w16cid:durableId="1162430040">
+  <w:num w:numId="9" w16cid:durableId="641813369">
     <w:abstractNumId w:val="0"/>
   </w:num>
 </w:numbering>
@@ -48672,7 +49046,7 @@
     <w:autoRedefine/>
     <w:uiPriority w:val="39"/>
     <w:unhideWhenUsed/>
-    <w:rsid w:val="00444E59"/>
+    <w:rsid w:val="00B50518"/>
   </w:style>
   <w:style w:type="paragraph" w:styleId="TOC2">
     <w:name w:val="toc 2"/>
@@ -48681,7 +49055,7 @@
     <w:autoRedefine/>
     <w:uiPriority w:val="39"/>
     <w:unhideWhenUsed/>
-    <w:rsid w:val="00444E59"/>
+    <w:rsid w:val="00B50518"/>
     <w:pPr>
       <w:ind w:leftChars="200" w:left="420"/>
     </w:pPr>
@@ -48691,7 +49065,7 @@
     <w:basedOn w:val="a2"/>
     <w:uiPriority w:val="99"/>
     <w:unhideWhenUsed/>
-    <w:rsid w:val="00444E59"/>
+    <w:rsid w:val="00B50518"/>
     <w:rPr>
       <w:color w:val="0000FF" w:themeColor="hyperlink"/>
       <w:u w:val="single"/>

--- a/docs/胡祖锐-系统设计文档.docx
+++ b/docs/胡祖锐-系统设计文档.docx
@@ -212,7 +212,7 @@
       <w:r>
         <w:fldChar w:fldCharType="separate"/>
       </w:r>
-      <w:hyperlink w:anchor="_Toc240418563" w:history="1">
+      <w:hyperlink w:anchor="_Toc240456303" w:history="1">
         <w:r>
           <w:rPr>
             <w:rStyle w:val="aff9"/>
@@ -240,7 +240,7 @@
             <w:noProof/>
             <w:webHidden/>
           </w:rPr>
-          <w:instrText xml:space="preserve"> PAGEREF _Toc240418563 \h </w:instrText>
+          <w:instrText xml:space="preserve"> PAGEREF _Toc240456303 \h </w:instrText>
         </w:r>
         <w:r>
           <w:rPr>
@@ -288,7 +288,7 @@
           <w14:ligatures w14:val="standardContextual"/>
         </w:rPr>
       </w:pPr>
-      <w:hyperlink w:anchor="_Toc240418564" w:history="1">
+      <w:hyperlink w:anchor="_Toc240456304" w:history="1">
         <w:r>
           <w:rPr>
             <w:rStyle w:val="aff9"/>
@@ -316,7 +316,7 @@
             <w:noProof/>
             <w:webHidden/>
           </w:rPr>
-          <w:instrText xml:space="preserve"> PAGEREF _Toc240418564 \h </w:instrText>
+          <w:instrText xml:space="preserve"> PAGEREF _Toc240456304 \h </w:instrText>
         </w:r>
         <w:r>
           <w:rPr>
@@ -364,7 +364,7 @@
           <w14:ligatures w14:val="standardContextual"/>
         </w:rPr>
       </w:pPr>
-      <w:hyperlink w:anchor="_Toc240418565" w:history="1">
+      <w:hyperlink w:anchor="_Toc240456305" w:history="1">
         <w:r>
           <w:rPr>
             <w:rStyle w:val="aff9"/>
@@ -392,7 +392,7 @@
             <w:noProof/>
             <w:webHidden/>
           </w:rPr>
-          <w:instrText xml:space="preserve"> PAGEREF _Toc240418565 \h </w:instrText>
+          <w:instrText xml:space="preserve"> PAGEREF _Toc240456305 \h </w:instrText>
         </w:r>
         <w:r>
           <w:rPr>
@@ -440,7 +440,7 @@
           <w14:ligatures w14:val="standardContextual"/>
         </w:rPr>
       </w:pPr>
-      <w:hyperlink w:anchor="_Toc240418566" w:history="1">
+      <w:hyperlink w:anchor="_Toc240456306" w:history="1">
         <w:r>
           <w:rPr>
             <w:rStyle w:val="aff9"/>
@@ -468,7 +468,7 @@
             <w:noProof/>
             <w:webHidden/>
           </w:rPr>
-          <w:instrText xml:space="preserve"> PAGEREF _Toc240418566 \h </w:instrText>
+          <w:instrText xml:space="preserve"> PAGEREF _Toc240456306 \h </w:instrText>
         </w:r>
         <w:r>
           <w:rPr>
@@ -516,7 +516,7 @@
           <w14:ligatures w14:val="standardContextual"/>
         </w:rPr>
       </w:pPr>
-      <w:hyperlink w:anchor="_Toc240418567" w:history="1">
+      <w:hyperlink w:anchor="_Toc240456307" w:history="1">
         <w:r>
           <w:rPr>
             <w:rStyle w:val="aff9"/>
@@ -544,7 +544,7 @@
             <w:noProof/>
             <w:webHidden/>
           </w:rPr>
-          <w:instrText xml:space="preserve"> PAGEREF _Toc240418567 \h </w:instrText>
+          <w:instrText xml:space="preserve"> PAGEREF _Toc240456307 \h </w:instrText>
         </w:r>
         <w:r>
           <w:rPr>
@@ -591,7 +591,7 @@
           <w14:ligatures w14:val="standardContextual"/>
         </w:rPr>
       </w:pPr>
-      <w:hyperlink w:anchor="_Toc240418568" w:history="1">
+      <w:hyperlink w:anchor="_Toc240456308" w:history="1">
         <w:r>
           <w:rPr>
             <w:rStyle w:val="aff9"/>
@@ -619,7 +619,7 @@
             <w:noProof/>
             <w:webHidden/>
           </w:rPr>
-          <w:instrText xml:space="preserve"> PAGEREF _Toc240418568 \h </w:instrText>
+          <w:instrText xml:space="preserve"> PAGEREF _Toc240456308 \h </w:instrText>
         </w:r>
         <w:r>
           <w:rPr>
@@ -667,7 +667,7 @@
           <w14:ligatures w14:val="standardContextual"/>
         </w:rPr>
       </w:pPr>
-      <w:hyperlink w:anchor="_Toc240418569" w:history="1">
+      <w:hyperlink w:anchor="_Toc240456309" w:history="1">
         <w:r>
           <w:rPr>
             <w:rStyle w:val="aff9"/>
@@ -695,7 +695,7 @@
             <w:noProof/>
             <w:webHidden/>
           </w:rPr>
-          <w:instrText xml:space="preserve"> PAGEREF _Toc240418569 \h </w:instrText>
+          <w:instrText xml:space="preserve"> PAGEREF _Toc240456309 \h </w:instrText>
         </w:r>
         <w:r>
           <w:rPr>
@@ -743,7 +743,7 @@
           <w14:ligatures w14:val="standardContextual"/>
         </w:rPr>
       </w:pPr>
-      <w:hyperlink w:anchor="_Toc240418570" w:history="1">
+      <w:hyperlink w:anchor="_Toc240456310" w:history="1">
         <w:r>
           <w:rPr>
             <w:rStyle w:val="aff9"/>
@@ -771,7 +771,7 @@
             <w:noProof/>
             <w:webHidden/>
           </w:rPr>
-          <w:instrText xml:space="preserve"> PAGEREF _Toc240418570 \h </w:instrText>
+          <w:instrText xml:space="preserve"> PAGEREF _Toc240456310 \h </w:instrText>
         </w:r>
         <w:r>
           <w:rPr>
@@ -819,7 +819,7 @@
           <w14:ligatures w14:val="standardContextual"/>
         </w:rPr>
       </w:pPr>
-      <w:hyperlink w:anchor="_Toc240418571" w:history="1">
+      <w:hyperlink w:anchor="_Toc240456311" w:history="1">
         <w:r>
           <w:rPr>
             <w:rStyle w:val="aff9"/>
@@ -847,7 +847,7 @@
             <w:noProof/>
             <w:webHidden/>
           </w:rPr>
-          <w:instrText xml:space="preserve"> PAGEREF _Toc240418571 \h </w:instrText>
+          <w:instrText xml:space="preserve"> PAGEREF _Toc240456311 \h </w:instrText>
         </w:r>
         <w:r>
           <w:rPr>
@@ -895,7 +895,7 @@
           <w14:ligatures w14:val="standardContextual"/>
         </w:rPr>
       </w:pPr>
-      <w:hyperlink w:anchor="_Toc240418572" w:history="1">
+      <w:hyperlink w:anchor="_Toc240456312" w:history="1">
         <w:r>
           <w:rPr>
             <w:rStyle w:val="aff9"/>
@@ -923,7 +923,7 @@
             <w:noProof/>
             <w:webHidden/>
           </w:rPr>
-          <w:instrText xml:space="preserve"> PAGEREF _Toc240418572 \h </w:instrText>
+          <w:instrText xml:space="preserve"> PAGEREF _Toc240456312 \h </w:instrText>
         </w:r>
         <w:r>
           <w:rPr>
@@ -971,7 +971,7 @@
           <w14:ligatures w14:val="standardContextual"/>
         </w:rPr>
       </w:pPr>
-      <w:hyperlink w:anchor="_Toc240418573" w:history="1">
+      <w:hyperlink w:anchor="_Toc240456313" w:history="1">
         <w:r>
           <w:rPr>
             <w:rStyle w:val="aff9"/>
@@ -999,7 +999,7 @@
             <w:noProof/>
             <w:webHidden/>
           </w:rPr>
-          <w:instrText xml:space="preserve"> PAGEREF _Toc240418573 \h </w:instrText>
+          <w:instrText xml:space="preserve"> PAGEREF _Toc240456313 \h </w:instrText>
         </w:r>
         <w:r>
           <w:rPr>
@@ -1046,7 +1046,7 @@
           <w14:ligatures w14:val="standardContextual"/>
         </w:rPr>
       </w:pPr>
-      <w:hyperlink w:anchor="_Toc240418574" w:history="1">
+      <w:hyperlink w:anchor="_Toc240456314" w:history="1">
         <w:r>
           <w:rPr>
             <w:rStyle w:val="aff9"/>
@@ -1074,7 +1074,7 @@
             <w:noProof/>
             <w:webHidden/>
           </w:rPr>
-          <w:instrText xml:space="preserve"> PAGEREF _Toc240418574 \h </w:instrText>
+          <w:instrText xml:space="preserve"> PAGEREF _Toc240456314 \h </w:instrText>
         </w:r>
         <w:r>
           <w:rPr>
@@ -1122,7 +1122,7 @@
           <w14:ligatures w14:val="standardContextual"/>
         </w:rPr>
       </w:pPr>
-      <w:hyperlink w:anchor="_Toc240418575" w:history="1">
+      <w:hyperlink w:anchor="_Toc240456315" w:history="1">
         <w:r>
           <w:rPr>
             <w:rStyle w:val="aff9"/>
@@ -1150,7 +1150,7 @@
             <w:noProof/>
             <w:webHidden/>
           </w:rPr>
-          <w:instrText xml:space="preserve"> PAGEREF _Toc240418575 \h </w:instrText>
+          <w:instrText xml:space="preserve"> PAGEREF _Toc240456315 \h </w:instrText>
         </w:r>
         <w:r>
           <w:rPr>
@@ -1198,7 +1198,7 @@
           <w14:ligatures w14:val="standardContextual"/>
         </w:rPr>
       </w:pPr>
-      <w:hyperlink w:anchor="_Toc240418576" w:history="1">
+      <w:hyperlink w:anchor="_Toc240456316" w:history="1">
         <w:r>
           <w:rPr>
             <w:rStyle w:val="aff9"/>
@@ -1226,7 +1226,7 @@
             <w:noProof/>
             <w:webHidden/>
           </w:rPr>
-          <w:instrText xml:space="preserve"> PAGEREF _Toc240418576 \h </w:instrText>
+          <w:instrText xml:space="preserve"> PAGEREF _Toc240456316 \h </w:instrText>
         </w:r>
         <w:r>
           <w:rPr>
@@ -1274,7 +1274,7 @@
           <w14:ligatures w14:val="standardContextual"/>
         </w:rPr>
       </w:pPr>
-      <w:hyperlink w:anchor="_Toc240418577" w:history="1">
+      <w:hyperlink w:anchor="_Toc240456317" w:history="1">
         <w:r>
           <w:rPr>
             <w:rStyle w:val="aff9"/>
@@ -1302,7 +1302,7 @@
             <w:noProof/>
             <w:webHidden/>
           </w:rPr>
-          <w:instrText xml:space="preserve"> PAGEREF _Toc240418577 \h </w:instrText>
+          <w:instrText xml:space="preserve"> PAGEREF _Toc240456317 \h </w:instrText>
         </w:r>
         <w:r>
           <w:rPr>
@@ -1349,7 +1349,7 @@
           <w14:ligatures w14:val="standardContextual"/>
         </w:rPr>
       </w:pPr>
-      <w:hyperlink w:anchor="_Toc240418578" w:history="1">
+      <w:hyperlink w:anchor="_Toc240456318" w:history="1">
         <w:r>
           <w:rPr>
             <w:rStyle w:val="aff9"/>
@@ -1377,7 +1377,7 @@
             <w:noProof/>
             <w:webHidden/>
           </w:rPr>
-          <w:instrText xml:space="preserve"> PAGEREF _Toc240418578 \h </w:instrText>
+          <w:instrText xml:space="preserve"> PAGEREF _Toc240456318 \h </w:instrText>
         </w:r>
         <w:r>
           <w:rPr>
@@ -1425,7 +1425,7 @@
           <w14:ligatures w14:val="standardContextual"/>
         </w:rPr>
       </w:pPr>
-      <w:hyperlink w:anchor="_Toc240418579" w:history="1">
+      <w:hyperlink w:anchor="_Toc240456319" w:history="1">
         <w:r>
           <w:rPr>
             <w:rStyle w:val="aff9"/>
@@ -1453,7 +1453,7 @@
             <w:noProof/>
             <w:webHidden/>
           </w:rPr>
-          <w:instrText xml:space="preserve"> PAGEREF _Toc240418579 \h </w:instrText>
+          <w:instrText xml:space="preserve"> PAGEREF _Toc240456319 \h </w:instrText>
         </w:r>
         <w:r>
           <w:rPr>
@@ -1501,7 +1501,7 @@
           <w14:ligatures w14:val="standardContextual"/>
         </w:rPr>
       </w:pPr>
-      <w:hyperlink w:anchor="_Toc240418580" w:history="1">
+      <w:hyperlink w:anchor="_Toc240456320" w:history="1">
         <w:r>
           <w:rPr>
             <w:rStyle w:val="aff9"/>
@@ -1529,7 +1529,7 @@
             <w:noProof/>
             <w:webHidden/>
           </w:rPr>
-          <w:instrText xml:space="preserve"> PAGEREF _Toc240418580 \h </w:instrText>
+          <w:instrText xml:space="preserve"> PAGEREF _Toc240456320 \h </w:instrText>
         </w:r>
         <w:r>
           <w:rPr>
@@ -1577,7 +1577,7 @@
           <w14:ligatures w14:val="standardContextual"/>
         </w:rPr>
       </w:pPr>
-      <w:hyperlink w:anchor="_Toc240418581" w:history="1">
+      <w:hyperlink w:anchor="_Toc240456321" w:history="1">
         <w:r>
           <w:rPr>
             <w:rStyle w:val="aff9"/>
@@ -1605,7 +1605,7 @@
             <w:noProof/>
             <w:webHidden/>
           </w:rPr>
-          <w:instrText xml:space="preserve"> PAGEREF _Toc240418581 \h </w:instrText>
+          <w:instrText xml:space="preserve"> PAGEREF _Toc240456321 \h </w:instrText>
         </w:r>
         <w:r>
           <w:rPr>
@@ -1653,7 +1653,7 @@
           <w14:ligatures w14:val="standardContextual"/>
         </w:rPr>
       </w:pPr>
-      <w:hyperlink w:anchor="_Toc240418582" w:history="1">
+      <w:hyperlink w:anchor="_Toc240456322" w:history="1">
         <w:r>
           <w:rPr>
             <w:rStyle w:val="aff9"/>
@@ -1681,7 +1681,7 @@
             <w:noProof/>
             <w:webHidden/>
           </w:rPr>
-          <w:instrText xml:space="preserve"> PAGEREF _Toc240418582 \h </w:instrText>
+          <w:instrText xml:space="preserve"> PAGEREF _Toc240456322 \h </w:instrText>
         </w:r>
         <w:r>
           <w:rPr>
@@ -1729,7 +1729,7 @@
           <w14:ligatures w14:val="standardContextual"/>
         </w:rPr>
       </w:pPr>
-      <w:hyperlink w:anchor="_Toc240418583" w:history="1">
+      <w:hyperlink w:anchor="_Toc240456323" w:history="1">
         <w:r>
           <w:rPr>
             <w:rStyle w:val="aff9"/>
@@ -1757,7 +1757,7 @@
             <w:noProof/>
             <w:webHidden/>
           </w:rPr>
-          <w:instrText xml:space="preserve"> PAGEREF _Toc240418583 \h </w:instrText>
+          <w:instrText xml:space="preserve"> PAGEREF _Toc240456323 \h </w:instrText>
         </w:r>
         <w:r>
           <w:rPr>
@@ -1805,7 +1805,7 @@
           <w14:ligatures w14:val="standardContextual"/>
         </w:rPr>
       </w:pPr>
-      <w:hyperlink w:anchor="_Toc240418584" w:history="1">
+      <w:hyperlink w:anchor="_Toc240456324" w:history="1">
         <w:r>
           <w:rPr>
             <w:rStyle w:val="aff9"/>
@@ -1833,7 +1833,7 @@
             <w:noProof/>
             <w:webHidden/>
           </w:rPr>
-          <w:instrText xml:space="preserve"> PAGEREF _Toc240418584 \h </w:instrText>
+          <w:instrText xml:space="preserve"> PAGEREF _Toc240456324 \h </w:instrText>
         </w:r>
         <w:r>
           <w:rPr>
@@ -1881,7 +1881,7 @@
           <w14:ligatures w14:val="standardContextual"/>
         </w:rPr>
       </w:pPr>
-      <w:hyperlink w:anchor="_Toc240418585" w:history="1">
+      <w:hyperlink w:anchor="_Toc240456325" w:history="1">
         <w:r>
           <w:rPr>
             <w:rStyle w:val="aff9"/>
@@ -1909,83 +1909,7 @@
             <w:noProof/>
             <w:webHidden/>
           </w:rPr>
-          <w:instrText xml:space="preserve"> PAGEREF _Toc240418585 \h </w:instrText>
-        </w:r>
-        <w:r>
-          <w:rPr>
-            <w:noProof/>
-            <w:webHidden/>
-          </w:rPr>
-        </w:r>
-        <w:r>
-          <w:rPr>
-            <w:noProof/>
-            <w:webHidden/>
-          </w:rPr>
-          <w:fldChar w:fldCharType="separate"/>
-        </w:r>
-        <w:r>
-          <w:rPr>
-            <w:noProof/>
-            <w:webHidden/>
-          </w:rPr>
-          <w:t>14</w:t>
-        </w:r>
-        <w:r>
-          <w:rPr>
-            <w:noProof/>
-            <w:webHidden/>
-          </w:rPr>
-          <w:fldChar w:fldCharType="end"/>
-        </w:r>
-      </w:hyperlink>
-    </w:p>
-    <w:p>
-      <w:pPr>
-        <w:pStyle w:val="TOC2"/>
-        <w:tabs>
-          <w:tab w:val="right" w:leader="dot" w:pos="8302"/>
-        </w:tabs>
-        <w:ind w:left="480"/>
-        <w:rPr>
-          <w:rFonts w:asciiTheme="minorHAnsi" w:eastAsiaTheme="minorEastAsia" w:hAnsiTheme="minorHAnsi"/>
-          <w:noProof/>
-          <w:kern w:val="2"/>
-          <w:sz w:val="22"/>
-          <w:szCs w:val="24"/>
-          <w:lang w:eastAsia="zh-CN"/>
-          <w14:ligatures w14:val="standardContextual"/>
-        </w:rPr>
-      </w:pPr>
-      <w:hyperlink w:anchor="_Toc240418586" w:history="1">
-        <w:r>
-          <w:rPr>
-            <w:rStyle w:val="aff9"/>
-            <w:rFonts w:ascii="黑体" w:eastAsia="黑体" w:hAnsi="黑体"/>
-            <w:noProof/>
-          </w:rPr>
-          <w:t>4.8 冠军生成与夺冠路径</w:t>
-        </w:r>
-        <w:r>
-          <w:rPr>
-            <w:noProof/>
-            <w:webHidden/>
-          </w:rPr>
-          <w:tab/>
-        </w:r>
-        <w:r>
-          <w:rPr>
-            <w:noProof/>
-            <w:webHidden/>
-          </w:rPr>
-          <w:fldChar w:fldCharType="begin"/>
-        </w:r>
-        <w:r>
-          <w:rPr>
-            <w:noProof/>
-            <w:webHidden/>
-          </w:rPr>
-          <w:instrText xml:space="preserve"> PAGEREF _Toc240418586 \h </w:instrText>
+          <w:instrText xml:space="preserve"> PAGEREF _Toc240456325 \h </w:instrText>
         </w:r>
         <w:r>
           <w:rPr>
@@ -2018,10 +1942,11 @@
     </w:p>
     <w:p>
       <w:pPr>
-        <w:pStyle w:val="TOC1"/>
+        <w:pStyle w:val="TOC2"/>
         <w:tabs>
           <w:tab w:val="right" w:leader="dot" w:pos="8302"/>
         </w:tabs>
+        <w:ind w:left="480"/>
         <w:rPr>
           <w:rFonts w:asciiTheme="minorHAnsi" w:eastAsiaTheme="minorEastAsia" w:hAnsiTheme="minorHAnsi"/>
           <w:noProof/>
@@ -2032,14 +1957,14 @@
           <w14:ligatures w14:val="standardContextual"/>
         </w:rPr>
       </w:pPr>
-      <w:hyperlink w:anchor="_Toc240418587" w:history="1">
+      <w:hyperlink w:anchor="_Toc240456326" w:history="1">
         <w:r>
           <w:rPr>
             <w:rStyle w:val="aff9"/>
             <w:rFonts w:ascii="黑体" w:eastAsia="黑体" w:hAnsi="黑体"/>
             <w:noProof/>
           </w:rPr>
-          <w:t>五、数据库设计</w:t>
+          <w:t>4.8 冠军生成与夺冠路径</w:t>
         </w:r>
         <w:r>
           <w:rPr>
@@ -2060,159 +1985,7 @@
             <w:noProof/>
             <w:webHidden/>
           </w:rPr>
-          <w:instrText xml:space="preserve"> PAGEREF _Toc240418587 \h </w:instrText>
-        </w:r>
-        <w:r>
-          <w:rPr>
-            <w:noProof/>
-            <w:webHidden/>
-          </w:rPr>
-        </w:r>
-        <w:r>
-          <w:rPr>
-            <w:noProof/>
-            <w:webHidden/>
-          </w:rPr>
-          <w:fldChar w:fldCharType="separate"/>
-        </w:r>
-        <w:r>
-          <w:rPr>
-            <w:noProof/>
-            <w:webHidden/>
-          </w:rPr>
-          <w:t>15</w:t>
-        </w:r>
-        <w:r>
-          <w:rPr>
-            <w:noProof/>
-            <w:webHidden/>
-          </w:rPr>
-          <w:fldChar w:fldCharType="end"/>
-        </w:r>
-      </w:hyperlink>
-    </w:p>
-    <w:p>
-      <w:pPr>
-        <w:pStyle w:val="TOC2"/>
-        <w:tabs>
-          <w:tab w:val="right" w:leader="dot" w:pos="8302"/>
-        </w:tabs>
-        <w:ind w:left="480"/>
-        <w:rPr>
-          <w:rFonts w:asciiTheme="minorHAnsi" w:eastAsiaTheme="minorEastAsia" w:hAnsiTheme="minorHAnsi"/>
-          <w:noProof/>
-          <w:kern w:val="2"/>
-          <w:sz w:val="22"/>
-          <w:szCs w:val="24"/>
-          <w:lang w:eastAsia="zh-CN"/>
-          <w14:ligatures w14:val="standardContextual"/>
-        </w:rPr>
-      </w:pPr>
-      <w:hyperlink w:anchor="_Toc240418588" w:history="1">
-        <w:r>
-          <w:rPr>
-            <w:rStyle w:val="aff9"/>
-            <w:rFonts w:ascii="黑体" w:eastAsia="黑体" w:hAnsi="黑体"/>
-            <w:noProof/>
-          </w:rPr>
-          <w:t>5.1 设计约定</w:t>
-        </w:r>
-        <w:r>
-          <w:rPr>
-            <w:noProof/>
-            <w:webHidden/>
-          </w:rPr>
-          <w:tab/>
-        </w:r>
-        <w:r>
-          <w:rPr>
-            <w:noProof/>
-            <w:webHidden/>
-          </w:rPr>
-          <w:fldChar w:fldCharType="begin"/>
-        </w:r>
-        <w:r>
-          <w:rPr>
-            <w:noProof/>
-            <w:webHidden/>
-          </w:rPr>
-          <w:instrText xml:space="preserve"> PAGEREF _Toc240418588 \h </w:instrText>
-        </w:r>
-        <w:r>
-          <w:rPr>
-            <w:noProof/>
-            <w:webHidden/>
-          </w:rPr>
-        </w:r>
-        <w:r>
-          <w:rPr>
-            <w:noProof/>
-            <w:webHidden/>
-          </w:rPr>
-          <w:fldChar w:fldCharType="separate"/>
-        </w:r>
-        <w:r>
-          <w:rPr>
-            <w:noProof/>
-            <w:webHidden/>
-          </w:rPr>
-          <w:t>15</w:t>
-        </w:r>
-        <w:r>
-          <w:rPr>
-            <w:noProof/>
-            <w:webHidden/>
-          </w:rPr>
-          <w:fldChar w:fldCharType="end"/>
-        </w:r>
-      </w:hyperlink>
-    </w:p>
-    <w:p>
-      <w:pPr>
-        <w:pStyle w:val="TOC2"/>
-        <w:tabs>
-          <w:tab w:val="right" w:leader="dot" w:pos="8302"/>
-        </w:tabs>
-        <w:ind w:left="480"/>
-        <w:rPr>
-          <w:rFonts w:asciiTheme="minorHAnsi" w:eastAsiaTheme="minorEastAsia" w:hAnsiTheme="minorHAnsi"/>
-          <w:noProof/>
-          <w:kern w:val="2"/>
-          <w:sz w:val="22"/>
-          <w:szCs w:val="24"/>
-          <w:lang w:eastAsia="zh-CN"/>
-          <w14:ligatures w14:val="standardContextual"/>
-        </w:rPr>
-      </w:pPr>
-      <w:hyperlink w:anchor="_Toc240418589" w:history="1">
-        <w:r>
-          <w:rPr>
-            <w:rStyle w:val="aff9"/>
-            <w:rFonts w:ascii="黑体" w:eastAsia="黑体" w:hAnsi="黑体"/>
-            <w:noProof/>
-          </w:rPr>
-          <w:t>5.2 数据域与集合总览</w:t>
-        </w:r>
-        <w:r>
-          <w:rPr>
-            <w:noProof/>
-            <w:webHidden/>
-          </w:rPr>
-          <w:tab/>
-        </w:r>
-        <w:r>
-          <w:rPr>
-            <w:noProof/>
-            <w:webHidden/>
-          </w:rPr>
-          <w:fldChar w:fldCharType="begin"/>
-        </w:r>
-        <w:r>
-          <w:rPr>
-            <w:noProof/>
-            <w:webHidden/>
-          </w:rPr>
-          <w:instrText xml:space="preserve"> PAGEREF _Toc240418589 \h </w:instrText>
+          <w:instrText xml:space="preserve"> PAGEREF _Toc240456326 \h </w:instrText>
         </w:r>
         <w:r>
           <w:rPr>
@@ -2245,11 +2018,10 @@
     </w:p>
     <w:p>
       <w:pPr>
-        <w:pStyle w:val="TOC2"/>
+        <w:pStyle w:val="TOC1"/>
         <w:tabs>
           <w:tab w:val="right" w:leader="dot" w:pos="8302"/>
         </w:tabs>
-        <w:ind w:left="480"/>
         <w:rPr>
           <w:rFonts w:asciiTheme="minorHAnsi" w:eastAsiaTheme="minorEastAsia" w:hAnsiTheme="minorHAnsi"/>
           <w:noProof/>
@@ -2260,14 +2032,14 @@
           <w14:ligatures w14:val="standardContextual"/>
         </w:rPr>
       </w:pPr>
-      <w:hyperlink w:anchor="_Toc240418590" w:history="1">
+      <w:hyperlink w:anchor="_Toc240456327" w:history="1">
         <w:r>
           <w:rPr>
             <w:rStyle w:val="aff9"/>
             <w:rFonts w:ascii="黑体" w:eastAsia="黑体" w:hAnsi="黑体"/>
             <w:noProof/>
           </w:rPr>
-          <w:t>5.3 用户域字段定义</w:t>
+          <w:t>五、数据库设计</w:t>
         </w:r>
         <w:r>
           <w:rPr>
@@ -2288,7 +2060,159 @@
             <w:noProof/>
             <w:webHidden/>
           </w:rPr>
-          <w:instrText xml:space="preserve"> PAGEREF _Toc240418590 \h </w:instrText>
+          <w:instrText xml:space="preserve"> PAGEREF _Toc240456327 \h </w:instrText>
+        </w:r>
+        <w:r>
+          <w:rPr>
+            <w:noProof/>
+            <w:webHidden/>
+          </w:rPr>
+        </w:r>
+        <w:r>
+          <w:rPr>
+            <w:noProof/>
+            <w:webHidden/>
+          </w:rPr>
+          <w:fldChar w:fldCharType="separate"/>
+        </w:r>
+        <w:r>
+          <w:rPr>
+            <w:noProof/>
+            <w:webHidden/>
+          </w:rPr>
+          <w:t>16</w:t>
+        </w:r>
+        <w:r>
+          <w:rPr>
+            <w:noProof/>
+            <w:webHidden/>
+          </w:rPr>
+          <w:fldChar w:fldCharType="end"/>
+        </w:r>
+      </w:hyperlink>
+    </w:p>
+    <w:p>
+      <w:pPr>
+        <w:pStyle w:val="TOC2"/>
+        <w:tabs>
+          <w:tab w:val="right" w:leader="dot" w:pos="8302"/>
+        </w:tabs>
+        <w:ind w:left="480"/>
+        <w:rPr>
+          <w:rFonts w:asciiTheme="minorHAnsi" w:eastAsiaTheme="minorEastAsia" w:hAnsiTheme="minorHAnsi"/>
+          <w:noProof/>
+          <w:kern w:val="2"/>
+          <w:sz w:val="22"/>
+          <w:szCs w:val="24"/>
+          <w:lang w:eastAsia="zh-CN"/>
+          <w14:ligatures w14:val="standardContextual"/>
+        </w:rPr>
+      </w:pPr>
+      <w:hyperlink w:anchor="_Toc240456328" w:history="1">
+        <w:r>
+          <w:rPr>
+            <w:rStyle w:val="aff9"/>
+            <w:rFonts w:ascii="黑体" w:eastAsia="黑体" w:hAnsi="黑体"/>
+            <w:noProof/>
+          </w:rPr>
+          <w:t>5.1 设计约定</w:t>
+        </w:r>
+        <w:r>
+          <w:rPr>
+            <w:noProof/>
+            <w:webHidden/>
+          </w:rPr>
+          <w:tab/>
+        </w:r>
+        <w:r>
+          <w:rPr>
+            <w:noProof/>
+            <w:webHidden/>
+          </w:rPr>
+          <w:fldChar w:fldCharType="begin"/>
+        </w:r>
+        <w:r>
+          <w:rPr>
+            <w:noProof/>
+            <w:webHidden/>
+          </w:rPr>
+          <w:instrText xml:space="preserve"> PAGEREF _Toc240456328 \h </w:instrText>
+        </w:r>
+        <w:r>
+          <w:rPr>
+            <w:noProof/>
+            <w:webHidden/>
+          </w:rPr>
+        </w:r>
+        <w:r>
+          <w:rPr>
+            <w:noProof/>
+            <w:webHidden/>
+          </w:rPr>
+          <w:fldChar w:fldCharType="separate"/>
+        </w:r>
+        <w:r>
+          <w:rPr>
+            <w:noProof/>
+            <w:webHidden/>
+          </w:rPr>
+          <w:t>16</w:t>
+        </w:r>
+        <w:r>
+          <w:rPr>
+            <w:noProof/>
+            <w:webHidden/>
+          </w:rPr>
+          <w:fldChar w:fldCharType="end"/>
+        </w:r>
+      </w:hyperlink>
+    </w:p>
+    <w:p>
+      <w:pPr>
+        <w:pStyle w:val="TOC2"/>
+        <w:tabs>
+          <w:tab w:val="right" w:leader="dot" w:pos="8302"/>
+        </w:tabs>
+        <w:ind w:left="480"/>
+        <w:rPr>
+          <w:rFonts w:asciiTheme="minorHAnsi" w:eastAsiaTheme="minorEastAsia" w:hAnsiTheme="minorHAnsi"/>
+          <w:noProof/>
+          <w:kern w:val="2"/>
+          <w:sz w:val="22"/>
+          <w:szCs w:val="24"/>
+          <w:lang w:eastAsia="zh-CN"/>
+          <w14:ligatures w14:val="standardContextual"/>
+        </w:rPr>
+      </w:pPr>
+      <w:hyperlink w:anchor="_Toc240456329" w:history="1">
+        <w:r>
+          <w:rPr>
+            <w:rStyle w:val="aff9"/>
+            <w:rFonts w:ascii="黑体" w:eastAsia="黑体" w:hAnsi="黑体"/>
+            <w:noProof/>
+          </w:rPr>
+          <w:t>5.2 数据域与集合总览</w:t>
+        </w:r>
+        <w:r>
+          <w:rPr>
+            <w:noProof/>
+            <w:webHidden/>
+          </w:rPr>
+          <w:tab/>
+        </w:r>
+        <w:r>
+          <w:rPr>
+            <w:noProof/>
+            <w:webHidden/>
+          </w:rPr>
+          <w:fldChar w:fldCharType="begin"/>
+        </w:r>
+        <w:r>
+          <w:rPr>
+            <w:noProof/>
+            <w:webHidden/>
+          </w:rPr>
+          <w:instrText xml:space="preserve"> PAGEREF _Toc240456329 \h </w:instrText>
         </w:r>
         <w:r>
           <w:rPr>
@@ -2336,14 +2260,14 @@
           <w14:ligatures w14:val="standardContextual"/>
         </w:rPr>
       </w:pPr>
-      <w:hyperlink w:anchor="_Toc240418591" w:history="1">
+      <w:hyperlink w:anchor="_Toc240456330" w:history="1">
         <w:r>
           <w:rPr>
             <w:rStyle w:val="aff9"/>
             <w:rFonts w:ascii="黑体" w:eastAsia="黑体" w:hAnsi="黑体"/>
             <w:noProof/>
           </w:rPr>
-          <w:t>5.4 音乐数据域字段定义</w:t>
+          <w:t>5.3 用户域字段定义</w:t>
         </w:r>
         <w:r>
           <w:rPr>
@@ -2364,7 +2288,7 @@
             <w:noProof/>
             <w:webHidden/>
           </w:rPr>
-          <w:instrText xml:space="preserve"> PAGEREF _Toc240418591 \h </w:instrText>
+          <w:instrText xml:space="preserve"> PAGEREF _Toc240456330 \h </w:instrText>
         </w:r>
         <w:r>
           <w:rPr>
@@ -2412,7 +2336,83 @@
           <w14:ligatures w14:val="standardContextual"/>
         </w:rPr>
       </w:pPr>
-      <w:hyperlink w:anchor="_Toc240418592" w:history="1">
+      <w:hyperlink w:anchor="_Toc240456331" w:history="1">
+        <w:r>
+          <w:rPr>
+            <w:rStyle w:val="aff9"/>
+            <w:rFonts w:ascii="黑体" w:eastAsia="黑体" w:hAnsi="黑体"/>
+            <w:noProof/>
+          </w:rPr>
+          <w:t>5.4 音乐数据域字段定义</w:t>
+        </w:r>
+        <w:r>
+          <w:rPr>
+            <w:noProof/>
+            <w:webHidden/>
+          </w:rPr>
+          <w:tab/>
+        </w:r>
+        <w:r>
+          <w:rPr>
+            <w:noProof/>
+            <w:webHidden/>
+          </w:rPr>
+          <w:fldChar w:fldCharType="begin"/>
+        </w:r>
+        <w:r>
+          <w:rPr>
+            <w:noProof/>
+            <w:webHidden/>
+          </w:rPr>
+          <w:instrText xml:space="preserve"> PAGEREF _Toc240456331 \h </w:instrText>
+        </w:r>
+        <w:r>
+          <w:rPr>
+            <w:noProof/>
+            <w:webHidden/>
+          </w:rPr>
+        </w:r>
+        <w:r>
+          <w:rPr>
+            <w:noProof/>
+            <w:webHidden/>
+          </w:rPr>
+          <w:fldChar w:fldCharType="separate"/>
+        </w:r>
+        <w:r>
+          <w:rPr>
+            <w:noProof/>
+            <w:webHidden/>
+          </w:rPr>
+          <w:t>19</w:t>
+        </w:r>
+        <w:r>
+          <w:rPr>
+            <w:noProof/>
+            <w:webHidden/>
+          </w:rPr>
+          <w:fldChar w:fldCharType="end"/>
+        </w:r>
+      </w:hyperlink>
+    </w:p>
+    <w:p>
+      <w:pPr>
+        <w:pStyle w:val="TOC2"/>
+        <w:tabs>
+          <w:tab w:val="right" w:leader="dot" w:pos="8302"/>
+        </w:tabs>
+        <w:ind w:left="480"/>
+        <w:rPr>
+          <w:rFonts w:asciiTheme="minorHAnsi" w:eastAsiaTheme="minorEastAsia" w:hAnsiTheme="minorHAnsi"/>
+          <w:noProof/>
+          <w:kern w:val="2"/>
+          <w:sz w:val="22"/>
+          <w:szCs w:val="24"/>
+          <w:lang w:eastAsia="zh-CN"/>
+          <w14:ligatures w14:val="standardContextual"/>
+        </w:rPr>
+      </w:pPr>
+      <w:hyperlink w:anchor="_Toc240456332" w:history="1">
         <w:r>
           <w:rPr>
             <w:rStyle w:val="aff9"/>
@@ -2440,7 +2440,7 @@
             <w:noProof/>
             <w:webHidden/>
           </w:rPr>
-          <w:instrText xml:space="preserve"> PAGEREF _Toc240418592 \h </w:instrText>
+          <w:instrText xml:space="preserve"> PAGEREF _Toc240456332 \h </w:instrText>
         </w:r>
         <w:r>
           <w:rPr>
@@ -2460,7 +2460,7 @@
             <w:noProof/>
             <w:webHidden/>
           </w:rPr>
-          <w:t>20</w:t>
+          <w:t>21</w:t>
         </w:r>
         <w:r>
           <w:rPr>
@@ -2488,7 +2488,7 @@
           <w14:ligatures w14:val="standardContextual"/>
         </w:rPr>
       </w:pPr>
-      <w:hyperlink w:anchor="_Toc240418593" w:history="1">
+      <w:hyperlink w:anchor="_Toc240456333" w:history="1">
         <w:r>
           <w:rPr>
             <w:rStyle w:val="aff9"/>
@@ -2516,7 +2516,7 @@
             <w:noProof/>
             <w:webHidden/>
           </w:rPr>
-          <w:instrText xml:space="preserve"> PAGEREF _Toc240418593 \h </w:instrText>
+          <w:instrText xml:space="preserve"> PAGEREF _Toc240456333 \h </w:instrText>
         </w:r>
         <w:r>
           <w:rPr>
@@ -2536,7 +2536,7 @@
             <w:noProof/>
             <w:webHidden/>
           </w:rPr>
-          <w:t>22</w:t>
+          <w:t>23</w:t>
         </w:r>
         <w:r>
           <w:rPr>
@@ -2564,7 +2564,7 @@
           <w14:ligatures w14:val="standardContextual"/>
         </w:rPr>
       </w:pPr>
-      <w:hyperlink w:anchor="_Toc240418594" w:history="1">
+      <w:hyperlink w:anchor="_Toc240456334" w:history="1">
         <w:r>
           <w:rPr>
             <w:rStyle w:val="aff9"/>
@@ -2592,83 +2592,7 @@
             <w:noProof/>
             <w:webHidden/>
           </w:rPr>
-          <w:instrText xml:space="preserve"> PAGEREF _Toc240418594 \h </w:instrText>
-        </w:r>
-        <w:r>
-          <w:rPr>
-            <w:noProof/>
-            <w:webHidden/>
-          </w:rPr>
-        </w:r>
-        <w:r>
-          <w:rPr>
-            <w:noProof/>
-            <w:webHidden/>
-          </w:rPr>
-          <w:fldChar w:fldCharType="separate"/>
-        </w:r>
-        <w:r>
-          <w:rPr>
-            <w:noProof/>
-            <w:webHidden/>
-          </w:rPr>
-          <w:t>24</w:t>
-        </w:r>
-        <w:r>
-          <w:rPr>
-            <w:noProof/>
-            <w:webHidden/>
-          </w:rPr>
-          <w:fldChar w:fldCharType="end"/>
-        </w:r>
-      </w:hyperlink>
-    </w:p>
-    <w:p>
-      <w:pPr>
-        <w:pStyle w:val="TOC2"/>
-        <w:tabs>
-          <w:tab w:val="right" w:leader="dot" w:pos="8302"/>
-        </w:tabs>
-        <w:ind w:left="480"/>
-        <w:rPr>
-          <w:rFonts w:asciiTheme="minorHAnsi" w:eastAsiaTheme="minorEastAsia" w:hAnsiTheme="minorHAnsi"/>
-          <w:noProof/>
-          <w:kern w:val="2"/>
-          <w:sz w:val="22"/>
-          <w:szCs w:val="24"/>
-          <w:lang w:eastAsia="zh-CN"/>
-          <w14:ligatures w14:val="standardContextual"/>
-        </w:rPr>
-      </w:pPr>
-      <w:hyperlink w:anchor="_Toc240418595" w:history="1">
-        <w:r>
-          <w:rPr>
-            <w:rStyle w:val="aff9"/>
-            <w:rFonts w:ascii="黑体" w:eastAsia="黑体" w:hAnsi="黑体"/>
-            <w:noProof/>
-          </w:rPr>
-          <w:t>5.8 缓存策略与新鲜度</w:t>
-        </w:r>
-        <w:r>
-          <w:rPr>
-            <w:noProof/>
-            <w:webHidden/>
-          </w:rPr>
-          <w:tab/>
-        </w:r>
-        <w:r>
-          <w:rPr>
-            <w:noProof/>
-            <w:webHidden/>
-          </w:rPr>
-          <w:fldChar w:fldCharType="begin"/>
-        </w:r>
-        <w:r>
-          <w:rPr>
-            <w:noProof/>
-            <w:webHidden/>
-          </w:rPr>
-          <w:instrText xml:space="preserve"> PAGEREF _Toc240418595 \h </w:instrText>
+          <w:instrText xml:space="preserve"> PAGEREF _Toc240456334 \h </w:instrText>
         </w:r>
         <w:r>
           <w:rPr>
@@ -2716,14 +2640,14 @@
           <w14:ligatures w14:val="standardContextual"/>
         </w:rPr>
       </w:pPr>
-      <w:hyperlink w:anchor="_Toc240418596" w:history="1">
+      <w:hyperlink w:anchor="_Toc240456335" w:history="1">
         <w:r>
           <w:rPr>
             <w:rStyle w:val="aff9"/>
             <w:rFonts w:ascii="黑体" w:eastAsia="黑体" w:hAnsi="黑体"/>
             <w:noProof/>
           </w:rPr>
-          <w:t>5.9 字段级校验与约束</w:t>
+          <w:t>5.8 缓存策略与新鲜度</w:t>
         </w:r>
         <w:r>
           <w:rPr>
@@ -2744,7 +2668,7 @@
             <w:noProof/>
             <w:webHidden/>
           </w:rPr>
-          <w:instrText xml:space="preserve"> PAGEREF _Toc240418596 \h </w:instrText>
+          <w:instrText xml:space="preserve"> PAGEREF _Toc240456335 \h </w:instrText>
         </w:r>
         <w:r>
           <w:rPr>
@@ -2777,10 +2701,11 @@
     </w:p>
     <w:p>
       <w:pPr>
-        <w:pStyle w:val="TOC1"/>
+        <w:pStyle w:val="TOC2"/>
         <w:tabs>
           <w:tab w:val="right" w:leader="dot" w:pos="8302"/>
         </w:tabs>
+        <w:ind w:left="480"/>
         <w:rPr>
           <w:rFonts w:asciiTheme="minorHAnsi" w:eastAsiaTheme="minorEastAsia" w:hAnsiTheme="minorHAnsi"/>
           <w:noProof/>
@@ -2791,14 +2716,14 @@
           <w14:ligatures w14:val="standardContextual"/>
         </w:rPr>
       </w:pPr>
-      <w:hyperlink w:anchor="_Toc240418597" w:history="1">
+      <w:hyperlink w:anchor="_Toc240456336" w:history="1">
         <w:r>
           <w:rPr>
             <w:rStyle w:val="aff9"/>
             <w:rFonts w:ascii="黑体" w:eastAsia="黑体" w:hAnsi="黑体"/>
             <w:noProof/>
           </w:rPr>
-          <w:t>六、接口设计</w:t>
+          <w:t>5.9 字段级校验与约束</w:t>
         </w:r>
         <w:r>
           <w:rPr>
@@ -2819,159 +2744,7 @@
             <w:noProof/>
             <w:webHidden/>
           </w:rPr>
-          <w:instrText xml:space="preserve"> PAGEREF _Toc240418597 \h </w:instrText>
-        </w:r>
-        <w:r>
-          <w:rPr>
-            <w:noProof/>
-            <w:webHidden/>
-          </w:rPr>
-        </w:r>
-        <w:r>
-          <w:rPr>
-            <w:noProof/>
-            <w:webHidden/>
-          </w:rPr>
-          <w:fldChar w:fldCharType="separate"/>
-        </w:r>
-        <w:r>
-          <w:rPr>
-            <w:noProof/>
-            <w:webHidden/>
-          </w:rPr>
-          <w:t>25</w:t>
-        </w:r>
-        <w:r>
-          <w:rPr>
-            <w:noProof/>
-            <w:webHidden/>
-          </w:rPr>
-          <w:fldChar w:fldCharType="end"/>
-        </w:r>
-      </w:hyperlink>
-    </w:p>
-    <w:p>
-      <w:pPr>
-        <w:pStyle w:val="TOC2"/>
-        <w:tabs>
-          <w:tab w:val="right" w:leader="dot" w:pos="8302"/>
-        </w:tabs>
-        <w:ind w:left="480"/>
-        <w:rPr>
-          <w:rFonts w:asciiTheme="minorHAnsi" w:eastAsiaTheme="minorEastAsia" w:hAnsiTheme="minorHAnsi"/>
-          <w:noProof/>
-          <w:kern w:val="2"/>
-          <w:sz w:val="22"/>
-          <w:szCs w:val="24"/>
-          <w:lang w:eastAsia="zh-CN"/>
-          <w14:ligatures w14:val="standardContextual"/>
-        </w:rPr>
-      </w:pPr>
-      <w:hyperlink w:anchor="_Toc240418598" w:history="1">
-        <w:r>
-          <w:rPr>
-            <w:rStyle w:val="aff9"/>
-            <w:rFonts w:ascii="黑体" w:eastAsia="黑体" w:hAnsi="黑体"/>
-            <w:noProof/>
-          </w:rPr>
-          <w:t>6.1 接口分组与规模</w:t>
-        </w:r>
-        <w:r>
-          <w:rPr>
-            <w:noProof/>
-            <w:webHidden/>
-          </w:rPr>
-          <w:tab/>
-        </w:r>
-        <w:r>
-          <w:rPr>
-            <w:noProof/>
-            <w:webHidden/>
-          </w:rPr>
-          <w:fldChar w:fldCharType="begin"/>
-        </w:r>
-        <w:r>
-          <w:rPr>
-            <w:noProof/>
-            <w:webHidden/>
-          </w:rPr>
-          <w:instrText xml:space="preserve"> PAGEREF _Toc240418598 \h </w:instrText>
-        </w:r>
-        <w:r>
-          <w:rPr>
-            <w:noProof/>
-            <w:webHidden/>
-          </w:rPr>
-        </w:r>
-        <w:r>
-          <w:rPr>
-            <w:noProof/>
-            <w:webHidden/>
-          </w:rPr>
-          <w:fldChar w:fldCharType="separate"/>
-        </w:r>
-        <w:r>
-          <w:rPr>
-            <w:noProof/>
-            <w:webHidden/>
-          </w:rPr>
-          <w:t>25</w:t>
-        </w:r>
-        <w:r>
-          <w:rPr>
-            <w:noProof/>
-            <w:webHidden/>
-          </w:rPr>
-          <w:fldChar w:fldCharType="end"/>
-        </w:r>
-      </w:hyperlink>
-    </w:p>
-    <w:p>
-      <w:pPr>
-        <w:pStyle w:val="TOC2"/>
-        <w:tabs>
-          <w:tab w:val="right" w:leader="dot" w:pos="8302"/>
-        </w:tabs>
-        <w:ind w:left="480"/>
-        <w:rPr>
-          <w:rFonts w:asciiTheme="minorHAnsi" w:eastAsiaTheme="minorEastAsia" w:hAnsiTheme="minorHAnsi"/>
-          <w:noProof/>
-          <w:kern w:val="2"/>
-          <w:sz w:val="22"/>
-          <w:szCs w:val="24"/>
-          <w:lang w:eastAsia="zh-CN"/>
-          <w14:ligatures w14:val="standardContextual"/>
-        </w:rPr>
-      </w:pPr>
-      <w:hyperlink w:anchor="_Toc240418599" w:history="1">
-        <w:r>
-          <w:rPr>
-            <w:rStyle w:val="aff9"/>
-            <w:rFonts w:ascii="黑体" w:eastAsia="黑体" w:hAnsi="黑体"/>
-            <w:noProof/>
-          </w:rPr>
-          <w:t>6.2 统一响应结构与状态码</w:t>
-        </w:r>
-        <w:r>
-          <w:rPr>
-            <w:noProof/>
-            <w:webHidden/>
-          </w:rPr>
-          <w:tab/>
-        </w:r>
-        <w:r>
-          <w:rPr>
-            <w:noProof/>
-            <w:webHidden/>
-          </w:rPr>
-          <w:fldChar w:fldCharType="begin"/>
-        </w:r>
-        <w:r>
-          <w:rPr>
-            <w:noProof/>
-            <w:webHidden/>
-          </w:rPr>
-          <w:instrText xml:space="preserve"> PAGEREF _Toc240418599 \h </w:instrText>
+          <w:instrText xml:space="preserve"> PAGEREF _Toc240456336 \h </w:instrText>
         </w:r>
         <w:r>
           <w:rPr>
@@ -3004,11 +2777,10 @@
     </w:p>
     <w:p>
       <w:pPr>
-        <w:pStyle w:val="TOC2"/>
+        <w:pStyle w:val="TOC1"/>
         <w:tabs>
           <w:tab w:val="right" w:leader="dot" w:pos="8302"/>
         </w:tabs>
-        <w:ind w:left="480"/>
         <w:rPr>
           <w:rFonts w:asciiTheme="minorHAnsi" w:eastAsiaTheme="minorEastAsia" w:hAnsiTheme="minorHAnsi"/>
           <w:noProof/>
@@ -3019,14 +2791,14 @@
           <w14:ligatures w14:val="standardContextual"/>
         </w:rPr>
       </w:pPr>
-      <w:hyperlink w:anchor="_Toc240418600" w:history="1">
+      <w:hyperlink w:anchor="_Toc240456337" w:history="1">
         <w:r>
           <w:rPr>
             <w:rStyle w:val="aff9"/>
             <w:rFonts w:ascii="黑体" w:eastAsia="黑体" w:hAnsi="黑体"/>
             <w:noProof/>
           </w:rPr>
-          <w:t>6.3 鉴权分级</w:t>
+          <w:t>六、接口设计</w:t>
         </w:r>
         <w:r>
           <w:rPr>
@@ -3047,7 +2819,159 @@
             <w:noProof/>
             <w:webHidden/>
           </w:rPr>
-          <w:instrText xml:space="preserve"> PAGEREF _Toc240418600 \h </w:instrText>
+          <w:instrText xml:space="preserve"> PAGEREF _Toc240456337 \h </w:instrText>
+        </w:r>
+        <w:r>
+          <w:rPr>
+            <w:noProof/>
+            <w:webHidden/>
+          </w:rPr>
+        </w:r>
+        <w:r>
+          <w:rPr>
+            <w:noProof/>
+            <w:webHidden/>
+          </w:rPr>
+          <w:fldChar w:fldCharType="separate"/>
+        </w:r>
+        <w:r>
+          <w:rPr>
+            <w:noProof/>
+            <w:webHidden/>
+          </w:rPr>
+          <w:t>26</w:t>
+        </w:r>
+        <w:r>
+          <w:rPr>
+            <w:noProof/>
+            <w:webHidden/>
+          </w:rPr>
+          <w:fldChar w:fldCharType="end"/>
+        </w:r>
+      </w:hyperlink>
+    </w:p>
+    <w:p>
+      <w:pPr>
+        <w:pStyle w:val="TOC2"/>
+        <w:tabs>
+          <w:tab w:val="right" w:leader="dot" w:pos="8302"/>
+        </w:tabs>
+        <w:ind w:left="480"/>
+        <w:rPr>
+          <w:rFonts w:asciiTheme="minorHAnsi" w:eastAsiaTheme="minorEastAsia" w:hAnsiTheme="minorHAnsi"/>
+          <w:noProof/>
+          <w:kern w:val="2"/>
+          <w:sz w:val="22"/>
+          <w:szCs w:val="24"/>
+          <w:lang w:eastAsia="zh-CN"/>
+          <w14:ligatures w14:val="standardContextual"/>
+        </w:rPr>
+      </w:pPr>
+      <w:hyperlink w:anchor="_Toc240456338" w:history="1">
+        <w:r>
+          <w:rPr>
+            <w:rStyle w:val="aff9"/>
+            <w:rFonts w:ascii="黑体" w:eastAsia="黑体" w:hAnsi="黑体"/>
+            <w:noProof/>
+          </w:rPr>
+          <w:t>6.1 接口分组与规模</w:t>
+        </w:r>
+        <w:r>
+          <w:rPr>
+            <w:noProof/>
+            <w:webHidden/>
+          </w:rPr>
+          <w:tab/>
+        </w:r>
+        <w:r>
+          <w:rPr>
+            <w:noProof/>
+            <w:webHidden/>
+          </w:rPr>
+          <w:fldChar w:fldCharType="begin"/>
+        </w:r>
+        <w:r>
+          <w:rPr>
+            <w:noProof/>
+            <w:webHidden/>
+          </w:rPr>
+          <w:instrText xml:space="preserve"> PAGEREF _Toc240456338 \h </w:instrText>
+        </w:r>
+        <w:r>
+          <w:rPr>
+            <w:noProof/>
+            <w:webHidden/>
+          </w:rPr>
+        </w:r>
+        <w:r>
+          <w:rPr>
+            <w:noProof/>
+            <w:webHidden/>
+          </w:rPr>
+          <w:fldChar w:fldCharType="separate"/>
+        </w:r>
+        <w:r>
+          <w:rPr>
+            <w:noProof/>
+            <w:webHidden/>
+          </w:rPr>
+          <w:t>26</w:t>
+        </w:r>
+        <w:r>
+          <w:rPr>
+            <w:noProof/>
+            <w:webHidden/>
+          </w:rPr>
+          <w:fldChar w:fldCharType="end"/>
+        </w:r>
+      </w:hyperlink>
+    </w:p>
+    <w:p>
+      <w:pPr>
+        <w:pStyle w:val="TOC2"/>
+        <w:tabs>
+          <w:tab w:val="right" w:leader="dot" w:pos="8302"/>
+        </w:tabs>
+        <w:ind w:left="480"/>
+        <w:rPr>
+          <w:rFonts w:asciiTheme="minorHAnsi" w:eastAsiaTheme="minorEastAsia" w:hAnsiTheme="minorHAnsi"/>
+          <w:noProof/>
+          <w:kern w:val="2"/>
+          <w:sz w:val="22"/>
+          <w:szCs w:val="24"/>
+          <w:lang w:eastAsia="zh-CN"/>
+          <w14:ligatures w14:val="standardContextual"/>
+        </w:rPr>
+      </w:pPr>
+      <w:hyperlink w:anchor="_Toc240456339" w:history="1">
+        <w:r>
+          <w:rPr>
+            <w:rStyle w:val="aff9"/>
+            <w:rFonts w:ascii="黑体" w:eastAsia="黑体" w:hAnsi="黑体"/>
+            <w:noProof/>
+          </w:rPr>
+          <w:t>6.2 统一响应结构与状态码</w:t>
+        </w:r>
+        <w:r>
+          <w:rPr>
+            <w:noProof/>
+            <w:webHidden/>
+          </w:rPr>
+          <w:tab/>
+        </w:r>
+        <w:r>
+          <w:rPr>
+            <w:noProof/>
+            <w:webHidden/>
+          </w:rPr>
+          <w:fldChar w:fldCharType="begin"/>
+        </w:r>
+        <w:r>
+          <w:rPr>
+            <w:noProof/>
+            <w:webHidden/>
+          </w:rPr>
+          <w:instrText xml:space="preserve"> PAGEREF _Toc240456339 \h </w:instrText>
         </w:r>
         <w:r>
           <w:rPr>
@@ -3095,14 +3019,14 @@
           <w14:ligatures w14:val="standardContextual"/>
         </w:rPr>
       </w:pPr>
-      <w:hyperlink w:anchor="_Toc240418601" w:history="1">
+      <w:hyperlink w:anchor="_Toc240456340" w:history="1">
         <w:r>
           <w:rPr>
             <w:rStyle w:val="aff9"/>
             <w:rFonts w:ascii="黑体" w:eastAsia="黑体" w:hAnsi="黑体"/>
             <w:noProof/>
           </w:rPr>
-          <w:t>6.4 分页与排序约定</w:t>
+          <w:t>6.3 鉴权分级</w:t>
         </w:r>
         <w:r>
           <w:rPr>
@@ -3123,7 +3047,7 @@
             <w:noProof/>
             <w:webHidden/>
           </w:rPr>
-          <w:instrText xml:space="preserve"> PAGEREF _Toc240418601 \h </w:instrText>
+          <w:instrText xml:space="preserve"> PAGEREF _Toc240456340 \h </w:instrText>
         </w:r>
         <w:r>
           <w:rPr>
@@ -3171,14 +3095,14 @@
           <w14:ligatures w14:val="standardContextual"/>
         </w:rPr>
       </w:pPr>
-      <w:hyperlink w:anchor="_Toc240418602" w:history="1">
+      <w:hyperlink w:anchor="_Toc240456341" w:history="1">
         <w:r>
           <w:rPr>
             <w:rStyle w:val="aff9"/>
             <w:rFonts w:ascii="黑体" w:eastAsia="黑体" w:hAnsi="黑体"/>
             <w:noProof/>
           </w:rPr>
-          <w:t>6.5 典型调用时序</w:t>
+          <w:t>6.4 分页与排序约定</w:t>
         </w:r>
         <w:r>
           <w:rPr>
@@ -3199,234 +3123,7 @@
             <w:noProof/>
             <w:webHidden/>
           </w:rPr>
-          <w:instrText xml:space="preserve"> PAGEREF _Toc240418602 \h </w:instrText>
-        </w:r>
-        <w:r>
-          <w:rPr>
-            <w:noProof/>
-            <w:webHidden/>
-          </w:rPr>
-        </w:r>
-        <w:r>
-          <w:rPr>
-            <w:noProof/>
-            <w:webHidden/>
-          </w:rPr>
-          <w:fldChar w:fldCharType="separate"/>
-        </w:r>
-        <w:r>
-          <w:rPr>
-            <w:noProof/>
-            <w:webHidden/>
-          </w:rPr>
-          <w:t>27</w:t>
-        </w:r>
-        <w:r>
-          <w:rPr>
-            <w:noProof/>
-            <w:webHidden/>
-          </w:rPr>
-          <w:fldChar w:fldCharType="end"/>
-        </w:r>
-      </w:hyperlink>
-    </w:p>
-    <w:p>
-      <w:pPr>
-        <w:pStyle w:val="TOC1"/>
-        <w:tabs>
-          <w:tab w:val="right" w:leader="dot" w:pos="8302"/>
-        </w:tabs>
-        <w:rPr>
-          <w:rFonts w:asciiTheme="minorHAnsi" w:eastAsiaTheme="minorEastAsia" w:hAnsiTheme="minorHAnsi"/>
-          <w:noProof/>
-          <w:kern w:val="2"/>
-          <w:sz w:val="22"/>
-          <w:szCs w:val="24"/>
-          <w:lang w:eastAsia="zh-CN"/>
-          <w14:ligatures w14:val="standardContextual"/>
-        </w:rPr>
-      </w:pPr>
-      <w:hyperlink w:anchor="_Toc240418603" w:history="1">
-        <w:r>
-          <w:rPr>
-            <w:rStyle w:val="aff9"/>
-            <w:rFonts w:ascii="黑体" w:eastAsia="黑体" w:hAnsi="黑体"/>
-            <w:noProof/>
-          </w:rPr>
-          <w:t>七、关键流程设计</w:t>
-        </w:r>
-        <w:r>
-          <w:rPr>
-            <w:noProof/>
-            <w:webHidden/>
-          </w:rPr>
-          <w:tab/>
-        </w:r>
-        <w:r>
-          <w:rPr>
-            <w:noProof/>
-            <w:webHidden/>
-          </w:rPr>
-          <w:fldChar w:fldCharType="begin"/>
-        </w:r>
-        <w:r>
-          <w:rPr>
-            <w:noProof/>
-            <w:webHidden/>
-          </w:rPr>
-          <w:instrText xml:space="preserve"> PAGEREF _Toc240418603 \h </w:instrText>
-        </w:r>
-        <w:r>
-          <w:rPr>
-            <w:noProof/>
-            <w:webHidden/>
-          </w:rPr>
-        </w:r>
-        <w:r>
-          <w:rPr>
-            <w:noProof/>
-            <w:webHidden/>
-          </w:rPr>
-          <w:fldChar w:fldCharType="separate"/>
-        </w:r>
-        <w:r>
-          <w:rPr>
-            <w:noProof/>
-            <w:webHidden/>
-          </w:rPr>
-          <w:t>27</w:t>
-        </w:r>
-        <w:r>
-          <w:rPr>
-            <w:noProof/>
-            <w:webHidden/>
-          </w:rPr>
-          <w:fldChar w:fldCharType="end"/>
-        </w:r>
-      </w:hyperlink>
-    </w:p>
-    <w:p>
-      <w:pPr>
-        <w:pStyle w:val="TOC2"/>
-        <w:tabs>
-          <w:tab w:val="right" w:leader="dot" w:pos="8302"/>
-        </w:tabs>
-        <w:ind w:left="480"/>
-        <w:rPr>
-          <w:rFonts w:asciiTheme="minorHAnsi" w:eastAsiaTheme="minorEastAsia" w:hAnsiTheme="minorHAnsi"/>
-          <w:noProof/>
-          <w:kern w:val="2"/>
-          <w:sz w:val="22"/>
-          <w:szCs w:val="24"/>
-          <w:lang w:eastAsia="zh-CN"/>
-          <w14:ligatures w14:val="standardContextual"/>
-        </w:rPr>
-      </w:pPr>
-      <w:hyperlink w:anchor="_Toc240418604" w:history="1">
-        <w:r>
-          <w:rPr>
-            <w:rStyle w:val="aff9"/>
-            <w:rFonts w:ascii="黑体" w:eastAsia="黑体" w:hAnsi="黑体"/>
-            <w:noProof/>
-          </w:rPr>
-          <w:t>7.1 注册、登录与令牌校验</w:t>
-        </w:r>
-        <w:r>
-          <w:rPr>
-            <w:noProof/>
-            <w:webHidden/>
-          </w:rPr>
-          <w:tab/>
-        </w:r>
-        <w:r>
-          <w:rPr>
-            <w:noProof/>
-            <w:webHidden/>
-          </w:rPr>
-          <w:fldChar w:fldCharType="begin"/>
-        </w:r>
-        <w:r>
-          <w:rPr>
-            <w:noProof/>
-            <w:webHidden/>
-          </w:rPr>
-          <w:instrText xml:space="preserve"> PAGEREF _Toc240418604 \h </w:instrText>
-        </w:r>
-        <w:r>
-          <w:rPr>
-            <w:noProof/>
-            <w:webHidden/>
-          </w:rPr>
-        </w:r>
-        <w:r>
-          <w:rPr>
-            <w:noProof/>
-            <w:webHidden/>
-          </w:rPr>
-          <w:fldChar w:fldCharType="separate"/>
-        </w:r>
-        <w:r>
-          <w:rPr>
-            <w:noProof/>
-            <w:webHidden/>
-          </w:rPr>
-          <w:t>27</w:t>
-        </w:r>
-        <w:r>
-          <w:rPr>
-            <w:noProof/>
-            <w:webHidden/>
-          </w:rPr>
-          <w:fldChar w:fldCharType="end"/>
-        </w:r>
-      </w:hyperlink>
-    </w:p>
-    <w:p>
-      <w:pPr>
-        <w:pStyle w:val="TOC2"/>
-        <w:tabs>
-          <w:tab w:val="right" w:leader="dot" w:pos="8302"/>
-        </w:tabs>
-        <w:ind w:left="480"/>
-        <w:rPr>
-          <w:rFonts w:asciiTheme="minorHAnsi" w:eastAsiaTheme="minorEastAsia" w:hAnsiTheme="minorHAnsi"/>
-          <w:noProof/>
-          <w:kern w:val="2"/>
-          <w:sz w:val="22"/>
-          <w:szCs w:val="24"/>
-          <w:lang w:eastAsia="zh-CN"/>
-          <w14:ligatures w14:val="standardContextual"/>
-        </w:rPr>
-      </w:pPr>
-      <w:hyperlink w:anchor="_Toc240418605" w:history="1">
-        <w:r>
-          <w:rPr>
-            <w:rStyle w:val="aff9"/>
-            <w:rFonts w:ascii="黑体" w:eastAsia="黑体" w:hAnsi="黑体"/>
-            <w:noProof/>
-          </w:rPr>
-          <w:t>7.2 音乐数据获取与缓存</w:t>
-        </w:r>
-        <w:r>
-          <w:rPr>
-            <w:noProof/>
-            <w:webHidden/>
-          </w:rPr>
-          <w:tab/>
-        </w:r>
-        <w:r>
-          <w:rPr>
-            <w:noProof/>
-            <w:webHidden/>
-          </w:rPr>
-          <w:fldChar w:fldCharType="begin"/>
-        </w:r>
-        <w:r>
-          <w:rPr>
-            <w:noProof/>
-            <w:webHidden/>
-          </w:rPr>
-          <w:instrText xml:space="preserve"> PAGEREF _Toc240418605 \h </w:instrText>
+          <w:instrText xml:space="preserve"> PAGEREF _Toc240456341 \h </w:instrText>
         </w:r>
         <w:r>
           <w:rPr>
@@ -3474,14 +3171,14 @@
           <w14:ligatures w14:val="standardContextual"/>
         </w:rPr>
       </w:pPr>
-      <w:hyperlink w:anchor="_Toc240418606" w:history="1">
+      <w:hyperlink w:anchor="_Toc240456342" w:history="1">
         <w:r>
           <w:rPr>
             <w:rStyle w:val="aff9"/>
             <w:rFonts w:ascii="黑体" w:eastAsia="黑体" w:hAnsi="黑体"/>
             <w:noProof/>
           </w:rPr>
-          <w:t>7.3 对决创建与推进</w:t>
+          <w:t>6.5 典型调用时序</w:t>
         </w:r>
         <w:r>
           <w:rPr>
@@ -3502,7 +3199,7 @@
             <w:noProof/>
             <w:webHidden/>
           </w:rPr>
-          <w:instrText xml:space="preserve"> PAGEREF _Toc240418606 \h </w:instrText>
+          <w:instrText xml:space="preserve"> PAGEREF _Toc240456342 \h </w:instrText>
         </w:r>
         <w:r>
           <w:rPr>
@@ -3535,11 +3232,10 @@
     </w:p>
     <w:p>
       <w:pPr>
-        <w:pStyle w:val="TOC2"/>
+        <w:pStyle w:val="TOC1"/>
         <w:tabs>
           <w:tab w:val="right" w:leader="dot" w:pos="8302"/>
         </w:tabs>
-        <w:ind w:left="480"/>
         <w:rPr>
           <w:rFonts w:asciiTheme="minorHAnsi" w:eastAsiaTheme="minorEastAsia" w:hAnsiTheme="minorHAnsi"/>
           <w:noProof/>
@@ -3550,14 +3246,14 @@
           <w14:ligatures w14:val="standardContextual"/>
         </w:rPr>
       </w:pPr>
-      <w:hyperlink w:anchor="_Toc240418607" w:history="1">
+      <w:hyperlink w:anchor="_Toc240456343" w:history="1">
         <w:r>
           <w:rPr>
             <w:rStyle w:val="aff9"/>
             <w:rFonts w:ascii="黑体" w:eastAsia="黑体" w:hAnsi="黑体"/>
             <w:noProof/>
           </w:rPr>
-          <w:t>7.4 投票与异常判定</w:t>
+          <w:t>七、关键流程设计</w:t>
         </w:r>
         <w:r>
           <w:rPr>
@@ -3578,7 +3274,159 @@
             <w:noProof/>
             <w:webHidden/>
           </w:rPr>
-          <w:instrText xml:space="preserve"> PAGEREF _Toc240418607 \h </w:instrText>
+          <w:instrText xml:space="preserve"> PAGEREF _Toc240456343 \h </w:instrText>
+        </w:r>
+        <w:r>
+          <w:rPr>
+            <w:noProof/>
+            <w:webHidden/>
+          </w:rPr>
+        </w:r>
+        <w:r>
+          <w:rPr>
+            <w:noProof/>
+            <w:webHidden/>
+          </w:rPr>
+          <w:fldChar w:fldCharType="separate"/>
+        </w:r>
+        <w:r>
+          <w:rPr>
+            <w:noProof/>
+            <w:webHidden/>
+          </w:rPr>
+          <w:t>28</w:t>
+        </w:r>
+        <w:r>
+          <w:rPr>
+            <w:noProof/>
+            <w:webHidden/>
+          </w:rPr>
+          <w:fldChar w:fldCharType="end"/>
+        </w:r>
+      </w:hyperlink>
+    </w:p>
+    <w:p>
+      <w:pPr>
+        <w:pStyle w:val="TOC2"/>
+        <w:tabs>
+          <w:tab w:val="right" w:leader="dot" w:pos="8302"/>
+        </w:tabs>
+        <w:ind w:left="480"/>
+        <w:rPr>
+          <w:rFonts w:asciiTheme="minorHAnsi" w:eastAsiaTheme="minorEastAsia" w:hAnsiTheme="minorHAnsi"/>
+          <w:noProof/>
+          <w:kern w:val="2"/>
+          <w:sz w:val="22"/>
+          <w:szCs w:val="24"/>
+          <w:lang w:eastAsia="zh-CN"/>
+          <w14:ligatures w14:val="standardContextual"/>
+        </w:rPr>
+      </w:pPr>
+      <w:hyperlink w:anchor="_Toc240456344" w:history="1">
+        <w:r>
+          <w:rPr>
+            <w:rStyle w:val="aff9"/>
+            <w:rFonts w:ascii="黑体" w:eastAsia="黑体" w:hAnsi="黑体"/>
+            <w:noProof/>
+          </w:rPr>
+          <w:t>7.1 注册、登录与令牌校验</w:t>
+        </w:r>
+        <w:r>
+          <w:rPr>
+            <w:noProof/>
+            <w:webHidden/>
+          </w:rPr>
+          <w:tab/>
+        </w:r>
+        <w:r>
+          <w:rPr>
+            <w:noProof/>
+            <w:webHidden/>
+          </w:rPr>
+          <w:fldChar w:fldCharType="begin"/>
+        </w:r>
+        <w:r>
+          <w:rPr>
+            <w:noProof/>
+            <w:webHidden/>
+          </w:rPr>
+          <w:instrText xml:space="preserve"> PAGEREF _Toc240456344 \h </w:instrText>
+        </w:r>
+        <w:r>
+          <w:rPr>
+            <w:noProof/>
+            <w:webHidden/>
+          </w:rPr>
+        </w:r>
+        <w:r>
+          <w:rPr>
+            <w:noProof/>
+            <w:webHidden/>
+          </w:rPr>
+          <w:fldChar w:fldCharType="separate"/>
+        </w:r>
+        <w:r>
+          <w:rPr>
+            <w:noProof/>
+            <w:webHidden/>
+          </w:rPr>
+          <w:t>28</w:t>
+        </w:r>
+        <w:r>
+          <w:rPr>
+            <w:noProof/>
+            <w:webHidden/>
+          </w:rPr>
+          <w:fldChar w:fldCharType="end"/>
+        </w:r>
+      </w:hyperlink>
+    </w:p>
+    <w:p>
+      <w:pPr>
+        <w:pStyle w:val="TOC2"/>
+        <w:tabs>
+          <w:tab w:val="right" w:leader="dot" w:pos="8302"/>
+        </w:tabs>
+        <w:ind w:left="480"/>
+        <w:rPr>
+          <w:rFonts w:asciiTheme="minorHAnsi" w:eastAsiaTheme="minorEastAsia" w:hAnsiTheme="minorHAnsi"/>
+          <w:noProof/>
+          <w:kern w:val="2"/>
+          <w:sz w:val="22"/>
+          <w:szCs w:val="24"/>
+          <w:lang w:eastAsia="zh-CN"/>
+          <w14:ligatures w14:val="standardContextual"/>
+        </w:rPr>
+      </w:pPr>
+      <w:hyperlink w:anchor="_Toc240456345" w:history="1">
+        <w:r>
+          <w:rPr>
+            <w:rStyle w:val="aff9"/>
+            <w:rFonts w:ascii="黑体" w:eastAsia="黑体" w:hAnsi="黑体"/>
+            <w:noProof/>
+          </w:rPr>
+          <w:t>7.2 音乐数据获取与缓存</w:t>
+        </w:r>
+        <w:r>
+          <w:rPr>
+            <w:noProof/>
+            <w:webHidden/>
+          </w:rPr>
+          <w:tab/>
+        </w:r>
+        <w:r>
+          <w:rPr>
+            <w:noProof/>
+            <w:webHidden/>
+          </w:rPr>
+          <w:fldChar w:fldCharType="begin"/>
+        </w:r>
+        <w:r>
+          <w:rPr>
+            <w:noProof/>
+            <w:webHidden/>
+          </w:rPr>
+          <w:instrText xml:space="preserve"> PAGEREF _Toc240456345 \h </w:instrText>
         </w:r>
         <w:r>
           <w:rPr>
@@ -3626,14 +3474,14 @@
           <w14:ligatures w14:val="standardContextual"/>
         </w:rPr>
       </w:pPr>
-      <w:hyperlink w:anchor="_Toc240418608" w:history="1">
+      <w:hyperlink w:anchor="_Toc240456346" w:history="1">
         <w:r>
           <w:rPr>
             <w:rStyle w:val="aff9"/>
             <w:rFonts w:ascii="黑体" w:eastAsia="黑体" w:hAnsi="黑体"/>
             <w:noProof/>
           </w:rPr>
-          <w:t>7.5 人格测评计分</w:t>
+          <w:t>7.3 对决创建与推进</w:t>
         </w:r>
         <w:r>
           <w:rPr>
@@ -3654,7 +3502,7 @@
             <w:noProof/>
             <w:webHidden/>
           </w:rPr>
-          <w:instrText xml:space="preserve"> PAGEREF _Toc240418608 \h </w:instrText>
+          <w:instrText xml:space="preserve"> PAGEREF _Toc240456346 \h </w:instrText>
         </w:r>
         <w:r>
           <w:rPr>
@@ -3702,14 +3550,14 @@
           <w14:ligatures w14:val="standardContextual"/>
         </w:rPr>
       </w:pPr>
-      <w:hyperlink w:anchor="_Toc240418609" w:history="1">
+      <w:hyperlink w:anchor="_Toc240456347" w:history="1">
         <w:r>
           <w:rPr>
             <w:rStyle w:val="aff9"/>
             <w:rFonts w:ascii="黑体" w:eastAsia="黑体" w:hAnsi="黑体"/>
             <w:noProof/>
           </w:rPr>
-          <w:t>7.6 AI 解读与降级</w:t>
+          <w:t>7.4 投票与异常判定</w:t>
         </w:r>
         <w:r>
           <w:rPr>
@@ -3730,7 +3578,7 @@
             <w:noProof/>
             <w:webHidden/>
           </w:rPr>
-          <w:instrText xml:space="preserve"> PAGEREF _Toc240418609 \h </w:instrText>
+          <w:instrText xml:space="preserve"> PAGEREF _Toc240456347 \h </w:instrText>
         </w:r>
         <w:r>
           <w:rPr>
@@ -3778,14 +3626,14 @@
           <w14:ligatures w14:val="standardContextual"/>
         </w:rPr>
       </w:pPr>
-      <w:hyperlink w:anchor="_Toc240418610" w:history="1">
+      <w:hyperlink w:anchor="_Toc240456348" w:history="1">
         <w:r>
           <w:rPr>
             <w:rStyle w:val="aff9"/>
             <w:rFonts w:ascii="黑体" w:eastAsia="黑体" w:hAnsi="黑体"/>
             <w:noProof/>
           </w:rPr>
-          <w:t>7.7 分享图生成与记录</w:t>
+          <w:t>7.5 人格测评计分</w:t>
         </w:r>
         <w:r>
           <w:rPr>
@@ -3806,7 +3654,7 @@
             <w:noProof/>
             <w:webHidden/>
           </w:rPr>
-          <w:instrText xml:space="preserve"> PAGEREF _Toc240418610 \h </w:instrText>
+          <w:instrText xml:space="preserve"> PAGEREF _Toc240456348 \h </w:instrText>
         </w:r>
         <w:r>
           <w:rPr>
@@ -3839,10 +3687,11 @@
     </w:p>
     <w:p>
       <w:pPr>
-        <w:pStyle w:val="TOC1"/>
+        <w:pStyle w:val="TOC2"/>
         <w:tabs>
           <w:tab w:val="right" w:leader="dot" w:pos="8302"/>
         </w:tabs>
+        <w:ind w:left="480"/>
         <w:rPr>
           <w:rFonts w:asciiTheme="minorHAnsi" w:eastAsiaTheme="minorEastAsia" w:hAnsiTheme="minorHAnsi"/>
           <w:noProof/>
@@ -3853,14 +3702,14 @@
           <w14:ligatures w14:val="standardContextual"/>
         </w:rPr>
       </w:pPr>
-      <w:hyperlink w:anchor="_Toc240418611" w:history="1">
+      <w:hyperlink w:anchor="_Toc240456349" w:history="1">
         <w:r>
           <w:rPr>
             <w:rStyle w:val="aff9"/>
             <w:rFonts w:ascii="黑体" w:eastAsia="黑体" w:hAnsi="黑体"/>
             <w:noProof/>
           </w:rPr>
-          <w:t>八、安全设计</w:t>
+          <w:t>7.6 AI 解读与降级</w:t>
         </w:r>
         <w:r>
           <w:rPr>
@@ -3881,7 +3730,7 @@
             <w:noProof/>
             <w:webHidden/>
           </w:rPr>
-          <w:instrText xml:space="preserve"> PAGEREF _Toc240418611 \h </w:instrText>
+          <w:instrText xml:space="preserve"> PAGEREF _Toc240456349 \h </w:instrText>
         </w:r>
         <w:r>
           <w:rPr>
@@ -3914,10 +3763,11 @@
     </w:p>
     <w:p>
       <w:pPr>
-        <w:pStyle w:val="TOC1"/>
+        <w:pStyle w:val="TOC2"/>
         <w:tabs>
           <w:tab w:val="right" w:leader="dot" w:pos="8302"/>
         </w:tabs>
+        <w:ind w:left="480"/>
         <w:rPr>
           <w:rFonts w:asciiTheme="minorHAnsi" w:eastAsiaTheme="minorEastAsia" w:hAnsiTheme="minorHAnsi"/>
           <w:noProof/>
@@ -3928,14 +3778,14 @@
           <w14:ligatures w14:val="standardContextual"/>
         </w:rPr>
       </w:pPr>
-      <w:hyperlink w:anchor="_Toc240418612" w:history="1">
+      <w:hyperlink w:anchor="_Toc240456350" w:history="1">
         <w:r>
           <w:rPr>
             <w:rStyle w:val="aff9"/>
             <w:rFonts w:ascii="黑体" w:eastAsia="黑体" w:hAnsi="黑体"/>
             <w:noProof/>
           </w:rPr>
-          <w:t>九、部署设计</w:t>
+          <w:t>7.7 分享图生成与记录</w:t>
         </w:r>
         <w:r>
           <w:rPr>
@@ -3956,7 +3806,7 @@
             <w:noProof/>
             <w:webHidden/>
           </w:rPr>
-          <w:instrText xml:space="preserve"> PAGEREF _Toc240418612 \h </w:instrText>
+          <w:instrText xml:space="preserve"> PAGEREF _Toc240456350 \h </w:instrText>
         </w:r>
         <w:r>
           <w:rPr>
@@ -3989,11 +3839,10 @@
     </w:p>
     <w:p>
       <w:pPr>
-        <w:pStyle w:val="TOC2"/>
+        <w:pStyle w:val="TOC1"/>
         <w:tabs>
           <w:tab w:val="right" w:leader="dot" w:pos="8302"/>
         </w:tabs>
-        <w:ind w:left="480"/>
         <w:rPr>
           <w:rFonts w:asciiTheme="minorHAnsi" w:eastAsiaTheme="minorEastAsia" w:hAnsiTheme="minorHAnsi"/>
           <w:noProof/>
@@ -4004,14 +3853,14 @@
           <w14:ligatures w14:val="standardContextual"/>
         </w:rPr>
       </w:pPr>
-      <w:hyperlink w:anchor="_Toc240418613" w:history="1">
+      <w:hyperlink w:anchor="_Toc240456351" w:history="1">
         <w:r>
           <w:rPr>
             <w:rStyle w:val="aff9"/>
             <w:rFonts w:ascii="黑体" w:eastAsia="黑体" w:hAnsi="黑体"/>
             <w:noProof/>
           </w:rPr>
-          <w:t>9.1 部署拓扑</w:t>
+          <w:t>八、安全设计</w:t>
         </w:r>
         <w:r>
           <w:rPr>
@@ -4032,7 +3881,7 @@
             <w:noProof/>
             <w:webHidden/>
           </w:rPr>
-          <w:instrText xml:space="preserve"> PAGEREF _Toc240418613 \h </w:instrText>
+          <w:instrText xml:space="preserve"> PAGEREF _Toc240456351 \h </w:instrText>
         </w:r>
         <w:r>
           <w:rPr>
@@ -4065,11 +3914,10 @@
     </w:p>
     <w:p>
       <w:pPr>
-        <w:pStyle w:val="TOC2"/>
+        <w:pStyle w:val="TOC1"/>
         <w:tabs>
           <w:tab w:val="right" w:leader="dot" w:pos="8302"/>
         </w:tabs>
-        <w:ind w:left="480"/>
         <w:rPr>
           <w:rFonts w:asciiTheme="minorHAnsi" w:eastAsiaTheme="minorEastAsia" w:hAnsiTheme="minorHAnsi"/>
           <w:noProof/>
@@ -4080,14 +3928,14 @@
           <w14:ligatures w14:val="standardContextual"/>
         </w:rPr>
       </w:pPr>
-      <w:hyperlink w:anchor="_Toc240418614" w:history="1">
+      <w:hyperlink w:anchor="_Toc240456352" w:history="1">
         <w:r>
           <w:rPr>
             <w:rStyle w:val="aff9"/>
             <w:rFonts w:ascii="黑体" w:eastAsia="黑体" w:hAnsi="黑体"/>
             <w:noProof/>
           </w:rPr>
-          <w:t>9.2 环境变量清单</w:t>
+          <w:t>九、部署设计</w:t>
         </w:r>
         <w:r>
           <w:rPr>
@@ -4108,83 +3956,7 @@
             <w:noProof/>
             <w:webHidden/>
           </w:rPr>
-          <w:instrText xml:space="preserve"> PAGEREF _Toc240418614 \h </w:instrText>
-        </w:r>
-        <w:r>
-          <w:rPr>
-            <w:noProof/>
-            <w:webHidden/>
-          </w:rPr>
-        </w:r>
-        <w:r>
-          <w:rPr>
-            <w:noProof/>
-            <w:webHidden/>
-          </w:rPr>
-          <w:fldChar w:fldCharType="separate"/>
-        </w:r>
-        <w:r>
-          <w:rPr>
-            <w:noProof/>
-            <w:webHidden/>
-          </w:rPr>
-          <w:t>31</w:t>
-        </w:r>
-        <w:r>
-          <w:rPr>
-            <w:noProof/>
-            <w:webHidden/>
-          </w:rPr>
-          <w:fldChar w:fldCharType="end"/>
-        </w:r>
-      </w:hyperlink>
-    </w:p>
-    <w:p>
-      <w:pPr>
-        <w:pStyle w:val="TOC2"/>
-        <w:tabs>
-          <w:tab w:val="right" w:leader="dot" w:pos="8302"/>
-        </w:tabs>
-        <w:ind w:left="480"/>
-        <w:rPr>
-          <w:rFonts w:asciiTheme="minorHAnsi" w:eastAsiaTheme="minorEastAsia" w:hAnsiTheme="minorHAnsi"/>
-          <w:noProof/>
-          <w:kern w:val="2"/>
-          <w:sz w:val="22"/>
-          <w:szCs w:val="24"/>
-          <w:lang w:eastAsia="zh-CN"/>
-          <w14:ligatures w14:val="standardContextual"/>
-        </w:rPr>
-      </w:pPr>
-      <w:hyperlink w:anchor="_Toc240418615" w:history="1">
-        <w:r>
-          <w:rPr>
-            <w:rStyle w:val="aff9"/>
-            <w:rFonts w:ascii="黑体" w:eastAsia="黑体" w:hAnsi="黑体"/>
-            <w:noProof/>
-          </w:rPr>
-          <w:t>9.3 上线步骤</w:t>
-        </w:r>
-        <w:r>
-          <w:rPr>
-            <w:noProof/>
-            <w:webHidden/>
-          </w:rPr>
-          <w:tab/>
-        </w:r>
-        <w:r>
-          <w:rPr>
-            <w:noProof/>
-            <w:webHidden/>
-          </w:rPr>
-          <w:fldChar w:fldCharType="begin"/>
-        </w:r>
-        <w:r>
-          <w:rPr>
-            <w:noProof/>
-            <w:webHidden/>
-          </w:rPr>
-          <w:instrText xml:space="preserve"> PAGEREF _Toc240418615 \h </w:instrText>
+          <w:instrText xml:space="preserve"> PAGEREF _Toc240456352 \h </w:instrText>
         </w:r>
         <w:r>
           <w:rPr>
@@ -4232,14 +4004,14 @@
           <w14:ligatures w14:val="standardContextual"/>
         </w:rPr>
       </w:pPr>
-      <w:hyperlink w:anchor="_Toc240418616" w:history="1">
+      <w:hyperlink w:anchor="_Toc240456353" w:history="1">
         <w:r>
           <w:rPr>
             <w:rStyle w:val="aff9"/>
             <w:rFonts w:ascii="黑体" w:eastAsia="黑体" w:hAnsi="黑体"/>
             <w:noProof/>
           </w:rPr>
-          <w:t>9.4 免费额度与容量说明</w:t>
+          <w:t>9.1 部署拓扑</w:t>
         </w:r>
         <w:r>
           <w:rPr>
@@ -4260,7 +4032,7 @@
             <w:noProof/>
             <w:webHidden/>
           </w:rPr>
-          <w:instrText xml:space="preserve"> PAGEREF _Toc240418616 \h </w:instrText>
+          <w:instrText xml:space="preserve"> PAGEREF _Toc240456353 \h </w:instrText>
         </w:r>
         <w:r>
           <w:rPr>
@@ -4293,10 +4065,11 @@
     </w:p>
     <w:p>
       <w:pPr>
-        <w:pStyle w:val="TOC1"/>
+        <w:pStyle w:val="TOC2"/>
         <w:tabs>
           <w:tab w:val="right" w:leader="dot" w:pos="8302"/>
         </w:tabs>
+        <w:ind w:left="480"/>
         <w:rPr>
           <w:rFonts w:asciiTheme="minorHAnsi" w:eastAsiaTheme="minorEastAsia" w:hAnsiTheme="minorHAnsi"/>
           <w:noProof/>
@@ -4307,14 +4080,14 @@
           <w14:ligatures w14:val="standardContextual"/>
         </w:rPr>
       </w:pPr>
-      <w:hyperlink w:anchor="_Toc240418617" w:history="1">
+      <w:hyperlink w:anchor="_Toc240456354" w:history="1">
         <w:r>
           <w:rPr>
             <w:rStyle w:val="aff9"/>
             <w:rFonts w:ascii="黑体" w:eastAsia="黑体" w:hAnsi="黑体"/>
             <w:noProof/>
           </w:rPr>
-          <w:t>十、设计对需求的覆盖与追溯</w:t>
+          <w:t>9.2 环境变量清单</w:t>
         </w:r>
         <w:r>
           <w:rPr>
@@ -4335,7 +4108,7 @@
             <w:noProof/>
             <w:webHidden/>
           </w:rPr>
-          <w:instrText xml:space="preserve"> PAGEREF _Toc240418617 \h </w:instrText>
+          <w:instrText xml:space="preserve"> PAGEREF _Toc240456354 \h </w:instrText>
         </w:r>
         <w:r>
           <w:rPr>
@@ -4367,16 +4140,243 @@
       </w:hyperlink>
     </w:p>
     <w:p>
-      <w:r>
-        <w:fldChar w:fldCharType="end"/>
-      </w:r>
+      <w:pPr>
+        <w:pStyle w:val="TOC2"/>
+        <w:tabs>
+          <w:tab w:val="right" w:leader="dot" w:pos="8302"/>
+        </w:tabs>
+        <w:ind w:left="480"/>
+        <w:rPr>
+          <w:rFonts w:asciiTheme="minorHAnsi" w:eastAsiaTheme="minorEastAsia" w:hAnsiTheme="minorHAnsi"/>
+          <w:noProof/>
+          <w:kern w:val="2"/>
+          <w:sz w:val="22"/>
+          <w:szCs w:val="24"/>
+          <w:lang w:eastAsia="zh-CN"/>
+          <w14:ligatures w14:val="standardContextual"/>
+        </w:rPr>
+      </w:pPr>
+      <w:hyperlink w:anchor="_Toc240456355" w:history="1">
+        <w:r>
+          <w:rPr>
+            <w:rStyle w:val="aff9"/>
+            <w:rFonts w:ascii="黑体" w:eastAsia="黑体" w:hAnsi="黑体"/>
+            <w:noProof/>
+          </w:rPr>
+          <w:t>9.3 上线步骤</w:t>
+        </w:r>
+        <w:r>
+          <w:rPr>
+            <w:noProof/>
+            <w:webHidden/>
+          </w:rPr>
+          <w:tab/>
+        </w:r>
+        <w:r>
+          <w:rPr>
+            <w:noProof/>
+            <w:webHidden/>
+          </w:rPr>
+          <w:fldChar w:fldCharType="begin"/>
+        </w:r>
+        <w:r>
+          <w:rPr>
+            <w:noProof/>
+            <w:webHidden/>
+          </w:rPr>
+          <w:instrText xml:space="preserve"> PAGEREF _Toc240456355 \h </w:instrText>
+        </w:r>
+        <w:r>
+          <w:rPr>
+            <w:noProof/>
+            <w:webHidden/>
+          </w:rPr>
+        </w:r>
+        <w:r>
+          <w:rPr>
+            <w:noProof/>
+            <w:webHidden/>
+          </w:rPr>
+          <w:fldChar w:fldCharType="separate"/>
+        </w:r>
+        <w:r>
+          <w:rPr>
+            <w:noProof/>
+            <w:webHidden/>
+          </w:rPr>
+          <w:t>33</w:t>
+        </w:r>
+        <w:r>
+          <w:rPr>
+            <w:noProof/>
+            <w:webHidden/>
+          </w:rPr>
+          <w:fldChar w:fldCharType="end"/>
+        </w:r>
+      </w:hyperlink>
     </w:p>
     <w:p>
       <w:pPr>
+        <w:pStyle w:val="TOC2"/>
+        <w:tabs>
+          <w:tab w:val="right" w:leader="dot" w:pos="8302"/>
+        </w:tabs>
+        <w:ind w:left="480"/>
+        <w:rPr>
+          <w:rFonts w:asciiTheme="minorHAnsi" w:eastAsiaTheme="minorEastAsia" w:hAnsiTheme="minorHAnsi"/>
+          <w:noProof/>
+          <w:kern w:val="2"/>
+          <w:sz w:val="22"/>
+          <w:szCs w:val="24"/>
+          <w:lang w:eastAsia="zh-CN"/>
+          <w14:ligatures w14:val="standardContextual"/>
+        </w:rPr>
+      </w:pPr>
+      <w:hyperlink w:anchor="_Toc240456356" w:history="1">
+        <w:r>
+          <w:rPr>
+            <w:rStyle w:val="aff9"/>
+            <w:rFonts w:ascii="黑体" w:eastAsia="黑体" w:hAnsi="黑体"/>
+            <w:noProof/>
+          </w:rPr>
+          <w:t>9.4 免费额度与容量说明</w:t>
+        </w:r>
+        <w:r>
+          <w:rPr>
+            <w:noProof/>
+            <w:webHidden/>
+          </w:rPr>
+          <w:tab/>
+        </w:r>
+        <w:r>
+          <w:rPr>
+            <w:noProof/>
+            <w:webHidden/>
+          </w:rPr>
+          <w:fldChar w:fldCharType="begin"/>
+        </w:r>
+        <w:r>
+          <w:rPr>
+            <w:noProof/>
+            <w:webHidden/>
+          </w:rPr>
+          <w:instrText xml:space="preserve"> PAGEREF _Toc240456356 \h </w:instrText>
+        </w:r>
+        <w:r>
+          <w:rPr>
+            <w:noProof/>
+            <w:webHidden/>
+          </w:rPr>
+        </w:r>
+        <w:r>
+          <w:rPr>
+            <w:noProof/>
+            <w:webHidden/>
+          </w:rPr>
+          <w:fldChar w:fldCharType="separate"/>
+        </w:r>
+        <w:r>
+          <w:rPr>
+            <w:noProof/>
+            <w:webHidden/>
+          </w:rPr>
+          <w:t>33</w:t>
+        </w:r>
+        <w:r>
+          <w:rPr>
+            <w:noProof/>
+            <w:webHidden/>
+          </w:rPr>
+          <w:fldChar w:fldCharType="end"/>
+        </w:r>
+      </w:hyperlink>
+    </w:p>
+    <w:p>
+      <w:pPr>
+        <w:pStyle w:val="TOC1"/>
+        <w:tabs>
+          <w:tab w:val="right" w:leader="dot" w:pos="8302"/>
+        </w:tabs>
+        <w:rPr>
+          <w:rFonts w:asciiTheme="minorHAnsi" w:eastAsiaTheme="minorEastAsia" w:hAnsiTheme="minorHAnsi"/>
+          <w:noProof/>
+          <w:kern w:val="2"/>
+          <w:sz w:val="22"/>
+          <w:szCs w:val="24"/>
+          <w:lang w:eastAsia="zh-CN"/>
+          <w14:ligatures w14:val="standardContextual"/>
+        </w:rPr>
+      </w:pPr>
+      <w:hyperlink w:anchor="_Toc240456357" w:history="1">
+        <w:r>
+          <w:rPr>
+            <w:rStyle w:val="aff9"/>
+            <w:rFonts w:ascii="黑体" w:eastAsia="黑体" w:hAnsi="黑体"/>
+            <w:noProof/>
+          </w:rPr>
+          <w:t>十、设计对需求的覆盖与追溯</w:t>
+        </w:r>
+        <w:r>
+          <w:rPr>
+            <w:noProof/>
+            <w:webHidden/>
+          </w:rPr>
+          <w:tab/>
+        </w:r>
+        <w:r>
+          <w:rPr>
+            <w:noProof/>
+            <w:webHidden/>
+          </w:rPr>
+          <w:fldChar w:fldCharType="begin"/>
+        </w:r>
+        <w:r>
+          <w:rPr>
+            <w:noProof/>
+            <w:webHidden/>
+          </w:rPr>
+          <w:instrText xml:space="preserve"> PAGEREF _Toc240456357 \h </w:instrText>
+        </w:r>
+        <w:r>
+          <w:rPr>
+            <w:noProof/>
+            <w:webHidden/>
+          </w:rPr>
+        </w:r>
+        <w:r>
+          <w:rPr>
+            <w:noProof/>
+            <w:webHidden/>
+          </w:rPr>
+          <w:fldChar w:fldCharType="separate"/>
+        </w:r>
+        <w:r>
+          <w:rPr>
+            <w:noProof/>
+            <w:webHidden/>
+          </w:rPr>
+          <w:t>33</w:t>
+        </w:r>
+        <w:r>
+          <w:rPr>
+            <w:noProof/>
+            <w:webHidden/>
+          </w:rPr>
+          <w:fldChar w:fldCharType="end"/>
+        </w:r>
+      </w:hyperlink>
+    </w:p>
+    <w:p>
+      <w:r>
+        <w:fldChar w:fldCharType="end"/>
+      </w:r>
+    </w:p>
+    <w:p>
+      <w:pPr>
         <w:pStyle w:val="1"/>
         <w:spacing w:before="240" w:after="120" w:line="360" w:lineRule="auto"/>
       </w:pPr>
-      <w:bookmarkStart w:id="0" w:name="_Toc240418563"/>
+      <w:bookmarkStart w:id="0" w:name="_Toc240456303"/>
       <w:r>
         <w:rPr>
           <w:rFonts w:ascii="黑体" w:eastAsia="黑体" w:hAnsi="黑体"/>
@@ -4390,7 +4390,7 @@
         <w:pStyle w:val="21"/>
         <w:spacing w:after="120" w:line="360" w:lineRule="auto"/>
       </w:pPr>
-      <w:bookmarkStart w:id="1" w:name="_Toc240418564"/>
+      <w:bookmarkStart w:id="1" w:name="_Toc240456304"/>
       <w:r>
         <w:rPr>
           <w:rFonts w:ascii="黑体" w:eastAsia="黑体" w:hAnsi="黑体"/>
@@ -4482,7 +4482,7 @@
         <w:pStyle w:val="21"/>
         <w:spacing w:after="120" w:line="360" w:lineRule="auto"/>
       </w:pPr>
-      <w:bookmarkStart w:id="2" w:name="_Toc240418565"/>
+      <w:bookmarkStart w:id="2" w:name="_Toc240456305"/>
       <w:r>
         <w:rPr>
           <w:rFonts w:ascii="黑体" w:eastAsia="黑体" w:hAnsi="黑体"/>
@@ -4938,7 +4938,7 @@
         <w:pStyle w:val="21"/>
         <w:spacing w:after="120" w:line="360" w:lineRule="auto"/>
       </w:pPr>
-      <w:bookmarkStart w:id="3" w:name="_Toc240418566"/>
+      <w:bookmarkStart w:id="3" w:name="_Toc240456306"/>
       <w:r>
         <w:rPr>
           <w:rFonts w:ascii="黑体" w:eastAsia="黑体" w:hAnsi="黑体"/>
@@ -5012,7 +5012,7 @@
         <w:pStyle w:val="21"/>
         <w:spacing w:after="120" w:line="360" w:lineRule="auto"/>
       </w:pPr>
-      <w:bookmarkStart w:id="4" w:name="_Toc240418567"/>
+      <w:bookmarkStart w:id="4" w:name="_Toc240456307"/>
       <w:r>
         <w:rPr>
           <w:rFonts w:ascii="黑体" w:eastAsia="黑体" w:hAnsi="黑体"/>
@@ -5068,7 +5068,7 @@
         <w:pStyle w:val="1"/>
         <w:spacing w:before="240" w:after="120" w:line="360" w:lineRule="auto"/>
       </w:pPr>
-      <w:bookmarkStart w:id="5" w:name="_Toc240418568"/>
+      <w:bookmarkStart w:id="5" w:name="_Toc240456308"/>
       <w:r>
         <w:rPr>
           <w:rFonts w:ascii="黑体" w:eastAsia="黑体" w:hAnsi="黑体"/>
@@ -5082,7 +5082,7 @@
         <w:pStyle w:val="21"/>
         <w:spacing w:after="120" w:line="360" w:lineRule="auto"/>
       </w:pPr>
-      <w:bookmarkStart w:id="6" w:name="_Toc240418569"/>
+      <w:bookmarkStart w:id="6" w:name="_Toc240456309"/>
       <w:r>
         <w:rPr>
           <w:rFonts w:ascii="黑体" w:eastAsia="黑体" w:hAnsi="黑体"/>
@@ -5373,7 +5373,7 @@
         <w:pStyle w:val="21"/>
         <w:spacing w:after="120" w:line="360" w:lineRule="auto"/>
       </w:pPr>
-      <w:bookmarkStart w:id="7" w:name="_Toc240418570"/>
+      <w:bookmarkStart w:id="7" w:name="_Toc240456310"/>
       <w:r>
         <w:rPr>
           <w:rFonts w:ascii="黑体" w:eastAsia="黑体" w:hAnsi="黑体"/>
@@ -7075,7 +7075,7 @@
         <w:pStyle w:val="21"/>
         <w:spacing w:after="120" w:line="360" w:lineRule="auto"/>
       </w:pPr>
-      <w:bookmarkStart w:id="8" w:name="_Toc240418571"/>
+      <w:bookmarkStart w:id="8" w:name="_Toc240456311"/>
       <w:r>
         <w:rPr>
           <w:rFonts w:ascii="黑体" w:eastAsia="黑体" w:hAnsi="黑体"/>
@@ -7458,7 +7458,7 @@
         <w:pStyle w:val="21"/>
         <w:spacing w:after="120" w:line="360" w:lineRule="auto"/>
       </w:pPr>
-      <w:bookmarkStart w:id="9" w:name="_Toc240418572"/>
+      <w:bookmarkStart w:id="9" w:name="_Toc240456312"/>
       <w:r>
         <w:rPr>
           <w:rFonts w:ascii="黑体" w:eastAsia="黑体" w:hAnsi="黑体"/>
@@ -8207,7 +8207,7 @@
         <w:pStyle w:val="21"/>
         <w:spacing w:after="120" w:line="360" w:lineRule="auto"/>
       </w:pPr>
-      <w:bookmarkStart w:id="10" w:name="_Toc240418573"/>
+      <w:bookmarkStart w:id="10" w:name="_Toc240456313"/>
       <w:r>
         <w:rPr>
           <w:rFonts w:ascii="黑体" w:eastAsia="黑体" w:hAnsi="黑体"/>
@@ -8857,7 +8857,7 @@
         <w:pStyle w:val="1"/>
         <w:spacing w:before="240" w:after="120" w:line="360" w:lineRule="auto"/>
       </w:pPr>
-      <w:bookmarkStart w:id="11" w:name="_Toc240418574"/>
+      <w:bookmarkStart w:id="11" w:name="_Toc240456314"/>
       <w:r>
         <w:rPr>
           <w:rFonts w:ascii="黑体" w:eastAsia="黑体" w:hAnsi="黑体"/>
@@ -8919,7 +8919,7 @@
         <w:pStyle w:val="21"/>
         <w:spacing w:after="120" w:line="360" w:lineRule="auto"/>
       </w:pPr>
-      <w:bookmarkStart w:id="12" w:name="_Toc240418575"/>
+      <w:bookmarkStart w:id="12" w:name="_Toc240456315"/>
       <w:r>
         <w:rPr>
           <w:rFonts w:ascii="黑体" w:eastAsia="黑体" w:hAnsi="黑体"/>
@@ -9426,7 +9426,7 @@
         <w:pStyle w:val="21"/>
         <w:spacing w:after="120" w:line="360" w:lineRule="auto"/>
       </w:pPr>
-      <w:bookmarkStart w:id="13" w:name="_Toc240418576"/>
+      <w:bookmarkStart w:id="13" w:name="_Toc240456316"/>
       <w:r>
         <w:rPr>
           <w:rFonts w:ascii="黑体" w:eastAsia="黑体" w:hAnsi="黑体"/>
@@ -9597,7 +9597,7 @@
         <w:pStyle w:val="21"/>
         <w:spacing w:after="120" w:line="360" w:lineRule="auto"/>
       </w:pPr>
-      <w:bookmarkStart w:id="14" w:name="_Toc240418577"/>
+      <w:bookmarkStart w:id="14" w:name="_Toc240456317"/>
       <w:r>
         <w:rPr>
           <w:rFonts w:ascii="黑体" w:eastAsia="黑体" w:hAnsi="黑体"/>
@@ -10359,7 +10359,7 @@
         <w:pStyle w:val="1"/>
         <w:spacing w:before="240" w:after="120" w:line="360" w:lineRule="auto"/>
       </w:pPr>
-      <w:bookmarkStart w:id="15" w:name="_Toc240418578"/>
+      <w:bookmarkStart w:id="15" w:name="_Toc240456318"/>
       <w:r>
         <w:rPr>
           <w:rFonts w:ascii="黑体" w:eastAsia="黑体" w:hAnsi="黑体"/>
@@ -10385,7 +10385,7 @@
         <w:pStyle w:val="21"/>
         <w:spacing w:after="120" w:line="360" w:lineRule="auto"/>
       </w:pPr>
-      <w:bookmarkStart w:id="16" w:name="_Toc240418579"/>
+      <w:bookmarkStart w:id="16" w:name="_Toc240456319"/>
       <w:r>
         <w:rPr>
           <w:rFonts w:ascii="黑体" w:eastAsia="黑体" w:hAnsi="黑体"/>
@@ -11440,7 +11440,7 @@
         <w:pStyle w:val="21"/>
         <w:spacing w:after="120" w:line="360" w:lineRule="auto"/>
       </w:pPr>
-      <w:bookmarkStart w:id="17" w:name="_Toc240418580"/>
+      <w:bookmarkStart w:id="17" w:name="_Toc240456320"/>
       <w:r>
         <w:rPr>
           <w:rFonts w:ascii="黑体" w:eastAsia="黑体" w:hAnsi="黑体"/>
@@ -13150,7 +13150,7 @@
         <w:pStyle w:val="21"/>
         <w:spacing w:after="120" w:line="360" w:lineRule="auto"/>
       </w:pPr>
-      <w:bookmarkStart w:id="18" w:name="_Toc240418581"/>
+      <w:bookmarkStart w:id="18" w:name="_Toc240456321"/>
       <w:r>
         <w:rPr>
           <w:rFonts w:ascii="黑体" w:eastAsia="黑体" w:hAnsi="黑体"/>
@@ -14039,7 +14039,7 @@
         <w:pStyle w:val="21"/>
         <w:spacing w:after="120" w:line="360" w:lineRule="auto"/>
       </w:pPr>
-      <w:bookmarkStart w:id="19" w:name="_Toc240418582"/>
+      <w:bookmarkStart w:id="19" w:name="_Toc240456322"/>
       <w:r>
         <w:rPr>
           <w:rFonts w:ascii="黑体" w:eastAsia="黑体" w:hAnsi="黑体"/>
@@ -14287,7 +14287,7 @@
         <w:pStyle w:val="21"/>
         <w:spacing w:after="120" w:line="360" w:lineRule="auto"/>
       </w:pPr>
-      <w:bookmarkStart w:id="20" w:name="_Toc240418583"/>
+      <w:bookmarkStart w:id="20" w:name="_Toc240456323"/>
       <w:r>
         <w:rPr>
           <w:rFonts w:ascii="黑体" w:eastAsia="黑体" w:hAnsi="黑体"/>
@@ -14401,7 +14401,31 @@
         <w:rPr>
           <w:color w:val="000000"/>
         </w:rPr>
-        <w:t>）。组内按胜场数排序，胜场相同则比较总得票数，决出每组第一名。</w:t>
+        <w:t>）。组内按「胜场数</w:t>
+      </w:r>
+      <w:r>
+        <w:rPr>
+          <w:color w:val="000000"/>
+        </w:rPr>
+        <w:t xml:space="preserve"> → </w:t>
+      </w:r>
+      <w:r>
+        <w:rPr>
+          <w:color w:val="000000"/>
+        </w:rPr>
+        <w:t>总得票数</w:t>
+      </w:r>
+      <w:r>
+        <w:rPr>
+          <w:color w:val="000000"/>
+        </w:rPr>
+        <w:t xml:space="preserve"> → </w:t>
+      </w:r>
+      <w:r>
+        <w:rPr>
+          <w:color w:val="000000"/>
+        </w:rPr>
+        <w:t>组内序号」排序，决出每组第一名，该排序即下文所述的综合排序。</w:t>
       </w:r>
     </w:p>
     <w:p>
@@ -14419,7 +14443,19 @@
         <w:rPr>
           <w:color w:val="000000"/>
         </w:rPr>
-        <w:t>复活赛。</w:t>
+        <w:t>复活赛（可选，启用后共</w:t>
+      </w:r>
+      <w:r>
+        <w:rPr>
+          <w:color w:val="000000"/>
+        </w:rPr>
+        <w:t xml:space="preserve"> 3 </w:t>
+      </w:r>
+      <w:r>
+        <w:rPr>
+          <w:color w:val="000000"/>
+        </w:rPr>
+        <w:t>场）。</w:t>
       </w:r>
       <w:r>
         <w:rPr>
@@ -14443,7 +14479,7 @@
         <w:rPr>
           <w:color w:val="000000"/>
         </w:rPr>
-        <w:t>张专辑进入复活赛，两两配对，产生</w:t>
+        <w:t>张专辑进入复活赛，分两轮进行：第一轮两两配对产生</w:t>
       </w:r>
       <w:r>
         <w:rPr>
@@ -14455,7 +14491,91 @@
         <w:rPr>
           <w:color w:val="000000"/>
         </w:rPr>
-        <w:t>场，胜者补足淘汰赛名额。</w:t>
+        <w:t>场，得出</w:t>
+      </w:r>
+      <w:r>
+        <w:rPr>
+          <w:color w:val="000000"/>
+        </w:rPr>
+        <w:t xml:space="preserve"> 2 </w:t>
+      </w:r>
+      <w:r>
+        <w:rPr>
+          <w:color w:val="000000"/>
+        </w:rPr>
+        <w:t>个胜者；第二轮由这</w:t>
+      </w:r>
+      <w:r>
+        <w:rPr>
+          <w:color w:val="000000"/>
+        </w:rPr>
+        <w:t xml:space="preserve"> 2 </w:t>
+      </w:r>
+      <w:r>
+        <w:rPr>
+          <w:color w:val="000000"/>
+        </w:rPr>
+        <w:t>个胜者对决产生</w:t>
+      </w:r>
+      <w:r>
+        <w:rPr>
+          <w:color w:val="000000"/>
+        </w:rPr>
+        <w:t xml:space="preserve"> 1 </w:t>
+      </w:r>
+      <w:r>
+        <w:rPr>
+          <w:color w:val="000000"/>
+        </w:rPr>
+        <w:t>场，其胜者称为</w:t>
+      </w:r>
+      <w:r>
+        <w:rPr>
+          <w:color w:val="000000"/>
+        </w:rPr>
+        <w:t>**</w:t>
+      </w:r>
+      <w:r>
+        <w:rPr>
+          <w:color w:val="000000"/>
+        </w:rPr>
+        <w:t>复活冠军</w:t>
+      </w:r>
+      <w:r>
+        <w:rPr>
+          <w:color w:val="000000"/>
+        </w:rPr>
+        <w:t>**</w:t>
+      </w:r>
+      <w:r>
+        <w:rPr>
+          <w:color w:val="000000"/>
+        </w:rPr>
+        <w:t>。复活赛的定位是</w:t>
+      </w:r>
+      <w:r>
+        <w:rPr>
+          <w:color w:val="000000"/>
+        </w:rPr>
+        <w:t>"</w:t>
+      </w:r>
+      <w:r>
+        <w:rPr>
+          <w:color w:val="000000"/>
+        </w:rPr>
+        <w:t>给落败者一次重新晋级的机会</w:t>
+      </w:r>
+      <w:r>
+        <w:rPr>
+          <w:color w:val="000000"/>
+        </w:rPr>
+        <w:t>"</w:t>
+      </w:r>
+      <w:r>
+        <w:rPr>
+          <w:color w:val="000000"/>
+        </w:rPr>
+        <w:t>，因此启用后四强的席位构成随之调整（见下）。</w:t>
       </w:r>
     </w:p>
     <w:p>
@@ -14473,19 +14593,453 @@
         <w:rPr>
           <w:color w:val="000000"/>
         </w:rPr>
+        <w:t>四强的产生。</w:t>
+      </w:r>
+      <w:r>
+        <w:rPr>
+          <w:color w:val="000000"/>
+        </w:rPr>
+        <w:t xml:space="preserve">** </w:t>
+      </w:r>
+      <w:r>
+        <w:rPr>
+          <w:color w:val="000000"/>
+        </w:rPr>
+        <w:t>四强固定</w:t>
+      </w:r>
+      <w:r>
+        <w:rPr>
+          <w:color w:val="000000"/>
+        </w:rPr>
+        <w:t xml:space="preserve"> 4 </w:t>
+      </w:r>
+      <w:r>
+        <w:rPr>
+          <w:color w:val="000000"/>
+        </w:rPr>
+        <w:t>席，构成方式取决于是否启用复活赛：</w:t>
+      </w:r>
+    </w:p>
+    <w:tbl>
+      <w:tblPr>
+        <w:tblStyle w:val="aff1"/>
+        <w:tblW w:w="0" w:type="auto"/>
+        <w:tblLook w:val="04A0" w:firstRow="1" w:lastRow="0" w:firstColumn="1" w:lastColumn="0" w:noHBand="0" w:noVBand="1"/>
+      </w:tblPr>
+      <w:tblGrid>
+        <w:gridCol w:w="2771"/>
+        <w:gridCol w:w="2771"/>
+        <w:gridCol w:w="2771"/>
+      </w:tblGrid>
+      <w:tr>
+        <w:tc>
+          <w:tcPr>
+            <w:tcW w:w="2771" w:type="dxa"/>
+          </w:tcPr>
+          <w:p>
+            <w:r>
+              <w:rPr>
+                <w:rFonts w:ascii="黑体" w:eastAsia="黑体" w:hAnsi="黑体"/>
+                <w:b/>
+                <w:color w:val="000000"/>
+                <w:sz w:val="21"/>
+              </w:rPr>
+              <w:t>是否启用复活赛</w:t>
+            </w:r>
+          </w:p>
+        </w:tc>
+        <w:tc>
+          <w:tcPr>
+            <w:tcW w:w="2771" w:type="dxa"/>
+          </w:tcPr>
+          <w:p>
+            <w:r>
+              <w:rPr>
+                <w:rFonts w:ascii="黑体" w:eastAsia="黑体" w:hAnsi="黑体"/>
+                <w:b/>
+                <w:color w:val="000000"/>
+                <w:sz w:val="21"/>
+              </w:rPr>
+              <w:t>四强构成</w:t>
+            </w:r>
+          </w:p>
+        </w:tc>
+        <w:tc>
+          <w:tcPr>
+            <w:tcW w:w="2771" w:type="dxa"/>
+          </w:tcPr>
+          <w:p>
+            <w:r>
+              <w:rPr>
+                <w:rFonts w:ascii="黑体" w:eastAsia="黑体" w:hAnsi="黑体"/>
+                <w:b/>
+                <w:color w:val="000000"/>
+                <w:sz w:val="21"/>
+              </w:rPr>
+              <w:t>说明</w:t>
+            </w:r>
+          </w:p>
+        </w:tc>
+      </w:tr>
+      <w:tr>
+        <w:tc>
+          <w:tcPr>
+            <w:tcW w:w="2771" w:type="dxa"/>
+          </w:tcPr>
+          <w:p>
+            <w:r>
+              <w:rPr>
+                <w:color w:val="000000"/>
+                <w:sz w:val="21"/>
+              </w:rPr>
+              <w:t>---</w:t>
+            </w:r>
+          </w:p>
+        </w:tc>
+        <w:tc>
+          <w:tcPr>
+            <w:tcW w:w="2771" w:type="dxa"/>
+          </w:tcPr>
+          <w:p>
+            <w:r>
+              <w:rPr>
+                <w:color w:val="000000"/>
+                <w:sz w:val="21"/>
+              </w:rPr>
+              <w:t>---</w:t>
+            </w:r>
+          </w:p>
+        </w:tc>
+        <w:tc>
+          <w:tcPr>
+            <w:tcW w:w="2771" w:type="dxa"/>
+          </w:tcPr>
+          <w:p>
+            <w:r>
+              <w:rPr>
+                <w:color w:val="000000"/>
+                <w:sz w:val="21"/>
+              </w:rPr>
+              <w:t>---</w:t>
+            </w:r>
+          </w:p>
+        </w:tc>
+      </w:tr>
+      <w:tr>
+        <w:tc>
+          <w:tcPr>
+            <w:tcW w:w="2771" w:type="dxa"/>
+          </w:tcPr>
+          <w:p>
+            <w:r>
+              <w:rPr>
+                <w:color w:val="000000"/>
+                <w:sz w:val="21"/>
+              </w:rPr>
+              <w:t>不启用</w:t>
+            </w:r>
+          </w:p>
+        </w:tc>
+        <w:tc>
+          <w:tcPr>
+            <w:tcW w:w="2771" w:type="dxa"/>
+          </w:tcPr>
+          <w:p>
+            <w:r>
+              <w:rPr>
+                <w:color w:val="000000"/>
+                <w:sz w:val="21"/>
+              </w:rPr>
+              <w:t xml:space="preserve">4 </w:t>
+            </w:r>
+            <w:r>
+              <w:rPr>
+                <w:color w:val="000000"/>
+                <w:sz w:val="21"/>
+              </w:rPr>
+              <w:t>个小组第一</w:t>
+            </w:r>
+          </w:p>
+        </w:tc>
+        <w:tc>
+          <w:tcPr>
+            <w:tcW w:w="2771" w:type="dxa"/>
+          </w:tcPr>
+          <w:p>
+            <w:r>
+              <w:rPr>
+                <w:color w:val="000000"/>
+                <w:sz w:val="21"/>
+              </w:rPr>
+              <w:t>各组第一名直接晋级</w:t>
+            </w:r>
+          </w:p>
+        </w:tc>
+      </w:tr>
+      <w:tr>
+        <w:tc>
+          <w:tcPr>
+            <w:tcW w:w="2771" w:type="dxa"/>
+          </w:tcPr>
+          <w:p>
+            <w:r>
+              <w:rPr>
+                <w:color w:val="000000"/>
+                <w:sz w:val="21"/>
+              </w:rPr>
+              <w:t>启用</w:t>
+            </w:r>
+          </w:p>
+        </w:tc>
+        <w:tc>
+          <w:tcPr>
+            <w:tcW w:w="2771" w:type="dxa"/>
+          </w:tcPr>
+          <w:p>
+            <w:r>
+              <w:rPr>
+                <w:color w:val="000000"/>
+                <w:sz w:val="21"/>
+              </w:rPr>
+              <w:t>小组第一按综合排序取前</w:t>
+            </w:r>
+            <w:r>
+              <w:rPr>
+                <w:color w:val="000000"/>
+                <w:sz w:val="21"/>
+              </w:rPr>
+              <w:t xml:space="preserve"> 3 + </w:t>
+            </w:r>
+            <w:r>
+              <w:rPr>
+                <w:color w:val="000000"/>
+                <w:sz w:val="21"/>
+              </w:rPr>
+              <w:t>复活冠军</w:t>
+            </w:r>
+          </w:p>
+        </w:tc>
+        <w:tc>
+          <w:tcPr>
+            <w:tcW w:w="2771" w:type="dxa"/>
+          </w:tcPr>
+          <w:p>
+            <w:r>
+              <w:rPr>
+                <w:color w:val="000000"/>
+                <w:sz w:val="21"/>
+              </w:rPr>
+              <w:t>第</w:t>
+            </w:r>
+            <w:r>
+              <w:rPr>
+                <w:color w:val="000000"/>
+                <w:sz w:val="21"/>
+              </w:rPr>
+              <w:t xml:space="preserve"> 4 </w:t>
+            </w:r>
+            <w:r>
+              <w:rPr>
+                <w:color w:val="000000"/>
+                <w:sz w:val="21"/>
+              </w:rPr>
+              <w:t>席由复活冠军获得，给落败者留出一个真实名额</w:t>
+            </w:r>
+          </w:p>
+        </w:tc>
+      </w:tr>
+    </w:tbl>
+    <w:p>
+      <w:pPr>
+        <w:spacing w:after="0" w:line="360" w:lineRule="auto"/>
+        <w:ind w:firstLine="480"/>
+      </w:pPr>
+      <w:r>
+        <w:rPr>
+          <w:color w:val="000000"/>
+        </w:rPr>
+        <w:t>其中</w:t>
+      </w:r>
+      <w:r>
+        <w:rPr>
+          <w:color w:val="000000"/>
+        </w:rPr>
+        <w:t>"</w:t>
+      </w:r>
+      <w:r>
+        <w:rPr>
+          <w:color w:val="000000"/>
+        </w:rPr>
+        <w:t>综合排序</w:t>
+      </w:r>
+      <w:r>
+        <w:rPr>
+          <w:color w:val="000000"/>
+        </w:rPr>
+        <w:t>"</w:t>
+      </w:r>
+      <w:r>
+        <w:rPr>
+          <w:color w:val="000000"/>
+        </w:rPr>
+        <w:t>依次比较：</w:t>
+      </w:r>
+      <w:r>
+        <w:rPr>
+          <w:color w:val="000000"/>
+        </w:rPr>
+        <w:t>**</w:t>
+      </w:r>
+      <w:r>
+        <w:rPr>
+          <w:color w:val="000000"/>
+        </w:rPr>
+        <w:t>小组赛胜场数</w:t>
+      </w:r>
+      <w:r>
+        <w:rPr>
+          <w:color w:val="000000"/>
+        </w:rPr>
+        <w:t xml:space="preserve"> → </w:t>
+      </w:r>
+      <w:r>
+        <w:rPr>
+          <w:color w:val="000000"/>
+        </w:rPr>
+        <w:t>小组赛总得票数</w:t>
+      </w:r>
+      <w:r>
+        <w:rPr>
+          <w:color w:val="000000"/>
+        </w:rPr>
+        <w:t xml:space="preserve"> → </w:t>
+      </w:r>
+      <w:r>
+        <w:rPr>
+          <w:color w:val="000000"/>
+        </w:rPr>
+        <w:t>组内序号</w:t>
+      </w:r>
+      <w:r>
+        <w:rPr>
+          <w:color w:val="000000"/>
+        </w:rPr>
+        <w:t>**</w:t>
+      </w:r>
+      <w:r>
+        <w:rPr>
+          <w:color w:val="000000"/>
+        </w:rPr>
+        <w:t>。组内序号指该专辑在本组内按</w:t>
+      </w:r>
+      <w:r>
+        <w:rPr>
+          <w:color w:val="000000"/>
+        </w:rPr>
+        <w:t>"</w:t>
+      </w:r>
+      <w:r>
+        <w:rPr>
+          <w:color w:val="000000"/>
+        </w:rPr>
+        <w:t>发行日期升序、专辑标识升序</w:t>
+      </w:r>
+      <w:r>
+        <w:rPr>
+          <w:color w:val="000000"/>
+        </w:rPr>
+        <w:t>"</w:t>
+      </w:r>
+      <w:r>
+        <w:rPr>
+          <w:color w:val="000000"/>
+        </w:rPr>
+        <w:t>排列的</w:t>
+      </w:r>
+      <w:r>
+        <w:rPr>
+          <w:color w:val="000000"/>
+        </w:rPr>
+        <w:lastRenderedPageBreak/>
+        <w:t>固定次序（分组结果在生成后即固定，见</w:t>
+      </w:r>
+      <w:r>
+        <w:rPr>
+          <w:color w:val="000000"/>
+        </w:rPr>
+        <w:t xml:space="preserve"> 4.4</w:t>
+      </w:r>
+      <w:r>
+        <w:rPr>
+          <w:color w:val="000000"/>
+        </w:rPr>
+        <w:t>）。若晋级的专辑不足</w:t>
+      </w:r>
+      <w:r>
+        <w:rPr>
+          <w:color w:val="000000"/>
+        </w:rPr>
+        <w:t xml:space="preserve"> 4 </w:t>
+      </w:r>
+      <w:r>
+        <w:rPr>
+          <w:color w:val="000000"/>
+        </w:rPr>
+        <w:t>张（参赛专辑较少、小组数不足</w:t>
+      </w:r>
+      <w:r>
+        <w:rPr>
+          <w:color w:val="000000"/>
+        </w:rPr>
+        <w:t xml:space="preserve"> 4 </w:t>
+      </w:r>
+      <w:r>
+        <w:rPr>
+          <w:color w:val="000000"/>
+        </w:rPr>
+        <w:t>时），按同一综合排序在全部参赛专辑中补足；补足后仍不足</w:t>
+      </w:r>
+      <w:r>
+        <w:rPr>
+          <w:color w:val="000000"/>
+        </w:rPr>
+        <w:t xml:space="preserve"> 4 </w:t>
+      </w:r>
+      <w:r>
+        <w:rPr>
+          <w:color w:val="000000"/>
+        </w:rPr>
+        <w:t>张的，按实际数量进行淘汰赛。</w:t>
+      </w:r>
+    </w:p>
+    <w:p>
+      <w:pPr>
+        <w:spacing w:after="0" w:line="360" w:lineRule="auto"/>
+        <w:ind w:firstLine="480"/>
+      </w:pPr>
+      <w:r>
+        <w:rPr>
+          <w:color w:val="000000"/>
+        </w:rPr>
+        <w:t>**</w:t>
+      </w:r>
+      <w:r>
+        <w:rPr>
+          <w:color w:val="000000"/>
+        </w:rPr>
         <w:t>淘汰赛。</w:t>
       </w:r>
       <w:r>
         <w:rPr>
           <w:color w:val="000000"/>
         </w:rPr>
-        <w:t xml:space="preserve">** 4 </w:t>
-      </w:r>
-      <w:r>
-        <w:rPr>
-          <w:color w:val="000000"/>
-        </w:rPr>
-        <w:t>强进行半决赛</w:t>
+        <w:t xml:space="preserve">** </w:t>
+      </w:r>
+      <w:r>
+        <w:rPr>
+          <w:color w:val="000000"/>
+        </w:rPr>
+        <w:t>四强两两配对进行半决赛</w:t>
       </w:r>
       <w:r>
         <w:rPr>
@@ -14509,43 +15063,79 @@
         <w:rPr>
           <w:color w:val="000000"/>
         </w:rPr>
-        <w:t>场，决出冠军。如果启用复活赛，淘汰赛参赛者由</w:t>
-      </w:r>
-      <w:r>
-        <w:rPr>
-          <w:color w:val="000000"/>
-        </w:rPr>
-        <w:t>"</w:t>
-      </w:r>
-      <w:r>
-        <w:rPr>
-          <w:color w:val="000000"/>
-        </w:rPr>
-        <w:t>各组第一</w:t>
-      </w:r>
-      <w:r>
-        <w:rPr>
-          <w:color w:val="000000"/>
-        </w:rPr>
-        <w:t xml:space="preserve"> + </w:t>
-      </w:r>
-      <w:r>
-        <w:rPr>
-          <w:color w:val="000000"/>
-        </w:rPr>
-        <w:t>复活赛胜者</w:t>
-      </w:r>
-      <w:r>
-        <w:rPr>
-          <w:color w:val="000000"/>
-        </w:rPr>
-        <w:t>"</w:t>
-      </w:r>
-      <w:r>
-        <w:rPr>
-          <w:color w:val="000000"/>
-        </w:rPr>
-        <w:t>共同构成。</w:t>
+        <w:t>场，决出冠军。</w:t>
+      </w:r>
+      <w:r>
+        <w:rPr>
+          <w:color w:val="000000"/>
+        </w:rPr>
+        <w:t>**</w:t>
+      </w:r>
+      <w:r>
+        <w:rPr>
+          <w:color w:val="000000"/>
+        </w:rPr>
+        <w:t>半决赛的配对按四强的综合排序确定：第</w:t>
+      </w:r>
+      <w:r>
+        <w:rPr>
+          <w:color w:val="000000"/>
+        </w:rPr>
+        <w:t xml:space="preserve"> 1 </w:t>
+      </w:r>
+      <w:r>
+        <w:rPr>
+          <w:color w:val="000000"/>
+        </w:rPr>
+        <w:t>名对第</w:t>
+      </w:r>
+      <w:r>
+        <w:rPr>
+          <w:color w:val="000000"/>
+        </w:rPr>
+        <w:t xml:space="preserve"> 4 </w:t>
+      </w:r>
+      <w:r>
+        <w:rPr>
+          <w:color w:val="000000"/>
+        </w:rPr>
+        <w:t>名、第</w:t>
+      </w:r>
+      <w:r>
+        <w:rPr>
+          <w:color w:val="000000"/>
+        </w:rPr>
+        <w:t xml:space="preserve"> 2 </w:t>
+      </w:r>
+      <w:r>
+        <w:rPr>
+          <w:color w:val="000000"/>
+        </w:rPr>
+        <w:t>名对第</w:t>
+      </w:r>
+      <w:r>
+        <w:rPr>
+          <w:color w:val="000000"/>
+        </w:rPr>
+        <w:t xml:space="preserve"> 3 </w:t>
+      </w:r>
+      <w:r>
+        <w:rPr>
+          <w:color w:val="000000"/>
+        </w:rPr>
+        <w:t>名</w:t>
+      </w:r>
+      <w:r>
+        <w:rPr>
+          <w:color w:val="000000"/>
+        </w:rPr>
+        <w:t>**</w:t>
+      </w:r>
+      <w:r>
+        <w:rPr>
+          <w:color w:val="000000"/>
+        </w:rPr>
+        <w:t>（标准种子配对），使对阵由成绩决定、结果可复现。</w:t>
       </w:r>
     </w:p>
     <w:p>
@@ -14822,14 +15412,14 @@
                 <w:color w:val="000000"/>
                 <w:sz w:val="21"/>
               </w:rPr>
-              <w:t xml:space="preserve"> → 4 </w:t>
-            </w:r>
-            <w:r>
-              <w:rPr>
-                <w:color w:val="000000"/>
-                <w:sz w:val="21"/>
-              </w:rPr>
-              <w:t>强</w:t>
+              <w:t xml:space="preserve"> → </w:t>
+            </w:r>
+            <w:r>
+              <w:rPr>
+                <w:color w:val="000000"/>
+                <w:sz w:val="21"/>
+              </w:rPr>
+              <w:t>四强候选</w:t>
             </w:r>
           </w:p>
         </w:tc>
@@ -14859,7 +15449,7 @@
                 <w:color w:val="000000"/>
                 <w:sz w:val="21"/>
               </w:rPr>
-              <w:t xml:space="preserve">2 </w:t>
+              <w:t xml:space="preserve">3 </w:t>
             </w:r>
             <w:r>
               <w:rPr>
@@ -14908,35 +15498,21 @@
                 <w:color w:val="000000"/>
                 <w:sz w:val="21"/>
               </w:rPr>
-              <w:t>胜者</w:t>
-            </w:r>
-            <w:r>
-              <w:rPr>
-                <w:color w:val="000000"/>
-                <w:sz w:val="21"/>
-              </w:rPr>
-              <w:t xml:space="preserve"> 2 </w:t>
-            </w:r>
-            <w:r>
-              <w:rPr>
-                <w:color w:val="000000"/>
-                <w:sz w:val="21"/>
-              </w:rPr>
-              <w:t>张补入</w:t>
-            </w:r>
-            <w:r>
-              <w:rPr>
-                <w:color w:val="000000"/>
-                <w:sz w:val="21"/>
-              </w:rPr>
-              <w:t xml:space="preserve"> 4 </w:t>
-            </w:r>
-            <w:r>
-              <w:rPr>
-                <w:color w:val="000000"/>
-                <w:sz w:val="21"/>
-              </w:rPr>
-              <w:t>强</w:t>
+              <w:t>复活冠军</w:t>
+            </w:r>
+            <w:r>
+              <w:rPr>
+                <w:color w:val="000000"/>
+                <w:sz w:val="21"/>
+              </w:rPr>
+              <w:t xml:space="preserve"> 1 </w:t>
+            </w:r>
+            <w:r>
+              <w:rPr>
+                <w:color w:val="000000"/>
+                <w:sz w:val="21"/>
+              </w:rPr>
+              <w:t>张</w:t>
             </w:r>
           </w:p>
         </w:tc>
@@ -14987,14 +15563,7 @@
                 <w:color w:val="000000"/>
                 <w:sz w:val="21"/>
               </w:rPr>
-              <w:t xml:space="preserve">4 </w:t>
-            </w:r>
-            <w:r>
-              <w:rPr>
-                <w:color w:val="000000"/>
-                <w:sz w:val="21"/>
-              </w:rPr>
-              <w:t>强两两配对</w:t>
+              <w:t>四强按综合排序配对</w:t>
             </w:r>
           </w:p>
         </w:tc>
@@ -15110,7 +15679,6 @@
                 <w:color w:val="000000"/>
                 <w:sz w:val="21"/>
               </w:rPr>
-              <w:lastRenderedPageBreak/>
               <w:t>**</w:t>
             </w:r>
             <w:r>
@@ -15160,7 +15728,35 @@
                 <w:color w:val="000000"/>
                 <w:sz w:val="21"/>
               </w:rPr>
-              <w:t>（不含复活赛）</w:t>
+              <w:t>（不含复活赛）；</w:t>
+            </w:r>
+            <w:r>
+              <w:rPr>
+                <w:color w:val="000000"/>
+                <w:sz w:val="21"/>
+              </w:rPr>
+              <w:t xml:space="preserve">**18 </w:t>
+            </w:r>
+            <w:r>
+              <w:rPr>
+                <w:color w:val="000000"/>
+                <w:sz w:val="21"/>
+              </w:rPr>
+              <w:t>场</w:t>
+            </w:r>
+            <w:r>
+              <w:rPr>
+                <w:color w:val="000000"/>
+                <w:sz w:val="21"/>
+              </w:rPr>
+              <w:t>**</w:t>
+            </w:r>
+            <w:r>
+              <w:rPr>
+                <w:color w:val="000000"/>
+                <w:sz w:val="21"/>
+              </w:rPr>
+              <w:t>（含复活赛）</w:t>
             </w:r>
           </w:p>
         </w:tc>
@@ -15187,47 +15783,247 @@
         <w:rPr>
           <w:color w:val="000000"/>
         </w:rPr>
-        <w:t>场次数由参赛数与赛制唯一确定，系统在生成对阵表时必须与上表一致。决赛结束后结果页显示的</w:t>
-      </w:r>
-      <w:r>
-        <w:rPr>
-          <w:color w:val="000000"/>
-        </w:rPr>
-        <w:t>"</w:t>
-      </w:r>
-      <w:r>
-        <w:rPr>
-          <w:color w:val="000000"/>
-        </w:rPr>
-        <w:t>已投</w:t>
-      </w:r>
-      <w:r>
-        <w:rPr>
-          <w:color w:val="000000"/>
-        </w:rPr>
-        <w:t xml:space="preserve"> X / 15 </w:t>
-      </w:r>
-      <w:r>
-        <w:rPr>
-          <w:color w:val="000000"/>
-        </w:rPr>
-        <w:t>场</w:t>
-      </w:r>
-      <w:r>
-        <w:rPr>
-          <w:color w:val="000000"/>
-        </w:rPr>
-        <w:t>"</w:t>
-      </w:r>
-      <w:r>
-        <w:rPr>
-          <w:color w:val="000000"/>
-        </w:rPr>
-        <w:t>中的分母，只能来自这个计算，不允许手工填写。</w:t>
+        <w:t>场次数由参赛数与赛制唯一确定，系统在生成对阵表时必须与上表一致。公式如下：</w:t>
       </w:r>
     </w:p>
     <w:p>
       <w:pPr>
+        <w:shd w:val="clear" w:color="auto" w:fill="F2F4F7"/>
+        <w:spacing w:after="0" w:line="240" w:lineRule="auto"/>
+        <w:ind w:left="240"/>
+      </w:pPr>
+      <w:r>
+        <w:rPr>
+          <w:rFonts w:ascii="Consolas" w:hAnsi="Consolas"/>
+          <w:color w:val="26313F"/>
+          <w:sz w:val="18"/>
+        </w:rPr>
+        <w:t>小组赛场次</w:t>
+      </w:r>
+      <w:r>
+        <w:rPr>
+          <w:rFonts w:ascii="Consolas" w:hAnsi="Consolas"/>
+          <w:color w:val="26313F"/>
+          <w:sz w:val="18"/>
+        </w:rPr>
+        <w:t xml:space="preserve"> = </w:t>
+      </w:r>
+      <w:r>
+        <w:rPr>
+          <w:rFonts w:ascii="Consolas" w:hAnsi="Consolas"/>
+          <w:color w:val="26313F"/>
+          <w:sz w:val="18"/>
+        </w:rPr>
+        <w:t>各组「组内张数取</w:t>
+      </w:r>
+      <w:r>
+        <w:rPr>
+          <w:rFonts w:ascii="Consolas" w:hAnsi="Consolas"/>
+          <w:color w:val="26313F"/>
+          <w:sz w:val="18"/>
+        </w:rPr>
+        <w:t xml:space="preserve"> 2 </w:t>
+      </w:r>
+      <w:r>
+        <w:rPr>
+          <w:rFonts w:ascii="Consolas" w:hAnsi="Consolas"/>
+          <w:color w:val="26313F"/>
+          <w:sz w:val="18"/>
+        </w:rPr>
+        <w:t>的组合数」之和</w:t>
+      </w:r>
+    </w:p>
+    <w:p>
+      <w:pPr>
+        <w:shd w:val="clear" w:color="auto" w:fill="F2F4F7"/>
+        <w:spacing w:after="0" w:line="240" w:lineRule="auto"/>
+        <w:ind w:left="240"/>
+      </w:pPr>
+      <w:r>
+        <w:rPr>
+          <w:rFonts w:ascii="Consolas" w:hAnsi="Consolas"/>
+          <w:color w:val="26313F"/>
+          <w:sz w:val="18"/>
+        </w:rPr>
+        <w:t>淘汰赛场次</w:t>
+      </w:r>
+      <w:r>
+        <w:rPr>
+          <w:rFonts w:ascii="Consolas" w:hAnsi="Consolas"/>
+          <w:color w:val="26313F"/>
+          <w:sz w:val="18"/>
+        </w:rPr>
+        <w:t xml:space="preserve"> = </w:t>
+      </w:r>
+      <w:r>
+        <w:rPr>
+          <w:rFonts w:ascii="Consolas" w:hAnsi="Consolas"/>
+          <w:color w:val="26313F"/>
+          <w:sz w:val="18"/>
+        </w:rPr>
+        <w:t>半决赛</w:t>
+      </w:r>
+      <w:r>
+        <w:rPr>
+          <w:rFonts w:ascii="Consolas" w:hAnsi="Consolas"/>
+          <w:color w:val="26313F"/>
+          <w:sz w:val="18"/>
+        </w:rPr>
+        <w:t xml:space="preserve"> 2 </w:t>
+      </w:r>
+      <w:r>
+        <w:rPr>
+          <w:rFonts w:ascii="Consolas" w:hAnsi="Consolas"/>
+          <w:color w:val="26313F"/>
+          <w:sz w:val="18"/>
+        </w:rPr>
+        <w:t>场</w:t>
+      </w:r>
+      <w:r>
+        <w:rPr>
+          <w:rFonts w:ascii="Consolas" w:hAnsi="Consolas"/>
+          <w:color w:val="26313F"/>
+          <w:sz w:val="18"/>
+        </w:rPr>
+        <w:t xml:space="preserve"> + </w:t>
+      </w:r>
+      <w:r>
+        <w:rPr>
+          <w:rFonts w:ascii="Consolas" w:hAnsi="Consolas"/>
+          <w:color w:val="26313F"/>
+          <w:sz w:val="18"/>
+        </w:rPr>
+        <w:t>决赛</w:t>
+      </w:r>
+      <w:r>
+        <w:rPr>
+          <w:rFonts w:ascii="Consolas" w:hAnsi="Consolas"/>
+          <w:color w:val="26313F"/>
+          <w:sz w:val="18"/>
+        </w:rPr>
+        <w:t xml:space="preserve"> 1 </w:t>
+      </w:r>
+      <w:r>
+        <w:rPr>
+          <w:rFonts w:ascii="Consolas" w:hAnsi="Consolas"/>
+          <w:color w:val="26313F"/>
+          <w:sz w:val="18"/>
+        </w:rPr>
+        <w:t>场</w:t>
+      </w:r>
+      <w:r>
+        <w:rPr>
+          <w:rFonts w:ascii="Consolas" w:hAnsi="Consolas"/>
+          <w:color w:val="26313F"/>
+          <w:sz w:val="18"/>
+        </w:rPr>
+        <w:t xml:space="preserve"> = 3 </w:t>
+      </w:r>
+      <w:r>
+        <w:rPr>
+          <w:rFonts w:ascii="Consolas" w:hAnsi="Consolas"/>
+          <w:color w:val="26313F"/>
+          <w:sz w:val="18"/>
+        </w:rPr>
+        <w:t>场</w:t>
+      </w:r>
+    </w:p>
+    <w:p>
+      <w:pPr>
+        <w:shd w:val="clear" w:color="auto" w:fill="F2F4F7"/>
+        <w:spacing w:after="0" w:line="240" w:lineRule="auto"/>
+        <w:ind w:left="240"/>
+      </w:pPr>
+      <w:r>
+        <w:rPr>
+          <w:rFonts w:ascii="Consolas" w:hAnsi="Consolas"/>
+          <w:color w:val="26313F"/>
+          <w:sz w:val="18"/>
+        </w:rPr>
+        <w:t>复活赛场次</w:t>
+      </w:r>
+      <w:r>
+        <w:rPr>
+          <w:rFonts w:ascii="Consolas" w:hAnsi="Consolas"/>
+          <w:color w:val="26313F"/>
+          <w:sz w:val="18"/>
+        </w:rPr>
+        <w:t xml:space="preserve"> = 3 </w:t>
+      </w:r>
+      <w:r>
+        <w:rPr>
+          <w:rFonts w:ascii="Consolas" w:hAnsi="Consolas"/>
+          <w:color w:val="26313F"/>
+          <w:sz w:val="18"/>
+        </w:rPr>
+        <w:t>场（仅在启用复活赛时计入）</w:t>
+      </w:r>
+    </w:p>
+    <w:p>
+      <w:pPr>
+        <w:shd w:val="clear" w:color="auto" w:fill="F2F4F7"/>
+        <w:spacing w:after="0" w:line="240" w:lineRule="auto"/>
+        <w:ind w:left="240"/>
+      </w:pPr>
+      <w:r>
+        <w:rPr>
+          <w:rFonts w:ascii="Consolas" w:hAnsi="Consolas"/>
+          <w:color w:val="26313F"/>
+          <w:sz w:val="18"/>
+        </w:rPr>
+        <w:t>总场次</w:t>
+      </w:r>
+      <w:r>
+        <w:rPr>
+          <w:rFonts w:ascii="Consolas" w:hAnsi="Consolas"/>
+          <w:color w:val="26313F"/>
+          <w:sz w:val="18"/>
+        </w:rPr>
+        <w:t xml:space="preserve"> matchTotal = </w:t>
+      </w:r>
+      <w:r>
+        <w:rPr>
+          <w:rFonts w:ascii="Consolas" w:hAnsi="Consolas"/>
+          <w:color w:val="26313F"/>
+          <w:sz w:val="18"/>
+        </w:rPr>
+        <w:t>小组赛场次</w:t>
+      </w:r>
+      <w:r>
+        <w:rPr>
+          <w:rFonts w:ascii="Consolas" w:hAnsi="Consolas"/>
+          <w:color w:val="26313F"/>
+          <w:sz w:val="18"/>
+        </w:rPr>
+        <w:t xml:space="preserve"> + 3 +</w:t>
+      </w:r>
+      <w:r>
+        <w:rPr>
+          <w:rFonts w:ascii="Consolas" w:hAnsi="Consolas"/>
+          <w:color w:val="26313F"/>
+          <w:sz w:val="18"/>
+        </w:rPr>
+        <w:t>（启用复活赛</w:t>
+      </w:r>
+      <w:r>
+        <w:rPr>
+          <w:rFonts w:ascii="Consolas" w:hAnsi="Consolas"/>
+          <w:color w:val="26313F"/>
+          <w:sz w:val="18"/>
+        </w:rPr>
+        <w:t xml:space="preserve"> ? 3 : 0</w:t>
+      </w:r>
+      <w:r>
+        <w:rPr>
+          <w:rFonts w:ascii="Consolas" w:hAnsi="Consolas"/>
+          <w:color w:val="26313F"/>
+          <w:sz w:val="18"/>
+        </w:rPr>
+        <w:t>）</w:t>
+      </w:r>
+    </w:p>
+    <w:p>
+      <w:pPr>
         <w:spacing w:after="0" w:line="360" w:lineRule="auto"/>
         <w:ind w:firstLine="480"/>
       </w:pPr>
@@ -15235,33 +16031,243 @@
         <w:rPr>
           <w:color w:val="000000"/>
         </w:rPr>
+        <w:t>以</w:t>
+      </w:r>
+      <w:r>
+        <w:rPr>
+          <w:color w:val="000000"/>
+        </w:rPr>
+        <w:t xml:space="preserve"> 12 </w:t>
+      </w:r>
+      <w:r>
+        <w:rPr>
+          <w:color w:val="000000"/>
+        </w:rPr>
+        <w:t>张专辑（</w:t>
+      </w:r>
+      <w:r>
+        <w:rPr>
+          <w:color w:val="000000"/>
+        </w:rPr>
+        <w:t xml:space="preserve">4 </w:t>
+      </w:r>
+      <w:r>
+        <w:rPr>
+          <w:color w:val="000000"/>
+        </w:rPr>
+        <w:t>组各</w:t>
+      </w:r>
+      <w:r>
+        <w:rPr>
+          <w:color w:val="000000"/>
+        </w:rPr>
+        <w:t xml:space="preserve"> 3 </w:t>
+      </w:r>
+      <w:r>
+        <w:rPr>
+          <w:color w:val="000000"/>
+        </w:rPr>
+        <w:t>张）为例：小组赛</w:t>
+      </w:r>
+      <w:r>
+        <w:rPr>
+          <w:color w:val="000000"/>
+        </w:rPr>
+        <w:t xml:space="preserve"> = 4 × C(3,2) = 12 </w:t>
+      </w:r>
+      <w:r>
+        <w:rPr>
+          <w:color w:val="000000"/>
+        </w:rPr>
+        <w:t>场，故</w:t>
+      </w:r>
+      <w:r>
+        <w:rPr>
+          <w:color w:val="000000"/>
+        </w:rPr>
+        <w:t xml:space="preserve"> matchTotal = 12 + 3 = **15 </w:t>
+      </w:r>
+      <w:r>
+        <w:rPr>
+          <w:color w:val="000000"/>
+        </w:rPr>
+        <w:t>场</w:t>
+      </w:r>
+      <w:r>
+        <w:rPr>
+          <w:color w:val="000000"/>
+        </w:rPr>
         <w:t>**</w:t>
       </w:r>
       <w:r>
         <w:rPr>
           <w:color w:val="000000"/>
         </w:rPr>
-        <w:t>奇数参赛数的处理。</w:t>
-      </w:r>
-      <w:r>
-        <w:rPr>
-          <w:color w:val="000000"/>
-        </w:rPr>
-        <w:t xml:space="preserve">** </w:t>
-      </w:r>
-      <w:r>
-        <w:rPr>
-          <w:color w:val="000000"/>
-        </w:rPr>
-        <w:t>当某轮参赛数为奇数时，安排一张专辑轮空直接进入下一轮，并在对阵表中明确标注轮空位置，让用户知道为什么这场没有对手。轮空不计入用户的投票场次。</w:t>
+        <w:t>。</w:t>
       </w:r>
     </w:p>
     <w:p>
       <w:pPr>
+        <w:spacing w:after="0" w:line="360" w:lineRule="auto"/>
+        <w:ind w:firstLine="480"/>
+      </w:pPr>
+      <w:r>
+        <w:rPr>
+          <w:color w:val="000000"/>
+        </w:rPr>
+        <w:t>决赛结束后结果页显示的</w:t>
+      </w:r>
+      <w:r>
+        <w:rPr>
+          <w:color w:val="000000"/>
+        </w:rPr>
+        <w:t>"</w:t>
+      </w:r>
+      <w:r>
+        <w:rPr>
+          <w:color w:val="000000"/>
+        </w:rPr>
+        <w:t>已投</w:t>
+      </w:r>
+      <w:r>
+        <w:rPr>
+          <w:color w:val="000000"/>
+        </w:rPr>
+        <w:t xml:space="preserve"> X / 15 </w:t>
+      </w:r>
+      <w:r>
+        <w:rPr>
+          <w:color w:val="000000"/>
+        </w:rPr>
+        <w:t>场</w:t>
+      </w:r>
+      <w:r>
+        <w:rPr>
+          <w:color w:val="000000"/>
+        </w:rPr>
+        <w:t>"</w:t>
+      </w:r>
+      <w:r>
+        <w:rPr>
+          <w:color w:val="000000"/>
+        </w:rPr>
+        <w:t>中的分母，只能来自这个公式，不允许手工填写。</w:t>
+      </w:r>
+    </w:p>
+    <w:p>
+      <w:pPr>
+        <w:spacing w:after="0" w:line="360" w:lineRule="auto"/>
+        <w:ind w:firstLine="480"/>
+      </w:pPr>
+      <w:r>
+        <w:rPr>
+          <w:color w:val="000000"/>
+        </w:rPr>
+        <w:t>**</w:t>
+      </w:r>
+      <w:r>
+        <w:rPr>
+          <w:color w:val="000000"/>
+        </w:rPr>
+        <w:t>奇数参赛数的处理。</w:t>
+      </w:r>
+      <w:r>
+        <w:rPr>
+          <w:color w:val="000000"/>
+        </w:rPr>
+        <w:t xml:space="preserve">** </w:t>
+      </w:r>
+      <w:r>
+        <w:rPr>
+          <w:color w:val="000000"/>
+        </w:rPr>
+        <w:t>当某一轮需要配对的专辑数为奇数时，取该轮综合排序最前的一张</w:t>
+      </w:r>
+      <w:r>
+        <w:rPr>
+          <w:color w:val="000000"/>
+        </w:rPr>
+        <w:t>**</w:t>
+      </w:r>
+      <w:r>
+        <w:rPr>
+          <w:color w:val="000000"/>
+        </w:rPr>
+        <w:t>轮空</w:t>
+      </w:r>
+      <w:r>
+        <w:rPr>
+          <w:color w:val="000000"/>
+        </w:rPr>
+        <w:t>**</w:t>
+      </w:r>
+      <w:r>
+        <w:rPr>
+          <w:color w:val="000000"/>
+        </w:rPr>
+        <w:t>，直接进入下一轮，并在对阵表中明确标注轮空位置（</w:t>
+      </w:r>
+      <w:r>
+        <w:rPr>
+          <w:color w:val="000000"/>
+        </w:rPr>
+        <w:t>`isBye = true`</w:t>
+      </w:r>
+      <w:r>
+        <w:rPr>
+          <w:color w:val="000000"/>
+        </w:rPr>
+        <w:t>、</w:t>
+      </w:r>
+      <w:r>
+        <w:rPr>
+          <w:color w:val="000000"/>
+        </w:rPr>
+        <w:t xml:space="preserve">`rightAlbumId` </w:t>
+      </w:r>
+      <w:r>
+        <w:rPr>
+          <w:color w:val="000000"/>
+        </w:rPr>
+        <w:t>为空），让用户知道为什么这场没有对手。</w:t>
+      </w:r>
+      <w:r>
+        <w:rPr>
+          <w:color w:val="000000"/>
+        </w:rPr>
+        <w:t>**</w:t>
+      </w:r>
+      <w:r>
+        <w:rPr>
+          <w:color w:val="000000"/>
+        </w:rPr>
+        <w:t>轮空场次只用于展示，不计入用户需要投票的场次，也不计入</w:t>
+      </w:r>
+      <w:r>
+        <w:rPr>
+          <w:color w:val="000000"/>
+        </w:rPr>
+        <w:t xml:space="preserve"> `matchTotal`</w:t>
+      </w:r>
+      <w:r>
+        <w:rPr>
+          <w:color w:val="000000"/>
+        </w:rPr>
+        <w:t>。</w:t>
+      </w:r>
+      <w:r>
+        <w:rPr>
+          <w:color w:val="000000"/>
+        </w:rPr>
+        <w:t>**</w:t>
+      </w:r>
+    </w:p>
+    <w:p>
+      <w:pPr>
         <w:pStyle w:val="21"/>
         <w:spacing w:after="120" w:line="360" w:lineRule="auto"/>
       </w:pPr>
-      <w:bookmarkStart w:id="21" w:name="_Toc240418584"/>
+      <w:bookmarkStart w:id="21" w:name="_Toc240456324"/>
       <w:r>
         <w:rPr>
           <w:rFonts w:ascii="黑体" w:eastAsia="黑体" w:hAnsi="黑体"/>
@@ -15300,6 +16306,7 @@
           <w:color w:val="26313F"/>
           <w:sz w:val="18"/>
         </w:rPr>
+        <w:lastRenderedPageBreak/>
         <w:t>输入：参赛专辑列表</w:t>
       </w:r>
       <w:r>
@@ -15608,7 +16615,31 @@
           <w:color w:val="26313F"/>
           <w:sz w:val="18"/>
         </w:rPr>
-        <w:t>第四步「组内排名」：小组赛全部结束后，按胜场数降序、总票数降序</w:t>
+        <w:t>第四步「组内排名」：小组赛全部结束后，按「胜场数</w:t>
+      </w:r>
+      <w:r>
+        <w:rPr>
+          <w:rFonts w:ascii="Consolas" w:hAnsi="Consolas"/>
+          <w:color w:val="26313F"/>
+          <w:sz w:val="18"/>
+        </w:rPr>
+        <w:t xml:space="preserve"> → </w:t>
+      </w:r>
+      <w:r>
+        <w:rPr>
+          <w:rFonts w:ascii="Consolas" w:hAnsi="Consolas"/>
+          <w:color w:val="26313F"/>
+          <w:sz w:val="18"/>
+        </w:rPr>
+        <w:t>总得票数</w:t>
+      </w:r>
+      <w:r>
+        <w:rPr>
+          <w:rFonts w:ascii="Consolas" w:hAnsi="Consolas"/>
+          <w:color w:val="26313F"/>
+          <w:sz w:val="18"/>
+        </w:rPr>
+        <w:t xml:space="preserve"> →</w:t>
       </w:r>
     </w:p>
     <w:p>
@@ -15631,7 +16662,7 @@
           <w:color w:val="26313F"/>
           <w:sz w:val="18"/>
         </w:rPr>
-        <w:t>排序，各组第一名进入四强列表，第二名进入复活候选列表。</w:t>
+        <w:t>组内序号」排序，得到各组名次。各组第一名进入四强</w:t>
       </w:r>
     </w:p>
     <w:p>
@@ -15646,7 +16677,15 @@
           <w:color w:val="26313F"/>
           <w:sz w:val="18"/>
         </w:rPr>
-        <w:t xml:space="preserve"> </w:t>
+        <w:t xml:space="preserve">                </w:t>
+      </w:r>
+      <w:r>
+        <w:rPr>
+          <w:rFonts w:ascii="Consolas" w:hAnsi="Consolas"/>
+          <w:color w:val="26313F"/>
+          <w:sz w:val="18"/>
+        </w:rPr>
+        <w:t>候选，各组第二名进入复活候选。</w:t>
       </w:r>
     </w:p>
     <w:p>
@@ -15661,7 +16700,7 @@
           <w:color w:val="26313F"/>
           <w:sz w:val="18"/>
         </w:rPr>
-        <w:t>第五步「复活赛」（可选）：对复活候选列表两两配对，生成复活赛场次。</w:t>
+        <w:t xml:space="preserve"> </w:t>
       </w:r>
     </w:p>
     <w:p>
@@ -15676,7 +16715,39 @@
           <w:color w:val="26313F"/>
           <w:sz w:val="18"/>
         </w:rPr>
-        <w:t xml:space="preserve"> </w:t>
+        <w:t>第五步「复活赛」（可选）：复活候选（</w:t>
+      </w:r>
+      <w:r>
+        <w:rPr>
+          <w:rFonts w:ascii="Consolas" w:hAnsi="Consolas"/>
+          <w:color w:val="26313F"/>
+          <w:sz w:val="18"/>
+        </w:rPr>
+        <w:t xml:space="preserve">4 </w:t>
+      </w:r>
+      <w:r>
+        <w:rPr>
+          <w:rFonts w:ascii="Consolas" w:hAnsi="Consolas"/>
+          <w:color w:val="26313F"/>
+          <w:sz w:val="18"/>
+        </w:rPr>
+        <w:t>张）第一轮两两配对生成</w:t>
+      </w:r>
+      <w:r>
+        <w:rPr>
+          <w:rFonts w:ascii="Consolas" w:hAnsi="Consolas"/>
+          <w:color w:val="26313F"/>
+          <w:sz w:val="18"/>
+        </w:rPr>
+        <w:t xml:space="preserve"> 2 </w:t>
+      </w:r>
+      <w:r>
+        <w:rPr>
+          <w:rFonts w:ascii="Consolas" w:hAnsi="Consolas"/>
+          <w:color w:val="26313F"/>
+          <w:sz w:val="18"/>
+        </w:rPr>
+        <w:t>场，</w:t>
       </w:r>
     </w:p>
     <w:p>
@@ -15691,7 +16762,47 @@
           <w:color w:val="26313F"/>
           <w:sz w:val="18"/>
         </w:rPr>
-        <w:t>第六步「淘汰赛」：四强（或四强加复活胜者）两两配对生成半决赛，</w:t>
+        <w:t xml:space="preserve">                </w:t>
+      </w:r>
+      <w:r>
+        <w:rPr>
+          <w:rFonts w:ascii="Consolas" w:hAnsi="Consolas"/>
+          <w:color w:val="26313F"/>
+          <w:sz w:val="18"/>
+        </w:rPr>
+        <w:t>其胜者第二轮对决生成</w:t>
+      </w:r>
+      <w:r>
+        <w:rPr>
+          <w:rFonts w:ascii="Consolas" w:hAnsi="Consolas"/>
+          <w:color w:val="26313F"/>
+          <w:sz w:val="18"/>
+        </w:rPr>
+        <w:t xml:space="preserve"> 1 </w:t>
+      </w:r>
+      <w:r>
+        <w:rPr>
+          <w:rFonts w:ascii="Consolas" w:hAnsi="Consolas"/>
+          <w:color w:val="26313F"/>
+          <w:sz w:val="18"/>
+        </w:rPr>
+        <w:t>场，得到复活冠军</w:t>
+      </w:r>
+      <w:r>
+        <w:rPr>
+          <w:rFonts w:ascii="Consolas" w:hAnsi="Consolas"/>
+          <w:color w:val="26313F"/>
+          <w:sz w:val="18"/>
+        </w:rPr>
+        <w:t xml:space="preserve"> 1 </w:t>
+      </w:r>
+      <w:r>
+        <w:rPr>
+          <w:rFonts w:ascii="Consolas" w:hAnsi="Consolas"/>
+          <w:color w:val="26313F"/>
+          <w:sz w:val="18"/>
+        </w:rPr>
+        <w:t>张。</w:t>
       </w:r>
     </w:p>
     <w:p>
@@ -15706,15 +16817,38 @@
           <w:color w:val="26313F"/>
           <w:sz w:val="18"/>
         </w:rPr>
-        <w:t xml:space="preserve">                </w:t>
-      </w:r>
+        <w:t xml:space="preserve"> </w:t>
+      </w:r>
+    </w:p>
+    <w:p>
+      <w:pPr>
+        <w:shd w:val="clear" w:color="auto" w:fill="F2F4F7"/>
+        <w:spacing w:after="0" w:line="240" w:lineRule="auto"/>
+        <w:ind w:left="240"/>
+      </w:pPr>
       <w:r>
         <w:rPr>
           <w:rFonts w:ascii="Consolas" w:hAnsi="Consolas"/>
           <w:color w:val="26313F"/>
           <w:sz w:val="18"/>
         </w:rPr>
-        <w:t>胜者生成决赛。每轮若出现奇数，安排一张轮空并标注。</w:t>
+        <w:t>第六步「四强确定」：不启用复活赛时，四强</w:t>
+      </w:r>
+      <w:r>
+        <w:rPr>
+          <w:rFonts w:ascii="Consolas" w:hAnsi="Consolas"/>
+          <w:color w:val="26313F"/>
+          <w:sz w:val="18"/>
+        </w:rPr>
+        <w:t xml:space="preserve"> = 4 </w:t>
+      </w:r>
+      <w:r>
+        <w:rPr>
+          <w:rFonts w:ascii="Consolas" w:hAnsi="Consolas"/>
+          <w:color w:val="26313F"/>
+          <w:sz w:val="18"/>
+        </w:rPr>
+        <w:t>个小组第一；</w:t>
       </w:r>
     </w:p>
     <w:p>
@@ -15729,7 +16863,47 @@
           <w:color w:val="26313F"/>
           <w:sz w:val="18"/>
         </w:rPr>
-        <w:t xml:space="preserve"> </w:t>
+        <w:t xml:space="preserve">                </w:t>
+      </w:r>
+      <w:r>
+        <w:rPr>
+          <w:rFonts w:ascii="Consolas" w:hAnsi="Consolas"/>
+          <w:color w:val="26313F"/>
+          <w:sz w:val="18"/>
+        </w:rPr>
+        <w:t>启用时，四强</w:t>
+      </w:r>
+      <w:r>
+        <w:rPr>
+          <w:rFonts w:ascii="Consolas" w:hAnsi="Consolas"/>
+          <w:color w:val="26313F"/>
+          <w:sz w:val="18"/>
+        </w:rPr>
+        <w:t xml:space="preserve"> = </w:t>
+      </w:r>
+      <w:r>
+        <w:rPr>
+          <w:rFonts w:ascii="Consolas" w:hAnsi="Consolas"/>
+          <w:color w:val="26313F"/>
+          <w:sz w:val="18"/>
+        </w:rPr>
+        <w:t>小组第一综合排序前</w:t>
+      </w:r>
+      <w:r>
+        <w:rPr>
+          <w:rFonts w:ascii="Consolas" w:hAnsi="Consolas"/>
+          <w:color w:val="26313F"/>
+          <w:sz w:val="18"/>
+        </w:rPr>
+        <w:t xml:space="preserve"> 3 + </w:t>
+      </w:r>
+      <w:r>
+        <w:rPr>
+          <w:rFonts w:ascii="Consolas" w:hAnsi="Consolas"/>
+          <w:color w:val="26313F"/>
+          <w:sz w:val="18"/>
+        </w:rPr>
+        <w:t>复活冠军。</w:t>
       </w:r>
     </w:p>
     <w:p>
@@ -15744,7 +16918,31 @@
           <w:color w:val="26313F"/>
           <w:sz w:val="18"/>
         </w:rPr>
-        <w:t>第七步「落库」：把分组结构、各轮次场次、轮次总数与是否含轮空</w:t>
+        <w:t xml:space="preserve">                </w:t>
+      </w:r>
+      <w:r>
+        <w:rPr>
+          <w:rFonts w:ascii="Consolas" w:hAnsi="Consolas"/>
+          <w:color w:val="26313F"/>
+          <w:sz w:val="18"/>
+        </w:rPr>
+        <w:t>不足</w:t>
+      </w:r>
+      <w:r>
+        <w:rPr>
+          <w:rFonts w:ascii="Consolas" w:hAnsi="Consolas"/>
+          <w:color w:val="26313F"/>
+          <w:sz w:val="18"/>
+        </w:rPr>
+        <w:t xml:space="preserve"> 4 </w:t>
+      </w:r>
+      <w:r>
+        <w:rPr>
+          <w:rFonts w:ascii="Consolas" w:hAnsi="Consolas"/>
+          <w:color w:val="26313F"/>
+          <w:sz w:val="18"/>
+        </w:rPr>
+        <w:t>张时，按综合排序在全部参赛专辑中补足。</w:t>
       </w:r>
     </w:p>
     <w:p>
@@ -15759,19 +16957,244 @@
           <w:color w:val="26313F"/>
           <w:sz w:val="18"/>
         </w:rPr>
-        <w:t xml:space="preserve">                </w:t>
-      </w:r>
+        <w:t xml:space="preserve"> </w:t>
+      </w:r>
+    </w:p>
+    <w:p>
+      <w:pPr>
+        <w:shd w:val="clear" w:color="auto" w:fill="F2F4F7"/>
+        <w:spacing w:after="0" w:line="240" w:lineRule="auto"/>
+        <w:ind w:left="240"/>
+      </w:pPr>
       <w:r>
         <w:rPr>
           <w:rFonts w:ascii="Consolas" w:hAnsi="Consolas"/>
           <w:color w:val="26313F"/>
           <w:sz w:val="18"/>
         </w:rPr>
-        <w:t>一次性写入数据库，返回对阵表摘要给前端。</w:t>
+        <w:t>第七步「半决赛」：四强按综合排序，第</w:t>
+      </w:r>
+      <w:r>
+        <w:rPr>
+          <w:rFonts w:ascii="Consolas" w:hAnsi="Consolas"/>
+          <w:color w:val="26313F"/>
+          <w:sz w:val="18"/>
+        </w:rPr>
+        <w:t xml:space="preserve"> 1 </w:t>
+      </w:r>
+      <w:r>
+        <w:rPr>
+          <w:rFonts w:ascii="Consolas" w:hAnsi="Consolas"/>
+          <w:color w:val="26313F"/>
+          <w:sz w:val="18"/>
+        </w:rPr>
+        <w:t>名对第</w:t>
+      </w:r>
+      <w:r>
+        <w:rPr>
+          <w:rFonts w:ascii="Consolas" w:hAnsi="Consolas"/>
+          <w:color w:val="26313F"/>
+          <w:sz w:val="18"/>
+        </w:rPr>
+        <w:t xml:space="preserve"> 4 </w:t>
+      </w:r>
+      <w:r>
+        <w:rPr>
+          <w:rFonts w:ascii="Consolas" w:hAnsi="Consolas"/>
+          <w:color w:val="26313F"/>
+          <w:sz w:val="18"/>
+        </w:rPr>
+        <w:t>名、第</w:t>
+      </w:r>
+      <w:r>
+        <w:rPr>
+          <w:rFonts w:ascii="Consolas" w:hAnsi="Consolas"/>
+          <w:color w:val="26313F"/>
+          <w:sz w:val="18"/>
+        </w:rPr>
+        <w:t xml:space="preserve"> 2 </w:t>
+      </w:r>
+      <w:r>
+        <w:rPr>
+          <w:rFonts w:ascii="Consolas" w:hAnsi="Consolas"/>
+          <w:color w:val="26313F"/>
+          <w:sz w:val="18"/>
+        </w:rPr>
+        <w:t>名对</w:t>
       </w:r>
     </w:p>
     <w:p>
       <w:pPr>
+        <w:shd w:val="clear" w:color="auto" w:fill="F2F4F7"/>
+        <w:spacing w:after="0" w:line="240" w:lineRule="auto"/>
+        <w:ind w:left="240"/>
+      </w:pPr>
+      <w:r>
+        <w:rPr>
+          <w:rFonts w:ascii="Consolas" w:hAnsi="Consolas"/>
+          <w:color w:val="26313F"/>
+          <w:sz w:val="18"/>
+        </w:rPr>
+        <w:t xml:space="preserve">                </w:t>
+      </w:r>
+      <w:r>
+        <w:rPr>
+          <w:rFonts w:ascii="Consolas" w:hAnsi="Consolas"/>
+          <w:color w:val="26313F"/>
+          <w:sz w:val="18"/>
+        </w:rPr>
+        <w:t>第</w:t>
+      </w:r>
+      <w:r>
+        <w:rPr>
+          <w:rFonts w:ascii="Consolas" w:hAnsi="Consolas"/>
+          <w:color w:val="26313F"/>
+          <w:sz w:val="18"/>
+        </w:rPr>
+        <w:t xml:space="preserve"> 3 </w:t>
+      </w:r>
+      <w:r>
+        <w:rPr>
+          <w:rFonts w:ascii="Consolas" w:hAnsi="Consolas"/>
+          <w:color w:val="26313F"/>
+          <w:sz w:val="18"/>
+        </w:rPr>
+        <w:t>名，生成</w:t>
+      </w:r>
+      <w:r>
+        <w:rPr>
+          <w:rFonts w:ascii="Consolas" w:hAnsi="Consolas"/>
+          <w:color w:val="26313F"/>
+          <w:sz w:val="18"/>
+        </w:rPr>
+        <w:t xml:space="preserve"> 2 </w:t>
+      </w:r>
+      <w:r>
+        <w:rPr>
+          <w:rFonts w:ascii="Consolas" w:hAnsi="Consolas"/>
+          <w:color w:val="26313F"/>
+          <w:sz w:val="18"/>
+        </w:rPr>
+        <w:t>场；若为奇数，按</w:t>
+      </w:r>
+      <w:r>
+        <w:rPr>
+          <w:rFonts w:ascii="Consolas" w:hAnsi="Consolas"/>
+          <w:color w:val="26313F"/>
+          <w:sz w:val="18"/>
+        </w:rPr>
+        <w:t xml:space="preserve"> 4.5 </w:t>
+      </w:r>
+      <w:r>
+        <w:rPr>
+          <w:rFonts w:ascii="Consolas" w:hAnsi="Consolas"/>
+          <w:color w:val="26313F"/>
+          <w:sz w:val="18"/>
+        </w:rPr>
+        <w:t>的轮空规则处理。</w:t>
+      </w:r>
+    </w:p>
+    <w:p>
+      <w:pPr>
+        <w:shd w:val="clear" w:color="auto" w:fill="F2F4F7"/>
+        <w:spacing w:after="0" w:line="240" w:lineRule="auto"/>
+        <w:ind w:left="240"/>
+      </w:pPr>
+      <w:r>
+        <w:rPr>
+          <w:rFonts w:ascii="Consolas" w:hAnsi="Consolas"/>
+          <w:color w:val="26313F"/>
+          <w:sz w:val="18"/>
+        </w:rPr>
+        <w:t xml:space="preserve"> </w:t>
+      </w:r>
+    </w:p>
+    <w:p>
+      <w:pPr>
+        <w:shd w:val="clear" w:color="auto" w:fill="F2F4F7"/>
+        <w:spacing w:after="0" w:line="240" w:lineRule="auto"/>
+        <w:ind w:left="240"/>
+      </w:pPr>
+      <w:r>
+        <w:rPr>
+          <w:rFonts w:ascii="Consolas" w:hAnsi="Consolas"/>
+          <w:color w:val="26313F"/>
+          <w:sz w:val="18"/>
+        </w:rPr>
+        <w:t>第八步「决赛」：半决赛胜者生成</w:t>
+      </w:r>
+      <w:r>
+        <w:rPr>
+          <w:rFonts w:ascii="Consolas" w:hAnsi="Consolas"/>
+          <w:color w:val="26313F"/>
+          <w:sz w:val="18"/>
+        </w:rPr>
+        <w:t xml:space="preserve"> 1 </w:t>
+      </w:r>
+      <w:r>
+        <w:rPr>
+          <w:rFonts w:ascii="Consolas" w:hAnsi="Consolas"/>
+          <w:color w:val="26313F"/>
+          <w:sz w:val="18"/>
+        </w:rPr>
+        <w:t>场，胜者为冠军。</w:t>
+      </w:r>
+    </w:p>
+    <w:p>
+      <w:pPr>
+        <w:shd w:val="clear" w:color="auto" w:fill="F2F4F7"/>
+        <w:spacing w:after="0" w:line="240" w:lineRule="auto"/>
+        <w:ind w:left="240"/>
+      </w:pPr>
+      <w:r>
+        <w:rPr>
+          <w:rFonts w:ascii="Consolas" w:hAnsi="Consolas"/>
+          <w:color w:val="26313F"/>
+          <w:sz w:val="18"/>
+        </w:rPr>
+        <w:t xml:space="preserve"> </w:t>
+      </w:r>
+    </w:p>
+    <w:p>
+      <w:pPr>
+        <w:shd w:val="clear" w:color="auto" w:fill="F2F4F7"/>
+        <w:spacing w:after="0" w:line="240" w:lineRule="auto"/>
+        <w:ind w:left="240"/>
+      </w:pPr>
+      <w:r>
+        <w:rPr>
+          <w:rFonts w:ascii="Consolas" w:hAnsi="Consolas"/>
+          <w:color w:val="26313F"/>
+          <w:sz w:val="18"/>
+        </w:rPr>
+        <w:t>第九步「落库」：把分组结构、各轮次场次、轮次总数与是否含轮空</w:t>
+      </w:r>
+    </w:p>
+    <w:p>
+      <w:pPr>
+        <w:shd w:val="clear" w:color="auto" w:fill="F2F4F7"/>
+        <w:spacing w:after="0" w:line="240" w:lineRule="auto"/>
+        <w:ind w:left="240"/>
+      </w:pPr>
+      <w:r>
+        <w:rPr>
+          <w:rFonts w:ascii="Consolas" w:hAnsi="Consolas"/>
+          <w:color w:val="26313F"/>
+          <w:sz w:val="18"/>
+        </w:rPr>
+        <w:t xml:space="preserve">                </w:t>
+      </w:r>
+      <w:r>
+        <w:rPr>
+          <w:rFonts w:ascii="Consolas" w:hAnsi="Consolas"/>
+          <w:color w:val="26313F"/>
+          <w:sz w:val="18"/>
+        </w:rPr>
+        <w:t>一次性写入数据库，返回对阵表摘要给前端。</w:t>
+      </w:r>
+    </w:p>
+    <w:p>
+      <w:pPr>
         <w:spacing w:after="0" w:line="360" w:lineRule="auto"/>
         <w:ind w:firstLine="480"/>
       </w:pPr>
@@ -15811,7 +17234,7 @@
         <w:pStyle w:val="21"/>
         <w:spacing w:after="120" w:line="360" w:lineRule="auto"/>
       </w:pPr>
-      <w:bookmarkStart w:id="22" w:name="_Toc240418585"/>
+      <w:bookmarkStart w:id="22" w:name="_Toc240456325"/>
       <w:r>
         <w:rPr>
           <w:rFonts w:ascii="黑体" w:eastAsia="黑体" w:hAnsi="黑体"/>
@@ -15865,7 +17288,6 @@
         <w:rPr>
           <w:color w:val="000000"/>
         </w:rPr>
-        <w:lastRenderedPageBreak/>
         <w:t>**</w:t>
       </w:r>
       <w:r>
@@ -15989,6 +17411,7 @@
                 <w:color w:val="000000"/>
                 <w:sz w:val="21"/>
               </w:rPr>
+              <w:lastRenderedPageBreak/>
               <w:t>等级</w:t>
             </w:r>
           </w:p>
@@ -16560,7 +17983,7 @@
         <w:pStyle w:val="21"/>
         <w:spacing w:after="120" w:line="360" w:lineRule="auto"/>
       </w:pPr>
-      <w:bookmarkStart w:id="23" w:name="_Toc240418586"/>
+      <w:bookmarkStart w:id="23" w:name="_Toc240456326"/>
       <w:r>
         <w:rPr>
           <w:rFonts w:ascii="黑体" w:eastAsia="黑体" w:hAnsi="黑体"/>
@@ -16592,7 +18015,7 @@
         <w:pStyle w:val="1"/>
         <w:spacing w:before="240" w:after="120" w:line="360" w:lineRule="auto"/>
       </w:pPr>
-      <w:bookmarkStart w:id="24" w:name="_Toc240418587"/>
+      <w:bookmarkStart w:id="24" w:name="_Toc240456327"/>
       <w:r>
         <w:rPr>
           <w:rFonts w:ascii="黑体" w:eastAsia="黑体" w:hAnsi="黑体"/>
@@ -16606,7 +18029,7 @@
         <w:pStyle w:val="21"/>
         <w:spacing w:after="120" w:line="360" w:lineRule="auto"/>
       </w:pPr>
-      <w:bookmarkStart w:id="25" w:name="_Toc240418588"/>
+      <w:bookmarkStart w:id="25" w:name="_Toc240456328"/>
       <w:r>
         <w:rPr>
           <w:rFonts w:ascii="黑体" w:eastAsia="黑体" w:hAnsi="黑体"/>
@@ -16678,6 +18101,102 @@
         <w:rPr>
           <w:color w:val="000000"/>
         </w:rPr>
+        <w:t>（</w:t>
+      </w:r>
+      <w:r>
+        <w:rPr>
+          <w:color w:val="000000"/>
+        </w:rPr>
+        <w:t>2</w:t>
+      </w:r>
+      <w:r>
+        <w:rPr>
+          <w:color w:val="000000"/>
+        </w:rPr>
+        <w:t>）来自外部接口的标识单独用字段保存，并使用唯一索引，用于判重与更新，不与主键混用；</w:t>
+      </w:r>
+    </w:p>
+    <w:p>
+      <w:pPr>
+        <w:spacing w:after="0" w:line="360" w:lineRule="auto"/>
+        <w:ind w:firstLine="480"/>
+      </w:pPr>
+      <w:r>
+        <w:rPr>
+          <w:color w:val="000000"/>
+        </w:rPr>
+        <w:t>（</w:t>
+      </w:r>
+      <w:r>
+        <w:rPr>
+          <w:color w:val="000000"/>
+        </w:rPr>
+        <w:t>3</w:t>
+      </w:r>
+      <w:r>
+        <w:rPr>
+          <w:color w:val="000000"/>
+        </w:rPr>
+        <w:t>）所有集合包含创建时间字段；需要更新的集合包含更新时间字段；</w:t>
+      </w:r>
+    </w:p>
+    <w:p>
+      <w:pPr>
+        <w:spacing w:after="0" w:line="360" w:lineRule="auto"/>
+        <w:ind w:firstLine="480"/>
+      </w:pPr>
+      <w:r>
+        <w:rPr>
+          <w:color w:val="000000"/>
+        </w:rPr>
+        <w:t>（</w:t>
+      </w:r>
+      <w:r>
+        <w:rPr>
+          <w:color w:val="000000"/>
+        </w:rPr>
+        <w:t>4</w:t>
+      </w:r>
+      <w:r>
+        <w:rPr>
+          <w:color w:val="000000"/>
+        </w:rPr>
+        <w:t>）引用其他集合时保存对象标识，不保存名称快照。名称在查询时按需聚合，避免出现</w:t>
+      </w:r>
+      <w:r>
+        <w:rPr>
+          <w:color w:val="000000"/>
+        </w:rPr>
+        <w:t>"</w:t>
+      </w:r>
+      <w:r>
+        <w:rPr>
+          <w:color w:val="000000"/>
+        </w:rPr>
+        <w:t>名称改了但历史记录还是旧名称</w:t>
+      </w:r>
+      <w:r>
+        <w:rPr>
+          <w:color w:val="000000"/>
+        </w:rPr>
+        <w:t>"</w:t>
+      </w:r>
+      <w:r>
+        <w:rPr>
+          <w:color w:val="000000"/>
+        </w:rPr>
+        <w:t>的不一致；</w:t>
+      </w:r>
+    </w:p>
+    <w:p>
+      <w:pPr>
+        <w:spacing w:after="0" w:line="360" w:lineRule="auto"/>
+        <w:ind w:firstLine="480"/>
+      </w:pPr>
+      <w:r>
+        <w:rPr>
+          <w:color w:val="000000"/>
+        </w:rPr>
         <w:lastRenderedPageBreak/>
         <w:t>（</w:t>
       </w:r>
@@ -16685,177 +18204,81 @@
         <w:rPr>
           <w:color w:val="000000"/>
         </w:rPr>
-        <w:t>2</w:t>
-      </w:r>
-      <w:r>
-        <w:rPr>
-          <w:color w:val="000000"/>
-        </w:rPr>
-        <w:t>）来自外部接口的标识单独用字段保存，并使用唯一索引，用于判重与更新，不与主键混用；</w:t>
+        <w:t>5</w:t>
+      </w:r>
+      <w:r>
+        <w:rPr>
+          <w:color w:val="000000"/>
+        </w:rPr>
+        <w:t>）本章给出的字段定义是</w:t>
+      </w:r>
+      <w:r>
+        <w:rPr>
+          <w:color w:val="000000"/>
+        </w:rPr>
+        <w:t>**</w:t>
+      </w:r>
+      <w:r>
+        <w:rPr>
+          <w:color w:val="000000"/>
+        </w:rPr>
+        <w:t>建表的唯一依据</w:t>
+      </w:r>
+      <w:r>
+        <w:rPr>
+          <w:color w:val="000000"/>
+        </w:rPr>
+        <w:t>**</w:t>
+      </w:r>
+      <w:r>
+        <w:rPr>
+          <w:color w:val="000000"/>
+        </w:rPr>
+        <w:t>。实体关系图（见</w:t>
+      </w:r>
+      <w:r>
+        <w:rPr>
+          <w:color w:val="000000"/>
+        </w:rPr>
+        <w:t xml:space="preserve"> `figures/ER</w:t>
+      </w:r>
+      <w:r>
+        <w:rPr>
+          <w:color w:val="000000"/>
+        </w:rPr>
+        <w:t>图</w:t>
+      </w:r>
+      <w:r>
+        <w:rPr>
+          <w:color w:val="000000"/>
+        </w:rPr>
+        <w:t>-</w:t>
+      </w:r>
+      <w:r>
+        <w:rPr>
+          <w:color w:val="000000"/>
+        </w:rPr>
+        <w:t>音格数据库</w:t>
+      </w:r>
+      <w:r>
+        <w:rPr>
+          <w:color w:val="000000"/>
+        </w:rPr>
+        <w:t>.png`</w:t>
+      </w:r>
+      <w:r>
+        <w:rPr>
+          <w:color w:val="000000"/>
+        </w:rPr>
+        <w:t>）用于展示实体与主外键关系，为了让图可读，图中只绘制核心字段；某个集合有多少字段，以本章数据字典为准。</w:t>
       </w:r>
     </w:p>
     <w:p>
       <w:pPr>
-        <w:spacing w:after="0" w:line="360" w:lineRule="auto"/>
-        <w:ind w:firstLine="480"/>
-      </w:pPr>
-      <w:r>
-        <w:rPr>
-          <w:color w:val="000000"/>
-        </w:rPr>
-        <w:t>（</w:t>
-      </w:r>
-      <w:r>
-        <w:rPr>
-          <w:color w:val="000000"/>
-        </w:rPr>
-        <w:t>3</w:t>
-      </w:r>
-      <w:r>
-        <w:rPr>
-          <w:color w:val="000000"/>
-        </w:rPr>
-        <w:t>）所有集合包含创建时间字段；需要更新的集合包含更新时间字段；</w:t>
-      </w:r>
-    </w:p>
-    <w:p>
-      <w:pPr>
-        <w:spacing w:after="0" w:line="360" w:lineRule="auto"/>
-        <w:ind w:firstLine="480"/>
-      </w:pPr>
-      <w:r>
-        <w:rPr>
-          <w:color w:val="000000"/>
-        </w:rPr>
-        <w:t>（</w:t>
-      </w:r>
-      <w:r>
-        <w:rPr>
-          <w:color w:val="000000"/>
-        </w:rPr>
-        <w:t>4</w:t>
-      </w:r>
-      <w:r>
-        <w:rPr>
-          <w:color w:val="000000"/>
-        </w:rPr>
-        <w:t>）引用其他集合时保存对象标识，不保存名称快照。名称在查询时按需聚合，避免出现</w:t>
-      </w:r>
-      <w:r>
-        <w:rPr>
-          <w:color w:val="000000"/>
-        </w:rPr>
-        <w:t>"</w:t>
-      </w:r>
-      <w:r>
-        <w:rPr>
-          <w:color w:val="000000"/>
-        </w:rPr>
-        <w:t>名称改了但历史记录还是旧名称</w:t>
-      </w:r>
-      <w:r>
-        <w:rPr>
-          <w:color w:val="000000"/>
-        </w:rPr>
-        <w:t>"</w:t>
-      </w:r>
-      <w:r>
-        <w:rPr>
-          <w:color w:val="000000"/>
-        </w:rPr>
-        <w:t>的不一致；</w:t>
-      </w:r>
-    </w:p>
-    <w:p>
-      <w:pPr>
-        <w:spacing w:after="0" w:line="360" w:lineRule="auto"/>
-        <w:ind w:firstLine="480"/>
-      </w:pPr>
-      <w:r>
-        <w:rPr>
-          <w:color w:val="000000"/>
-        </w:rPr>
-        <w:t>（</w:t>
-      </w:r>
-      <w:r>
-        <w:rPr>
-          <w:color w:val="000000"/>
-        </w:rPr>
-        <w:t>5</w:t>
-      </w:r>
-      <w:r>
-        <w:rPr>
-          <w:color w:val="000000"/>
-        </w:rPr>
-        <w:t>）本章给出的字段定义是</w:t>
-      </w:r>
-      <w:r>
-        <w:rPr>
-          <w:color w:val="000000"/>
-        </w:rPr>
-        <w:t>**</w:t>
-      </w:r>
-      <w:r>
-        <w:rPr>
-          <w:color w:val="000000"/>
-        </w:rPr>
-        <w:t>建表的唯一依据</w:t>
-      </w:r>
-      <w:r>
-        <w:rPr>
-          <w:color w:val="000000"/>
-        </w:rPr>
-        <w:t>**</w:t>
-      </w:r>
-      <w:r>
-        <w:rPr>
-          <w:color w:val="000000"/>
-        </w:rPr>
-        <w:t>。实体关系图（见</w:t>
-      </w:r>
-      <w:r>
-        <w:rPr>
-          <w:color w:val="000000"/>
-        </w:rPr>
-        <w:t xml:space="preserve"> `figures/ER</w:t>
-      </w:r>
-      <w:r>
-        <w:rPr>
-          <w:color w:val="000000"/>
-        </w:rPr>
-        <w:t>图</w:t>
-      </w:r>
-      <w:r>
-        <w:rPr>
-          <w:color w:val="000000"/>
-        </w:rPr>
-        <w:t>-</w:t>
-      </w:r>
-      <w:r>
-        <w:rPr>
-          <w:color w:val="000000"/>
-        </w:rPr>
-        <w:t>音格数据库</w:t>
-      </w:r>
-      <w:r>
-        <w:rPr>
-          <w:color w:val="000000"/>
-        </w:rPr>
-        <w:t>.png`</w:t>
-      </w:r>
-      <w:r>
-        <w:rPr>
-          <w:color w:val="000000"/>
-        </w:rPr>
-        <w:t>）用于展示实体与主外键关系，为了让图可读，图中只绘制核心字段；某个集合有多少字段，以本章数据字典为准。</w:t>
-      </w:r>
-    </w:p>
-    <w:p>
-      <w:pPr>
         <w:pStyle w:val="21"/>
         <w:spacing w:after="120" w:line="360" w:lineRule="auto"/>
       </w:pPr>
-      <w:bookmarkStart w:id="26" w:name="_Toc240418589"/>
+      <w:bookmarkStart w:id="26" w:name="_Toc240456329"/>
       <w:r>
         <w:rPr>
           <w:rFonts w:ascii="黑体" w:eastAsia="黑体" w:hAnsi="黑体"/>
@@ -17924,7 +19347,6 @@
           <w:color w:val="26313F"/>
           <w:sz w:val="18"/>
         </w:rPr>
-        <w:lastRenderedPageBreak/>
         <w:t xml:space="preserve">battles ──1:N──→ battle_matches   </w:t>
       </w:r>
       <w:r>
@@ -18010,11 +19432,12 @@
         <w:pStyle w:val="21"/>
         <w:spacing w:after="120" w:line="360" w:lineRule="auto"/>
       </w:pPr>
-      <w:bookmarkStart w:id="27" w:name="_Toc240418590"/>
+      <w:bookmarkStart w:id="27" w:name="_Toc240456330"/>
       <w:r>
         <w:rPr>
           <w:rFonts w:ascii="黑体" w:eastAsia="黑体" w:hAnsi="黑体"/>
         </w:rPr>
+        <w:lastRenderedPageBreak/>
         <w:t xml:space="preserve">5.3 </w:t>
       </w:r>
       <w:r>
@@ -19458,7 +20881,6 @@
         <w:rPr>
           <w:rFonts w:ascii="黑体" w:eastAsia="黑体" w:hAnsi="黑体"/>
         </w:rPr>
-        <w:lastRenderedPageBreak/>
         <w:t xml:space="preserve">5.3.2 </w:t>
       </w:r>
       <w:r>
@@ -19721,7 +21143,15 @@
                 <w:color w:val="000000"/>
                 <w:sz w:val="21"/>
               </w:rPr>
-              <w:t>收藏发起用户，外键指向</w:t>
+              <w:t>收藏发起用户，外键</w:t>
+            </w:r>
+            <w:r>
+              <w:rPr>
+                <w:color w:val="000000"/>
+                <w:sz w:val="21"/>
+              </w:rPr>
+              <w:lastRenderedPageBreak/>
+              <w:t>指向</w:t>
             </w:r>
             <w:r>
               <w:rPr>
@@ -19744,6 +21174,7 @@
                 <w:color w:val="000000"/>
                 <w:sz w:val="21"/>
               </w:rPr>
+              <w:lastRenderedPageBreak/>
               <w:t>targetType</w:t>
             </w:r>
           </w:p>
@@ -20528,7 +21959,7 @@
         <w:pStyle w:val="21"/>
         <w:spacing w:after="120" w:line="360" w:lineRule="auto"/>
       </w:pPr>
-      <w:bookmarkStart w:id="28" w:name="_Toc240418591"/>
+      <w:bookmarkStart w:id="28" w:name="_Toc240456331"/>
       <w:r>
         <w:rPr>
           <w:rFonts w:ascii="黑体" w:eastAsia="黑体" w:hAnsi="黑体"/>
@@ -20830,7 +22261,6 @@
                 <w:color w:val="000000"/>
                 <w:sz w:val="21"/>
               </w:rPr>
-              <w:lastRenderedPageBreak/>
               <w:t>name</w:t>
             </w:r>
           </w:p>
@@ -21005,6 +22435,7 @@
                 <w:color w:val="000000"/>
                 <w:sz w:val="21"/>
               </w:rPr>
+              <w:lastRenderedPageBreak/>
               <w:t>albumCount</w:t>
             </w:r>
           </w:p>
@@ -22439,7 +23870,6 @@
                 <w:color w:val="000000"/>
                 <w:sz w:val="21"/>
               </w:rPr>
-              <w:lastRenderedPageBreak/>
               <w:t>trackId</w:t>
             </w:r>
           </w:p>
@@ -22605,7 +24035,15 @@
                 <w:color w:val="000000"/>
                 <w:sz w:val="21"/>
               </w:rPr>
-              <w:t>专辑的外部标识，用于把按歌手拉取的曲目归类到专辑</w:t>
+              <w:t>专辑的外部标识，用于把按歌手拉取</w:t>
+            </w:r>
+            <w:r>
+              <w:rPr>
+                <w:color w:val="000000"/>
+                <w:sz w:val="21"/>
+              </w:rPr>
+              <w:lastRenderedPageBreak/>
+              <w:t>的曲目归类到专辑</w:t>
             </w:r>
           </w:p>
         </w:tc>
@@ -22621,6 +24059,7 @@
                 <w:color w:val="000000"/>
                 <w:sz w:val="21"/>
               </w:rPr>
+              <w:lastRenderedPageBreak/>
               <w:t>artistExternalId</w:t>
             </w:r>
           </w:p>
@@ -23171,7 +24610,7 @@
         <w:pStyle w:val="21"/>
         <w:spacing w:after="120" w:line="360" w:lineRule="auto"/>
       </w:pPr>
-      <w:bookmarkStart w:id="29" w:name="_Toc240418592"/>
+      <w:bookmarkStart w:id="29" w:name="_Toc240456332"/>
       <w:r>
         <w:rPr>
           <w:rFonts w:ascii="黑体" w:eastAsia="黑体" w:hAnsi="黑体"/>
@@ -23722,15 +25161,7 @@
                 <w:color w:val="000000"/>
                 <w:sz w:val="21"/>
               </w:rPr>
-              <w:t xml:space="preserve"> `{ artistId, name, </w:t>
-            </w:r>
-            <w:r>
-              <w:rPr>
-                <w:color w:val="000000"/>
-                <w:sz w:val="21"/>
-              </w:rPr>
-              <w:lastRenderedPageBreak/>
-              <w:t>albumCount }`</w:t>
+              <w:t xml:space="preserve"> `{ artistId, name, albumCount }`</w:t>
             </w:r>
           </w:p>
         </w:tc>
@@ -23746,7 +25177,6 @@
                 <w:color w:val="000000"/>
                 <w:sz w:val="21"/>
               </w:rPr>
-              <w:lastRenderedPageBreak/>
               <w:t>alignCount</w:t>
             </w:r>
           </w:p>
@@ -23912,7 +25342,15 @@
                 <w:color w:val="000000"/>
                 <w:sz w:val="21"/>
               </w:rPr>
-              <w:t xml:space="preserve"> `playing` </w:t>
+              <w:t xml:space="preserve"> </w:t>
+            </w:r>
+            <w:r>
+              <w:rPr>
+                <w:color w:val="000000"/>
+                <w:sz w:val="21"/>
+              </w:rPr>
+              <w:lastRenderedPageBreak/>
+              <w:t xml:space="preserve">`playing` </w:t>
             </w:r>
             <w:r>
               <w:rPr>
@@ -23942,6 +25380,7 @@
                 <w:color w:val="000000"/>
                 <w:sz w:val="21"/>
               </w:rPr>
+              <w:lastRenderedPageBreak/>
               <w:t>groupCount</w:t>
             </w:r>
           </w:p>
@@ -25252,7 +26691,6 @@
                 <w:color w:val="000000"/>
                 <w:sz w:val="21"/>
               </w:rPr>
-              <w:lastRenderedPageBreak/>
               <w:t>rightVotes</w:t>
             </w:r>
           </w:p>
@@ -25492,6 +26930,7 @@
                 <w:color w:val="000000"/>
                 <w:sz w:val="21"/>
               </w:rPr>
+              <w:lastRenderedPageBreak/>
               <w:t>createdAt</w:t>
             </w:r>
           </w:p>
@@ -26425,7 +27864,7 @@
         <w:pStyle w:val="21"/>
         <w:spacing w:after="120" w:line="360" w:lineRule="auto"/>
       </w:pPr>
-      <w:bookmarkStart w:id="30" w:name="_Toc240418593"/>
+      <w:bookmarkStart w:id="30" w:name="_Toc240456333"/>
       <w:r>
         <w:rPr>
           <w:rFonts w:ascii="黑体" w:eastAsia="黑体" w:hAnsi="黑体"/>
@@ -26727,7 +28166,6 @@
                 <w:color w:val="000000"/>
                 <w:sz w:val="21"/>
               </w:rPr>
-              <w:lastRenderedPageBreak/>
               <w:t>type</w:t>
             </w:r>
           </w:p>
@@ -26914,7 +28352,15 @@
                 <w:color w:val="000000"/>
                 <w:sz w:val="21"/>
               </w:rPr>
-              <w:t>听感题使用的试听地址，普通题为空</w:t>
+              <w:t>听感题使用的试听</w:t>
+            </w:r>
+            <w:r>
+              <w:rPr>
+                <w:color w:val="000000"/>
+                <w:sz w:val="21"/>
+              </w:rPr>
+              <w:lastRenderedPageBreak/>
+              <w:t>地址，普通题为空</w:t>
             </w:r>
           </w:p>
         </w:tc>
@@ -26930,6 +28376,7 @@
                 <w:color w:val="000000"/>
                 <w:sz w:val="21"/>
               </w:rPr>
+              <w:lastRenderedPageBreak/>
               <w:t>dims</w:t>
             </w:r>
           </w:p>
@@ -28225,15 +29672,7 @@
                 <w:color w:val="000000"/>
                 <w:sz w:val="21"/>
               </w:rPr>
-              <w:t xml:space="preserve"> `{ questionId, </w:t>
-            </w:r>
-            <w:r>
-              <w:rPr>
-                <w:color w:val="000000"/>
-                <w:sz w:val="21"/>
-              </w:rPr>
-              <w:lastRenderedPageBreak/>
-              <w:t>optionKey }`</w:t>
+              <w:t xml:space="preserve"> `{ questionId, optionKey }`</w:t>
             </w:r>
             <w:r>
               <w:rPr>
@@ -28256,7 +29695,6 @@
                 <w:color w:val="000000"/>
                 <w:sz w:val="21"/>
               </w:rPr>
-              <w:lastRenderedPageBreak/>
               <w:t>scores</w:t>
             </w:r>
           </w:p>
@@ -28436,7 +29874,15 @@
                 <w:color w:val="000000"/>
                 <w:sz w:val="21"/>
               </w:rPr>
-              <w:t xml:space="preserve"> `template`</w:t>
+              <w:t xml:space="preserve"> </w:t>
+            </w:r>
+            <w:r>
+              <w:rPr>
+                <w:color w:val="000000"/>
+                <w:sz w:val="21"/>
+              </w:rPr>
+              <w:lastRenderedPageBreak/>
+              <w:t>`template`</w:t>
             </w:r>
             <w:r>
               <w:rPr>
@@ -28459,6 +29905,7 @@
                 <w:color w:val="000000"/>
                 <w:sz w:val="21"/>
               </w:rPr>
+              <w:lastRenderedPageBreak/>
               <w:t>recommendAlbums</w:t>
             </w:r>
           </w:p>
@@ -28612,7 +30059,7 @@
         <w:pStyle w:val="21"/>
         <w:spacing w:after="120" w:line="360" w:lineRule="auto"/>
       </w:pPr>
-      <w:bookmarkStart w:id="31" w:name="_Toc240418594"/>
+      <w:bookmarkStart w:id="31" w:name="_Toc240456334"/>
       <w:r>
         <w:rPr>
           <w:rFonts w:ascii="黑体" w:eastAsia="黑体" w:hAnsi="黑体"/>
@@ -29862,12 +31309,11 @@
         <w:pStyle w:val="21"/>
         <w:spacing w:after="120" w:line="360" w:lineRule="auto"/>
       </w:pPr>
-      <w:bookmarkStart w:id="32" w:name="_Toc240418595"/>
+      <w:bookmarkStart w:id="32" w:name="_Toc240456335"/>
       <w:r>
         <w:rPr>
           <w:rFonts w:ascii="黑体" w:eastAsia="黑体" w:hAnsi="黑体"/>
         </w:rPr>
-        <w:lastRenderedPageBreak/>
         <w:t xml:space="preserve">5.8 </w:t>
       </w:r>
       <w:r>
@@ -29950,6 +31396,7 @@
                 <w:color w:val="000000"/>
                 <w:sz w:val="21"/>
               </w:rPr>
+              <w:lastRenderedPageBreak/>
               <w:t>状态</w:t>
             </w:r>
           </w:p>
@@ -30223,7 +31670,7 @@
         <w:pStyle w:val="21"/>
         <w:spacing w:after="120" w:line="360" w:lineRule="auto"/>
       </w:pPr>
-      <w:bookmarkStart w:id="33" w:name="_Toc240418596"/>
+      <w:bookmarkStart w:id="33" w:name="_Toc240456336"/>
       <w:r>
         <w:rPr>
           <w:rFonts w:ascii="黑体" w:eastAsia="黑体" w:hAnsi="黑体"/>
@@ -30471,7 +31918,7 @@
         <w:pStyle w:val="1"/>
         <w:spacing w:before="240" w:after="120" w:line="360" w:lineRule="auto"/>
       </w:pPr>
-      <w:bookmarkStart w:id="34" w:name="_Toc240418597"/>
+      <w:bookmarkStart w:id="34" w:name="_Toc240456337"/>
       <w:r>
         <w:rPr>
           <w:rFonts w:ascii="黑体" w:eastAsia="黑体" w:hAnsi="黑体"/>
@@ -30485,7 +31932,7 @@
         <w:pStyle w:val="21"/>
         <w:spacing w:after="120" w:line="360" w:lineRule="auto"/>
       </w:pPr>
-      <w:bookmarkStart w:id="35" w:name="_Toc240418598"/>
+      <w:bookmarkStart w:id="35" w:name="_Toc240456338"/>
       <w:r>
         <w:rPr>
           <w:rFonts w:ascii="黑体" w:eastAsia="黑体" w:hAnsi="黑体"/>
@@ -30549,7 +31996,6 @@
                 <w:color w:val="000000"/>
                 <w:sz w:val="21"/>
               </w:rPr>
-              <w:lastRenderedPageBreak/>
               <w:t>分组</w:t>
             </w:r>
           </w:p>
@@ -30758,20 +32204,29 @@
                 <w:color w:val="000000"/>
                 <w:sz w:val="21"/>
               </w:rPr>
-              <w:t>歌手检索、专辑列表、专辑详情、曲目</w:t>
-            </w:r>
-          </w:p>
-        </w:tc>
-        <w:tc>
-          <w:tcPr>
-            <w:tcW w:w="2078" w:type="dxa"/>
-          </w:tcPr>
-          <w:p>
-            <w:r>
-              <w:rPr>
-                <w:color w:val="000000"/>
-                <w:sz w:val="21"/>
-              </w:rPr>
+              <w:t>歌手检索、专辑列</w:t>
+            </w:r>
+            <w:r>
+              <w:rPr>
+                <w:color w:val="000000"/>
+                <w:sz w:val="21"/>
+              </w:rPr>
+              <w:lastRenderedPageBreak/>
+              <w:t>表、专辑详情、曲目</w:t>
+            </w:r>
+          </w:p>
+        </w:tc>
+        <w:tc>
+          <w:tcPr>
+            <w:tcW w:w="2078" w:type="dxa"/>
+          </w:tcPr>
+          <w:p>
+            <w:r>
+              <w:rPr>
+                <w:color w:val="000000"/>
+                <w:sz w:val="21"/>
+              </w:rPr>
+              <w:lastRenderedPageBreak/>
               <w:t>公开（带限流）</w:t>
             </w:r>
           </w:p>
@@ -31087,7 +32542,7 @@
         <w:pStyle w:val="21"/>
         <w:spacing w:after="120" w:line="360" w:lineRule="auto"/>
       </w:pPr>
-      <w:bookmarkStart w:id="36" w:name="_Toc240418599"/>
+      <w:bookmarkStart w:id="36" w:name="_Toc240456339"/>
       <w:r>
         <w:rPr>
           <w:rFonts w:ascii="黑体" w:eastAsia="黑体" w:hAnsi="黑体"/>
@@ -31904,12 +33359,11 @@
         <w:pStyle w:val="21"/>
         <w:spacing w:after="120" w:line="360" w:lineRule="auto"/>
       </w:pPr>
-      <w:bookmarkStart w:id="37" w:name="_Toc240418600"/>
+      <w:bookmarkStart w:id="37" w:name="_Toc240456340"/>
       <w:r>
         <w:rPr>
           <w:rFonts w:ascii="黑体" w:eastAsia="黑体" w:hAnsi="黑体"/>
         </w:rPr>
-        <w:lastRenderedPageBreak/>
         <w:t xml:space="preserve">6.3 </w:t>
       </w:r>
       <w:r>
@@ -32080,6 +33534,7 @@
                 <w:color w:val="000000"/>
                 <w:sz w:val="21"/>
               </w:rPr>
+              <w:lastRenderedPageBreak/>
               <w:t>需登录</w:t>
             </w:r>
           </w:p>
@@ -32175,7 +33630,7 @@
         <w:pStyle w:val="21"/>
         <w:spacing w:after="120" w:line="360" w:lineRule="auto"/>
       </w:pPr>
-      <w:bookmarkStart w:id="38" w:name="_Toc240418601"/>
+      <w:bookmarkStart w:id="38" w:name="_Toc240456341"/>
       <w:r>
         <w:rPr>
           <w:rFonts w:ascii="黑体" w:eastAsia="黑体" w:hAnsi="黑体"/>
@@ -32207,7 +33662,7 @@
         <w:pStyle w:val="21"/>
         <w:spacing w:after="120" w:line="360" w:lineRule="auto"/>
       </w:pPr>
-      <w:bookmarkStart w:id="39" w:name="_Toc240418602"/>
+      <w:bookmarkStart w:id="39" w:name="_Toc240456342"/>
       <w:r>
         <w:rPr>
           <w:rFonts w:ascii="黑体" w:eastAsia="黑体" w:hAnsi="黑体"/>
@@ -32614,7 +34069,7 @@
         <w:pStyle w:val="1"/>
         <w:spacing w:before="240" w:after="120" w:line="360" w:lineRule="auto"/>
       </w:pPr>
-      <w:bookmarkStart w:id="40" w:name="_Toc240418603"/>
+      <w:bookmarkStart w:id="40" w:name="_Toc240456343"/>
       <w:r>
         <w:rPr>
           <w:rFonts w:ascii="黑体" w:eastAsia="黑体" w:hAnsi="黑体"/>
@@ -32628,7 +34083,7 @@
         <w:pStyle w:val="21"/>
         <w:spacing w:after="120" w:line="360" w:lineRule="auto"/>
       </w:pPr>
-      <w:bookmarkStart w:id="41" w:name="_Toc240418604"/>
+      <w:bookmarkStart w:id="41" w:name="_Toc240456344"/>
       <w:r>
         <w:rPr>
           <w:rFonts w:ascii="黑体" w:eastAsia="黑体" w:hAnsi="黑体"/>
@@ -32664,7 +34119,6 @@
         <w:rPr>
           <w:color w:val="000000"/>
         </w:rPr>
-        <w:lastRenderedPageBreak/>
         <w:t>这里有一个容易漏掉的环节</w:t>
       </w:r>
       <w:r>
@@ -32733,11 +34187,12 @@
         <w:pStyle w:val="21"/>
         <w:spacing w:after="120" w:line="360" w:lineRule="auto"/>
       </w:pPr>
-      <w:bookmarkStart w:id="42" w:name="_Toc240418605"/>
+      <w:bookmarkStart w:id="42" w:name="_Toc240456345"/>
       <w:r>
         <w:rPr>
           <w:rFonts w:ascii="黑体" w:eastAsia="黑体" w:hAnsi="黑体"/>
         </w:rPr>
+        <w:lastRenderedPageBreak/>
         <w:t xml:space="preserve">7.2 </w:t>
       </w:r>
       <w:r>
@@ -33101,7 +34556,7 @@
         <w:pStyle w:val="21"/>
         <w:spacing w:after="120" w:line="360" w:lineRule="auto"/>
       </w:pPr>
-      <w:bookmarkStart w:id="43" w:name="_Toc240418606"/>
+      <w:bookmarkStart w:id="43" w:name="_Toc240456346"/>
       <w:r>
         <w:rPr>
           <w:rFonts w:ascii="黑体" w:eastAsia="黑体" w:hAnsi="黑体"/>
@@ -33161,7 +34616,6 @@
         <w:rPr>
           <w:color w:val="000000"/>
         </w:rPr>
-        <w:lastRenderedPageBreak/>
         <w:t>推进过程中，前端每完成一场投票就取下一场。全部场次完成或达到该轮次结束时，服务端计算本轮排名并生成下一轮场次。复活赛是否启用由创建时的参数决定。四个以上专辑的决赛结束后，写入冠军标识并生成夺冠路径，把对决状态置为已结束。</w:t>
       </w:r>
     </w:p>
@@ -33170,11 +34624,12 @@
         <w:pStyle w:val="21"/>
         <w:spacing w:after="120" w:line="360" w:lineRule="auto"/>
       </w:pPr>
-      <w:bookmarkStart w:id="44" w:name="_Toc240418607"/>
+      <w:bookmarkStart w:id="44" w:name="_Toc240456347"/>
       <w:r>
         <w:rPr>
           <w:rFonts w:ascii="黑体" w:eastAsia="黑体" w:hAnsi="黑体"/>
         </w:rPr>
+        <w:lastRenderedPageBreak/>
         <w:t xml:space="preserve">7.4 </w:t>
       </w:r>
       <w:r>
@@ -33491,7 +34946,7 @@
         <w:pStyle w:val="21"/>
         <w:spacing w:after="120" w:line="360" w:lineRule="auto"/>
       </w:pPr>
-      <w:bookmarkStart w:id="45" w:name="_Toc240418608"/>
+      <w:bookmarkStart w:id="45" w:name="_Toc240456348"/>
       <w:r>
         <w:rPr>
           <w:rFonts w:ascii="黑体" w:eastAsia="黑体" w:hAnsi="黑体"/>
@@ -33655,12 +35110,11 @@
         <w:pStyle w:val="21"/>
         <w:spacing w:after="120" w:line="360" w:lineRule="auto"/>
       </w:pPr>
-      <w:bookmarkStart w:id="46" w:name="_Toc240418609"/>
+      <w:bookmarkStart w:id="46" w:name="_Toc240456349"/>
       <w:r>
         <w:rPr>
           <w:rFonts w:ascii="黑体" w:eastAsia="黑体" w:hAnsi="黑体"/>
         </w:rPr>
-        <w:lastRenderedPageBreak/>
         <w:t xml:space="preserve">7.6 AI </w:t>
       </w:r>
       <w:r>
@@ -33806,6 +35260,7 @@
         <w:rPr>
           <w:color w:val="000000"/>
         </w:rPr>
+        <w:lastRenderedPageBreak/>
         <w:t>（</w:t>
       </w:r>
       <w:r>
@@ -33922,7 +35377,7 @@
         <w:pStyle w:val="21"/>
         <w:spacing w:after="120" w:line="360" w:lineRule="auto"/>
       </w:pPr>
-      <w:bookmarkStart w:id="47" w:name="_Toc240418610"/>
+      <w:bookmarkStart w:id="47" w:name="_Toc240456350"/>
       <w:r>
         <w:rPr>
           <w:rFonts w:ascii="黑体" w:eastAsia="黑体" w:hAnsi="黑体"/>
@@ -33954,7 +35409,7 @@
         <w:pStyle w:val="1"/>
         <w:spacing w:before="240" w:after="120" w:line="360" w:lineRule="auto"/>
       </w:pPr>
-      <w:bookmarkStart w:id="48" w:name="_Toc240418611"/>
+      <w:bookmarkStart w:id="48" w:name="_Toc240456351"/>
       <w:r>
         <w:rPr>
           <w:rFonts w:ascii="黑体" w:eastAsia="黑体" w:hAnsi="黑体"/>
@@ -34304,15 +35759,7 @@
                 <w:color w:val="000000"/>
                 <w:sz w:val="21"/>
               </w:rPr>
-              <w:t>）；异常票</w:t>
-            </w:r>
-            <w:r>
-              <w:rPr>
-                <w:color w:val="000000"/>
-                <w:sz w:val="21"/>
-              </w:rPr>
-              <w:lastRenderedPageBreak/>
-              <w:t>不计入统计</w:t>
+              <w:t>）；异常票不计入统计</w:t>
             </w:r>
           </w:p>
         </w:tc>
@@ -34328,7 +35775,6 @@
                 <w:color w:val="000000"/>
                 <w:sz w:val="21"/>
               </w:rPr>
-              <w:lastRenderedPageBreak/>
               <w:t>NFR-S6</w:t>
             </w:r>
           </w:p>
@@ -34428,6 +35874,7 @@
         <w:rPr>
           <w:color w:val="000000"/>
         </w:rPr>
+        <w:lastRenderedPageBreak/>
         <w:t>（</w:t>
       </w:r>
       <w:r>
@@ -34592,7 +36039,7 @@
         <w:pStyle w:val="1"/>
         <w:spacing w:before="240" w:after="120" w:line="360" w:lineRule="auto"/>
       </w:pPr>
-      <w:bookmarkStart w:id="49" w:name="_Toc240418612"/>
+      <w:bookmarkStart w:id="49" w:name="_Toc240456352"/>
       <w:r>
         <w:rPr>
           <w:rFonts w:ascii="黑体" w:eastAsia="黑体" w:hAnsi="黑体"/>
@@ -34606,7 +36053,7 @@
         <w:pStyle w:val="21"/>
         <w:spacing w:after="120" w:line="360" w:lineRule="auto"/>
       </w:pPr>
-      <w:bookmarkStart w:id="50" w:name="_Toc240418613"/>
+      <w:bookmarkStart w:id="50" w:name="_Toc240456353"/>
       <w:r>
         <w:rPr>
           <w:rFonts w:ascii="黑体" w:eastAsia="黑体" w:hAnsi="黑体"/>
@@ -34892,7 +36339,7 @@
         <w:pStyle w:val="21"/>
         <w:spacing w:after="120" w:line="360" w:lineRule="auto"/>
       </w:pPr>
-      <w:bookmarkStart w:id="51" w:name="_Toc240418614"/>
+      <w:bookmarkStart w:id="51" w:name="_Toc240456354"/>
       <w:r>
         <w:rPr>
           <w:rFonts w:ascii="黑体" w:eastAsia="黑体" w:hAnsi="黑体"/>
@@ -35264,15 +36711,7 @@
                 <w:color w:val="000000"/>
                 <w:sz w:val="21"/>
               </w:rPr>
-              <w:t>音乐数据接口的地区参数，</w:t>
-            </w:r>
-            <w:r>
-              <w:rPr>
-                <w:color w:val="000000"/>
-                <w:sz w:val="21"/>
-              </w:rPr>
-              <w:lastRenderedPageBreak/>
-              <w:t>默认香港</w:t>
+              <w:t>音乐数据接口的地区参数，默认香港</w:t>
             </w:r>
           </w:p>
         </w:tc>
@@ -35286,7 +36725,6 @@
                 <w:color w:val="000000"/>
                 <w:sz w:val="21"/>
               </w:rPr>
-              <w:lastRenderedPageBreak/>
               <w:t>否</w:t>
             </w:r>
           </w:p>
@@ -35429,11 +36867,12 @@
         <w:pStyle w:val="21"/>
         <w:spacing w:after="120" w:line="360" w:lineRule="auto"/>
       </w:pPr>
-      <w:bookmarkStart w:id="52" w:name="_Toc240418615"/>
+      <w:bookmarkStart w:id="52" w:name="_Toc240456355"/>
       <w:r>
         <w:rPr>
           <w:rFonts w:ascii="黑体" w:eastAsia="黑体" w:hAnsi="黑体"/>
         </w:rPr>
+        <w:lastRenderedPageBreak/>
         <w:t xml:space="preserve">9.3 </w:t>
       </w:r>
       <w:r>
@@ -35629,7 +37068,7 @@
         <w:pStyle w:val="21"/>
         <w:spacing w:after="120" w:line="360" w:lineRule="auto"/>
       </w:pPr>
-      <w:bookmarkStart w:id="53" w:name="_Toc240418616"/>
+      <w:bookmarkStart w:id="53" w:name="_Toc240456356"/>
       <w:r>
         <w:rPr>
           <w:rFonts w:ascii="黑体" w:eastAsia="黑体" w:hAnsi="黑体"/>
@@ -35955,7 +37394,7 @@
         <w:pStyle w:val="1"/>
         <w:spacing w:before="240" w:after="120" w:line="360" w:lineRule="auto"/>
       </w:pPr>
-      <w:bookmarkStart w:id="54" w:name="_Toc240418617"/>
+      <w:bookmarkStart w:id="54" w:name="_Toc240456357"/>
       <w:r>
         <w:rPr>
           <w:rFonts w:ascii="黑体" w:eastAsia="黑体" w:hAnsi="黑体"/>
@@ -36072,7 +37511,6 @@
                 <w:color w:val="000000"/>
                 <w:sz w:val="21"/>
               </w:rPr>
-              <w:lastRenderedPageBreak/>
               <w:t>---</w:t>
             </w:r>
           </w:p>
@@ -36545,6 +37983,7 @@
                 <w:color w:val="000000"/>
                 <w:sz w:val="21"/>
               </w:rPr>
+              <w:lastRenderedPageBreak/>
               <w:t>音乐人格测评</w:t>
             </w:r>
           </w:p>
@@ -37625,31 +39064,31 @@
       </w:rPr>
     </w:lvl>
   </w:abstractNum>
-  <w:num w:numId="1" w16cid:durableId="951595457">
+  <w:num w:numId="1" w16cid:durableId="289290049">
     <w:abstractNumId w:val="8"/>
   </w:num>
-  <w:num w:numId="2" w16cid:durableId="1210384458">
+  <w:num w:numId="2" w16cid:durableId="2136217149">
     <w:abstractNumId w:val="6"/>
   </w:num>
-  <w:num w:numId="3" w16cid:durableId="573779326">
+  <w:num w:numId="3" w16cid:durableId="1533569677">
     <w:abstractNumId w:val="5"/>
   </w:num>
-  <w:num w:numId="4" w16cid:durableId="1074818149">
+  <w:num w:numId="4" w16cid:durableId="991907017">
     <w:abstractNumId w:val="4"/>
   </w:num>
-  <w:num w:numId="5" w16cid:durableId="805246294">
+  <w:num w:numId="5" w16cid:durableId="1359817470">
     <w:abstractNumId w:val="7"/>
   </w:num>
-  <w:num w:numId="6" w16cid:durableId="1486437336">
+  <w:num w:numId="6" w16cid:durableId="1768503418">
     <w:abstractNumId w:val="3"/>
   </w:num>
-  <w:num w:numId="7" w16cid:durableId="1908567463">
+  <w:num w:numId="7" w16cid:durableId="397486268">
     <w:abstractNumId w:val="2"/>
   </w:num>
-  <w:num w:numId="8" w16cid:durableId="1712726461">
+  <w:num w:numId="8" w16cid:durableId="1953510259">
     <w:abstractNumId w:val="1"/>
   </w:num>
-  <w:num w:numId="9" w16cid:durableId="641813369">
+  <w:num w:numId="9" w16cid:durableId="1372194588">
     <w:abstractNumId w:val="0"/>
   </w:num>
 </w:numbering>
@@ -49046,7 +50485,7 @@
     <w:autoRedefine/>
     <w:uiPriority w:val="39"/>
     <w:unhideWhenUsed/>
-    <w:rsid w:val="00B50518"/>
+    <w:rsid w:val="00CF40D5"/>
   </w:style>
   <w:style w:type="paragraph" w:styleId="TOC2">
     <w:name w:val="toc 2"/>
@@ -49055,7 +50494,7 @@
     <w:autoRedefine/>
     <w:uiPriority w:val="39"/>
     <w:unhideWhenUsed/>
-    <w:rsid w:val="00B50518"/>
+    <w:rsid w:val="00CF40D5"/>
     <w:pPr>
       <w:ind w:leftChars="200" w:left="420"/>
     </w:pPr>
@@ -49065,7 +50504,7 @@
     <w:basedOn w:val="a2"/>
     <w:uiPriority w:val="99"/>
     <w:unhideWhenUsed/>
-    <w:rsid w:val="00B50518"/>
+    <w:rsid w:val="00CF40D5"/>
     <w:rPr>
       <w:color w:val="0000FF" w:themeColor="hyperlink"/>
       <w:u w:val="single"/>

--- a/docs/胡祖锐-系统设计文档.docx
+++ b/docs/胡祖锐-系统设计文档.docx
@@ -212,7 +212,7 @@
       <w:r>
         <w:fldChar w:fldCharType="separate"/>
       </w:r>
-      <w:hyperlink w:anchor="_Toc240456303" w:history="1">
+      <w:hyperlink w:anchor="_Toc240459995" w:history="1">
         <w:r>
           <w:rPr>
             <w:rStyle w:val="aff9"/>
@@ -240,7 +240,7 @@
             <w:noProof/>
             <w:webHidden/>
           </w:rPr>
-          <w:instrText xml:space="preserve"> PAGEREF _Toc240456303 \h </w:instrText>
+          <w:instrText xml:space="preserve"> PAGEREF _Toc240459995 \h </w:instrText>
         </w:r>
         <w:r>
           <w:rPr>
@@ -288,7 +288,7 @@
           <w14:ligatures w14:val="standardContextual"/>
         </w:rPr>
       </w:pPr>
-      <w:hyperlink w:anchor="_Toc240456304" w:history="1">
+      <w:hyperlink w:anchor="_Toc240459996" w:history="1">
         <w:r>
           <w:rPr>
             <w:rStyle w:val="aff9"/>
@@ -316,7 +316,7 @@
             <w:noProof/>
             <w:webHidden/>
           </w:rPr>
-          <w:instrText xml:space="preserve"> PAGEREF _Toc240456304 \h </w:instrText>
+          <w:instrText xml:space="preserve"> PAGEREF _Toc240459996 \h </w:instrText>
         </w:r>
         <w:r>
           <w:rPr>
@@ -364,7 +364,7 @@
           <w14:ligatures w14:val="standardContextual"/>
         </w:rPr>
       </w:pPr>
-      <w:hyperlink w:anchor="_Toc240456305" w:history="1">
+      <w:hyperlink w:anchor="_Toc240459997" w:history="1">
         <w:r>
           <w:rPr>
             <w:rStyle w:val="aff9"/>
@@ -392,7 +392,7 @@
             <w:noProof/>
             <w:webHidden/>
           </w:rPr>
-          <w:instrText xml:space="preserve"> PAGEREF _Toc240456305 \h </w:instrText>
+          <w:instrText xml:space="preserve"> PAGEREF _Toc240459997 \h </w:instrText>
         </w:r>
         <w:r>
           <w:rPr>
@@ -440,7 +440,7 @@
           <w14:ligatures w14:val="standardContextual"/>
         </w:rPr>
       </w:pPr>
-      <w:hyperlink w:anchor="_Toc240456306" w:history="1">
+      <w:hyperlink w:anchor="_Toc240459998" w:history="1">
         <w:r>
           <w:rPr>
             <w:rStyle w:val="aff9"/>
@@ -468,7 +468,7 @@
             <w:noProof/>
             <w:webHidden/>
           </w:rPr>
-          <w:instrText xml:space="preserve"> PAGEREF _Toc240456306 \h </w:instrText>
+          <w:instrText xml:space="preserve"> PAGEREF _Toc240459998 \h </w:instrText>
         </w:r>
         <w:r>
           <w:rPr>
@@ -516,7 +516,7 @@
           <w14:ligatures w14:val="standardContextual"/>
         </w:rPr>
       </w:pPr>
-      <w:hyperlink w:anchor="_Toc240456307" w:history="1">
+      <w:hyperlink w:anchor="_Toc240459999" w:history="1">
         <w:r>
           <w:rPr>
             <w:rStyle w:val="aff9"/>
@@ -544,7 +544,7 @@
             <w:noProof/>
             <w:webHidden/>
           </w:rPr>
-          <w:instrText xml:space="preserve"> PAGEREF _Toc240456307 \h </w:instrText>
+          <w:instrText xml:space="preserve"> PAGEREF _Toc240459999 \h </w:instrText>
         </w:r>
         <w:r>
           <w:rPr>
@@ -591,7 +591,7 @@
           <w14:ligatures w14:val="standardContextual"/>
         </w:rPr>
       </w:pPr>
-      <w:hyperlink w:anchor="_Toc240456308" w:history="1">
+      <w:hyperlink w:anchor="_Toc240460000" w:history="1">
         <w:r>
           <w:rPr>
             <w:rStyle w:val="aff9"/>
@@ -619,7 +619,7 @@
             <w:noProof/>
             <w:webHidden/>
           </w:rPr>
-          <w:instrText xml:space="preserve"> PAGEREF _Toc240456308 \h </w:instrText>
+          <w:instrText xml:space="preserve"> PAGEREF _Toc240460000 \h </w:instrText>
         </w:r>
         <w:r>
           <w:rPr>
@@ -667,7 +667,7 @@
           <w14:ligatures w14:val="standardContextual"/>
         </w:rPr>
       </w:pPr>
-      <w:hyperlink w:anchor="_Toc240456309" w:history="1">
+      <w:hyperlink w:anchor="_Toc240460001" w:history="1">
         <w:r>
           <w:rPr>
             <w:rStyle w:val="aff9"/>
@@ -695,7 +695,7 @@
             <w:noProof/>
             <w:webHidden/>
           </w:rPr>
-          <w:instrText xml:space="preserve"> PAGEREF _Toc240456309 \h </w:instrText>
+          <w:instrText xml:space="preserve"> PAGEREF _Toc240460001 \h </w:instrText>
         </w:r>
         <w:r>
           <w:rPr>
@@ -743,7 +743,7 @@
           <w14:ligatures w14:val="standardContextual"/>
         </w:rPr>
       </w:pPr>
-      <w:hyperlink w:anchor="_Toc240456310" w:history="1">
+      <w:hyperlink w:anchor="_Toc240460002" w:history="1">
         <w:r>
           <w:rPr>
             <w:rStyle w:val="aff9"/>
@@ -771,7 +771,7 @@
             <w:noProof/>
             <w:webHidden/>
           </w:rPr>
-          <w:instrText xml:space="preserve"> PAGEREF _Toc240456310 \h </w:instrText>
+          <w:instrText xml:space="preserve"> PAGEREF _Toc240460002 \h </w:instrText>
         </w:r>
         <w:r>
           <w:rPr>
@@ -819,7 +819,7 @@
           <w14:ligatures w14:val="standardContextual"/>
         </w:rPr>
       </w:pPr>
-      <w:hyperlink w:anchor="_Toc240456311" w:history="1">
+      <w:hyperlink w:anchor="_Toc240460003" w:history="1">
         <w:r>
           <w:rPr>
             <w:rStyle w:val="aff9"/>
@@ -847,7 +847,7 @@
             <w:noProof/>
             <w:webHidden/>
           </w:rPr>
-          <w:instrText xml:space="preserve"> PAGEREF _Toc240456311 \h </w:instrText>
+          <w:instrText xml:space="preserve"> PAGEREF _Toc240460003 \h </w:instrText>
         </w:r>
         <w:r>
           <w:rPr>
@@ -895,7 +895,7 @@
           <w14:ligatures w14:val="standardContextual"/>
         </w:rPr>
       </w:pPr>
-      <w:hyperlink w:anchor="_Toc240456312" w:history="1">
+      <w:hyperlink w:anchor="_Toc240460004" w:history="1">
         <w:r>
           <w:rPr>
             <w:rStyle w:val="aff9"/>
@@ -923,7 +923,7 @@
             <w:noProof/>
             <w:webHidden/>
           </w:rPr>
-          <w:instrText xml:space="preserve"> PAGEREF _Toc240456312 \h </w:instrText>
+          <w:instrText xml:space="preserve"> PAGEREF _Toc240460004 \h </w:instrText>
         </w:r>
         <w:r>
           <w:rPr>
@@ -971,7 +971,7 @@
           <w14:ligatures w14:val="standardContextual"/>
         </w:rPr>
       </w:pPr>
-      <w:hyperlink w:anchor="_Toc240456313" w:history="1">
+      <w:hyperlink w:anchor="_Toc240460005" w:history="1">
         <w:r>
           <w:rPr>
             <w:rStyle w:val="aff9"/>
@@ -999,7 +999,7 @@
             <w:noProof/>
             <w:webHidden/>
           </w:rPr>
-          <w:instrText xml:space="preserve"> PAGEREF _Toc240456313 \h </w:instrText>
+          <w:instrText xml:space="preserve"> PAGEREF _Toc240460005 \h </w:instrText>
         </w:r>
         <w:r>
           <w:rPr>
@@ -1046,7 +1046,7 @@
           <w14:ligatures w14:val="standardContextual"/>
         </w:rPr>
       </w:pPr>
-      <w:hyperlink w:anchor="_Toc240456314" w:history="1">
+      <w:hyperlink w:anchor="_Toc240460006" w:history="1">
         <w:r>
           <w:rPr>
             <w:rStyle w:val="aff9"/>
@@ -1074,7 +1074,7 @@
             <w:noProof/>
             <w:webHidden/>
           </w:rPr>
-          <w:instrText xml:space="preserve"> PAGEREF _Toc240456314 \h </w:instrText>
+          <w:instrText xml:space="preserve"> PAGEREF _Toc240460006 \h </w:instrText>
         </w:r>
         <w:r>
           <w:rPr>
@@ -1122,7 +1122,7 @@
           <w14:ligatures w14:val="standardContextual"/>
         </w:rPr>
       </w:pPr>
-      <w:hyperlink w:anchor="_Toc240456315" w:history="1">
+      <w:hyperlink w:anchor="_Toc240460007" w:history="1">
         <w:r>
           <w:rPr>
             <w:rStyle w:val="aff9"/>
@@ -1150,7 +1150,7 @@
             <w:noProof/>
             <w:webHidden/>
           </w:rPr>
-          <w:instrText xml:space="preserve"> PAGEREF _Toc240456315 \h </w:instrText>
+          <w:instrText xml:space="preserve"> PAGEREF _Toc240460007 \h </w:instrText>
         </w:r>
         <w:r>
           <w:rPr>
@@ -1198,7 +1198,7 @@
           <w14:ligatures w14:val="standardContextual"/>
         </w:rPr>
       </w:pPr>
-      <w:hyperlink w:anchor="_Toc240456316" w:history="1">
+      <w:hyperlink w:anchor="_Toc240460008" w:history="1">
         <w:r>
           <w:rPr>
             <w:rStyle w:val="aff9"/>
@@ -1226,7 +1226,7 @@
             <w:noProof/>
             <w:webHidden/>
           </w:rPr>
-          <w:instrText xml:space="preserve"> PAGEREF _Toc240456316 \h </w:instrText>
+          <w:instrText xml:space="preserve"> PAGEREF _Toc240460008 \h </w:instrText>
         </w:r>
         <w:r>
           <w:rPr>
@@ -1274,7 +1274,7 @@
           <w14:ligatures w14:val="standardContextual"/>
         </w:rPr>
       </w:pPr>
-      <w:hyperlink w:anchor="_Toc240456317" w:history="1">
+      <w:hyperlink w:anchor="_Toc240460009" w:history="1">
         <w:r>
           <w:rPr>
             <w:rStyle w:val="aff9"/>
@@ -1302,7 +1302,7 @@
             <w:noProof/>
             <w:webHidden/>
           </w:rPr>
-          <w:instrText xml:space="preserve"> PAGEREF _Toc240456317 \h </w:instrText>
+          <w:instrText xml:space="preserve"> PAGEREF _Toc240460009 \h </w:instrText>
         </w:r>
         <w:r>
           <w:rPr>
@@ -1349,7 +1349,7 @@
           <w14:ligatures w14:val="standardContextual"/>
         </w:rPr>
       </w:pPr>
-      <w:hyperlink w:anchor="_Toc240456318" w:history="1">
+      <w:hyperlink w:anchor="_Toc240460010" w:history="1">
         <w:r>
           <w:rPr>
             <w:rStyle w:val="aff9"/>
@@ -1377,7 +1377,7 @@
             <w:noProof/>
             <w:webHidden/>
           </w:rPr>
-          <w:instrText xml:space="preserve"> PAGEREF _Toc240456318 \h </w:instrText>
+          <w:instrText xml:space="preserve"> PAGEREF _Toc240460010 \h </w:instrText>
         </w:r>
         <w:r>
           <w:rPr>
@@ -1425,7 +1425,7 @@
           <w14:ligatures w14:val="standardContextual"/>
         </w:rPr>
       </w:pPr>
-      <w:hyperlink w:anchor="_Toc240456319" w:history="1">
+      <w:hyperlink w:anchor="_Toc240460011" w:history="1">
         <w:r>
           <w:rPr>
             <w:rStyle w:val="aff9"/>
@@ -1453,7 +1453,7 @@
             <w:noProof/>
             <w:webHidden/>
           </w:rPr>
-          <w:instrText xml:space="preserve"> PAGEREF _Toc240456319 \h </w:instrText>
+          <w:instrText xml:space="preserve"> PAGEREF _Toc240460011 \h </w:instrText>
         </w:r>
         <w:r>
           <w:rPr>
@@ -1501,7 +1501,7 @@
           <w14:ligatures w14:val="standardContextual"/>
         </w:rPr>
       </w:pPr>
-      <w:hyperlink w:anchor="_Toc240456320" w:history="1">
+      <w:hyperlink w:anchor="_Toc240460012" w:history="1">
         <w:r>
           <w:rPr>
             <w:rStyle w:val="aff9"/>
@@ -1529,7 +1529,7 @@
             <w:noProof/>
             <w:webHidden/>
           </w:rPr>
-          <w:instrText xml:space="preserve"> PAGEREF _Toc240456320 \h </w:instrText>
+          <w:instrText xml:space="preserve"> PAGEREF _Toc240460012 \h </w:instrText>
         </w:r>
         <w:r>
           <w:rPr>
@@ -1577,7 +1577,7 @@
           <w14:ligatures w14:val="standardContextual"/>
         </w:rPr>
       </w:pPr>
-      <w:hyperlink w:anchor="_Toc240456321" w:history="1">
+      <w:hyperlink w:anchor="_Toc240460013" w:history="1">
         <w:r>
           <w:rPr>
             <w:rStyle w:val="aff9"/>
@@ -1605,7 +1605,7 @@
             <w:noProof/>
             <w:webHidden/>
           </w:rPr>
-          <w:instrText xml:space="preserve"> PAGEREF _Toc240456321 \h </w:instrText>
+          <w:instrText xml:space="preserve"> PAGEREF _Toc240460013 \h </w:instrText>
         </w:r>
         <w:r>
           <w:rPr>
@@ -1653,7 +1653,7 @@
           <w14:ligatures w14:val="standardContextual"/>
         </w:rPr>
       </w:pPr>
-      <w:hyperlink w:anchor="_Toc240456322" w:history="1">
+      <w:hyperlink w:anchor="_Toc240460014" w:history="1">
         <w:r>
           <w:rPr>
             <w:rStyle w:val="aff9"/>
@@ -1681,7 +1681,7 @@
             <w:noProof/>
             <w:webHidden/>
           </w:rPr>
-          <w:instrText xml:space="preserve"> PAGEREF _Toc240456322 \h </w:instrText>
+          <w:instrText xml:space="preserve"> PAGEREF _Toc240460014 \h </w:instrText>
         </w:r>
         <w:r>
           <w:rPr>
@@ -1729,7 +1729,7 @@
           <w14:ligatures w14:val="standardContextual"/>
         </w:rPr>
       </w:pPr>
-      <w:hyperlink w:anchor="_Toc240456323" w:history="1">
+      <w:hyperlink w:anchor="_Toc240460015" w:history="1">
         <w:r>
           <w:rPr>
             <w:rStyle w:val="aff9"/>
@@ -1757,7 +1757,7 @@
             <w:noProof/>
             <w:webHidden/>
           </w:rPr>
-          <w:instrText xml:space="preserve"> PAGEREF _Toc240456323 \h </w:instrText>
+          <w:instrText xml:space="preserve"> PAGEREF _Toc240460015 \h </w:instrText>
         </w:r>
         <w:r>
           <w:rPr>
@@ -1805,7 +1805,7 @@
           <w14:ligatures w14:val="standardContextual"/>
         </w:rPr>
       </w:pPr>
-      <w:hyperlink w:anchor="_Toc240456324" w:history="1">
+      <w:hyperlink w:anchor="_Toc240460016" w:history="1">
         <w:r>
           <w:rPr>
             <w:rStyle w:val="aff9"/>
@@ -1833,7 +1833,7 @@
             <w:noProof/>
             <w:webHidden/>
           </w:rPr>
-          <w:instrText xml:space="preserve"> PAGEREF _Toc240456324 \h </w:instrText>
+          <w:instrText xml:space="preserve"> PAGEREF _Toc240460016 \h </w:instrText>
         </w:r>
         <w:r>
           <w:rPr>
@@ -1881,7 +1881,7 @@
           <w14:ligatures w14:val="standardContextual"/>
         </w:rPr>
       </w:pPr>
-      <w:hyperlink w:anchor="_Toc240456325" w:history="1">
+      <w:hyperlink w:anchor="_Toc240460017" w:history="1">
         <w:r>
           <w:rPr>
             <w:rStyle w:val="aff9"/>
@@ -1909,7 +1909,7 @@
             <w:noProof/>
             <w:webHidden/>
           </w:rPr>
-          <w:instrText xml:space="preserve"> PAGEREF _Toc240456325 \h </w:instrText>
+          <w:instrText xml:space="preserve"> PAGEREF _Toc240460017 \h </w:instrText>
         </w:r>
         <w:r>
           <w:rPr>
@@ -1957,7 +1957,7 @@
           <w14:ligatures w14:val="standardContextual"/>
         </w:rPr>
       </w:pPr>
-      <w:hyperlink w:anchor="_Toc240456326" w:history="1">
+      <w:hyperlink w:anchor="_Toc240460018" w:history="1">
         <w:r>
           <w:rPr>
             <w:rStyle w:val="aff9"/>
@@ -1985,7 +1985,7 @@
             <w:noProof/>
             <w:webHidden/>
           </w:rPr>
-          <w:instrText xml:space="preserve"> PAGEREF _Toc240456326 \h </w:instrText>
+          <w:instrText xml:space="preserve"> PAGEREF _Toc240460018 \h </w:instrText>
         </w:r>
         <w:r>
           <w:rPr>
@@ -2032,7 +2032,7 @@
           <w14:ligatures w14:val="standardContextual"/>
         </w:rPr>
       </w:pPr>
-      <w:hyperlink w:anchor="_Toc240456327" w:history="1">
+      <w:hyperlink w:anchor="_Toc240460019" w:history="1">
         <w:r>
           <w:rPr>
             <w:rStyle w:val="aff9"/>
@@ -2060,7 +2060,7 @@
             <w:noProof/>
             <w:webHidden/>
           </w:rPr>
-          <w:instrText xml:space="preserve"> PAGEREF _Toc240456327 \h </w:instrText>
+          <w:instrText xml:space="preserve"> PAGEREF _Toc240460019 \h </w:instrText>
         </w:r>
         <w:r>
           <w:rPr>
@@ -2108,7 +2108,7 @@
           <w14:ligatures w14:val="standardContextual"/>
         </w:rPr>
       </w:pPr>
-      <w:hyperlink w:anchor="_Toc240456328" w:history="1">
+      <w:hyperlink w:anchor="_Toc240460020" w:history="1">
         <w:r>
           <w:rPr>
             <w:rStyle w:val="aff9"/>
@@ -2136,7 +2136,7 @@
             <w:noProof/>
             <w:webHidden/>
           </w:rPr>
-          <w:instrText xml:space="preserve"> PAGEREF _Toc240456328 \h </w:instrText>
+          <w:instrText xml:space="preserve"> PAGEREF _Toc240460020 \h </w:instrText>
         </w:r>
         <w:r>
           <w:rPr>
@@ -2184,7 +2184,7 @@
           <w14:ligatures w14:val="standardContextual"/>
         </w:rPr>
       </w:pPr>
-      <w:hyperlink w:anchor="_Toc240456329" w:history="1">
+      <w:hyperlink w:anchor="_Toc240460021" w:history="1">
         <w:r>
           <w:rPr>
             <w:rStyle w:val="aff9"/>
@@ -2212,7 +2212,7 @@
             <w:noProof/>
             <w:webHidden/>
           </w:rPr>
-          <w:instrText xml:space="preserve"> PAGEREF _Toc240456329 \h </w:instrText>
+          <w:instrText xml:space="preserve"> PAGEREF _Toc240460021 \h </w:instrText>
         </w:r>
         <w:r>
           <w:rPr>
@@ -2260,7 +2260,7 @@
           <w14:ligatures w14:val="standardContextual"/>
         </w:rPr>
       </w:pPr>
-      <w:hyperlink w:anchor="_Toc240456330" w:history="1">
+      <w:hyperlink w:anchor="_Toc240460022" w:history="1">
         <w:r>
           <w:rPr>
             <w:rStyle w:val="aff9"/>
@@ -2288,7 +2288,7 @@
             <w:noProof/>
             <w:webHidden/>
           </w:rPr>
-          <w:instrText xml:space="preserve"> PAGEREF _Toc240456330 \h </w:instrText>
+          <w:instrText xml:space="preserve"> PAGEREF _Toc240460022 \h </w:instrText>
         </w:r>
         <w:r>
           <w:rPr>
@@ -2336,7 +2336,7 @@
           <w14:ligatures w14:val="standardContextual"/>
         </w:rPr>
       </w:pPr>
-      <w:hyperlink w:anchor="_Toc240456331" w:history="1">
+      <w:hyperlink w:anchor="_Toc240460023" w:history="1">
         <w:r>
           <w:rPr>
             <w:rStyle w:val="aff9"/>
@@ -2364,7 +2364,7 @@
             <w:noProof/>
             <w:webHidden/>
           </w:rPr>
-          <w:instrText xml:space="preserve"> PAGEREF _Toc240456331 \h </w:instrText>
+          <w:instrText xml:space="preserve"> PAGEREF _Toc240460023 \h </w:instrText>
         </w:r>
         <w:r>
           <w:rPr>
@@ -2412,7 +2412,7 @@
           <w14:ligatures w14:val="standardContextual"/>
         </w:rPr>
       </w:pPr>
-      <w:hyperlink w:anchor="_Toc240456332" w:history="1">
+      <w:hyperlink w:anchor="_Toc240460024" w:history="1">
         <w:r>
           <w:rPr>
             <w:rStyle w:val="aff9"/>
@@ -2440,7 +2440,7 @@
             <w:noProof/>
             <w:webHidden/>
           </w:rPr>
-          <w:instrText xml:space="preserve"> PAGEREF _Toc240456332 \h </w:instrText>
+          <w:instrText xml:space="preserve"> PAGEREF _Toc240460024 \h </w:instrText>
         </w:r>
         <w:r>
           <w:rPr>
@@ -2488,7 +2488,7 @@
           <w14:ligatures w14:val="standardContextual"/>
         </w:rPr>
       </w:pPr>
-      <w:hyperlink w:anchor="_Toc240456333" w:history="1">
+      <w:hyperlink w:anchor="_Toc240460025" w:history="1">
         <w:r>
           <w:rPr>
             <w:rStyle w:val="aff9"/>
@@ -2516,7 +2516,7 @@
             <w:noProof/>
             <w:webHidden/>
           </w:rPr>
-          <w:instrText xml:space="preserve"> PAGEREF _Toc240456333 \h </w:instrText>
+          <w:instrText xml:space="preserve"> PAGEREF _Toc240460025 \h </w:instrText>
         </w:r>
         <w:r>
           <w:rPr>
@@ -2564,7 +2564,7 @@
           <w14:ligatures w14:val="standardContextual"/>
         </w:rPr>
       </w:pPr>
-      <w:hyperlink w:anchor="_Toc240456334" w:history="1">
+      <w:hyperlink w:anchor="_Toc240460026" w:history="1">
         <w:r>
           <w:rPr>
             <w:rStyle w:val="aff9"/>
@@ -2592,7 +2592,7 @@
             <w:noProof/>
             <w:webHidden/>
           </w:rPr>
-          <w:instrText xml:space="preserve"> PAGEREF _Toc240456334 \h </w:instrText>
+          <w:instrText xml:space="preserve"> PAGEREF _Toc240460026 \h </w:instrText>
         </w:r>
         <w:r>
           <w:rPr>
@@ -2640,7 +2640,7 @@
           <w14:ligatures w14:val="standardContextual"/>
         </w:rPr>
       </w:pPr>
-      <w:hyperlink w:anchor="_Toc240456335" w:history="1">
+      <w:hyperlink w:anchor="_Toc240460027" w:history="1">
         <w:r>
           <w:rPr>
             <w:rStyle w:val="aff9"/>
@@ -2668,7 +2668,7 @@
             <w:noProof/>
             <w:webHidden/>
           </w:rPr>
-          <w:instrText xml:space="preserve"> PAGEREF _Toc240456335 \h </w:instrText>
+          <w:instrText xml:space="preserve"> PAGEREF _Toc240460027 \h </w:instrText>
         </w:r>
         <w:r>
           <w:rPr>
@@ -2716,7 +2716,7 @@
           <w14:ligatures w14:val="standardContextual"/>
         </w:rPr>
       </w:pPr>
-      <w:hyperlink w:anchor="_Toc240456336" w:history="1">
+      <w:hyperlink w:anchor="_Toc240460028" w:history="1">
         <w:r>
           <w:rPr>
             <w:rStyle w:val="aff9"/>
@@ -2744,7 +2744,7 @@
             <w:noProof/>
             <w:webHidden/>
           </w:rPr>
-          <w:instrText xml:space="preserve"> PAGEREF _Toc240456336 \h </w:instrText>
+          <w:instrText xml:space="preserve"> PAGEREF _Toc240460028 \h </w:instrText>
         </w:r>
         <w:r>
           <w:rPr>
@@ -2791,7 +2791,7 @@
           <w14:ligatures w14:val="standardContextual"/>
         </w:rPr>
       </w:pPr>
-      <w:hyperlink w:anchor="_Toc240456337" w:history="1">
+      <w:hyperlink w:anchor="_Toc240460029" w:history="1">
         <w:r>
           <w:rPr>
             <w:rStyle w:val="aff9"/>
@@ -2819,7 +2819,7 @@
             <w:noProof/>
             <w:webHidden/>
           </w:rPr>
-          <w:instrText xml:space="preserve"> PAGEREF _Toc240456337 \h </w:instrText>
+          <w:instrText xml:space="preserve"> PAGEREF _Toc240460029 \h </w:instrText>
         </w:r>
         <w:r>
           <w:rPr>
@@ -2867,7 +2867,7 @@
           <w14:ligatures w14:val="standardContextual"/>
         </w:rPr>
       </w:pPr>
-      <w:hyperlink w:anchor="_Toc240456338" w:history="1">
+      <w:hyperlink w:anchor="_Toc240460030" w:history="1">
         <w:r>
           <w:rPr>
             <w:rStyle w:val="aff9"/>
@@ -2895,7 +2895,7 @@
             <w:noProof/>
             <w:webHidden/>
           </w:rPr>
-          <w:instrText xml:space="preserve"> PAGEREF _Toc240456338 \h </w:instrText>
+          <w:instrText xml:space="preserve"> PAGEREF _Toc240460030 \h </w:instrText>
         </w:r>
         <w:r>
           <w:rPr>
@@ -2943,7 +2943,7 @@
           <w14:ligatures w14:val="standardContextual"/>
         </w:rPr>
       </w:pPr>
-      <w:hyperlink w:anchor="_Toc240456339" w:history="1">
+      <w:hyperlink w:anchor="_Toc240460031" w:history="1">
         <w:r>
           <w:rPr>
             <w:rStyle w:val="aff9"/>
@@ -2971,7 +2971,7 @@
             <w:noProof/>
             <w:webHidden/>
           </w:rPr>
-          <w:instrText xml:space="preserve"> PAGEREF _Toc240456339 \h </w:instrText>
+          <w:instrText xml:space="preserve"> PAGEREF _Toc240460031 \h </w:instrText>
         </w:r>
         <w:r>
           <w:rPr>
@@ -3019,7 +3019,7 @@
           <w14:ligatures w14:val="standardContextual"/>
         </w:rPr>
       </w:pPr>
-      <w:hyperlink w:anchor="_Toc240456340" w:history="1">
+      <w:hyperlink w:anchor="_Toc240460032" w:history="1">
         <w:r>
           <w:rPr>
             <w:rStyle w:val="aff9"/>
@@ -3047,7 +3047,7 @@
             <w:noProof/>
             <w:webHidden/>
           </w:rPr>
-          <w:instrText xml:space="preserve"> PAGEREF _Toc240456340 \h </w:instrText>
+          <w:instrText xml:space="preserve"> PAGEREF _Toc240460032 \h </w:instrText>
         </w:r>
         <w:r>
           <w:rPr>
@@ -3095,7 +3095,7 @@
           <w14:ligatures w14:val="standardContextual"/>
         </w:rPr>
       </w:pPr>
-      <w:hyperlink w:anchor="_Toc240456341" w:history="1">
+      <w:hyperlink w:anchor="_Toc240460033" w:history="1">
         <w:r>
           <w:rPr>
             <w:rStyle w:val="aff9"/>
@@ -3123,7 +3123,7 @@
             <w:noProof/>
             <w:webHidden/>
           </w:rPr>
-          <w:instrText xml:space="preserve"> PAGEREF _Toc240456341 \h </w:instrText>
+          <w:instrText xml:space="preserve"> PAGEREF _Toc240460033 \h </w:instrText>
         </w:r>
         <w:r>
           <w:rPr>
@@ -3171,7 +3171,7 @@
           <w14:ligatures w14:val="standardContextual"/>
         </w:rPr>
       </w:pPr>
-      <w:hyperlink w:anchor="_Toc240456342" w:history="1">
+      <w:hyperlink w:anchor="_Toc240460034" w:history="1">
         <w:r>
           <w:rPr>
             <w:rStyle w:val="aff9"/>
@@ -3199,7 +3199,7 @@
             <w:noProof/>
             <w:webHidden/>
           </w:rPr>
-          <w:instrText xml:space="preserve"> PAGEREF _Toc240456342 \h </w:instrText>
+          <w:instrText xml:space="preserve"> PAGEREF _Toc240460034 \h </w:instrText>
         </w:r>
         <w:r>
           <w:rPr>
@@ -3246,7 +3246,7 @@
           <w14:ligatures w14:val="standardContextual"/>
         </w:rPr>
       </w:pPr>
-      <w:hyperlink w:anchor="_Toc240456343" w:history="1">
+      <w:hyperlink w:anchor="_Toc240460035" w:history="1">
         <w:r>
           <w:rPr>
             <w:rStyle w:val="aff9"/>
@@ -3274,7 +3274,7 @@
             <w:noProof/>
             <w:webHidden/>
           </w:rPr>
-          <w:instrText xml:space="preserve"> PAGEREF _Toc240456343 \h </w:instrText>
+          <w:instrText xml:space="preserve"> PAGEREF _Toc240460035 \h </w:instrText>
         </w:r>
         <w:r>
           <w:rPr>
@@ -3322,7 +3322,7 @@
           <w14:ligatures w14:val="standardContextual"/>
         </w:rPr>
       </w:pPr>
-      <w:hyperlink w:anchor="_Toc240456344" w:history="1">
+      <w:hyperlink w:anchor="_Toc240460036" w:history="1">
         <w:r>
           <w:rPr>
             <w:rStyle w:val="aff9"/>
@@ -3350,7 +3350,7 @@
             <w:noProof/>
             <w:webHidden/>
           </w:rPr>
-          <w:instrText xml:space="preserve"> PAGEREF _Toc240456344 \h </w:instrText>
+          <w:instrText xml:space="preserve"> PAGEREF _Toc240460036 \h </w:instrText>
         </w:r>
         <w:r>
           <w:rPr>
@@ -3398,7 +3398,7 @@
           <w14:ligatures w14:val="standardContextual"/>
         </w:rPr>
       </w:pPr>
-      <w:hyperlink w:anchor="_Toc240456345" w:history="1">
+      <w:hyperlink w:anchor="_Toc240460037" w:history="1">
         <w:r>
           <w:rPr>
             <w:rStyle w:val="aff9"/>
@@ -3426,7 +3426,7 @@
             <w:noProof/>
             <w:webHidden/>
           </w:rPr>
-          <w:instrText xml:space="preserve"> PAGEREF _Toc240456345 \h </w:instrText>
+          <w:instrText xml:space="preserve"> PAGEREF _Toc240460037 \h </w:instrText>
         </w:r>
         <w:r>
           <w:rPr>
@@ -3474,7 +3474,7 @@
           <w14:ligatures w14:val="standardContextual"/>
         </w:rPr>
       </w:pPr>
-      <w:hyperlink w:anchor="_Toc240456346" w:history="1">
+      <w:hyperlink w:anchor="_Toc240460038" w:history="1">
         <w:r>
           <w:rPr>
             <w:rStyle w:val="aff9"/>
@@ -3502,7 +3502,7 @@
             <w:noProof/>
             <w:webHidden/>
           </w:rPr>
-          <w:instrText xml:space="preserve"> PAGEREF _Toc240456346 \h </w:instrText>
+          <w:instrText xml:space="preserve"> PAGEREF _Toc240460038 \h </w:instrText>
         </w:r>
         <w:r>
           <w:rPr>
@@ -3550,7 +3550,7 @@
           <w14:ligatures w14:val="standardContextual"/>
         </w:rPr>
       </w:pPr>
-      <w:hyperlink w:anchor="_Toc240456347" w:history="1">
+      <w:hyperlink w:anchor="_Toc240460039" w:history="1">
         <w:r>
           <w:rPr>
             <w:rStyle w:val="aff9"/>
@@ -3578,7 +3578,7 @@
             <w:noProof/>
             <w:webHidden/>
           </w:rPr>
-          <w:instrText xml:space="preserve"> PAGEREF _Toc240456347 \h </w:instrText>
+          <w:instrText xml:space="preserve"> PAGEREF _Toc240460039 \h </w:instrText>
         </w:r>
         <w:r>
           <w:rPr>
@@ -3626,7 +3626,7 @@
           <w14:ligatures w14:val="standardContextual"/>
         </w:rPr>
       </w:pPr>
-      <w:hyperlink w:anchor="_Toc240456348" w:history="1">
+      <w:hyperlink w:anchor="_Toc240460040" w:history="1">
         <w:r>
           <w:rPr>
             <w:rStyle w:val="aff9"/>
@@ -3654,7 +3654,7 @@
             <w:noProof/>
             <w:webHidden/>
           </w:rPr>
-          <w:instrText xml:space="preserve"> PAGEREF _Toc240456348 \h </w:instrText>
+          <w:instrText xml:space="preserve"> PAGEREF _Toc240460040 \h </w:instrText>
         </w:r>
         <w:r>
           <w:rPr>
@@ -3702,7 +3702,7 @@
           <w14:ligatures w14:val="standardContextual"/>
         </w:rPr>
       </w:pPr>
-      <w:hyperlink w:anchor="_Toc240456349" w:history="1">
+      <w:hyperlink w:anchor="_Toc240460041" w:history="1">
         <w:r>
           <w:rPr>
             <w:rStyle w:val="aff9"/>
@@ -3730,7 +3730,7 @@
             <w:noProof/>
             <w:webHidden/>
           </w:rPr>
-          <w:instrText xml:space="preserve"> PAGEREF _Toc240456349 \h </w:instrText>
+          <w:instrText xml:space="preserve"> PAGEREF _Toc240460041 \h </w:instrText>
         </w:r>
         <w:r>
           <w:rPr>
@@ -3778,7 +3778,7 @@
           <w14:ligatures w14:val="standardContextual"/>
         </w:rPr>
       </w:pPr>
-      <w:hyperlink w:anchor="_Toc240456350" w:history="1">
+      <w:hyperlink w:anchor="_Toc240460042" w:history="1">
         <w:r>
           <w:rPr>
             <w:rStyle w:val="aff9"/>
@@ -3806,7 +3806,7 @@
             <w:noProof/>
             <w:webHidden/>
           </w:rPr>
-          <w:instrText xml:space="preserve"> PAGEREF _Toc240456350 \h </w:instrText>
+          <w:instrText xml:space="preserve"> PAGEREF _Toc240460042 \h </w:instrText>
         </w:r>
         <w:r>
           <w:rPr>
@@ -3853,7 +3853,7 @@
           <w14:ligatures w14:val="standardContextual"/>
         </w:rPr>
       </w:pPr>
-      <w:hyperlink w:anchor="_Toc240456351" w:history="1">
+      <w:hyperlink w:anchor="_Toc240460043" w:history="1">
         <w:r>
           <w:rPr>
             <w:rStyle w:val="aff9"/>
@@ -3881,7 +3881,7 @@
             <w:noProof/>
             <w:webHidden/>
           </w:rPr>
-          <w:instrText xml:space="preserve"> PAGEREF _Toc240456351 \h </w:instrText>
+          <w:instrText xml:space="preserve"> PAGEREF _Toc240460043 \h </w:instrText>
         </w:r>
         <w:r>
           <w:rPr>
@@ -3928,7 +3928,7 @@
           <w14:ligatures w14:val="standardContextual"/>
         </w:rPr>
       </w:pPr>
-      <w:hyperlink w:anchor="_Toc240456352" w:history="1">
+      <w:hyperlink w:anchor="_Toc240460044" w:history="1">
         <w:r>
           <w:rPr>
             <w:rStyle w:val="aff9"/>
@@ -3956,7 +3956,7 @@
             <w:noProof/>
             <w:webHidden/>
           </w:rPr>
-          <w:instrText xml:space="preserve"> PAGEREF _Toc240456352 \h </w:instrText>
+          <w:instrText xml:space="preserve"> PAGEREF _Toc240460044 \h </w:instrText>
         </w:r>
         <w:r>
           <w:rPr>
@@ -4004,7 +4004,7 @@
           <w14:ligatures w14:val="standardContextual"/>
         </w:rPr>
       </w:pPr>
-      <w:hyperlink w:anchor="_Toc240456353" w:history="1">
+      <w:hyperlink w:anchor="_Toc240460045" w:history="1">
         <w:r>
           <w:rPr>
             <w:rStyle w:val="aff9"/>
@@ -4032,7 +4032,7 @@
             <w:noProof/>
             <w:webHidden/>
           </w:rPr>
-          <w:instrText xml:space="preserve"> PAGEREF _Toc240456353 \h </w:instrText>
+          <w:instrText xml:space="preserve"> PAGEREF _Toc240460045 \h </w:instrText>
         </w:r>
         <w:r>
           <w:rPr>
@@ -4080,7 +4080,7 @@
           <w14:ligatures w14:val="standardContextual"/>
         </w:rPr>
       </w:pPr>
-      <w:hyperlink w:anchor="_Toc240456354" w:history="1">
+      <w:hyperlink w:anchor="_Toc240460046" w:history="1">
         <w:r>
           <w:rPr>
             <w:rStyle w:val="aff9"/>
@@ -4108,7 +4108,7 @@
             <w:noProof/>
             <w:webHidden/>
           </w:rPr>
-          <w:instrText xml:space="preserve"> PAGEREF _Toc240456354 \h </w:instrText>
+          <w:instrText xml:space="preserve"> PAGEREF _Toc240460046 \h </w:instrText>
         </w:r>
         <w:r>
           <w:rPr>
@@ -4156,7 +4156,7 @@
           <w14:ligatures w14:val="standardContextual"/>
         </w:rPr>
       </w:pPr>
-      <w:hyperlink w:anchor="_Toc240456355" w:history="1">
+      <w:hyperlink w:anchor="_Toc240460047" w:history="1">
         <w:r>
           <w:rPr>
             <w:rStyle w:val="aff9"/>
@@ -4184,7 +4184,7 @@
             <w:noProof/>
             <w:webHidden/>
           </w:rPr>
-          <w:instrText xml:space="preserve"> PAGEREF _Toc240456355 \h </w:instrText>
+          <w:instrText xml:space="preserve"> PAGEREF _Toc240460047 \h </w:instrText>
         </w:r>
         <w:r>
           <w:rPr>
@@ -4232,7 +4232,7 @@
           <w14:ligatures w14:val="standardContextual"/>
         </w:rPr>
       </w:pPr>
-      <w:hyperlink w:anchor="_Toc240456356" w:history="1">
+      <w:hyperlink w:anchor="_Toc240460048" w:history="1">
         <w:r>
           <w:rPr>
             <w:rStyle w:val="aff9"/>
@@ -4260,7 +4260,7 @@
             <w:noProof/>
             <w:webHidden/>
           </w:rPr>
-          <w:instrText xml:space="preserve"> PAGEREF _Toc240456356 \h </w:instrText>
+          <w:instrText xml:space="preserve"> PAGEREF _Toc240460048 \h </w:instrText>
         </w:r>
         <w:r>
           <w:rPr>
@@ -4307,7 +4307,7 @@
           <w14:ligatures w14:val="standardContextual"/>
         </w:rPr>
       </w:pPr>
-      <w:hyperlink w:anchor="_Toc240456357" w:history="1">
+      <w:hyperlink w:anchor="_Toc240460049" w:history="1">
         <w:r>
           <w:rPr>
             <w:rStyle w:val="aff9"/>
@@ -4335,7 +4335,7 @@
             <w:noProof/>
             <w:webHidden/>
           </w:rPr>
-          <w:instrText xml:space="preserve"> PAGEREF _Toc240456357 \h </w:instrText>
+          <w:instrText xml:space="preserve"> PAGEREF _Toc240460049 \h </w:instrText>
         </w:r>
         <w:r>
           <w:rPr>
@@ -4376,7 +4376,7 @@
         <w:pStyle w:val="1"/>
         <w:spacing w:before="240" w:after="120" w:line="360" w:lineRule="auto"/>
       </w:pPr>
-      <w:bookmarkStart w:id="0" w:name="_Toc240456303"/>
+      <w:bookmarkStart w:id="0" w:name="_Toc240459995"/>
       <w:r>
         <w:rPr>
           <w:rFonts w:ascii="黑体" w:eastAsia="黑体" w:hAnsi="黑体"/>
@@ -4390,7 +4390,7 @@
         <w:pStyle w:val="21"/>
         <w:spacing w:after="120" w:line="360" w:lineRule="auto"/>
       </w:pPr>
-      <w:bookmarkStart w:id="1" w:name="_Toc240456304"/>
+      <w:bookmarkStart w:id="1" w:name="_Toc240459996"/>
       <w:r>
         <w:rPr>
           <w:rFonts w:ascii="黑体" w:eastAsia="黑体" w:hAnsi="黑体"/>
@@ -4482,7 +4482,7 @@
         <w:pStyle w:val="21"/>
         <w:spacing w:after="120" w:line="360" w:lineRule="auto"/>
       </w:pPr>
-      <w:bookmarkStart w:id="2" w:name="_Toc240456305"/>
+      <w:bookmarkStart w:id="2" w:name="_Toc240459997"/>
       <w:r>
         <w:rPr>
           <w:rFonts w:ascii="黑体" w:eastAsia="黑体" w:hAnsi="黑体"/>
@@ -4938,7 +4938,7 @@
         <w:pStyle w:val="21"/>
         <w:spacing w:after="120" w:line="360" w:lineRule="auto"/>
       </w:pPr>
-      <w:bookmarkStart w:id="3" w:name="_Toc240456306"/>
+      <w:bookmarkStart w:id="3" w:name="_Toc240459998"/>
       <w:r>
         <w:rPr>
           <w:rFonts w:ascii="黑体" w:eastAsia="黑体" w:hAnsi="黑体"/>
@@ -5012,7 +5012,7 @@
         <w:pStyle w:val="21"/>
         <w:spacing w:after="120" w:line="360" w:lineRule="auto"/>
       </w:pPr>
-      <w:bookmarkStart w:id="4" w:name="_Toc240456307"/>
+      <w:bookmarkStart w:id="4" w:name="_Toc240459999"/>
       <w:r>
         <w:rPr>
           <w:rFonts w:ascii="黑体" w:eastAsia="黑体" w:hAnsi="黑体"/>
@@ -5068,7 +5068,7 @@
         <w:pStyle w:val="1"/>
         <w:spacing w:before="240" w:after="120" w:line="360" w:lineRule="auto"/>
       </w:pPr>
-      <w:bookmarkStart w:id="5" w:name="_Toc240456308"/>
+      <w:bookmarkStart w:id="5" w:name="_Toc240460000"/>
       <w:r>
         <w:rPr>
           <w:rFonts w:ascii="黑体" w:eastAsia="黑体" w:hAnsi="黑体"/>
@@ -5082,7 +5082,7 @@
         <w:pStyle w:val="21"/>
         <w:spacing w:after="120" w:line="360" w:lineRule="auto"/>
       </w:pPr>
-      <w:bookmarkStart w:id="6" w:name="_Toc240456309"/>
+      <w:bookmarkStart w:id="6" w:name="_Toc240460001"/>
       <w:r>
         <w:rPr>
           <w:rFonts w:ascii="黑体" w:eastAsia="黑体" w:hAnsi="黑体"/>
@@ -5373,7 +5373,7 @@
         <w:pStyle w:val="21"/>
         <w:spacing w:after="120" w:line="360" w:lineRule="auto"/>
       </w:pPr>
-      <w:bookmarkStart w:id="7" w:name="_Toc240456310"/>
+      <w:bookmarkStart w:id="7" w:name="_Toc240460002"/>
       <w:r>
         <w:rPr>
           <w:rFonts w:ascii="黑体" w:eastAsia="黑体" w:hAnsi="黑体"/>
@@ -7075,7 +7075,7 @@
         <w:pStyle w:val="21"/>
         <w:spacing w:after="120" w:line="360" w:lineRule="auto"/>
       </w:pPr>
-      <w:bookmarkStart w:id="8" w:name="_Toc240456311"/>
+      <w:bookmarkStart w:id="8" w:name="_Toc240460003"/>
       <w:r>
         <w:rPr>
           <w:rFonts w:ascii="黑体" w:eastAsia="黑体" w:hAnsi="黑体"/>
@@ -7458,7 +7458,7 @@
         <w:pStyle w:val="21"/>
         <w:spacing w:after="120" w:line="360" w:lineRule="auto"/>
       </w:pPr>
-      <w:bookmarkStart w:id="9" w:name="_Toc240456312"/>
+      <w:bookmarkStart w:id="9" w:name="_Toc240460004"/>
       <w:r>
         <w:rPr>
           <w:rFonts w:ascii="黑体" w:eastAsia="黑体" w:hAnsi="黑体"/>
@@ -8207,7 +8207,7 @@
         <w:pStyle w:val="21"/>
         <w:spacing w:after="120" w:line="360" w:lineRule="auto"/>
       </w:pPr>
-      <w:bookmarkStart w:id="10" w:name="_Toc240456313"/>
+      <w:bookmarkStart w:id="10" w:name="_Toc240460005"/>
       <w:r>
         <w:rPr>
           <w:rFonts w:ascii="黑体" w:eastAsia="黑体" w:hAnsi="黑体"/>
@@ -8857,7 +8857,7 @@
         <w:pStyle w:val="1"/>
         <w:spacing w:before="240" w:after="120" w:line="360" w:lineRule="auto"/>
       </w:pPr>
-      <w:bookmarkStart w:id="11" w:name="_Toc240456314"/>
+      <w:bookmarkStart w:id="11" w:name="_Toc240460006"/>
       <w:r>
         <w:rPr>
           <w:rFonts w:ascii="黑体" w:eastAsia="黑体" w:hAnsi="黑体"/>
@@ -8919,7 +8919,7 @@
         <w:pStyle w:val="21"/>
         <w:spacing w:after="120" w:line="360" w:lineRule="auto"/>
       </w:pPr>
-      <w:bookmarkStart w:id="12" w:name="_Toc240456315"/>
+      <w:bookmarkStart w:id="12" w:name="_Toc240460007"/>
       <w:r>
         <w:rPr>
           <w:rFonts w:ascii="黑体" w:eastAsia="黑体" w:hAnsi="黑体"/>
@@ -9426,7 +9426,7 @@
         <w:pStyle w:val="21"/>
         <w:spacing w:after="120" w:line="360" w:lineRule="auto"/>
       </w:pPr>
-      <w:bookmarkStart w:id="13" w:name="_Toc240456316"/>
+      <w:bookmarkStart w:id="13" w:name="_Toc240460008"/>
       <w:r>
         <w:rPr>
           <w:rFonts w:ascii="黑体" w:eastAsia="黑体" w:hAnsi="黑体"/>
@@ -9597,7 +9597,7 @@
         <w:pStyle w:val="21"/>
         <w:spacing w:after="120" w:line="360" w:lineRule="auto"/>
       </w:pPr>
-      <w:bookmarkStart w:id="14" w:name="_Toc240456317"/>
+      <w:bookmarkStart w:id="14" w:name="_Toc240460009"/>
       <w:r>
         <w:rPr>
           <w:rFonts w:ascii="黑体" w:eastAsia="黑体" w:hAnsi="黑体"/>
@@ -10359,7 +10359,7 @@
         <w:pStyle w:val="1"/>
         <w:spacing w:before="240" w:after="120" w:line="360" w:lineRule="auto"/>
       </w:pPr>
-      <w:bookmarkStart w:id="15" w:name="_Toc240456318"/>
+      <w:bookmarkStart w:id="15" w:name="_Toc240460010"/>
       <w:r>
         <w:rPr>
           <w:rFonts w:ascii="黑体" w:eastAsia="黑体" w:hAnsi="黑体"/>
@@ -10385,7 +10385,7 @@
         <w:pStyle w:val="21"/>
         <w:spacing w:after="120" w:line="360" w:lineRule="auto"/>
       </w:pPr>
-      <w:bookmarkStart w:id="16" w:name="_Toc240456319"/>
+      <w:bookmarkStart w:id="16" w:name="_Toc240460011"/>
       <w:r>
         <w:rPr>
           <w:rFonts w:ascii="黑体" w:eastAsia="黑体" w:hAnsi="黑体"/>
@@ -10602,7 +10602,21 @@
                 <w:color w:val="000000"/>
                 <w:sz w:val="21"/>
               </w:rPr>
-              <w:t>位歌手</w:t>
+              <w:t>位歌手（可选</w:t>
+            </w:r>
+            <w:r>
+              <w:rPr>
+                <w:color w:val="000000"/>
+                <w:sz w:val="21"/>
+              </w:rPr>
+              <w:t xml:space="preserve"> `albumCount` </w:t>
+            </w:r>
+            <w:r>
+              <w:rPr>
+                <w:color w:val="000000"/>
+                <w:sz w:val="21"/>
+              </w:rPr>
+              <w:t>限制参赛张数）</w:t>
             </w:r>
           </w:p>
         </w:tc>
@@ -11440,7 +11454,7 @@
         <w:pStyle w:val="21"/>
         <w:spacing w:after="120" w:line="360" w:lineRule="auto"/>
       </w:pPr>
-      <w:bookmarkStart w:id="17" w:name="_Toc240456320"/>
+      <w:bookmarkStart w:id="17" w:name="_Toc240460012"/>
       <w:r>
         <w:rPr>
           <w:rFonts w:ascii="黑体" w:eastAsia="黑体" w:hAnsi="黑体"/>
@@ -13150,7 +13164,7 @@
         <w:pStyle w:val="21"/>
         <w:spacing w:after="120" w:line="360" w:lineRule="auto"/>
       </w:pPr>
-      <w:bookmarkStart w:id="18" w:name="_Toc240456321"/>
+      <w:bookmarkStart w:id="18" w:name="_Toc240460013"/>
       <w:r>
         <w:rPr>
           <w:rFonts w:ascii="黑体" w:eastAsia="黑体" w:hAnsi="黑体"/>
@@ -14039,7 +14053,7 @@
         <w:pStyle w:val="21"/>
         <w:spacing w:after="120" w:line="360" w:lineRule="auto"/>
       </w:pPr>
-      <w:bookmarkStart w:id="19" w:name="_Toc240456322"/>
+      <w:bookmarkStart w:id="19" w:name="_Toc240460014"/>
       <w:r>
         <w:rPr>
           <w:rFonts w:ascii="黑体" w:eastAsia="黑体" w:hAnsi="黑体"/>
@@ -14287,7 +14301,7 @@
         <w:pStyle w:val="21"/>
         <w:spacing w:after="120" w:line="360" w:lineRule="auto"/>
       </w:pPr>
-      <w:bookmarkStart w:id="20" w:name="_Toc240456323"/>
+      <w:bookmarkStart w:id="20" w:name="_Toc240460015"/>
       <w:r>
         <w:rPr>
           <w:rFonts w:ascii="黑体" w:eastAsia="黑体" w:hAnsi="黑体"/>
@@ -16267,7 +16281,7 @@
         <w:pStyle w:val="21"/>
         <w:spacing w:after="120" w:line="360" w:lineRule="auto"/>
       </w:pPr>
-      <w:bookmarkStart w:id="21" w:name="_Toc240456324"/>
+      <w:bookmarkStart w:id="21" w:name="_Toc240460016"/>
       <w:r>
         <w:rPr>
           <w:rFonts w:ascii="黑体" w:eastAsia="黑体" w:hAnsi="黑体"/>
@@ -17234,7 +17248,7 @@
         <w:pStyle w:val="21"/>
         <w:spacing w:after="120" w:line="360" w:lineRule="auto"/>
       </w:pPr>
-      <w:bookmarkStart w:id="22" w:name="_Toc240456325"/>
+      <w:bookmarkStart w:id="22" w:name="_Toc240460017"/>
       <w:r>
         <w:rPr>
           <w:rFonts w:ascii="黑体" w:eastAsia="黑体" w:hAnsi="黑体"/>
@@ -17983,7 +17997,7 @@
         <w:pStyle w:val="21"/>
         <w:spacing w:after="120" w:line="360" w:lineRule="auto"/>
       </w:pPr>
-      <w:bookmarkStart w:id="23" w:name="_Toc240456326"/>
+      <w:bookmarkStart w:id="23" w:name="_Toc240460018"/>
       <w:r>
         <w:rPr>
           <w:rFonts w:ascii="黑体" w:eastAsia="黑体" w:hAnsi="黑体"/>
@@ -18015,7 +18029,7 @@
         <w:pStyle w:val="1"/>
         <w:spacing w:before="240" w:after="120" w:line="360" w:lineRule="auto"/>
       </w:pPr>
-      <w:bookmarkStart w:id="24" w:name="_Toc240456327"/>
+      <w:bookmarkStart w:id="24" w:name="_Toc240460019"/>
       <w:r>
         <w:rPr>
           <w:rFonts w:ascii="黑体" w:eastAsia="黑体" w:hAnsi="黑体"/>
@@ -18029,7 +18043,7 @@
         <w:pStyle w:val="21"/>
         <w:spacing w:after="120" w:line="360" w:lineRule="auto"/>
       </w:pPr>
-      <w:bookmarkStart w:id="25" w:name="_Toc240456328"/>
+      <w:bookmarkStart w:id="25" w:name="_Toc240460020"/>
       <w:r>
         <w:rPr>
           <w:rFonts w:ascii="黑体" w:eastAsia="黑体" w:hAnsi="黑体"/>
@@ -18278,7 +18292,7 @@
         <w:pStyle w:val="21"/>
         <w:spacing w:after="120" w:line="360" w:lineRule="auto"/>
       </w:pPr>
-      <w:bookmarkStart w:id="26" w:name="_Toc240456329"/>
+      <w:bookmarkStart w:id="26" w:name="_Toc240460021"/>
       <w:r>
         <w:rPr>
           <w:rFonts w:ascii="黑体" w:eastAsia="黑体" w:hAnsi="黑体"/>
@@ -19432,7 +19446,7 @@
         <w:pStyle w:val="21"/>
         <w:spacing w:after="120" w:line="360" w:lineRule="auto"/>
       </w:pPr>
-      <w:bookmarkStart w:id="27" w:name="_Toc240456330"/>
+      <w:bookmarkStart w:id="27" w:name="_Toc240460022"/>
       <w:r>
         <w:rPr>
           <w:rFonts w:ascii="黑体" w:eastAsia="黑体" w:hAnsi="黑体"/>
@@ -21959,7 +21973,7 @@
         <w:pStyle w:val="21"/>
         <w:spacing w:after="120" w:line="360" w:lineRule="auto"/>
       </w:pPr>
-      <w:bookmarkStart w:id="28" w:name="_Toc240456331"/>
+      <w:bookmarkStart w:id="28" w:name="_Toc240460023"/>
       <w:r>
         <w:rPr>
           <w:rFonts w:ascii="黑体" w:eastAsia="黑体" w:hAnsi="黑体"/>
@@ -24610,7 +24624,7 @@
         <w:pStyle w:val="21"/>
         <w:spacing w:after="120" w:line="360" w:lineRule="auto"/>
       </w:pPr>
-      <w:bookmarkStart w:id="29" w:name="_Toc240456332"/>
+      <w:bookmarkStart w:id="29" w:name="_Toc240460024"/>
       <w:r>
         <w:rPr>
           <w:rFonts w:ascii="黑体" w:eastAsia="黑体" w:hAnsi="黑体"/>
@@ -27864,7 +27878,7 @@
         <w:pStyle w:val="21"/>
         <w:spacing w:after="120" w:line="360" w:lineRule="auto"/>
       </w:pPr>
-      <w:bookmarkStart w:id="30" w:name="_Toc240456333"/>
+      <w:bookmarkStart w:id="30" w:name="_Toc240460025"/>
       <w:r>
         <w:rPr>
           <w:rFonts w:ascii="黑体" w:eastAsia="黑体" w:hAnsi="黑体"/>
@@ -30059,7 +30073,7 @@
         <w:pStyle w:val="21"/>
         <w:spacing w:after="120" w:line="360" w:lineRule="auto"/>
       </w:pPr>
-      <w:bookmarkStart w:id="31" w:name="_Toc240456334"/>
+      <w:bookmarkStart w:id="31" w:name="_Toc240460026"/>
       <w:r>
         <w:rPr>
           <w:rFonts w:ascii="黑体" w:eastAsia="黑体" w:hAnsi="黑体"/>
@@ -31309,7 +31323,7 @@
         <w:pStyle w:val="21"/>
         <w:spacing w:after="120" w:line="360" w:lineRule="auto"/>
       </w:pPr>
-      <w:bookmarkStart w:id="32" w:name="_Toc240456335"/>
+      <w:bookmarkStart w:id="32" w:name="_Toc240460027"/>
       <w:r>
         <w:rPr>
           <w:rFonts w:ascii="黑体" w:eastAsia="黑体" w:hAnsi="黑体"/>
@@ -31670,7 +31684,7 @@
         <w:pStyle w:val="21"/>
         <w:spacing w:after="120" w:line="360" w:lineRule="auto"/>
       </w:pPr>
-      <w:bookmarkStart w:id="33" w:name="_Toc240456336"/>
+      <w:bookmarkStart w:id="33" w:name="_Toc240460028"/>
       <w:r>
         <w:rPr>
           <w:rFonts w:ascii="黑体" w:eastAsia="黑体" w:hAnsi="黑体"/>
@@ -31918,7 +31932,7 @@
         <w:pStyle w:val="1"/>
         <w:spacing w:before="240" w:after="120" w:line="360" w:lineRule="auto"/>
       </w:pPr>
-      <w:bookmarkStart w:id="34" w:name="_Toc240456337"/>
+      <w:bookmarkStart w:id="34" w:name="_Toc240460029"/>
       <w:r>
         <w:rPr>
           <w:rFonts w:ascii="黑体" w:eastAsia="黑体" w:hAnsi="黑体"/>
@@ -31932,7 +31946,7 @@
         <w:pStyle w:val="21"/>
         <w:spacing w:after="120" w:line="360" w:lineRule="auto"/>
       </w:pPr>
-      <w:bookmarkStart w:id="35" w:name="_Toc240456338"/>
+      <w:bookmarkStart w:id="35" w:name="_Toc240460030"/>
       <w:r>
         <w:rPr>
           <w:rFonts w:ascii="黑体" w:eastAsia="黑体" w:hAnsi="黑体"/>
@@ -32542,7 +32556,7 @@
         <w:pStyle w:val="21"/>
         <w:spacing w:after="120" w:line="360" w:lineRule="auto"/>
       </w:pPr>
-      <w:bookmarkStart w:id="36" w:name="_Toc240456339"/>
+      <w:bookmarkStart w:id="36" w:name="_Toc240460031"/>
       <w:r>
         <w:rPr>
           <w:rFonts w:ascii="黑体" w:eastAsia="黑体" w:hAnsi="黑体"/>
@@ -33359,7 +33373,7 @@
         <w:pStyle w:val="21"/>
         <w:spacing w:after="120" w:line="360" w:lineRule="auto"/>
       </w:pPr>
-      <w:bookmarkStart w:id="37" w:name="_Toc240456340"/>
+      <w:bookmarkStart w:id="37" w:name="_Toc240460032"/>
       <w:r>
         <w:rPr>
           <w:rFonts w:ascii="黑体" w:eastAsia="黑体" w:hAnsi="黑体"/>
@@ -33630,7 +33644,7 @@
         <w:pStyle w:val="21"/>
         <w:spacing w:after="120" w:line="360" w:lineRule="auto"/>
       </w:pPr>
-      <w:bookmarkStart w:id="38" w:name="_Toc240456341"/>
+      <w:bookmarkStart w:id="38" w:name="_Toc240460033"/>
       <w:r>
         <w:rPr>
           <w:rFonts w:ascii="黑体" w:eastAsia="黑体" w:hAnsi="黑体"/>
@@ -33662,7 +33676,7 @@
         <w:pStyle w:val="21"/>
         <w:spacing w:after="120" w:line="360" w:lineRule="auto"/>
       </w:pPr>
-      <w:bookmarkStart w:id="39" w:name="_Toc240456342"/>
+      <w:bookmarkStart w:id="39" w:name="_Toc240460034"/>
       <w:r>
         <w:rPr>
           <w:rFonts w:ascii="黑体" w:eastAsia="黑体" w:hAnsi="黑体"/>
@@ -34069,7 +34083,7 @@
         <w:pStyle w:val="1"/>
         <w:spacing w:before="240" w:after="120" w:line="360" w:lineRule="auto"/>
       </w:pPr>
-      <w:bookmarkStart w:id="40" w:name="_Toc240456343"/>
+      <w:bookmarkStart w:id="40" w:name="_Toc240460035"/>
       <w:r>
         <w:rPr>
           <w:rFonts w:ascii="黑体" w:eastAsia="黑体" w:hAnsi="黑体"/>
@@ -34083,7 +34097,7 @@
         <w:pStyle w:val="21"/>
         <w:spacing w:after="120" w:line="360" w:lineRule="auto"/>
       </w:pPr>
-      <w:bookmarkStart w:id="41" w:name="_Toc240456344"/>
+      <w:bookmarkStart w:id="41" w:name="_Toc240460036"/>
       <w:r>
         <w:rPr>
           <w:rFonts w:ascii="黑体" w:eastAsia="黑体" w:hAnsi="黑体"/>
@@ -34187,7 +34201,7 @@
         <w:pStyle w:val="21"/>
         <w:spacing w:after="120" w:line="360" w:lineRule="auto"/>
       </w:pPr>
-      <w:bookmarkStart w:id="42" w:name="_Toc240456345"/>
+      <w:bookmarkStart w:id="42" w:name="_Toc240460037"/>
       <w:r>
         <w:rPr>
           <w:rFonts w:ascii="黑体" w:eastAsia="黑体" w:hAnsi="黑体"/>
@@ -34556,7 +34570,7 @@
         <w:pStyle w:val="21"/>
         <w:spacing w:after="120" w:line="360" w:lineRule="auto"/>
       </w:pPr>
-      <w:bookmarkStart w:id="43" w:name="_Toc240456346"/>
+      <w:bookmarkStart w:id="43" w:name="_Toc240460038"/>
       <w:r>
         <w:rPr>
           <w:rFonts w:ascii="黑体" w:eastAsia="黑体" w:hAnsi="黑体"/>
@@ -34624,7 +34638,7 @@
         <w:pStyle w:val="21"/>
         <w:spacing w:after="120" w:line="360" w:lineRule="auto"/>
       </w:pPr>
-      <w:bookmarkStart w:id="44" w:name="_Toc240456347"/>
+      <w:bookmarkStart w:id="44" w:name="_Toc240460039"/>
       <w:r>
         <w:rPr>
           <w:rFonts w:ascii="黑体" w:eastAsia="黑体" w:hAnsi="黑体"/>
@@ -34946,7 +34960,7 @@
         <w:pStyle w:val="21"/>
         <w:spacing w:after="120" w:line="360" w:lineRule="auto"/>
       </w:pPr>
-      <w:bookmarkStart w:id="45" w:name="_Toc240456348"/>
+      <w:bookmarkStart w:id="45" w:name="_Toc240460040"/>
       <w:r>
         <w:rPr>
           <w:rFonts w:ascii="黑体" w:eastAsia="黑体" w:hAnsi="黑体"/>
@@ -35110,7 +35124,7 @@
         <w:pStyle w:val="21"/>
         <w:spacing w:after="120" w:line="360" w:lineRule="auto"/>
       </w:pPr>
-      <w:bookmarkStart w:id="46" w:name="_Toc240456349"/>
+      <w:bookmarkStart w:id="46" w:name="_Toc240460041"/>
       <w:r>
         <w:rPr>
           <w:rFonts w:ascii="黑体" w:eastAsia="黑体" w:hAnsi="黑体"/>
@@ -35377,7 +35391,7 @@
         <w:pStyle w:val="21"/>
         <w:spacing w:after="120" w:line="360" w:lineRule="auto"/>
       </w:pPr>
-      <w:bookmarkStart w:id="47" w:name="_Toc240456350"/>
+      <w:bookmarkStart w:id="47" w:name="_Toc240460042"/>
       <w:r>
         <w:rPr>
           <w:rFonts w:ascii="黑体" w:eastAsia="黑体" w:hAnsi="黑体"/>
@@ -35409,7 +35423,7 @@
         <w:pStyle w:val="1"/>
         <w:spacing w:before="240" w:after="120" w:line="360" w:lineRule="auto"/>
       </w:pPr>
-      <w:bookmarkStart w:id="48" w:name="_Toc240456351"/>
+      <w:bookmarkStart w:id="48" w:name="_Toc240460043"/>
       <w:r>
         <w:rPr>
           <w:rFonts w:ascii="黑体" w:eastAsia="黑体" w:hAnsi="黑体"/>
@@ -36039,7 +36053,7 @@
         <w:pStyle w:val="1"/>
         <w:spacing w:before="240" w:after="120" w:line="360" w:lineRule="auto"/>
       </w:pPr>
-      <w:bookmarkStart w:id="49" w:name="_Toc240456352"/>
+      <w:bookmarkStart w:id="49" w:name="_Toc240460044"/>
       <w:r>
         <w:rPr>
           <w:rFonts w:ascii="黑体" w:eastAsia="黑体" w:hAnsi="黑体"/>
@@ -36053,7 +36067,7 @@
         <w:pStyle w:val="21"/>
         <w:spacing w:after="120" w:line="360" w:lineRule="auto"/>
       </w:pPr>
-      <w:bookmarkStart w:id="50" w:name="_Toc240456353"/>
+      <w:bookmarkStart w:id="50" w:name="_Toc240460045"/>
       <w:r>
         <w:rPr>
           <w:rFonts w:ascii="黑体" w:eastAsia="黑体" w:hAnsi="黑体"/>
@@ -36339,7 +36353,7 @@
         <w:pStyle w:val="21"/>
         <w:spacing w:after="120" w:line="360" w:lineRule="auto"/>
       </w:pPr>
-      <w:bookmarkStart w:id="51" w:name="_Toc240456354"/>
+      <w:bookmarkStart w:id="51" w:name="_Toc240460046"/>
       <w:r>
         <w:rPr>
           <w:rFonts w:ascii="黑体" w:eastAsia="黑体" w:hAnsi="黑体"/>
@@ -36867,7 +36881,7 @@
         <w:pStyle w:val="21"/>
         <w:spacing w:after="120" w:line="360" w:lineRule="auto"/>
       </w:pPr>
-      <w:bookmarkStart w:id="52" w:name="_Toc240456355"/>
+      <w:bookmarkStart w:id="52" w:name="_Toc240460047"/>
       <w:r>
         <w:rPr>
           <w:rFonts w:ascii="黑体" w:eastAsia="黑体" w:hAnsi="黑体"/>
@@ -37068,7 +37082,7 @@
         <w:pStyle w:val="21"/>
         <w:spacing w:after="120" w:line="360" w:lineRule="auto"/>
       </w:pPr>
-      <w:bookmarkStart w:id="53" w:name="_Toc240456356"/>
+      <w:bookmarkStart w:id="53" w:name="_Toc240460048"/>
       <w:r>
         <w:rPr>
           <w:rFonts w:ascii="黑体" w:eastAsia="黑体" w:hAnsi="黑体"/>
@@ -37394,7 +37408,7 @@
         <w:pStyle w:val="1"/>
         <w:spacing w:before="240" w:after="120" w:line="360" w:lineRule="auto"/>
       </w:pPr>
-      <w:bookmarkStart w:id="54" w:name="_Toc240456357"/>
+      <w:bookmarkStart w:id="54" w:name="_Toc240460049"/>
       <w:r>
         <w:rPr>
           <w:rFonts w:ascii="黑体" w:eastAsia="黑体" w:hAnsi="黑体"/>
@@ -39064,31 +39078,31 @@
       </w:rPr>
     </w:lvl>
   </w:abstractNum>
-  <w:num w:numId="1" w16cid:durableId="289290049">
+  <w:num w:numId="1" w16cid:durableId="779566459">
     <w:abstractNumId w:val="8"/>
   </w:num>
-  <w:num w:numId="2" w16cid:durableId="2136217149">
+  <w:num w:numId="2" w16cid:durableId="259947439">
     <w:abstractNumId w:val="6"/>
   </w:num>
-  <w:num w:numId="3" w16cid:durableId="1533569677">
+  <w:num w:numId="3" w16cid:durableId="399326127">
     <w:abstractNumId w:val="5"/>
   </w:num>
-  <w:num w:numId="4" w16cid:durableId="991907017">
+  <w:num w:numId="4" w16cid:durableId="767890739">
     <w:abstractNumId w:val="4"/>
   </w:num>
-  <w:num w:numId="5" w16cid:durableId="1359817470">
+  <w:num w:numId="5" w16cid:durableId="332992593">
     <w:abstractNumId w:val="7"/>
   </w:num>
-  <w:num w:numId="6" w16cid:durableId="1768503418">
+  <w:num w:numId="6" w16cid:durableId="448472965">
     <w:abstractNumId w:val="3"/>
   </w:num>
-  <w:num w:numId="7" w16cid:durableId="397486268">
+  <w:num w:numId="7" w16cid:durableId="78068223">
     <w:abstractNumId w:val="2"/>
   </w:num>
-  <w:num w:numId="8" w16cid:durableId="1953510259">
+  <w:num w:numId="8" w16cid:durableId="339893608">
     <w:abstractNumId w:val="1"/>
   </w:num>
-  <w:num w:numId="9" w16cid:durableId="1372194588">
+  <w:num w:numId="9" w16cid:durableId="1703701097">
     <w:abstractNumId w:val="0"/>
   </w:num>
 </w:numbering>
@@ -50485,7 +50499,7 @@
     <w:autoRedefine/>
     <w:uiPriority w:val="39"/>
     <w:unhideWhenUsed/>
-    <w:rsid w:val="00CF40D5"/>
+    <w:rsid w:val="006A1667"/>
   </w:style>
   <w:style w:type="paragraph" w:styleId="TOC2">
     <w:name w:val="toc 2"/>
@@ -50494,7 +50508,7 @@
     <w:autoRedefine/>
     <w:uiPriority w:val="39"/>
     <w:unhideWhenUsed/>
-    <w:rsid w:val="00CF40D5"/>
+    <w:rsid w:val="006A1667"/>
     <w:pPr>
       <w:ind w:leftChars="200" w:left="420"/>
     </w:pPr>
@@ -50504,7 +50518,7 @@
     <w:basedOn w:val="a2"/>
     <w:uiPriority w:val="99"/>
     <w:unhideWhenUsed/>
-    <w:rsid w:val="00CF40D5"/>
+    <w:rsid w:val="006A1667"/>
     <w:rPr>
       <w:color w:val="0000FF" w:themeColor="hyperlink"/>
       <w:u w:val="single"/>

--- a/docs/胡祖锐-系统设计文档.docx
+++ b/docs/胡祖锐-系统设计文档.docx
@@ -212,7 +212,7 @@
       <w:r>
         <w:fldChar w:fldCharType="separate"/>
       </w:r>
-      <w:hyperlink w:anchor="_Toc240459995" w:history="1">
+      <w:hyperlink w:anchor="_Toc240464173" w:history="1">
         <w:r>
           <w:rPr>
             <w:rStyle w:val="aff9"/>
@@ -240,7 +240,7 @@
             <w:noProof/>
             <w:webHidden/>
           </w:rPr>
-          <w:instrText xml:space="preserve"> PAGEREF _Toc240459995 \h </w:instrText>
+          <w:instrText xml:space="preserve"> PAGEREF _Toc240464173 \h </w:instrText>
         </w:r>
         <w:r>
           <w:rPr>
@@ -288,7 +288,7 @@
           <w14:ligatures w14:val="standardContextual"/>
         </w:rPr>
       </w:pPr>
-      <w:hyperlink w:anchor="_Toc240459996" w:history="1">
+      <w:hyperlink w:anchor="_Toc240464174" w:history="1">
         <w:r>
           <w:rPr>
             <w:rStyle w:val="aff9"/>
@@ -316,7 +316,7 @@
             <w:noProof/>
             <w:webHidden/>
           </w:rPr>
-          <w:instrText xml:space="preserve"> PAGEREF _Toc240459996 \h </w:instrText>
+          <w:instrText xml:space="preserve"> PAGEREF _Toc240464174 \h </w:instrText>
         </w:r>
         <w:r>
           <w:rPr>
@@ -364,7 +364,7 @@
           <w14:ligatures w14:val="standardContextual"/>
         </w:rPr>
       </w:pPr>
-      <w:hyperlink w:anchor="_Toc240459997" w:history="1">
+      <w:hyperlink w:anchor="_Toc240464175" w:history="1">
         <w:r>
           <w:rPr>
             <w:rStyle w:val="aff9"/>
@@ -392,7 +392,7 @@
             <w:noProof/>
             <w:webHidden/>
           </w:rPr>
-          <w:instrText xml:space="preserve"> PAGEREF _Toc240459997 \h </w:instrText>
+          <w:instrText xml:space="preserve"> PAGEREF _Toc240464175 \h </w:instrText>
         </w:r>
         <w:r>
           <w:rPr>
@@ -440,7 +440,7 @@
           <w14:ligatures w14:val="standardContextual"/>
         </w:rPr>
       </w:pPr>
-      <w:hyperlink w:anchor="_Toc240459998" w:history="1">
+      <w:hyperlink w:anchor="_Toc240464176" w:history="1">
         <w:r>
           <w:rPr>
             <w:rStyle w:val="aff9"/>
@@ -468,7 +468,7 @@
             <w:noProof/>
             <w:webHidden/>
           </w:rPr>
-          <w:instrText xml:space="preserve"> PAGEREF _Toc240459998 \h </w:instrText>
+          <w:instrText xml:space="preserve"> PAGEREF _Toc240464176 \h </w:instrText>
         </w:r>
         <w:r>
           <w:rPr>
@@ -516,7 +516,7 @@
           <w14:ligatures w14:val="standardContextual"/>
         </w:rPr>
       </w:pPr>
-      <w:hyperlink w:anchor="_Toc240459999" w:history="1">
+      <w:hyperlink w:anchor="_Toc240464177" w:history="1">
         <w:r>
           <w:rPr>
             <w:rStyle w:val="aff9"/>
@@ -544,7 +544,7 @@
             <w:noProof/>
             <w:webHidden/>
           </w:rPr>
-          <w:instrText xml:space="preserve"> PAGEREF _Toc240459999 \h </w:instrText>
+          <w:instrText xml:space="preserve"> PAGEREF _Toc240464177 \h </w:instrText>
         </w:r>
         <w:r>
           <w:rPr>
@@ -591,7 +591,7 @@
           <w14:ligatures w14:val="standardContextual"/>
         </w:rPr>
       </w:pPr>
-      <w:hyperlink w:anchor="_Toc240460000" w:history="1">
+      <w:hyperlink w:anchor="_Toc240464178" w:history="1">
         <w:r>
           <w:rPr>
             <w:rStyle w:val="aff9"/>
@@ -619,7 +619,7 @@
             <w:noProof/>
             <w:webHidden/>
           </w:rPr>
-          <w:instrText xml:space="preserve"> PAGEREF _Toc240460000 \h </w:instrText>
+          <w:instrText xml:space="preserve"> PAGEREF _Toc240464178 \h </w:instrText>
         </w:r>
         <w:r>
           <w:rPr>
@@ -667,7 +667,7 @@
           <w14:ligatures w14:val="standardContextual"/>
         </w:rPr>
       </w:pPr>
-      <w:hyperlink w:anchor="_Toc240460001" w:history="1">
+      <w:hyperlink w:anchor="_Toc240464179" w:history="1">
         <w:r>
           <w:rPr>
             <w:rStyle w:val="aff9"/>
@@ -695,7 +695,7 @@
             <w:noProof/>
             <w:webHidden/>
           </w:rPr>
-          <w:instrText xml:space="preserve"> PAGEREF _Toc240460001 \h </w:instrText>
+          <w:instrText xml:space="preserve"> PAGEREF _Toc240464179 \h </w:instrText>
         </w:r>
         <w:r>
           <w:rPr>
@@ -743,7 +743,7 @@
           <w14:ligatures w14:val="standardContextual"/>
         </w:rPr>
       </w:pPr>
-      <w:hyperlink w:anchor="_Toc240460002" w:history="1">
+      <w:hyperlink w:anchor="_Toc240464180" w:history="1">
         <w:r>
           <w:rPr>
             <w:rStyle w:val="aff9"/>
@@ -771,7 +771,7 @@
             <w:noProof/>
             <w:webHidden/>
           </w:rPr>
-          <w:instrText xml:space="preserve"> PAGEREF _Toc240460002 \h </w:instrText>
+          <w:instrText xml:space="preserve"> PAGEREF _Toc240464180 \h </w:instrText>
         </w:r>
         <w:r>
           <w:rPr>
@@ -819,7 +819,7 @@
           <w14:ligatures w14:val="standardContextual"/>
         </w:rPr>
       </w:pPr>
-      <w:hyperlink w:anchor="_Toc240460003" w:history="1">
+      <w:hyperlink w:anchor="_Toc240464181" w:history="1">
         <w:r>
           <w:rPr>
             <w:rStyle w:val="aff9"/>
@@ -847,7 +847,7 @@
             <w:noProof/>
             <w:webHidden/>
           </w:rPr>
-          <w:instrText xml:space="preserve"> PAGEREF _Toc240460003 \h </w:instrText>
+          <w:instrText xml:space="preserve"> PAGEREF _Toc240464181 \h </w:instrText>
         </w:r>
         <w:r>
           <w:rPr>
@@ -895,7 +895,7 @@
           <w14:ligatures w14:val="standardContextual"/>
         </w:rPr>
       </w:pPr>
-      <w:hyperlink w:anchor="_Toc240460004" w:history="1">
+      <w:hyperlink w:anchor="_Toc240464182" w:history="1">
         <w:r>
           <w:rPr>
             <w:rStyle w:val="aff9"/>
@@ -923,7 +923,7 @@
             <w:noProof/>
             <w:webHidden/>
           </w:rPr>
-          <w:instrText xml:space="preserve"> PAGEREF _Toc240460004 \h </w:instrText>
+          <w:instrText xml:space="preserve"> PAGEREF _Toc240464182 \h </w:instrText>
         </w:r>
         <w:r>
           <w:rPr>
@@ -971,7 +971,7 @@
           <w14:ligatures w14:val="standardContextual"/>
         </w:rPr>
       </w:pPr>
-      <w:hyperlink w:anchor="_Toc240460005" w:history="1">
+      <w:hyperlink w:anchor="_Toc240464183" w:history="1">
         <w:r>
           <w:rPr>
             <w:rStyle w:val="aff9"/>
@@ -999,7 +999,7 @@
             <w:noProof/>
             <w:webHidden/>
           </w:rPr>
-          <w:instrText xml:space="preserve"> PAGEREF _Toc240460005 \h </w:instrText>
+          <w:instrText xml:space="preserve"> PAGEREF _Toc240464183 \h </w:instrText>
         </w:r>
         <w:r>
           <w:rPr>
@@ -1046,7 +1046,7 @@
           <w14:ligatures w14:val="standardContextual"/>
         </w:rPr>
       </w:pPr>
-      <w:hyperlink w:anchor="_Toc240460006" w:history="1">
+      <w:hyperlink w:anchor="_Toc240464184" w:history="1">
         <w:r>
           <w:rPr>
             <w:rStyle w:val="aff9"/>
@@ -1074,7 +1074,7 @@
             <w:noProof/>
             <w:webHidden/>
           </w:rPr>
-          <w:instrText xml:space="preserve"> PAGEREF _Toc240460006 \h </w:instrText>
+          <w:instrText xml:space="preserve"> PAGEREF _Toc240464184 \h </w:instrText>
         </w:r>
         <w:r>
           <w:rPr>
@@ -1122,7 +1122,7 @@
           <w14:ligatures w14:val="standardContextual"/>
         </w:rPr>
       </w:pPr>
-      <w:hyperlink w:anchor="_Toc240460007" w:history="1">
+      <w:hyperlink w:anchor="_Toc240464185" w:history="1">
         <w:r>
           <w:rPr>
             <w:rStyle w:val="aff9"/>
@@ -1150,7 +1150,7 @@
             <w:noProof/>
             <w:webHidden/>
           </w:rPr>
-          <w:instrText xml:space="preserve"> PAGEREF _Toc240460007 \h </w:instrText>
+          <w:instrText xml:space="preserve"> PAGEREF _Toc240464185 \h </w:instrText>
         </w:r>
         <w:r>
           <w:rPr>
@@ -1198,7 +1198,7 @@
           <w14:ligatures w14:val="standardContextual"/>
         </w:rPr>
       </w:pPr>
-      <w:hyperlink w:anchor="_Toc240460008" w:history="1">
+      <w:hyperlink w:anchor="_Toc240464186" w:history="1">
         <w:r>
           <w:rPr>
             <w:rStyle w:val="aff9"/>
@@ -1226,7 +1226,7 @@
             <w:noProof/>
             <w:webHidden/>
           </w:rPr>
-          <w:instrText xml:space="preserve"> PAGEREF _Toc240460008 \h </w:instrText>
+          <w:instrText xml:space="preserve"> PAGEREF _Toc240464186 \h </w:instrText>
         </w:r>
         <w:r>
           <w:rPr>
@@ -1274,7 +1274,7 @@
           <w14:ligatures w14:val="standardContextual"/>
         </w:rPr>
       </w:pPr>
-      <w:hyperlink w:anchor="_Toc240460009" w:history="1">
+      <w:hyperlink w:anchor="_Toc240464187" w:history="1">
         <w:r>
           <w:rPr>
             <w:rStyle w:val="aff9"/>
@@ -1302,7 +1302,7 @@
             <w:noProof/>
             <w:webHidden/>
           </w:rPr>
-          <w:instrText xml:space="preserve"> PAGEREF _Toc240460009 \h </w:instrText>
+          <w:instrText xml:space="preserve"> PAGEREF _Toc240464187 \h </w:instrText>
         </w:r>
         <w:r>
           <w:rPr>
@@ -1349,7 +1349,7 @@
           <w14:ligatures w14:val="standardContextual"/>
         </w:rPr>
       </w:pPr>
-      <w:hyperlink w:anchor="_Toc240460010" w:history="1">
+      <w:hyperlink w:anchor="_Toc240464188" w:history="1">
         <w:r>
           <w:rPr>
             <w:rStyle w:val="aff9"/>
@@ -1377,7 +1377,7 @@
             <w:noProof/>
             <w:webHidden/>
           </w:rPr>
-          <w:instrText xml:space="preserve"> PAGEREF _Toc240460010 \h </w:instrText>
+          <w:instrText xml:space="preserve"> PAGEREF _Toc240464188 \h </w:instrText>
         </w:r>
         <w:r>
           <w:rPr>
@@ -1425,14 +1425,14 @@
           <w14:ligatures w14:val="standardContextual"/>
         </w:rPr>
       </w:pPr>
-      <w:hyperlink w:anchor="_Toc240460011" w:history="1">
+      <w:hyperlink w:anchor="_Toc240464189" w:history="1">
         <w:r>
           <w:rPr>
             <w:rStyle w:val="aff9"/>
             <w:rFonts w:ascii="黑体" w:eastAsia="黑体" w:hAnsi="黑体"/>
             <w:noProof/>
           </w:rPr>
-          <w:t>4.1 参赛范围：五种模式</w:t>
+          <w:t>4.1 参赛范围：六种模式</w:t>
         </w:r>
         <w:r>
           <w:rPr>
@@ -1453,7 +1453,7 @@
             <w:noProof/>
             <w:webHidden/>
           </w:rPr>
-          <w:instrText xml:space="preserve"> PAGEREF _Toc240460011 \h </w:instrText>
+          <w:instrText xml:space="preserve"> PAGEREF _Toc240464189 \h </w:instrText>
         </w:r>
         <w:r>
           <w:rPr>
@@ -1501,14 +1501,14 @@
           <w14:ligatures w14:val="standardContextual"/>
         </w:rPr>
       </w:pPr>
-      <w:hyperlink w:anchor="_Toc240460012" w:history="1">
+      <w:hyperlink w:anchor="_Toc240464190" w:history="1">
         <w:r>
           <w:rPr>
             <w:rStyle w:val="aff9"/>
             <w:rFonts w:ascii="黑体" w:eastAsia="黑体" w:hAnsi="黑体"/>
             <w:noProof/>
           </w:rPr>
-          <w:t>4.2 对位赛模式</w:t>
+          <w:t>4.2 对位玩法：自动对位（对位赛）与手排对位（指定对决）</w:t>
         </w:r>
         <w:r>
           <w:rPr>
@@ -1529,7 +1529,7 @@
             <w:noProof/>
             <w:webHidden/>
           </w:rPr>
-          <w:instrText xml:space="preserve"> PAGEREF _Toc240460012 \h </w:instrText>
+          <w:instrText xml:space="preserve"> PAGEREF _Toc240464190 \h </w:instrText>
         </w:r>
         <w:r>
           <w:rPr>
@@ -1549,7 +1549,7 @@
             <w:noProof/>
             <w:webHidden/>
           </w:rPr>
-          <w:t>10</w:t>
+          <w:t>11</w:t>
         </w:r>
         <w:r>
           <w:rPr>
@@ -1577,7 +1577,7 @@
           <w14:ligatures w14:val="standardContextual"/>
         </w:rPr>
       </w:pPr>
-      <w:hyperlink w:anchor="_Toc240460013" w:history="1">
+      <w:hyperlink w:anchor="_Toc240464191" w:history="1">
         <w:r>
           <w:rPr>
             <w:rStyle w:val="aff9"/>
@@ -1605,7 +1605,7 @@
             <w:noProof/>
             <w:webHidden/>
           </w:rPr>
-          <w:instrText xml:space="preserve"> PAGEREF _Toc240460013 \h </w:instrText>
+          <w:instrText xml:space="preserve"> PAGEREF _Toc240464191 \h </w:instrText>
         </w:r>
         <w:r>
           <w:rPr>
@@ -1653,7 +1653,7 @@
           <w14:ligatures w14:val="standardContextual"/>
         </w:rPr>
       </w:pPr>
-      <w:hyperlink w:anchor="_Toc240460014" w:history="1">
+      <w:hyperlink w:anchor="_Toc240464192" w:history="1">
         <w:r>
           <w:rPr>
             <w:rStyle w:val="aff9"/>
@@ -1681,7 +1681,7 @@
             <w:noProof/>
             <w:webHidden/>
           </w:rPr>
-          <w:instrText xml:space="preserve"> PAGEREF _Toc240460014 \h </w:instrText>
+          <w:instrText xml:space="preserve"> PAGEREF _Toc240464192 \h </w:instrText>
         </w:r>
         <w:r>
           <w:rPr>
@@ -1729,7 +1729,7 @@
           <w14:ligatures w14:val="standardContextual"/>
         </w:rPr>
       </w:pPr>
-      <w:hyperlink w:anchor="_Toc240460015" w:history="1">
+      <w:hyperlink w:anchor="_Toc240464193" w:history="1">
         <w:r>
           <w:rPr>
             <w:rStyle w:val="aff9"/>
@@ -1757,83 +1757,7 @@
             <w:noProof/>
             <w:webHidden/>
           </w:rPr>
-          <w:instrText xml:space="preserve"> PAGEREF _Toc240460015 \h </w:instrText>
-        </w:r>
-        <w:r>
-          <w:rPr>
-            <w:noProof/>
-            <w:webHidden/>
-          </w:rPr>
-        </w:r>
-        <w:r>
-          <w:rPr>
-            <w:noProof/>
-            <w:webHidden/>
-          </w:rPr>
-          <w:fldChar w:fldCharType="separate"/>
-        </w:r>
-        <w:r>
-          <w:rPr>
-            <w:noProof/>
-            <w:webHidden/>
-          </w:rPr>
-          <w:t>13</w:t>
-        </w:r>
-        <w:r>
-          <w:rPr>
-            <w:noProof/>
-            <w:webHidden/>
-          </w:rPr>
-          <w:fldChar w:fldCharType="end"/>
-        </w:r>
-      </w:hyperlink>
-    </w:p>
-    <w:p>
-      <w:pPr>
-        <w:pStyle w:val="TOC2"/>
-        <w:tabs>
-          <w:tab w:val="right" w:leader="dot" w:pos="8302"/>
-        </w:tabs>
-        <w:ind w:left="480"/>
-        <w:rPr>
-          <w:rFonts w:asciiTheme="minorHAnsi" w:eastAsiaTheme="minorEastAsia" w:hAnsiTheme="minorHAnsi"/>
-          <w:noProof/>
-          <w:kern w:val="2"/>
-          <w:sz w:val="22"/>
-          <w:szCs w:val="24"/>
-          <w:lang w:eastAsia="zh-CN"/>
-          <w14:ligatures w14:val="standardContextual"/>
-        </w:rPr>
-      </w:pPr>
-      <w:hyperlink w:anchor="_Toc240460016" w:history="1">
-        <w:r>
-          <w:rPr>
-            <w:rStyle w:val="aff9"/>
-            <w:rFonts w:ascii="黑体" w:eastAsia="黑体" w:hAnsi="黑体"/>
-            <w:noProof/>
-          </w:rPr>
-          <w:t>4.6 对阵生成算法</w:t>
-        </w:r>
-        <w:r>
-          <w:rPr>
-            <w:noProof/>
-            <w:webHidden/>
-          </w:rPr>
-          <w:tab/>
-        </w:r>
-        <w:r>
-          <w:rPr>
-            <w:noProof/>
-            <w:webHidden/>
-          </w:rPr>
-          <w:fldChar w:fldCharType="begin"/>
-        </w:r>
-        <w:r>
-          <w:rPr>
-            <w:noProof/>
-            <w:webHidden/>
-          </w:rPr>
-          <w:instrText xml:space="preserve"> PAGEREF _Toc240460016 \h </w:instrText>
+          <w:instrText xml:space="preserve"> PAGEREF _Toc240464193 \h </w:instrText>
         </w:r>
         <w:r>
           <w:rPr>
@@ -1881,14 +1805,14 @@
           <w14:ligatures w14:val="standardContextual"/>
         </w:rPr>
       </w:pPr>
-      <w:hyperlink w:anchor="_Toc240460017" w:history="1">
+      <w:hyperlink w:anchor="_Toc240464194" w:history="1">
         <w:r>
           <w:rPr>
             <w:rStyle w:val="aff9"/>
             <w:rFonts w:ascii="黑体" w:eastAsia="黑体" w:hAnsi="黑体"/>
             <w:noProof/>
           </w:rPr>
-          <w:t>4.7 投票、胜负判定与异常处理</w:t>
+          <w:t>4.6 对阵生成算法</w:t>
         </w:r>
         <w:r>
           <w:rPr>
@@ -1909,7 +1833,7 @@
             <w:noProof/>
             <w:webHidden/>
           </w:rPr>
-          <w:instrText xml:space="preserve"> PAGEREF _Toc240460017 \h </w:instrText>
+          <w:instrText xml:space="preserve"> PAGEREF _Toc240464194 \h </w:instrText>
         </w:r>
         <w:r>
           <w:rPr>
@@ -1957,14 +1881,14 @@
           <w14:ligatures w14:val="standardContextual"/>
         </w:rPr>
       </w:pPr>
-      <w:hyperlink w:anchor="_Toc240460018" w:history="1">
+      <w:hyperlink w:anchor="_Toc240464195" w:history="1">
         <w:r>
           <w:rPr>
             <w:rStyle w:val="aff9"/>
             <w:rFonts w:ascii="黑体" w:eastAsia="黑体" w:hAnsi="黑体"/>
             <w:noProof/>
           </w:rPr>
-          <w:t>4.8 冠军生成与夺冠路径</w:t>
+          <w:t>4.7 投票、胜负判定与异常处理</w:t>
         </w:r>
         <w:r>
           <w:rPr>
@@ -1985,82 +1909,7 @@
             <w:noProof/>
             <w:webHidden/>
           </w:rPr>
-          <w:instrText xml:space="preserve"> PAGEREF _Toc240460018 \h </w:instrText>
-        </w:r>
-        <w:r>
-          <w:rPr>
-            <w:noProof/>
-            <w:webHidden/>
-          </w:rPr>
-        </w:r>
-        <w:r>
-          <w:rPr>
-            <w:noProof/>
-            <w:webHidden/>
-          </w:rPr>
-          <w:fldChar w:fldCharType="separate"/>
-        </w:r>
-        <w:r>
-          <w:rPr>
-            <w:noProof/>
-            <w:webHidden/>
-          </w:rPr>
-          <w:t>16</w:t>
-        </w:r>
-        <w:r>
-          <w:rPr>
-            <w:noProof/>
-            <w:webHidden/>
-          </w:rPr>
-          <w:fldChar w:fldCharType="end"/>
-        </w:r>
-      </w:hyperlink>
-    </w:p>
-    <w:p>
-      <w:pPr>
-        <w:pStyle w:val="TOC1"/>
-        <w:tabs>
-          <w:tab w:val="right" w:leader="dot" w:pos="8302"/>
-        </w:tabs>
-        <w:rPr>
-          <w:rFonts w:asciiTheme="minorHAnsi" w:eastAsiaTheme="minorEastAsia" w:hAnsiTheme="minorHAnsi"/>
-          <w:noProof/>
-          <w:kern w:val="2"/>
-          <w:sz w:val="22"/>
-          <w:szCs w:val="24"/>
-          <w:lang w:eastAsia="zh-CN"/>
-          <w14:ligatures w14:val="standardContextual"/>
-        </w:rPr>
-      </w:pPr>
-      <w:hyperlink w:anchor="_Toc240460019" w:history="1">
-        <w:r>
-          <w:rPr>
-            <w:rStyle w:val="aff9"/>
-            <w:rFonts w:ascii="黑体" w:eastAsia="黑体" w:hAnsi="黑体"/>
-            <w:noProof/>
-          </w:rPr>
-          <w:t>五、数据库设计</w:t>
-        </w:r>
-        <w:r>
-          <w:rPr>
-            <w:noProof/>
-            <w:webHidden/>
-          </w:rPr>
-          <w:tab/>
-        </w:r>
-        <w:r>
-          <w:rPr>
-            <w:noProof/>
-            <w:webHidden/>
-          </w:rPr>
-          <w:fldChar w:fldCharType="begin"/>
-        </w:r>
-        <w:r>
-          <w:rPr>
-            <w:noProof/>
-            <w:webHidden/>
-          </w:rPr>
-          <w:instrText xml:space="preserve"> PAGEREF _Toc240460019 \h </w:instrText>
+          <w:instrText xml:space="preserve"> PAGEREF _Toc240464195 \h </w:instrText>
         </w:r>
         <w:r>
           <w:rPr>
@@ -2108,14 +1957,14 @@
           <w14:ligatures w14:val="standardContextual"/>
         </w:rPr>
       </w:pPr>
-      <w:hyperlink w:anchor="_Toc240460020" w:history="1">
+      <w:hyperlink w:anchor="_Toc240464196" w:history="1">
         <w:r>
           <w:rPr>
             <w:rStyle w:val="aff9"/>
             <w:rFonts w:ascii="黑体" w:eastAsia="黑体" w:hAnsi="黑体"/>
             <w:noProof/>
           </w:rPr>
-          <w:t>5.1 设计约定</w:t>
+          <w:t>4.8 冠军生成与夺冠路径</w:t>
         </w:r>
         <w:r>
           <w:rPr>
@@ -2136,7 +1985,7 @@
             <w:noProof/>
             <w:webHidden/>
           </w:rPr>
-          <w:instrText xml:space="preserve"> PAGEREF _Toc240460020 \h </w:instrText>
+          <w:instrText xml:space="preserve"> PAGEREF _Toc240464196 \h </w:instrText>
         </w:r>
         <w:r>
           <w:rPr>
@@ -2156,7 +2005,7 @@
             <w:noProof/>
             <w:webHidden/>
           </w:rPr>
-          <w:t>16</w:t>
+          <w:t>17</w:t>
         </w:r>
         <w:r>
           <w:rPr>
@@ -2169,11 +2018,10 @@
     </w:p>
     <w:p>
       <w:pPr>
-        <w:pStyle w:val="TOC2"/>
+        <w:pStyle w:val="TOC1"/>
         <w:tabs>
           <w:tab w:val="right" w:leader="dot" w:pos="8302"/>
         </w:tabs>
-        <w:ind w:left="480"/>
         <w:rPr>
           <w:rFonts w:asciiTheme="minorHAnsi" w:eastAsiaTheme="minorEastAsia" w:hAnsiTheme="minorHAnsi"/>
           <w:noProof/>
@@ -2184,14 +2032,14 @@
           <w14:ligatures w14:val="standardContextual"/>
         </w:rPr>
       </w:pPr>
-      <w:hyperlink w:anchor="_Toc240460021" w:history="1">
+      <w:hyperlink w:anchor="_Toc240464197" w:history="1">
         <w:r>
           <w:rPr>
             <w:rStyle w:val="aff9"/>
             <w:rFonts w:ascii="黑体" w:eastAsia="黑体" w:hAnsi="黑体"/>
             <w:noProof/>
           </w:rPr>
-          <w:t>5.2 数据域与集合总览</w:t>
+          <w:t>五、数据库设计</w:t>
         </w:r>
         <w:r>
           <w:rPr>
@@ -2212,7 +2060,7 @@
             <w:noProof/>
             <w:webHidden/>
           </w:rPr>
-          <w:instrText xml:space="preserve"> PAGEREF _Toc240460021 \h </w:instrText>
+          <w:instrText xml:space="preserve"> PAGEREF _Toc240464197 \h </w:instrText>
         </w:r>
         <w:r>
           <w:rPr>
@@ -2260,7 +2108,159 @@
           <w14:ligatures w14:val="standardContextual"/>
         </w:rPr>
       </w:pPr>
-      <w:hyperlink w:anchor="_Toc240460022" w:history="1">
+      <w:hyperlink w:anchor="_Toc240464198" w:history="1">
+        <w:r>
+          <w:rPr>
+            <w:rStyle w:val="aff9"/>
+            <w:rFonts w:ascii="黑体" w:eastAsia="黑体" w:hAnsi="黑体"/>
+            <w:noProof/>
+          </w:rPr>
+          <w:t>5.1 设计约定</w:t>
+        </w:r>
+        <w:r>
+          <w:rPr>
+            <w:noProof/>
+            <w:webHidden/>
+          </w:rPr>
+          <w:tab/>
+        </w:r>
+        <w:r>
+          <w:rPr>
+            <w:noProof/>
+            <w:webHidden/>
+          </w:rPr>
+          <w:fldChar w:fldCharType="begin"/>
+        </w:r>
+        <w:r>
+          <w:rPr>
+            <w:noProof/>
+            <w:webHidden/>
+          </w:rPr>
+          <w:instrText xml:space="preserve"> PAGEREF _Toc240464198 \h </w:instrText>
+        </w:r>
+        <w:r>
+          <w:rPr>
+            <w:noProof/>
+            <w:webHidden/>
+          </w:rPr>
+        </w:r>
+        <w:r>
+          <w:rPr>
+            <w:noProof/>
+            <w:webHidden/>
+          </w:rPr>
+          <w:fldChar w:fldCharType="separate"/>
+        </w:r>
+        <w:r>
+          <w:rPr>
+            <w:noProof/>
+            <w:webHidden/>
+          </w:rPr>
+          <w:t>17</w:t>
+        </w:r>
+        <w:r>
+          <w:rPr>
+            <w:noProof/>
+            <w:webHidden/>
+          </w:rPr>
+          <w:fldChar w:fldCharType="end"/>
+        </w:r>
+      </w:hyperlink>
+    </w:p>
+    <w:p>
+      <w:pPr>
+        <w:pStyle w:val="TOC2"/>
+        <w:tabs>
+          <w:tab w:val="right" w:leader="dot" w:pos="8302"/>
+        </w:tabs>
+        <w:ind w:left="480"/>
+        <w:rPr>
+          <w:rFonts w:asciiTheme="minorHAnsi" w:eastAsiaTheme="minorEastAsia" w:hAnsiTheme="minorHAnsi"/>
+          <w:noProof/>
+          <w:kern w:val="2"/>
+          <w:sz w:val="22"/>
+          <w:szCs w:val="24"/>
+          <w:lang w:eastAsia="zh-CN"/>
+          <w14:ligatures w14:val="standardContextual"/>
+        </w:rPr>
+      </w:pPr>
+      <w:hyperlink w:anchor="_Toc240464199" w:history="1">
+        <w:r>
+          <w:rPr>
+            <w:rStyle w:val="aff9"/>
+            <w:rFonts w:ascii="黑体" w:eastAsia="黑体" w:hAnsi="黑体"/>
+            <w:noProof/>
+          </w:rPr>
+          <w:t>5.2 数据域与集合总览</w:t>
+        </w:r>
+        <w:r>
+          <w:rPr>
+            <w:noProof/>
+            <w:webHidden/>
+          </w:rPr>
+          <w:tab/>
+        </w:r>
+        <w:r>
+          <w:rPr>
+            <w:noProof/>
+            <w:webHidden/>
+          </w:rPr>
+          <w:fldChar w:fldCharType="begin"/>
+        </w:r>
+        <w:r>
+          <w:rPr>
+            <w:noProof/>
+            <w:webHidden/>
+          </w:rPr>
+          <w:instrText xml:space="preserve"> PAGEREF _Toc240464199 \h </w:instrText>
+        </w:r>
+        <w:r>
+          <w:rPr>
+            <w:noProof/>
+            <w:webHidden/>
+          </w:rPr>
+        </w:r>
+        <w:r>
+          <w:rPr>
+            <w:noProof/>
+            <w:webHidden/>
+          </w:rPr>
+          <w:fldChar w:fldCharType="separate"/>
+        </w:r>
+        <w:r>
+          <w:rPr>
+            <w:noProof/>
+            <w:webHidden/>
+          </w:rPr>
+          <w:t>17</w:t>
+        </w:r>
+        <w:r>
+          <w:rPr>
+            <w:noProof/>
+            <w:webHidden/>
+          </w:rPr>
+          <w:fldChar w:fldCharType="end"/>
+        </w:r>
+      </w:hyperlink>
+    </w:p>
+    <w:p>
+      <w:pPr>
+        <w:pStyle w:val="TOC2"/>
+        <w:tabs>
+          <w:tab w:val="right" w:leader="dot" w:pos="8302"/>
+        </w:tabs>
+        <w:ind w:left="480"/>
+        <w:rPr>
+          <w:rFonts w:asciiTheme="minorHAnsi" w:eastAsiaTheme="minorEastAsia" w:hAnsiTheme="minorHAnsi"/>
+          <w:noProof/>
+          <w:kern w:val="2"/>
+          <w:sz w:val="22"/>
+          <w:szCs w:val="24"/>
+          <w:lang w:eastAsia="zh-CN"/>
+          <w14:ligatures w14:val="standardContextual"/>
+        </w:rPr>
+      </w:pPr>
+      <w:hyperlink w:anchor="_Toc240464200" w:history="1">
         <w:r>
           <w:rPr>
             <w:rStyle w:val="aff9"/>
@@ -2288,7 +2288,7 @@
             <w:noProof/>
             <w:webHidden/>
           </w:rPr>
-          <w:instrText xml:space="preserve"> PAGEREF _Toc240460022 \h </w:instrText>
+          <w:instrText xml:space="preserve"> PAGEREF _Toc240464200 \h </w:instrText>
         </w:r>
         <w:r>
           <w:rPr>
@@ -2336,7 +2336,7 @@
           <w14:ligatures w14:val="standardContextual"/>
         </w:rPr>
       </w:pPr>
-      <w:hyperlink w:anchor="_Toc240460023" w:history="1">
+      <w:hyperlink w:anchor="_Toc240464201" w:history="1">
         <w:r>
           <w:rPr>
             <w:rStyle w:val="aff9"/>
@@ -2364,7 +2364,7 @@
             <w:noProof/>
             <w:webHidden/>
           </w:rPr>
-          <w:instrText xml:space="preserve"> PAGEREF _Toc240460023 \h </w:instrText>
+          <w:instrText xml:space="preserve"> PAGEREF _Toc240464201 \h </w:instrText>
         </w:r>
         <w:r>
           <w:rPr>
@@ -2384,7 +2384,7 @@
             <w:noProof/>
             <w:webHidden/>
           </w:rPr>
-          <w:t>19</w:t>
+          <w:t>20</w:t>
         </w:r>
         <w:r>
           <w:rPr>
@@ -2412,7 +2412,7 @@
           <w14:ligatures w14:val="standardContextual"/>
         </w:rPr>
       </w:pPr>
-      <w:hyperlink w:anchor="_Toc240460024" w:history="1">
+      <w:hyperlink w:anchor="_Toc240464202" w:history="1">
         <w:r>
           <w:rPr>
             <w:rStyle w:val="aff9"/>
@@ -2440,7 +2440,7 @@
             <w:noProof/>
             <w:webHidden/>
           </w:rPr>
-          <w:instrText xml:space="preserve"> PAGEREF _Toc240460024 \h </w:instrText>
+          <w:instrText xml:space="preserve"> PAGEREF _Toc240464202 \h </w:instrText>
         </w:r>
         <w:r>
           <w:rPr>
@@ -2460,7 +2460,7 @@
             <w:noProof/>
             <w:webHidden/>
           </w:rPr>
-          <w:t>21</w:t>
+          <w:t>22</w:t>
         </w:r>
         <w:r>
           <w:rPr>
@@ -2488,7 +2488,7 @@
           <w14:ligatures w14:val="standardContextual"/>
         </w:rPr>
       </w:pPr>
-      <w:hyperlink w:anchor="_Toc240460025" w:history="1">
+      <w:hyperlink w:anchor="_Toc240464203" w:history="1">
         <w:r>
           <w:rPr>
             <w:rStyle w:val="aff9"/>
@@ -2516,7 +2516,7 @@
             <w:noProof/>
             <w:webHidden/>
           </w:rPr>
-          <w:instrText xml:space="preserve"> PAGEREF _Toc240460025 \h </w:instrText>
+          <w:instrText xml:space="preserve"> PAGEREF _Toc240464203 \h </w:instrText>
         </w:r>
         <w:r>
           <w:rPr>
@@ -2536,7 +2536,7 @@
             <w:noProof/>
             <w:webHidden/>
           </w:rPr>
-          <w:t>23</w:t>
+          <w:t>24</w:t>
         </w:r>
         <w:r>
           <w:rPr>
@@ -2564,7 +2564,7 @@
           <w14:ligatures w14:val="standardContextual"/>
         </w:rPr>
       </w:pPr>
-      <w:hyperlink w:anchor="_Toc240460026" w:history="1">
+      <w:hyperlink w:anchor="_Toc240464204" w:history="1">
         <w:r>
           <w:rPr>
             <w:rStyle w:val="aff9"/>
@@ -2592,7 +2592,7 @@
             <w:noProof/>
             <w:webHidden/>
           </w:rPr>
-          <w:instrText xml:space="preserve"> PAGEREF _Toc240460026 \h </w:instrText>
+          <w:instrText xml:space="preserve"> PAGEREF _Toc240464204 \h </w:instrText>
         </w:r>
         <w:r>
           <w:rPr>
@@ -2640,7 +2640,7 @@
           <w14:ligatures w14:val="standardContextual"/>
         </w:rPr>
       </w:pPr>
-      <w:hyperlink w:anchor="_Toc240460027" w:history="1">
+      <w:hyperlink w:anchor="_Toc240464205" w:history="1">
         <w:r>
           <w:rPr>
             <w:rStyle w:val="aff9"/>
@@ -2668,158 +2668,7 @@
             <w:noProof/>
             <w:webHidden/>
           </w:rPr>
-          <w:instrText xml:space="preserve"> PAGEREF _Toc240460027 \h </w:instrText>
-        </w:r>
-        <w:r>
-          <w:rPr>
-            <w:noProof/>
-            <w:webHidden/>
-          </w:rPr>
-        </w:r>
-        <w:r>
-          <w:rPr>
-            <w:noProof/>
-            <w:webHidden/>
-          </w:rPr>
-          <w:fldChar w:fldCharType="separate"/>
-        </w:r>
-        <w:r>
-          <w:rPr>
-            <w:noProof/>
-            <w:webHidden/>
-          </w:rPr>
-          <w:t>25</w:t>
-        </w:r>
-        <w:r>
-          <w:rPr>
-            <w:noProof/>
-            <w:webHidden/>
-          </w:rPr>
-          <w:fldChar w:fldCharType="end"/>
-        </w:r>
-      </w:hyperlink>
-    </w:p>
-    <w:p>
-      <w:pPr>
-        <w:pStyle w:val="TOC2"/>
-        <w:tabs>
-          <w:tab w:val="right" w:leader="dot" w:pos="8302"/>
-        </w:tabs>
-        <w:ind w:left="480"/>
-        <w:rPr>
-          <w:rFonts w:asciiTheme="minorHAnsi" w:eastAsiaTheme="minorEastAsia" w:hAnsiTheme="minorHAnsi"/>
-          <w:noProof/>
-          <w:kern w:val="2"/>
-          <w:sz w:val="22"/>
-          <w:szCs w:val="24"/>
-          <w:lang w:eastAsia="zh-CN"/>
-          <w14:ligatures w14:val="standardContextual"/>
-        </w:rPr>
-      </w:pPr>
-      <w:hyperlink w:anchor="_Toc240460028" w:history="1">
-        <w:r>
-          <w:rPr>
-            <w:rStyle w:val="aff9"/>
-            <w:rFonts w:ascii="黑体" w:eastAsia="黑体" w:hAnsi="黑体"/>
-            <w:noProof/>
-          </w:rPr>
-          <w:t>5.9 字段级校验与约束</w:t>
-        </w:r>
-        <w:r>
-          <w:rPr>
-            <w:noProof/>
-            <w:webHidden/>
-          </w:rPr>
-          <w:tab/>
-        </w:r>
-        <w:r>
-          <w:rPr>
-            <w:noProof/>
-            <w:webHidden/>
-          </w:rPr>
-          <w:fldChar w:fldCharType="begin"/>
-        </w:r>
-        <w:r>
-          <w:rPr>
-            <w:noProof/>
-            <w:webHidden/>
-          </w:rPr>
-          <w:instrText xml:space="preserve"> PAGEREF _Toc240460028 \h </w:instrText>
-        </w:r>
-        <w:r>
-          <w:rPr>
-            <w:noProof/>
-            <w:webHidden/>
-          </w:rPr>
-        </w:r>
-        <w:r>
-          <w:rPr>
-            <w:noProof/>
-            <w:webHidden/>
-          </w:rPr>
-          <w:fldChar w:fldCharType="separate"/>
-        </w:r>
-        <w:r>
-          <w:rPr>
-            <w:noProof/>
-            <w:webHidden/>
-          </w:rPr>
-          <w:t>26</w:t>
-        </w:r>
-        <w:r>
-          <w:rPr>
-            <w:noProof/>
-            <w:webHidden/>
-          </w:rPr>
-          <w:fldChar w:fldCharType="end"/>
-        </w:r>
-      </w:hyperlink>
-    </w:p>
-    <w:p>
-      <w:pPr>
-        <w:pStyle w:val="TOC1"/>
-        <w:tabs>
-          <w:tab w:val="right" w:leader="dot" w:pos="8302"/>
-        </w:tabs>
-        <w:rPr>
-          <w:rFonts w:asciiTheme="minorHAnsi" w:eastAsiaTheme="minorEastAsia" w:hAnsiTheme="minorHAnsi"/>
-          <w:noProof/>
-          <w:kern w:val="2"/>
-          <w:sz w:val="22"/>
-          <w:szCs w:val="24"/>
-          <w:lang w:eastAsia="zh-CN"/>
-          <w14:ligatures w14:val="standardContextual"/>
-        </w:rPr>
-      </w:pPr>
-      <w:hyperlink w:anchor="_Toc240460029" w:history="1">
-        <w:r>
-          <w:rPr>
-            <w:rStyle w:val="aff9"/>
-            <w:rFonts w:ascii="黑体" w:eastAsia="黑体" w:hAnsi="黑体"/>
-            <w:noProof/>
-          </w:rPr>
-          <w:t>六、接口设计</w:t>
-        </w:r>
-        <w:r>
-          <w:rPr>
-            <w:noProof/>
-            <w:webHidden/>
-          </w:rPr>
-          <w:tab/>
-        </w:r>
-        <w:r>
-          <w:rPr>
-            <w:noProof/>
-            <w:webHidden/>
-          </w:rPr>
-          <w:fldChar w:fldCharType="begin"/>
-        </w:r>
-        <w:r>
-          <w:rPr>
-            <w:noProof/>
-            <w:webHidden/>
-          </w:rPr>
-          <w:instrText xml:space="preserve"> PAGEREF _Toc240460029 \h </w:instrText>
+          <w:instrText xml:space="preserve"> PAGEREF _Toc240464205 \h </w:instrText>
         </w:r>
         <w:r>
           <w:rPr>
@@ -2867,14 +2716,14 @@
           <w14:ligatures w14:val="standardContextual"/>
         </w:rPr>
       </w:pPr>
-      <w:hyperlink w:anchor="_Toc240460030" w:history="1">
+      <w:hyperlink w:anchor="_Toc240464206" w:history="1">
         <w:r>
           <w:rPr>
             <w:rStyle w:val="aff9"/>
             <w:rFonts w:ascii="黑体" w:eastAsia="黑体" w:hAnsi="黑体"/>
             <w:noProof/>
           </w:rPr>
-          <w:t>6.1 接口分组与规模</w:t>
+          <w:t>5.9 字段级校验与约束</w:t>
         </w:r>
         <w:r>
           <w:rPr>
@@ -2895,7 +2744,7 @@
             <w:noProof/>
             <w:webHidden/>
           </w:rPr>
-          <w:instrText xml:space="preserve"> PAGEREF _Toc240460030 \h </w:instrText>
+          <w:instrText xml:space="preserve"> PAGEREF _Toc240464206 \h </w:instrText>
         </w:r>
         <w:r>
           <w:rPr>
@@ -2928,11 +2777,10 @@
     </w:p>
     <w:p>
       <w:pPr>
-        <w:pStyle w:val="TOC2"/>
+        <w:pStyle w:val="TOC1"/>
         <w:tabs>
           <w:tab w:val="right" w:leader="dot" w:pos="8302"/>
         </w:tabs>
-        <w:ind w:left="480"/>
         <w:rPr>
           <w:rFonts w:asciiTheme="minorHAnsi" w:eastAsiaTheme="minorEastAsia" w:hAnsiTheme="minorHAnsi"/>
           <w:noProof/>
@@ -2943,14 +2791,14 @@
           <w14:ligatures w14:val="standardContextual"/>
         </w:rPr>
       </w:pPr>
-      <w:hyperlink w:anchor="_Toc240460031" w:history="1">
+      <w:hyperlink w:anchor="_Toc240464207" w:history="1">
         <w:r>
           <w:rPr>
             <w:rStyle w:val="aff9"/>
             <w:rFonts w:ascii="黑体" w:eastAsia="黑体" w:hAnsi="黑体"/>
             <w:noProof/>
           </w:rPr>
-          <w:t>6.2 统一响应结构与状态码</w:t>
+          <w:t>六、接口设计</w:t>
         </w:r>
         <w:r>
           <w:rPr>
@@ -2971,7 +2819,7 @@
             <w:noProof/>
             <w:webHidden/>
           </w:rPr>
-          <w:instrText xml:space="preserve"> PAGEREF _Toc240460031 \h </w:instrText>
+          <w:instrText xml:space="preserve"> PAGEREF _Toc240464207 \h </w:instrText>
         </w:r>
         <w:r>
           <w:rPr>
@@ -3019,14 +2867,14 @@
           <w14:ligatures w14:val="standardContextual"/>
         </w:rPr>
       </w:pPr>
-      <w:hyperlink w:anchor="_Toc240460032" w:history="1">
+      <w:hyperlink w:anchor="_Toc240464208" w:history="1">
         <w:r>
           <w:rPr>
             <w:rStyle w:val="aff9"/>
             <w:rFonts w:ascii="黑体" w:eastAsia="黑体" w:hAnsi="黑体"/>
             <w:noProof/>
           </w:rPr>
-          <w:t>6.3 鉴权分级</w:t>
+          <w:t>6.1 接口分组与规模</w:t>
         </w:r>
         <w:r>
           <w:rPr>
@@ -3047,7 +2895,7 @@
             <w:noProof/>
             <w:webHidden/>
           </w:rPr>
-          <w:instrText xml:space="preserve"> PAGEREF _Toc240460032 \h </w:instrText>
+          <w:instrText xml:space="preserve"> PAGEREF _Toc240464208 \h </w:instrText>
         </w:r>
         <w:r>
           <w:rPr>
@@ -3095,14 +2943,14 @@
           <w14:ligatures w14:val="standardContextual"/>
         </w:rPr>
       </w:pPr>
-      <w:hyperlink w:anchor="_Toc240460033" w:history="1">
+      <w:hyperlink w:anchor="_Toc240464209" w:history="1">
         <w:r>
           <w:rPr>
             <w:rStyle w:val="aff9"/>
             <w:rFonts w:ascii="黑体" w:eastAsia="黑体" w:hAnsi="黑体"/>
             <w:noProof/>
           </w:rPr>
-          <w:t>6.4 分页与排序约定</w:t>
+          <w:t>6.2 统一响应结构与状态码</w:t>
         </w:r>
         <w:r>
           <w:rPr>
@@ -3123,7 +2971,83 @@
             <w:noProof/>
             <w:webHidden/>
           </w:rPr>
-          <w:instrText xml:space="preserve"> PAGEREF _Toc240460033 \h </w:instrText>
+          <w:instrText xml:space="preserve"> PAGEREF _Toc240464209 \h </w:instrText>
+        </w:r>
+        <w:r>
+          <w:rPr>
+            <w:noProof/>
+            <w:webHidden/>
+          </w:rPr>
+        </w:r>
+        <w:r>
+          <w:rPr>
+            <w:noProof/>
+            <w:webHidden/>
+          </w:rPr>
+          <w:fldChar w:fldCharType="separate"/>
+        </w:r>
+        <w:r>
+          <w:rPr>
+            <w:noProof/>
+            <w:webHidden/>
+          </w:rPr>
+          <w:t>27</w:t>
+        </w:r>
+        <w:r>
+          <w:rPr>
+            <w:noProof/>
+            <w:webHidden/>
+          </w:rPr>
+          <w:fldChar w:fldCharType="end"/>
+        </w:r>
+      </w:hyperlink>
+    </w:p>
+    <w:p>
+      <w:pPr>
+        <w:pStyle w:val="TOC2"/>
+        <w:tabs>
+          <w:tab w:val="right" w:leader="dot" w:pos="8302"/>
+        </w:tabs>
+        <w:ind w:left="480"/>
+        <w:rPr>
+          <w:rFonts w:asciiTheme="minorHAnsi" w:eastAsiaTheme="minorEastAsia" w:hAnsiTheme="minorHAnsi"/>
+          <w:noProof/>
+          <w:kern w:val="2"/>
+          <w:sz w:val="22"/>
+          <w:szCs w:val="24"/>
+          <w:lang w:eastAsia="zh-CN"/>
+          <w14:ligatures w14:val="standardContextual"/>
+        </w:rPr>
+      </w:pPr>
+      <w:hyperlink w:anchor="_Toc240464210" w:history="1">
+        <w:r>
+          <w:rPr>
+            <w:rStyle w:val="aff9"/>
+            <w:rFonts w:ascii="黑体" w:eastAsia="黑体" w:hAnsi="黑体"/>
+            <w:noProof/>
+          </w:rPr>
+          <w:t>6.3 鉴权分级</w:t>
+        </w:r>
+        <w:r>
+          <w:rPr>
+            <w:noProof/>
+            <w:webHidden/>
+          </w:rPr>
+          <w:tab/>
+        </w:r>
+        <w:r>
+          <w:rPr>
+            <w:noProof/>
+            <w:webHidden/>
+          </w:rPr>
+          <w:fldChar w:fldCharType="begin"/>
+        </w:r>
+        <w:r>
+          <w:rPr>
+            <w:noProof/>
+            <w:webHidden/>
+          </w:rPr>
+          <w:instrText xml:space="preserve"> PAGEREF _Toc240464210 \h </w:instrText>
         </w:r>
         <w:r>
           <w:rPr>
@@ -3171,14 +3095,14 @@
           <w14:ligatures w14:val="standardContextual"/>
         </w:rPr>
       </w:pPr>
-      <w:hyperlink w:anchor="_Toc240460034" w:history="1">
+      <w:hyperlink w:anchor="_Toc240464211" w:history="1">
         <w:r>
           <w:rPr>
             <w:rStyle w:val="aff9"/>
             <w:rFonts w:ascii="黑体" w:eastAsia="黑体" w:hAnsi="黑体"/>
             <w:noProof/>
           </w:rPr>
-          <w:t>6.5 典型调用时序</w:t>
+          <w:t>6.4 分页与排序约定</w:t>
         </w:r>
         <w:r>
           <w:rPr>
@@ -3199,82 +3123,7 @@
             <w:noProof/>
             <w:webHidden/>
           </w:rPr>
-          <w:instrText xml:space="preserve"> PAGEREF _Toc240460034 \h </w:instrText>
-        </w:r>
-        <w:r>
-          <w:rPr>
-            <w:noProof/>
-            <w:webHidden/>
-          </w:rPr>
-        </w:r>
-        <w:r>
-          <w:rPr>
-            <w:noProof/>
-            <w:webHidden/>
-          </w:rPr>
-          <w:fldChar w:fldCharType="separate"/>
-        </w:r>
-        <w:r>
-          <w:rPr>
-            <w:noProof/>
-            <w:webHidden/>
-          </w:rPr>
-          <w:t>28</w:t>
-        </w:r>
-        <w:r>
-          <w:rPr>
-            <w:noProof/>
-            <w:webHidden/>
-          </w:rPr>
-          <w:fldChar w:fldCharType="end"/>
-        </w:r>
-      </w:hyperlink>
-    </w:p>
-    <w:p>
-      <w:pPr>
-        <w:pStyle w:val="TOC1"/>
-        <w:tabs>
-          <w:tab w:val="right" w:leader="dot" w:pos="8302"/>
-        </w:tabs>
-        <w:rPr>
-          <w:rFonts w:asciiTheme="minorHAnsi" w:eastAsiaTheme="minorEastAsia" w:hAnsiTheme="minorHAnsi"/>
-          <w:noProof/>
-          <w:kern w:val="2"/>
-          <w:sz w:val="22"/>
-          <w:szCs w:val="24"/>
-          <w:lang w:eastAsia="zh-CN"/>
-          <w14:ligatures w14:val="standardContextual"/>
-        </w:rPr>
-      </w:pPr>
-      <w:hyperlink w:anchor="_Toc240460035" w:history="1">
-        <w:r>
-          <w:rPr>
-            <w:rStyle w:val="aff9"/>
-            <w:rFonts w:ascii="黑体" w:eastAsia="黑体" w:hAnsi="黑体"/>
-            <w:noProof/>
-          </w:rPr>
-          <w:t>七、关键流程设计</w:t>
-        </w:r>
-        <w:r>
-          <w:rPr>
-            <w:noProof/>
-            <w:webHidden/>
-          </w:rPr>
-          <w:tab/>
-        </w:r>
-        <w:r>
-          <w:rPr>
-            <w:noProof/>
-            <w:webHidden/>
-          </w:rPr>
-          <w:fldChar w:fldCharType="begin"/>
-        </w:r>
-        <w:r>
-          <w:rPr>
-            <w:noProof/>
-            <w:webHidden/>
-          </w:rPr>
-          <w:instrText xml:space="preserve"> PAGEREF _Toc240460035 \h </w:instrText>
+          <w:instrText xml:space="preserve"> PAGEREF _Toc240464211 \h </w:instrText>
         </w:r>
         <w:r>
           <w:rPr>
@@ -3322,14 +3171,14 @@
           <w14:ligatures w14:val="standardContextual"/>
         </w:rPr>
       </w:pPr>
-      <w:hyperlink w:anchor="_Toc240460036" w:history="1">
+      <w:hyperlink w:anchor="_Toc240464212" w:history="1">
         <w:r>
           <w:rPr>
             <w:rStyle w:val="aff9"/>
             <w:rFonts w:ascii="黑体" w:eastAsia="黑体" w:hAnsi="黑体"/>
             <w:noProof/>
           </w:rPr>
-          <w:t>7.1 注册、登录与令牌校验</w:t>
+          <w:t>6.5 典型调用时序</w:t>
         </w:r>
         <w:r>
           <w:rPr>
@@ -3350,7 +3199,7 @@
             <w:noProof/>
             <w:webHidden/>
           </w:rPr>
-          <w:instrText xml:space="preserve"> PAGEREF _Toc240460036 \h </w:instrText>
+          <w:instrText xml:space="preserve"> PAGEREF _Toc240464212 \h </w:instrText>
         </w:r>
         <w:r>
           <w:rPr>
@@ -3383,11 +3232,10 @@
     </w:p>
     <w:p>
       <w:pPr>
-        <w:pStyle w:val="TOC2"/>
+        <w:pStyle w:val="TOC1"/>
         <w:tabs>
           <w:tab w:val="right" w:leader="dot" w:pos="8302"/>
         </w:tabs>
-        <w:ind w:left="480"/>
         <w:rPr>
           <w:rFonts w:asciiTheme="minorHAnsi" w:eastAsiaTheme="minorEastAsia" w:hAnsiTheme="minorHAnsi"/>
           <w:noProof/>
@@ -3398,14 +3246,14 @@
           <w14:ligatures w14:val="standardContextual"/>
         </w:rPr>
       </w:pPr>
-      <w:hyperlink w:anchor="_Toc240460037" w:history="1">
+      <w:hyperlink w:anchor="_Toc240464213" w:history="1">
         <w:r>
           <w:rPr>
             <w:rStyle w:val="aff9"/>
             <w:rFonts w:ascii="黑体" w:eastAsia="黑体" w:hAnsi="黑体"/>
             <w:noProof/>
           </w:rPr>
-          <w:t>7.2 音乐数据获取与缓存</w:t>
+          <w:t>七、关键流程设计</w:t>
         </w:r>
         <w:r>
           <w:rPr>
@@ -3426,7 +3274,7 @@
             <w:noProof/>
             <w:webHidden/>
           </w:rPr>
-          <w:instrText xml:space="preserve"> PAGEREF _Toc240460037 \h </w:instrText>
+          <w:instrText xml:space="preserve"> PAGEREF _Toc240464213 \h </w:instrText>
         </w:r>
         <w:r>
           <w:rPr>
@@ -3474,14 +3322,14 @@
           <w14:ligatures w14:val="standardContextual"/>
         </w:rPr>
       </w:pPr>
-      <w:hyperlink w:anchor="_Toc240460038" w:history="1">
+      <w:hyperlink w:anchor="_Toc240464214" w:history="1">
         <w:r>
           <w:rPr>
             <w:rStyle w:val="aff9"/>
             <w:rFonts w:ascii="黑体" w:eastAsia="黑体" w:hAnsi="黑体"/>
             <w:noProof/>
           </w:rPr>
-          <w:t>7.3 对决创建与推进</w:t>
+          <w:t>7.1 注册、登录与令牌校验</w:t>
         </w:r>
         <w:r>
           <w:rPr>
@@ -3502,7 +3350,7 @@
             <w:noProof/>
             <w:webHidden/>
           </w:rPr>
-          <w:instrText xml:space="preserve"> PAGEREF _Toc240460038 \h </w:instrText>
+          <w:instrText xml:space="preserve"> PAGEREF _Toc240464214 \h </w:instrText>
         </w:r>
         <w:r>
           <w:rPr>
@@ -3550,14 +3398,14 @@
           <w14:ligatures w14:val="standardContextual"/>
         </w:rPr>
       </w:pPr>
-      <w:hyperlink w:anchor="_Toc240460039" w:history="1">
+      <w:hyperlink w:anchor="_Toc240464215" w:history="1">
         <w:r>
           <w:rPr>
             <w:rStyle w:val="aff9"/>
             <w:rFonts w:ascii="黑体" w:eastAsia="黑体" w:hAnsi="黑体"/>
             <w:noProof/>
           </w:rPr>
-          <w:t>7.4 投票与异常判定</w:t>
+          <w:t>7.2 音乐数据获取与缓存</w:t>
         </w:r>
         <w:r>
           <w:rPr>
@@ -3578,7 +3426,83 @@
             <w:noProof/>
             <w:webHidden/>
           </w:rPr>
-          <w:instrText xml:space="preserve"> PAGEREF _Toc240460039 \h </w:instrText>
+          <w:instrText xml:space="preserve"> PAGEREF _Toc240464215 \h </w:instrText>
+        </w:r>
+        <w:r>
+          <w:rPr>
+            <w:noProof/>
+            <w:webHidden/>
+          </w:rPr>
+        </w:r>
+        <w:r>
+          <w:rPr>
+            <w:noProof/>
+            <w:webHidden/>
+          </w:rPr>
+          <w:fldChar w:fldCharType="separate"/>
+        </w:r>
+        <w:r>
+          <w:rPr>
+            <w:noProof/>
+            <w:webHidden/>
+          </w:rPr>
+          <w:t>29</w:t>
+        </w:r>
+        <w:r>
+          <w:rPr>
+            <w:noProof/>
+            <w:webHidden/>
+          </w:rPr>
+          <w:fldChar w:fldCharType="end"/>
+        </w:r>
+      </w:hyperlink>
+    </w:p>
+    <w:p>
+      <w:pPr>
+        <w:pStyle w:val="TOC2"/>
+        <w:tabs>
+          <w:tab w:val="right" w:leader="dot" w:pos="8302"/>
+        </w:tabs>
+        <w:ind w:left="480"/>
+        <w:rPr>
+          <w:rFonts w:asciiTheme="minorHAnsi" w:eastAsiaTheme="minorEastAsia" w:hAnsiTheme="minorHAnsi"/>
+          <w:noProof/>
+          <w:kern w:val="2"/>
+          <w:sz w:val="22"/>
+          <w:szCs w:val="24"/>
+          <w:lang w:eastAsia="zh-CN"/>
+          <w14:ligatures w14:val="standardContextual"/>
+        </w:rPr>
+      </w:pPr>
+      <w:hyperlink w:anchor="_Toc240464216" w:history="1">
+        <w:r>
+          <w:rPr>
+            <w:rStyle w:val="aff9"/>
+            <w:rFonts w:ascii="黑体" w:eastAsia="黑体" w:hAnsi="黑体"/>
+            <w:noProof/>
+          </w:rPr>
+          <w:t>7.3 对决创建与推进</w:t>
+        </w:r>
+        <w:r>
+          <w:rPr>
+            <w:noProof/>
+            <w:webHidden/>
+          </w:rPr>
+          <w:tab/>
+        </w:r>
+        <w:r>
+          <w:rPr>
+            <w:noProof/>
+            <w:webHidden/>
+          </w:rPr>
+          <w:fldChar w:fldCharType="begin"/>
+        </w:r>
+        <w:r>
+          <w:rPr>
+            <w:noProof/>
+            <w:webHidden/>
+          </w:rPr>
+          <w:instrText xml:space="preserve"> PAGEREF _Toc240464216 \h </w:instrText>
         </w:r>
         <w:r>
           <w:rPr>
@@ -3626,14 +3550,14 @@
           <w14:ligatures w14:val="standardContextual"/>
         </w:rPr>
       </w:pPr>
-      <w:hyperlink w:anchor="_Toc240460040" w:history="1">
+      <w:hyperlink w:anchor="_Toc240464217" w:history="1">
         <w:r>
           <w:rPr>
             <w:rStyle w:val="aff9"/>
             <w:rFonts w:ascii="黑体" w:eastAsia="黑体" w:hAnsi="黑体"/>
             <w:noProof/>
           </w:rPr>
-          <w:t>7.5 人格测评计分</w:t>
+          <w:t>7.4 投票与异常判定</w:t>
         </w:r>
         <w:r>
           <w:rPr>
@@ -3654,7 +3578,7 @@
             <w:noProof/>
             <w:webHidden/>
           </w:rPr>
-          <w:instrText xml:space="preserve"> PAGEREF _Toc240460040 \h </w:instrText>
+          <w:instrText xml:space="preserve"> PAGEREF _Toc240464217 \h </w:instrText>
         </w:r>
         <w:r>
           <w:rPr>
@@ -3702,7 +3626,83 @@
           <w14:ligatures w14:val="standardContextual"/>
         </w:rPr>
       </w:pPr>
-      <w:hyperlink w:anchor="_Toc240460041" w:history="1">
+      <w:hyperlink w:anchor="_Toc240464218" w:history="1">
+        <w:r>
+          <w:rPr>
+            <w:rStyle w:val="aff9"/>
+            <w:rFonts w:ascii="黑体" w:eastAsia="黑体" w:hAnsi="黑体"/>
+            <w:noProof/>
+          </w:rPr>
+          <w:t>7.5 人格测评计分</w:t>
+        </w:r>
+        <w:r>
+          <w:rPr>
+            <w:noProof/>
+            <w:webHidden/>
+          </w:rPr>
+          <w:tab/>
+        </w:r>
+        <w:r>
+          <w:rPr>
+            <w:noProof/>
+            <w:webHidden/>
+          </w:rPr>
+          <w:fldChar w:fldCharType="begin"/>
+        </w:r>
+        <w:r>
+          <w:rPr>
+            <w:noProof/>
+            <w:webHidden/>
+          </w:rPr>
+          <w:instrText xml:space="preserve"> PAGEREF _Toc240464218 \h </w:instrText>
+        </w:r>
+        <w:r>
+          <w:rPr>
+            <w:noProof/>
+            <w:webHidden/>
+          </w:rPr>
+        </w:r>
+        <w:r>
+          <w:rPr>
+            <w:noProof/>
+            <w:webHidden/>
+          </w:rPr>
+          <w:fldChar w:fldCharType="separate"/>
+        </w:r>
+        <w:r>
+          <w:rPr>
+            <w:noProof/>
+            <w:webHidden/>
+          </w:rPr>
+          <w:t>31</w:t>
+        </w:r>
+        <w:r>
+          <w:rPr>
+            <w:noProof/>
+            <w:webHidden/>
+          </w:rPr>
+          <w:fldChar w:fldCharType="end"/>
+        </w:r>
+      </w:hyperlink>
+    </w:p>
+    <w:p>
+      <w:pPr>
+        <w:pStyle w:val="TOC2"/>
+        <w:tabs>
+          <w:tab w:val="right" w:leader="dot" w:pos="8302"/>
+        </w:tabs>
+        <w:ind w:left="480"/>
+        <w:rPr>
+          <w:rFonts w:asciiTheme="minorHAnsi" w:eastAsiaTheme="minorEastAsia" w:hAnsiTheme="minorHAnsi"/>
+          <w:noProof/>
+          <w:kern w:val="2"/>
+          <w:sz w:val="22"/>
+          <w:szCs w:val="24"/>
+          <w:lang w:eastAsia="zh-CN"/>
+          <w14:ligatures w14:val="standardContextual"/>
+        </w:rPr>
+      </w:pPr>
+      <w:hyperlink w:anchor="_Toc240464219" w:history="1">
         <w:r>
           <w:rPr>
             <w:rStyle w:val="aff9"/>
@@ -3730,7 +3730,7 @@
             <w:noProof/>
             <w:webHidden/>
           </w:rPr>
-          <w:instrText xml:space="preserve"> PAGEREF _Toc240460041 \h </w:instrText>
+          <w:instrText xml:space="preserve"> PAGEREF _Toc240464219 \h </w:instrText>
         </w:r>
         <w:r>
           <w:rPr>
@@ -3750,7 +3750,7 @@
             <w:noProof/>
             <w:webHidden/>
           </w:rPr>
-          <w:t>30</w:t>
+          <w:t>31</w:t>
         </w:r>
         <w:r>
           <w:rPr>
@@ -3778,7 +3778,7 @@
           <w14:ligatures w14:val="standardContextual"/>
         </w:rPr>
       </w:pPr>
-      <w:hyperlink w:anchor="_Toc240460042" w:history="1">
+      <w:hyperlink w:anchor="_Toc240464220" w:history="1">
         <w:r>
           <w:rPr>
             <w:rStyle w:val="aff9"/>
@@ -3806,7 +3806,7 @@
             <w:noProof/>
             <w:webHidden/>
           </w:rPr>
-          <w:instrText xml:space="preserve"> PAGEREF _Toc240460042 \h </w:instrText>
+          <w:instrText xml:space="preserve"> PAGEREF _Toc240464220 \h </w:instrText>
         </w:r>
         <w:r>
           <w:rPr>
@@ -3853,7 +3853,7 @@
           <w14:ligatures w14:val="standardContextual"/>
         </w:rPr>
       </w:pPr>
-      <w:hyperlink w:anchor="_Toc240460043" w:history="1">
+      <w:hyperlink w:anchor="_Toc240464221" w:history="1">
         <w:r>
           <w:rPr>
             <w:rStyle w:val="aff9"/>
@@ -3881,7 +3881,7 @@
             <w:noProof/>
             <w:webHidden/>
           </w:rPr>
-          <w:instrText xml:space="preserve"> PAGEREF _Toc240460043 \h </w:instrText>
+          <w:instrText xml:space="preserve"> PAGEREF _Toc240464221 \h </w:instrText>
         </w:r>
         <w:r>
           <w:rPr>
@@ -3901,7 +3901,7 @@
             <w:noProof/>
             <w:webHidden/>
           </w:rPr>
-          <w:t>31</w:t>
+          <w:t>32</w:t>
         </w:r>
         <w:r>
           <w:rPr>
@@ -3928,7 +3928,7 @@
           <w14:ligatures w14:val="standardContextual"/>
         </w:rPr>
       </w:pPr>
-      <w:hyperlink w:anchor="_Toc240460044" w:history="1">
+      <w:hyperlink w:anchor="_Toc240464222" w:history="1">
         <w:r>
           <w:rPr>
             <w:rStyle w:val="aff9"/>
@@ -3956,7 +3956,7 @@
             <w:noProof/>
             <w:webHidden/>
           </w:rPr>
-          <w:instrText xml:space="preserve"> PAGEREF _Toc240460044 \h </w:instrText>
+          <w:instrText xml:space="preserve"> PAGEREF _Toc240464222 \h </w:instrText>
         </w:r>
         <w:r>
           <w:rPr>
@@ -4004,7 +4004,7 @@
           <w14:ligatures w14:val="standardContextual"/>
         </w:rPr>
       </w:pPr>
-      <w:hyperlink w:anchor="_Toc240460045" w:history="1">
+      <w:hyperlink w:anchor="_Toc240464223" w:history="1">
         <w:r>
           <w:rPr>
             <w:rStyle w:val="aff9"/>
@@ -4032,7 +4032,7 @@
             <w:noProof/>
             <w:webHidden/>
           </w:rPr>
-          <w:instrText xml:space="preserve"> PAGEREF _Toc240460045 \h </w:instrText>
+          <w:instrText xml:space="preserve"> PAGEREF _Toc240464223 \h </w:instrText>
         </w:r>
         <w:r>
           <w:rPr>
@@ -4080,7 +4080,7 @@
           <w14:ligatures w14:val="standardContextual"/>
         </w:rPr>
       </w:pPr>
-      <w:hyperlink w:anchor="_Toc240460046" w:history="1">
+      <w:hyperlink w:anchor="_Toc240464224" w:history="1">
         <w:r>
           <w:rPr>
             <w:rStyle w:val="aff9"/>
@@ -4108,83 +4108,7 @@
             <w:noProof/>
             <w:webHidden/>
           </w:rPr>
-          <w:instrText xml:space="preserve"> PAGEREF _Toc240460046 \h </w:instrText>
-        </w:r>
-        <w:r>
-          <w:rPr>
-            <w:noProof/>
-            <w:webHidden/>
-          </w:rPr>
-        </w:r>
-        <w:r>
-          <w:rPr>
-            <w:noProof/>
-            <w:webHidden/>
-          </w:rPr>
-          <w:fldChar w:fldCharType="separate"/>
-        </w:r>
-        <w:r>
-          <w:rPr>
-            <w:noProof/>
-            <w:webHidden/>
-          </w:rPr>
-          <w:t>32</w:t>
-        </w:r>
-        <w:r>
-          <w:rPr>
-            <w:noProof/>
-            <w:webHidden/>
-          </w:rPr>
-          <w:fldChar w:fldCharType="end"/>
-        </w:r>
-      </w:hyperlink>
-    </w:p>
-    <w:p>
-      <w:pPr>
-        <w:pStyle w:val="TOC2"/>
-        <w:tabs>
-          <w:tab w:val="right" w:leader="dot" w:pos="8302"/>
-        </w:tabs>
-        <w:ind w:left="480"/>
-        <w:rPr>
-          <w:rFonts w:asciiTheme="minorHAnsi" w:eastAsiaTheme="minorEastAsia" w:hAnsiTheme="minorHAnsi"/>
-          <w:noProof/>
-          <w:kern w:val="2"/>
-          <w:sz w:val="22"/>
-          <w:szCs w:val="24"/>
-          <w:lang w:eastAsia="zh-CN"/>
-          <w14:ligatures w14:val="standardContextual"/>
-        </w:rPr>
-      </w:pPr>
-      <w:hyperlink w:anchor="_Toc240460047" w:history="1">
-        <w:r>
-          <w:rPr>
-            <w:rStyle w:val="aff9"/>
-            <w:rFonts w:ascii="黑体" w:eastAsia="黑体" w:hAnsi="黑体"/>
-            <w:noProof/>
-          </w:rPr>
-          <w:t>9.3 上线步骤</w:t>
-        </w:r>
-        <w:r>
-          <w:rPr>
-            <w:noProof/>
-            <w:webHidden/>
-          </w:rPr>
-          <w:tab/>
-        </w:r>
-        <w:r>
-          <w:rPr>
-            <w:noProof/>
-            <w:webHidden/>
-          </w:rPr>
-          <w:fldChar w:fldCharType="begin"/>
-        </w:r>
-        <w:r>
-          <w:rPr>
-            <w:noProof/>
-            <w:webHidden/>
-          </w:rPr>
-          <w:instrText xml:space="preserve"> PAGEREF _Toc240460047 \h </w:instrText>
+          <w:instrText xml:space="preserve"> PAGEREF _Toc240464224 \h </w:instrText>
         </w:r>
         <w:r>
           <w:rPr>
@@ -4232,14 +4156,14 @@
           <w14:ligatures w14:val="standardContextual"/>
         </w:rPr>
       </w:pPr>
-      <w:hyperlink w:anchor="_Toc240460048" w:history="1">
+      <w:hyperlink w:anchor="_Toc240464225" w:history="1">
         <w:r>
           <w:rPr>
             <w:rStyle w:val="aff9"/>
             <w:rFonts w:ascii="黑体" w:eastAsia="黑体" w:hAnsi="黑体"/>
             <w:noProof/>
           </w:rPr>
-          <w:t>9.4 免费额度与容量说明</w:t>
+          <w:t>9.3 上线步骤</w:t>
         </w:r>
         <w:r>
           <w:rPr>
@@ -4260,7 +4184,7 @@
             <w:noProof/>
             <w:webHidden/>
           </w:rPr>
-          <w:instrText xml:space="preserve"> PAGEREF _Toc240460048 \h </w:instrText>
+          <w:instrText xml:space="preserve"> PAGEREF _Toc240464225 \h </w:instrText>
         </w:r>
         <w:r>
           <w:rPr>
@@ -4293,10 +4217,11 @@
     </w:p>
     <w:p>
       <w:pPr>
-        <w:pStyle w:val="TOC1"/>
+        <w:pStyle w:val="TOC2"/>
         <w:tabs>
           <w:tab w:val="right" w:leader="dot" w:pos="8302"/>
         </w:tabs>
+        <w:ind w:left="480"/>
         <w:rPr>
           <w:rFonts w:asciiTheme="minorHAnsi" w:eastAsiaTheme="minorEastAsia" w:hAnsiTheme="minorHAnsi"/>
           <w:noProof/>
@@ -4307,7 +4232,82 @@
           <w14:ligatures w14:val="standardContextual"/>
         </w:rPr>
       </w:pPr>
-      <w:hyperlink w:anchor="_Toc240460049" w:history="1">
+      <w:hyperlink w:anchor="_Toc240464226" w:history="1">
+        <w:r>
+          <w:rPr>
+            <w:rStyle w:val="aff9"/>
+            <w:rFonts w:ascii="黑体" w:eastAsia="黑体" w:hAnsi="黑体"/>
+            <w:noProof/>
+          </w:rPr>
+          <w:t>9.4 免费额度与容量说明</w:t>
+        </w:r>
+        <w:r>
+          <w:rPr>
+            <w:noProof/>
+            <w:webHidden/>
+          </w:rPr>
+          <w:tab/>
+        </w:r>
+        <w:r>
+          <w:rPr>
+            <w:noProof/>
+            <w:webHidden/>
+          </w:rPr>
+          <w:fldChar w:fldCharType="begin"/>
+        </w:r>
+        <w:r>
+          <w:rPr>
+            <w:noProof/>
+            <w:webHidden/>
+          </w:rPr>
+          <w:instrText xml:space="preserve"> PAGEREF _Toc240464226 \h </w:instrText>
+        </w:r>
+        <w:r>
+          <w:rPr>
+            <w:noProof/>
+            <w:webHidden/>
+          </w:rPr>
+        </w:r>
+        <w:r>
+          <w:rPr>
+            <w:noProof/>
+            <w:webHidden/>
+          </w:rPr>
+          <w:fldChar w:fldCharType="separate"/>
+        </w:r>
+        <w:r>
+          <w:rPr>
+            <w:noProof/>
+            <w:webHidden/>
+          </w:rPr>
+          <w:t>34</w:t>
+        </w:r>
+        <w:r>
+          <w:rPr>
+            <w:noProof/>
+            <w:webHidden/>
+          </w:rPr>
+          <w:fldChar w:fldCharType="end"/>
+        </w:r>
+      </w:hyperlink>
+    </w:p>
+    <w:p>
+      <w:pPr>
+        <w:pStyle w:val="TOC1"/>
+        <w:tabs>
+          <w:tab w:val="right" w:leader="dot" w:pos="8302"/>
+        </w:tabs>
+        <w:rPr>
+          <w:rFonts w:asciiTheme="minorHAnsi" w:eastAsiaTheme="minorEastAsia" w:hAnsiTheme="minorHAnsi"/>
+          <w:noProof/>
+          <w:kern w:val="2"/>
+          <w:sz w:val="22"/>
+          <w:szCs w:val="24"/>
+          <w:lang w:eastAsia="zh-CN"/>
+          <w14:ligatures w14:val="standardContextual"/>
+        </w:rPr>
+      </w:pPr>
+      <w:hyperlink w:anchor="_Toc240464227" w:history="1">
         <w:r>
           <w:rPr>
             <w:rStyle w:val="aff9"/>
@@ -4335,7 +4335,7 @@
             <w:noProof/>
             <w:webHidden/>
           </w:rPr>
-          <w:instrText xml:space="preserve"> PAGEREF _Toc240460049 \h </w:instrText>
+          <w:instrText xml:space="preserve"> PAGEREF _Toc240464227 \h </w:instrText>
         </w:r>
         <w:r>
           <w:rPr>
@@ -4355,7 +4355,7 @@
             <w:noProof/>
             <w:webHidden/>
           </w:rPr>
-          <w:t>33</w:t>
+          <w:t>34</w:t>
         </w:r>
         <w:r>
           <w:rPr>
@@ -4376,7 +4376,7 @@
         <w:pStyle w:val="1"/>
         <w:spacing w:before="240" w:after="120" w:line="360" w:lineRule="auto"/>
       </w:pPr>
-      <w:bookmarkStart w:id="0" w:name="_Toc240459995"/>
+      <w:bookmarkStart w:id="0" w:name="_Toc240464173"/>
       <w:r>
         <w:rPr>
           <w:rFonts w:ascii="黑体" w:eastAsia="黑体" w:hAnsi="黑体"/>
@@ -4390,7 +4390,7 @@
         <w:pStyle w:val="21"/>
         <w:spacing w:after="120" w:line="360" w:lineRule="auto"/>
       </w:pPr>
-      <w:bookmarkStart w:id="1" w:name="_Toc240459996"/>
+      <w:bookmarkStart w:id="1" w:name="_Toc240464174"/>
       <w:r>
         <w:rPr>
           <w:rFonts w:ascii="黑体" w:eastAsia="黑体" w:hAnsi="黑体"/>
@@ -4482,7 +4482,7 @@
         <w:pStyle w:val="21"/>
         <w:spacing w:after="120" w:line="360" w:lineRule="auto"/>
       </w:pPr>
-      <w:bookmarkStart w:id="2" w:name="_Toc240459997"/>
+      <w:bookmarkStart w:id="2" w:name="_Toc240464175"/>
       <w:r>
         <w:rPr>
           <w:rFonts w:ascii="黑体" w:eastAsia="黑体" w:hAnsi="黑体"/>
@@ -4938,7 +4938,7 @@
         <w:pStyle w:val="21"/>
         <w:spacing w:after="120" w:line="360" w:lineRule="auto"/>
       </w:pPr>
-      <w:bookmarkStart w:id="3" w:name="_Toc240459998"/>
+      <w:bookmarkStart w:id="3" w:name="_Toc240464176"/>
       <w:r>
         <w:rPr>
           <w:rFonts w:ascii="黑体" w:eastAsia="黑体" w:hAnsi="黑体"/>
@@ -5012,7 +5012,7 @@
         <w:pStyle w:val="21"/>
         <w:spacing w:after="120" w:line="360" w:lineRule="auto"/>
       </w:pPr>
-      <w:bookmarkStart w:id="4" w:name="_Toc240459999"/>
+      <w:bookmarkStart w:id="4" w:name="_Toc240464177"/>
       <w:r>
         <w:rPr>
           <w:rFonts w:ascii="黑体" w:eastAsia="黑体" w:hAnsi="黑体"/>
@@ -5068,7 +5068,7 @@
         <w:pStyle w:val="1"/>
         <w:spacing w:before="240" w:after="120" w:line="360" w:lineRule="auto"/>
       </w:pPr>
-      <w:bookmarkStart w:id="5" w:name="_Toc240460000"/>
+      <w:bookmarkStart w:id="5" w:name="_Toc240464178"/>
       <w:r>
         <w:rPr>
           <w:rFonts w:ascii="黑体" w:eastAsia="黑体" w:hAnsi="黑体"/>
@@ -5082,7 +5082,7 @@
         <w:pStyle w:val="21"/>
         <w:spacing w:after="120" w:line="360" w:lineRule="auto"/>
       </w:pPr>
-      <w:bookmarkStart w:id="6" w:name="_Toc240460001"/>
+      <w:bookmarkStart w:id="6" w:name="_Toc240464179"/>
       <w:r>
         <w:rPr>
           <w:rFonts w:ascii="黑体" w:eastAsia="黑体" w:hAnsi="黑体"/>
@@ -5373,7 +5373,7 @@
         <w:pStyle w:val="21"/>
         <w:spacing w:after="120" w:line="360" w:lineRule="auto"/>
       </w:pPr>
-      <w:bookmarkStart w:id="7" w:name="_Toc240460002"/>
+      <w:bookmarkStart w:id="7" w:name="_Toc240464180"/>
       <w:r>
         <w:rPr>
           <w:rFonts w:ascii="黑体" w:eastAsia="黑体" w:hAnsi="黑体"/>
@@ -7075,7 +7075,7 @@
         <w:pStyle w:val="21"/>
         <w:spacing w:after="120" w:line="360" w:lineRule="auto"/>
       </w:pPr>
-      <w:bookmarkStart w:id="8" w:name="_Toc240460003"/>
+      <w:bookmarkStart w:id="8" w:name="_Toc240464181"/>
       <w:r>
         <w:rPr>
           <w:rFonts w:ascii="黑体" w:eastAsia="黑体" w:hAnsi="黑体"/>
@@ -7458,7 +7458,7 @@
         <w:pStyle w:val="21"/>
         <w:spacing w:after="120" w:line="360" w:lineRule="auto"/>
       </w:pPr>
-      <w:bookmarkStart w:id="9" w:name="_Toc240460004"/>
+      <w:bookmarkStart w:id="9" w:name="_Toc240464182"/>
       <w:r>
         <w:rPr>
           <w:rFonts w:ascii="黑体" w:eastAsia="黑体" w:hAnsi="黑体"/>
@@ -8207,7 +8207,7 @@
         <w:pStyle w:val="21"/>
         <w:spacing w:after="120" w:line="360" w:lineRule="auto"/>
       </w:pPr>
-      <w:bookmarkStart w:id="10" w:name="_Toc240460005"/>
+      <w:bookmarkStart w:id="10" w:name="_Toc240464183"/>
       <w:r>
         <w:rPr>
           <w:rFonts w:ascii="黑体" w:eastAsia="黑体" w:hAnsi="黑体"/>
@@ -8857,7 +8857,7 @@
         <w:pStyle w:val="1"/>
         <w:spacing w:before="240" w:after="120" w:line="360" w:lineRule="auto"/>
       </w:pPr>
-      <w:bookmarkStart w:id="11" w:name="_Toc240460006"/>
+      <w:bookmarkStart w:id="11" w:name="_Toc240464184"/>
       <w:r>
         <w:rPr>
           <w:rFonts w:ascii="黑体" w:eastAsia="黑体" w:hAnsi="黑体"/>
@@ -8919,7 +8919,7 @@
         <w:pStyle w:val="21"/>
         <w:spacing w:after="120" w:line="360" w:lineRule="auto"/>
       </w:pPr>
-      <w:bookmarkStart w:id="12" w:name="_Toc240460007"/>
+      <w:bookmarkStart w:id="12" w:name="_Toc240464185"/>
       <w:r>
         <w:rPr>
           <w:rFonts w:ascii="黑体" w:eastAsia="黑体" w:hAnsi="黑体"/>
@@ -9166,7 +9166,7 @@
         <w:rPr>
           <w:color w:val="000000"/>
         </w:rPr>
-        <w:t>系统核心模块。包含五种参赛范围模式、专辑准入过滤、对阵生成、逐场投票、轮次推进（小组赛</w:t>
+        <w:t>系统核心模块。包含六种参赛范围模式、专辑准入过滤、对阵生成、逐场投票、轮次推进（小组赛</w:t>
       </w:r>
       <w:r>
         <w:rPr>
@@ -9426,7 +9426,7 @@
         <w:pStyle w:val="21"/>
         <w:spacing w:after="120" w:line="360" w:lineRule="auto"/>
       </w:pPr>
-      <w:bookmarkStart w:id="13" w:name="_Toc240460008"/>
+      <w:bookmarkStart w:id="13" w:name="_Toc240464186"/>
       <w:r>
         <w:rPr>
           <w:rFonts w:ascii="黑体" w:eastAsia="黑体" w:hAnsi="黑体"/>
@@ -9597,7 +9597,7 @@
         <w:pStyle w:val="21"/>
         <w:spacing w:after="120" w:line="360" w:lineRule="auto"/>
       </w:pPr>
-      <w:bookmarkStart w:id="14" w:name="_Toc240460009"/>
+      <w:bookmarkStart w:id="14" w:name="_Toc240464187"/>
       <w:r>
         <w:rPr>
           <w:rFonts w:ascii="黑体" w:eastAsia="黑体" w:hAnsi="黑体"/>
@@ -10359,7 +10359,7 @@
         <w:pStyle w:val="1"/>
         <w:spacing w:before="240" w:after="120" w:line="360" w:lineRule="auto"/>
       </w:pPr>
-      <w:bookmarkStart w:id="15" w:name="_Toc240460010"/>
+      <w:bookmarkStart w:id="15" w:name="_Toc240464188"/>
       <w:r>
         <w:rPr>
           <w:rFonts w:ascii="黑体" w:eastAsia="黑体" w:hAnsi="黑体"/>
@@ -10385,7 +10385,7 @@
         <w:pStyle w:val="21"/>
         <w:spacing w:after="120" w:line="360" w:lineRule="auto"/>
       </w:pPr>
-      <w:bookmarkStart w:id="16" w:name="_Toc240460011"/>
+      <w:bookmarkStart w:id="16" w:name="_Toc240464189"/>
       <w:r>
         <w:rPr>
           <w:rFonts w:ascii="黑体" w:eastAsia="黑体" w:hAnsi="黑体"/>
@@ -10396,7 +10396,7 @@
         <w:rPr>
           <w:rFonts w:ascii="黑体" w:eastAsia="黑体" w:hAnsi="黑体"/>
         </w:rPr>
-        <w:t>参赛范围：五种模式</w:t>
+        <w:t>参赛范围：六种模式</w:t>
       </w:r>
       <w:bookmarkEnd w:id="16"/>
     </w:p>
@@ -11028,6 +11028,99 @@
           </w:p>
         </w:tc>
       </w:tr>
+      <w:tr>
+        <w:tc>
+          <w:tcPr>
+            <w:tcW w:w="2078" w:type="dxa"/>
+          </w:tcPr>
+          <w:p>
+            <w:r>
+              <w:rPr>
+                <w:color w:val="000000"/>
+                <w:sz w:val="21"/>
+              </w:rPr>
+              <w:t>**</w:t>
+            </w:r>
+            <w:r>
+              <w:rPr>
+                <w:color w:val="000000"/>
+                <w:sz w:val="21"/>
+              </w:rPr>
+              <w:t>指定对决</w:t>
+            </w:r>
+            <w:r>
+              <w:rPr>
+                <w:color w:val="000000"/>
+                <w:sz w:val="21"/>
+              </w:rPr>
+              <w:t>**</w:t>
+            </w:r>
+          </w:p>
+        </w:tc>
+        <w:tc>
+          <w:tcPr>
+            <w:tcW w:w="2078" w:type="dxa"/>
+          </w:tcPr>
+          <w:p>
+            <w:r>
+              <w:rPr>
+                <w:color w:val="000000"/>
+                <w:sz w:val="21"/>
+              </w:rPr>
+              <w:t>`duel`</w:t>
+            </w:r>
+          </w:p>
+        </w:tc>
+        <w:tc>
+          <w:tcPr>
+            <w:tcW w:w="2078" w:type="dxa"/>
+          </w:tcPr>
+          <w:p>
+            <w:r>
+              <w:rPr>
+                <w:color w:val="000000"/>
+                <w:sz w:val="21"/>
+              </w:rPr>
+              <w:t>逐行自行指定对位组（每组</w:t>
+            </w:r>
+            <w:r>
+              <w:rPr>
+                <w:color w:val="000000"/>
+                <w:sz w:val="21"/>
+              </w:rPr>
+              <w:t xml:space="preserve"> 2 </w:t>
+            </w:r>
+            <w:r>
+              <w:rPr>
+                <w:color w:val="000000"/>
+                <w:sz w:val="21"/>
+              </w:rPr>
+              <w:t>张，可跨歌手与年代）</w:t>
+            </w:r>
+          </w:p>
+        </w:tc>
+        <w:tc>
+          <w:tcPr>
+            <w:tcW w:w="2078" w:type="dxa"/>
+          </w:tcPr>
+          <w:p>
+            <w:r>
+              <w:rPr>
+                <w:color w:val="000000"/>
+                <w:sz w:val="21"/>
+              </w:rPr>
+              <w:t>用户手排对阵表，结果同为逐行对照表，见</w:t>
+            </w:r>
+            <w:r>
+              <w:rPr>
+                <w:color w:val="000000"/>
+                <w:sz w:val="21"/>
+              </w:rPr>
+              <w:t xml:space="preserve"> 4.2</w:t>
+            </w:r>
+          </w:p>
+        </w:tc>
+      </w:tr>
     </w:tbl>
     <w:p>
       <w:pPr>
@@ -11454,18 +11547,19 @@
         <w:pStyle w:val="21"/>
         <w:spacing w:after="120" w:line="360" w:lineRule="auto"/>
       </w:pPr>
-      <w:bookmarkStart w:id="17" w:name="_Toc240460012"/>
+      <w:bookmarkStart w:id="17" w:name="_Toc240464190"/>
       <w:r>
         <w:rPr>
           <w:rFonts w:ascii="黑体" w:eastAsia="黑体" w:hAnsi="黑体"/>
         </w:rPr>
+        <w:lastRenderedPageBreak/>
         <w:t xml:space="preserve">4.2 </w:t>
       </w:r>
       <w:r>
         <w:rPr>
           <w:rFonts w:ascii="黑体" w:eastAsia="黑体" w:hAnsi="黑体"/>
         </w:rPr>
-        <w:t>对位赛模式</w:t>
+        <w:t>对位玩法：自动对位（对位赛）与手排对位（指定对决）</w:t>
       </w:r>
       <w:bookmarkEnd w:id="17"/>
     </w:p>
@@ -11556,7 +11650,6 @@
         <w:rPr>
           <w:color w:val="000000"/>
         </w:rPr>
-        <w:lastRenderedPageBreak/>
         <w:t>陶喆的首张专辑和周杰伦的首张专辑，谁更经典</w:t>
       </w:r>
       <w:r>
@@ -12987,6 +13080,7 @@
         <w:rPr>
           <w:color w:val="000000"/>
         </w:rPr>
+        <w:lastRenderedPageBreak/>
         <w:t>**</w:t>
       </w:r>
       <w:r>
@@ -13065,14 +13159,7 @@
         <w:rPr>
           <w:color w:val="000000"/>
         </w:rPr>
-        <w:t>存放参与歌手的标识串，歌手的抽取</w:t>
-      </w:r>
-      <w:r>
-        <w:rPr>
-          <w:color w:val="000000"/>
-        </w:rPr>
-        <w:lastRenderedPageBreak/>
-        <w:t>张数沿用多歌手模式已有的</w:t>
+        <w:t>存放参与歌手的标识串，歌手的抽取张数沿用多歌手模式已有的</w:t>
       </w:r>
       <w:r>
         <w:rPr>
@@ -13157,6 +13244,552 @@
           <w:color w:val="000000"/>
         </w:rPr>
         <w:t>。</w:t>
+      </w:r>
+    </w:p>
+    <w:p>
+      <w:pPr>
+        <w:spacing w:after="0" w:line="360" w:lineRule="auto"/>
+        <w:ind w:firstLine="480"/>
+      </w:pPr>
+      <w:r>
+        <w:rPr>
+          <w:color w:val="000000"/>
+        </w:rPr>
+        <w:t>**</w:t>
+      </w:r>
+      <w:r>
+        <w:rPr>
+          <w:color w:val="000000"/>
+        </w:rPr>
+        <w:t>配对方式（可选）。</w:t>
+      </w:r>
+      <w:r>
+        <w:rPr>
+          <w:color w:val="000000"/>
+        </w:rPr>
+        <w:t xml:space="preserve">** </w:t>
+      </w:r>
+      <w:r>
+        <w:rPr>
+          <w:color w:val="000000"/>
+        </w:rPr>
+        <w:t>对位赛默认按</w:t>
+      </w:r>
+      <w:r>
+        <w:rPr>
+          <w:color w:val="000000"/>
+        </w:rPr>
+        <w:t>"</w:t>
+      </w:r>
+      <w:r>
+        <w:rPr>
+          <w:color w:val="000000"/>
+        </w:rPr>
+        <w:t>同序号</w:t>
+      </w:r>
+      <w:r>
+        <w:rPr>
+          <w:color w:val="000000"/>
+        </w:rPr>
+        <w:t>"</w:t>
+      </w:r>
+      <w:r>
+        <w:rPr>
+          <w:color w:val="000000"/>
+        </w:rPr>
+        <w:t>配对（第</w:t>
+      </w:r>
+      <w:r>
+        <w:rPr>
+          <w:color w:val="000000"/>
+        </w:rPr>
+        <w:t xml:space="preserve"> k </w:t>
+      </w:r>
+      <w:r>
+        <w:rPr>
+          <w:color w:val="000000"/>
+        </w:rPr>
+        <w:t>张对第</w:t>
+      </w:r>
+      <w:r>
+        <w:rPr>
+          <w:color w:val="000000"/>
+        </w:rPr>
+        <w:t xml:space="preserve"> k </w:t>
+      </w:r>
+      <w:r>
+        <w:rPr>
+          <w:color w:val="000000"/>
+        </w:rPr>
+        <w:t>张）。另提供可选的</w:t>
+      </w:r>
+      <w:r>
+        <w:rPr>
+          <w:color w:val="000000"/>
+        </w:rPr>
+        <w:t>"</w:t>
+      </w:r>
+      <w:r>
+        <w:rPr>
+          <w:color w:val="000000"/>
+        </w:rPr>
+        <w:t>年代就近</w:t>
+      </w:r>
+      <w:r>
+        <w:rPr>
+          <w:color w:val="000000"/>
+        </w:rPr>
+        <w:t>"</w:t>
+      </w:r>
+      <w:r>
+        <w:rPr>
+          <w:color w:val="000000"/>
+        </w:rPr>
+        <w:t>（</w:t>
+      </w:r>
+      <w:r>
+        <w:rPr>
+          <w:color w:val="000000"/>
+        </w:rPr>
+        <w:t>`chrono`</w:t>
+      </w:r>
+      <w:r>
+        <w:rPr>
+          <w:color w:val="000000"/>
+        </w:rPr>
+        <w:t>）配对：把各歌手专辑排到同一条发行时间轴，每次从未配对的专辑中选出发行时间最接近、且来自不同歌手的两张配成一组（一对一、不重复），专辑数不等时多出的专辑轮空；该选项用于比较</w:t>
+      </w:r>
+      <w:r>
+        <w:rPr>
+          <w:color w:val="000000"/>
+        </w:rPr>
+        <w:t>"</w:t>
+      </w:r>
+      <w:r>
+        <w:rPr>
+          <w:color w:val="000000"/>
+        </w:rPr>
+        <w:t>同一时期谁的作品更强</w:t>
+      </w:r>
+      <w:r>
+        <w:rPr>
+          <w:color w:val="000000"/>
+        </w:rPr>
+        <w:t>"</w:t>
+      </w:r>
+      <w:r>
+        <w:rPr>
+          <w:color w:val="000000"/>
+        </w:rPr>
+        <w:t>。默认值保持</w:t>
+      </w:r>
+      <w:r>
+        <w:rPr>
+          <w:color w:val="000000"/>
+        </w:rPr>
+        <w:t>"</w:t>
+      </w:r>
+      <w:r>
+        <w:rPr>
+          <w:color w:val="000000"/>
+        </w:rPr>
+        <w:t>同序号</w:t>
+      </w:r>
+      <w:r>
+        <w:rPr>
+          <w:color w:val="000000"/>
+        </w:rPr>
+        <w:t>"</w:t>
+      </w:r>
+      <w:r>
+        <w:rPr>
+          <w:color w:val="000000"/>
+        </w:rPr>
+        <w:t>（</w:t>
+      </w:r>
+      <w:r>
+        <w:rPr>
+          <w:color w:val="000000"/>
+        </w:rPr>
+        <w:t>`ordinal`</w:t>
+      </w:r>
+      <w:r>
+        <w:rPr>
+          <w:color w:val="000000"/>
+        </w:rPr>
+        <w:t>），以维持既有赛制公式、界面与自动化测试的稳定。</w:t>
+      </w:r>
+    </w:p>
+    <w:p>
+      <w:pPr>
+        <w:spacing w:after="0" w:line="360" w:lineRule="auto"/>
+        <w:ind w:firstLine="480"/>
+      </w:pPr>
+      <w:r>
+        <w:rPr>
+          <w:color w:val="000000"/>
+        </w:rPr>
+        <w:t>**</w:t>
+      </w:r>
+      <w:r>
+        <w:rPr>
+          <w:color w:val="000000"/>
+        </w:rPr>
+        <w:t>指定对决（自定义对位）。</w:t>
+      </w:r>
+      <w:r>
+        <w:rPr>
+          <w:color w:val="000000"/>
+        </w:rPr>
+        <w:t xml:space="preserve">** </w:t>
+      </w:r>
+      <w:r>
+        <w:rPr>
+          <w:color w:val="000000"/>
+        </w:rPr>
+        <w:t>对位赛解决的是</w:t>
+      </w:r>
+      <w:r>
+        <w:rPr>
+          <w:color w:val="000000"/>
+        </w:rPr>
+        <w:t>"</w:t>
+      </w:r>
+      <w:r>
+        <w:rPr>
+          <w:color w:val="000000"/>
+        </w:rPr>
+        <w:t>第</w:t>
+      </w:r>
+      <w:r>
+        <w:rPr>
+          <w:color w:val="000000"/>
+        </w:rPr>
+        <w:t xml:space="preserve"> k </w:t>
+      </w:r>
+      <w:r>
+        <w:rPr>
+          <w:color w:val="000000"/>
+        </w:rPr>
+        <w:t>张对第</w:t>
+      </w:r>
+      <w:r>
+        <w:rPr>
+          <w:color w:val="000000"/>
+        </w:rPr>
+        <w:t xml:space="preserve"> k </w:t>
+      </w:r>
+      <w:r>
+        <w:rPr>
+          <w:color w:val="000000"/>
+        </w:rPr>
+        <w:t>张</w:t>
+      </w:r>
+      <w:r>
+        <w:rPr>
+          <w:color w:val="000000"/>
+        </w:rPr>
+        <w:t>"</w:t>
+      </w:r>
+      <w:r>
+        <w:rPr>
+          <w:color w:val="000000"/>
+        </w:rPr>
+        <w:t>的整齐对比；乐迷还有更自由的需求</w:t>
+      </w:r>
+      <w:r>
+        <w:rPr>
+          <w:color w:val="000000"/>
+        </w:rPr>
+        <w:t>——**</w:t>
+      </w:r>
+      <w:r>
+        <w:rPr>
+          <w:color w:val="000000"/>
+        </w:rPr>
+        <w:t>任选任意两张专辑直接比较</w:t>
+      </w:r>
+      <w:r>
+        <w:rPr>
+          <w:color w:val="000000"/>
+        </w:rPr>
+        <w:t>**</w:t>
+      </w:r>
+      <w:r>
+        <w:rPr>
+          <w:color w:val="000000"/>
+        </w:rPr>
+        <w:t>。例如</w:t>
+      </w:r>
+      <w:r>
+        <w:rPr>
+          <w:color w:val="000000"/>
+        </w:rPr>
+        <w:t>"</w:t>
+      </w:r>
+      <w:r>
+        <w:rPr>
+          <w:color w:val="000000"/>
+        </w:rPr>
+        <w:t>陶喆的《黑色柳丁》对周杰伦的《</w:t>
+      </w:r>
+      <w:r>
+        <w:rPr>
+          <w:color w:val="000000"/>
+        </w:rPr>
+        <w:t>Jay</w:t>
+      </w:r>
+      <w:r>
+        <w:rPr>
+          <w:color w:val="000000"/>
+        </w:rPr>
+        <w:t>》</w:t>
+      </w:r>
+      <w:r>
+        <w:rPr>
+          <w:color w:val="000000"/>
+        </w:rPr>
+        <w:t>"</w:t>
+      </w:r>
+      <w:r>
+        <w:rPr>
+          <w:color w:val="000000"/>
+        </w:rPr>
+        <w:t>，前者是陶喆第</w:t>
+      </w:r>
+      <w:r>
+        <w:rPr>
+          <w:color w:val="000000"/>
+        </w:rPr>
+        <w:t xml:space="preserve"> 3 </w:t>
+      </w:r>
+      <w:r>
+        <w:rPr>
+          <w:color w:val="000000"/>
+        </w:rPr>
+        <w:t>张、后者是周杰伦第</w:t>
+      </w:r>
+      <w:r>
+        <w:rPr>
+          <w:color w:val="000000"/>
+        </w:rPr>
+        <w:t xml:space="preserve"> 1 </w:t>
+      </w:r>
+      <w:r>
+        <w:rPr>
+          <w:color w:val="000000"/>
+        </w:rPr>
+        <w:t>张，序号不同，在自动对位下永远无法成组。为此提供</w:t>
+      </w:r>
+      <w:r>
+        <w:rPr>
+          <w:color w:val="000000"/>
+        </w:rPr>
+        <w:t>"</w:t>
+      </w:r>
+      <w:r>
+        <w:rPr>
+          <w:color w:val="000000"/>
+        </w:rPr>
+        <w:t>指定对决</w:t>
+      </w:r>
+      <w:r>
+        <w:rPr>
+          <w:color w:val="000000"/>
+        </w:rPr>
+        <w:t>"</w:t>
+      </w:r>
+      <w:r>
+        <w:rPr>
+          <w:color w:val="000000"/>
+        </w:rPr>
+        <w:t>：用户在搜索结果中任意挑选专辑，</w:t>
+      </w:r>
+      <w:r>
+        <w:rPr>
+          <w:color w:val="000000"/>
+        </w:rPr>
+        <w:t>**</w:t>
+      </w:r>
+      <w:r>
+        <w:rPr>
+          <w:color w:val="000000"/>
+        </w:rPr>
+        <w:t>逐行指定对位组（每组</w:t>
+      </w:r>
+      <w:r>
+        <w:rPr>
+          <w:color w:val="000000"/>
+        </w:rPr>
+        <w:t xml:space="preserve"> 2 </w:t>
+      </w:r>
+      <w:r>
+        <w:rPr>
+          <w:color w:val="000000"/>
+        </w:rPr>
+        <w:t>张，最少</w:t>
+      </w:r>
+      <w:r>
+        <w:rPr>
+          <w:color w:val="000000"/>
+        </w:rPr>
+        <w:t xml:space="preserve"> 1 </w:t>
+      </w:r>
+      <w:r>
+        <w:rPr>
+          <w:color w:val="000000"/>
+        </w:rPr>
+        <w:t>组、组数不设上限）</w:t>
+      </w:r>
+      <w:r>
+        <w:rPr>
+          <w:color w:val="000000"/>
+        </w:rPr>
+        <w:t>**</w:t>
+      </w:r>
+      <w:r>
+        <w:rPr>
+          <w:color w:val="000000"/>
+        </w:rPr>
+        <w:t>，系统按用户指定的对位关系生成对战并逐组投票，结果同样呈现为一张</w:t>
+      </w:r>
+      <w:r>
+        <w:rPr>
+          <w:color w:val="000000"/>
+        </w:rPr>
+        <w:t>**</w:t>
+      </w:r>
+      <w:r>
+        <w:rPr>
+          <w:color w:val="000000"/>
+        </w:rPr>
+        <w:t>逐行对照表</w:t>
+      </w:r>
+      <w:r>
+        <w:rPr>
+          <w:color w:val="000000"/>
+        </w:rPr>
+        <w:t>**</w:t>
+      </w:r>
+      <w:r>
+        <w:rPr>
+          <w:color w:val="000000"/>
+        </w:rPr>
+        <w:t>。它与对位赛是</w:t>
+      </w:r>
+      <w:r>
+        <w:rPr>
+          <w:color w:val="000000"/>
+        </w:rPr>
+        <w:t>"</w:t>
+      </w:r>
+      <w:r>
+        <w:rPr>
+          <w:color w:val="000000"/>
+        </w:rPr>
+        <w:t>一对兄弟</w:t>
+      </w:r>
+      <w:r>
+        <w:rPr>
+          <w:color w:val="000000"/>
+        </w:rPr>
+        <w:t>"——</w:t>
+      </w:r>
+      <w:r>
+        <w:rPr>
+          <w:color w:val="000000"/>
+        </w:rPr>
+        <w:t>对位赛由系统自动配对，指定对决由用户手排配对，两者结果视图完全一致。</w:t>
+      </w:r>
+    </w:p>
+    <w:p>
+      <w:pPr>
+        <w:spacing w:after="0" w:line="360" w:lineRule="auto"/>
+        <w:ind w:firstLine="480"/>
+      </w:pPr>
+      <w:r>
+        <w:rPr>
+          <w:color w:val="000000"/>
+        </w:rPr>
+        <w:t>**</w:t>
+      </w:r>
+      <w:r>
+        <w:rPr>
+          <w:color w:val="000000"/>
+        </w:rPr>
+        <w:t>实现要点（指定对决）。</w:t>
+      </w:r>
+      <w:r>
+        <w:rPr>
+          <w:color w:val="000000"/>
+        </w:rPr>
+        <w:t xml:space="preserve">** </w:t>
+      </w:r>
+      <w:r>
+        <w:rPr>
+          <w:color w:val="000000"/>
+        </w:rPr>
+        <w:t>同样不需要新增数据表：</w:t>
+      </w:r>
+      <w:r>
+        <w:rPr>
+          <w:color w:val="000000"/>
+        </w:rPr>
+        <w:t xml:space="preserve">`scopeType` </w:t>
+      </w:r>
+      <w:r>
+        <w:rPr>
+          <w:color w:val="000000"/>
+        </w:rPr>
+        <w:t>取</w:t>
+      </w:r>
+      <w:r>
+        <w:rPr>
+          <w:color w:val="000000"/>
+        </w:rPr>
+        <w:t xml:space="preserve"> `duel`</w:t>
+      </w:r>
+      <w:r>
+        <w:rPr>
+          <w:color w:val="000000"/>
+        </w:rPr>
+        <w:t>，每个对位组落为对战场次集合中的一行（</w:t>
+      </w:r>
+      <w:r>
+        <w:rPr>
+          <w:color w:val="000000"/>
+        </w:rPr>
+        <w:t xml:space="preserve">`roundName` </w:t>
+      </w:r>
+      <w:r>
+        <w:rPr>
+          <w:color w:val="000000"/>
+        </w:rPr>
+        <w:t>为</w:t>
+      </w:r>
+      <w:r>
+        <w:rPr>
+          <w:color w:val="000000"/>
+        </w:rPr>
+        <w:t xml:space="preserve"> `duel`</w:t>
+      </w:r>
+      <w:r>
+        <w:rPr>
+          <w:color w:val="000000"/>
+        </w:rPr>
+        <w:t>，</w:t>
+      </w:r>
+      <w:r>
+        <w:rPr>
+          <w:color w:val="000000"/>
+        </w:rPr>
+        <w:t xml:space="preserve">`roundIndex` </w:t>
+      </w:r>
+      <w:r>
+        <w:rPr>
+          <w:color w:val="000000"/>
+        </w:rPr>
+        <w:t>存放组号），结果接口复用对位赛的逐行对照表返回结构。</w:t>
       </w:r>
     </w:p>
     <w:p>
@@ -13164,7 +13797,7 @@
         <w:pStyle w:val="21"/>
         <w:spacing w:after="120" w:line="360" w:lineRule="auto"/>
       </w:pPr>
-      <w:bookmarkStart w:id="18" w:name="_Toc240460013"/>
+      <w:bookmarkStart w:id="18" w:name="_Toc240464191"/>
       <w:r>
         <w:rPr>
           <w:rFonts w:ascii="黑体" w:eastAsia="黑体" w:hAnsi="黑体"/>
@@ -13402,7 +14035,15 @@
                 <w:color w:val="000000"/>
                 <w:sz w:val="21"/>
               </w:rPr>
-              <w:t>返回类型必须为专辑，且曲目数不少于</w:t>
+              <w:t>返回类型必须为专</w:t>
+            </w:r>
+            <w:r>
+              <w:rPr>
+                <w:color w:val="000000"/>
+                <w:sz w:val="21"/>
+              </w:rPr>
+              <w:lastRenderedPageBreak/>
+              <w:t>辑，且曲目数不少于</w:t>
             </w:r>
             <w:r>
               <w:rPr>
@@ -13430,6 +14071,7 @@
                 <w:color w:val="000000"/>
                 <w:sz w:val="21"/>
               </w:rPr>
+              <w:lastRenderedPageBreak/>
               <w:t>排除单曲与</w:t>
             </w:r>
             <w:r>
@@ -13444,7 +14086,15 @@
                 <w:color w:val="000000"/>
                 <w:sz w:val="21"/>
               </w:rPr>
-              <w:t>，其体量与专辑不对等</w:t>
+              <w:t>，其</w:t>
+            </w:r>
+            <w:r>
+              <w:rPr>
+                <w:color w:val="000000"/>
+                <w:sz w:val="21"/>
+              </w:rPr>
+              <w:lastRenderedPageBreak/>
+              <w:t>体量与专辑不对等</w:t>
             </w:r>
           </w:p>
         </w:tc>
@@ -13460,6 +14110,7 @@
                 <w:color w:val="000000"/>
                 <w:sz w:val="21"/>
               </w:rPr>
+              <w:lastRenderedPageBreak/>
               <w:t>2</w:t>
             </w:r>
           </w:p>
@@ -14002,7 +14653,6 @@
         <w:rPr>
           <w:color w:val="000000"/>
         </w:rPr>
-        <w:lastRenderedPageBreak/>
         <w:t>**</w:t>
       </w:r>
       <w:r>
@@ -14053,7 +14703,7 @@
         <w:pStyle w:val="21"/>
         <w:spacing w:after="120" w:line="360" w:lineRule="auto"/>
       </w:pPr>
-      <w:bookmarkStart w:id="19" w:name="_Toc240460014"/>
+      <w:bookmarkStart w:id="19" w:name="_Toc240464192"/>
       <w:r>
         <w:rPr>
           <w:rFonts w:ascii="黑体" w:eastAsia="黑体" w:hAnsi="黑体"/>
@@ -14209,6 +14859,7 @@
         <w:rPr>
           <w:color w:val="000000"/>
         </w:rPr>
+        <w:lastRenderedPageBreak/>
         <w:t>（</w:t>
       </w:r>
       <w:r>
@@ -14301,7 +14952,7 @@
         <w:pStyle w:val="21"/>
         <w:spacing w:after="120" w:line="360" w:lineRule="auto"/>
       </w:pPr>
-      <w:bookmarkStart w:id="20" w:name="_Toc240460015"/>
+      <w:bookmarkStart w:id="20" w:name="_Toc240464193"/>
       <w:r>
         <w:rPr>
           <w:rFonts w:ascii="黑体" w:eastAsia="黑体" w:hAnsi="黑体"/>
@@ -14968,14 +15619,7 @@
         <w:rPr>
           <w:color w:val="000000"/>
         </w:rPr>
-        <w:t>排列的</w:t>
-      </w:r>
-      <w:r>
-        <w:rPr>
-          <w:color w:val="000000"/>
-        </w:rPr>
-        <w:lastRenderedPageBreak/>
-        <w:t>固定次序（分组结果在生成后即固定，见</w:t>
+        <w:t>排列的固定次序（分组结果在生成后即固定，见</w:t>
       </w:r>
       <w:r>
         <w:rPr>
@@ -15449,6 +16093,7 @@
                 <w:color w:val="000000"/>
                 <w:sz w:val="21"/>
               </w:rPr>
+              <w:lastRenderedPageBreak/>
               <w:t>复活赛（可选）</w:t>
             </w:r>
           </w:p>
@@ -16281,7 +16926,7 @@
         <w:pStyle w:val="21"/>
         <w:spacing w:after="120" w:line="360" w:lineRule="auto"/>
       </w:pPr>
-      <w:bookmarkStart w:id="21" w:name="_Toc240460016"/>
+      <w:bookmarkStart w:id="21" w:name="_Toc240464194"/>
       <w:r>
         <w:rPr>
           <w:rFonts w:ascii="黑体" w:eastAsia="黑体" w:hAnsi="黑体"/>
@@ -16320,7 +16965,6 @@
           <w:color w:val="26313F"/>
           <w:sz w:val="18"/>
         </w:rPr>
-        <w:lastRenderedPageBreak/>
         <w:t>输入：参赛专辑列表</w:t>
       </w:r>
       <w:r>
@@ -16831,6 +17475,7 @@
           <w:color w:val="26313F"/>
           <w:sz w:val="18"/>
         </w:rPr>
+        <w:lastRenderedPageBreak/>
         <w:t xml:space="preserve"> </w:t>
       </w:r>
     </w:p>
@@ -17248,7 +17893,7 @@
         <w:pStyle w:val="21"/>
         <w:spacing w:after="120" w:line="360" w:lineRule="auto"/>
       </w:pPr>
-      <w:bookmarkStart w:id="22" w:name="_Toc240460017"/>
+      <w:bookmarkStart w:id="22" w:name="_Toc240464195"/>
       <w:r>
         <w:rPr>
           <w:rFonts w:ascii="黑体" w:eastAsia="黑体" w:hAnsi="黑体"/>
@@ -17425,7 +18070,6 @@
                 <w:color w:val="000000"/>
                 <w:sz w:val="21"/>
               </w:rPr>
-              <w:lastRenderedPageBreak/>
               <w:t>等级</w:t>
             </w:r>
           </w:p>
@@ -17947,6 +18591,7 @@
         <w:rPr>
           <w:color w:val="000000"/>
         </w:rPr>
+        <w:lastRenderedPageBreak/>
         <w:t>**</w:t>
       </w:r>
       <w:r>
@@ -17997,7 +18642,7 @@
         <w:pStyle w:val="21"/>
         <w:spacing w:after="120" w:line="360" w:lineRule="auto"/>
       </w:pPr>
-      <w:bookmarkStart w:id="23" w:name="_Toc240460018"/>
+      <w:bookmarkStart w:id="23" w:name="_Toc240464196"/>
       <w:r>
         <w:rPr>
           <w:rFonts w:ascii="黑体" w:eastAsia="黑体" w:hAnsi="黑体"/>
@@ -18029,7 +18674,7 @@
         <w:pStyle w:val="1"/>
         <w:spacing w:before="240" w:after="120" w:line="360" w:lineRule="auto"/>
       </w:pPr>
-      <w:bookmarkStart w:id="24" w:name="_Toc240460019"/>
+      <w:bookmarkStart w:id="24" w:name="_Toc240464197"/>
       <w:r>
         <w:rPr>
           <w:rFonts w:ascii="黑体" w:eastAsia="黑体" w:hAnsi="黑体"/>
@@ -18043,7 +18688,7 @@
         <w:pStyle w:val="21"/>
         <w:spacing w:after="120" w:line="360" w:lineRule="auto"/>
       </w:pPr>
-      <w:bookmarkStart w:id="25" w:name="_Toc240460020"/>
+      <w:bookmarkStart w:id="25" w:name="_Toc240464198"/>
       <w:r>
         <w:rPr>
           <w:rFonts w:ascii="黑体" w:eastAsia="黑体" w:hAnsi="黑体"/>
@@ -18211,7 +18856,6 @@
         <w:rPr>
           <w:color w:val="000000"/>
         </w:rPr>
-        <w:lastRenderedPageBreak/>
         <w:t>（</w:t>
       </w:r>
       <w:r>
@@ -18292,7 +18936,7 @@
         <w:pStyle w:val="21"/>
         <w:spacing w:after="120" w:line="360" w:lineRule="auto"/>
       </w:pPr>
-      <w:bookmarkStart w:id="26" w:name="_Toc240460021"/>
+      <w:bookmarkStart w:id="26" w:name="_Toc240464199"/>
       <w:r>
         <w:rPr>
           <w:rFonts w:ascii="黑体" w:eastAsia="黑体" w:hAnsi="黑体"/>
@@ -18710,6 +19354,7 @@
                 <w:color w:val="000000"/>
                 <w:sz w:val="21"/>
               </w:rPr>
+              <w:lastRenderedPageBreak/>
               <w:t>音乐数据域</w:t>
             </w:r>
           </w:p>
@@ -19446,12 +20091,11 @@
         <w:pStyle w:val="21"/>
         <w:spacing w:after="120" w:line="360" w:lineRule="auto"/>
       </w:pPr>
-      <w:bookmarkStart w:id="27" w:name="_Toc240460022"/>
+      <w:bookmarkStart w:id="27" w:name="_Toc240464200"/>
       <w:r>
         <w:rPr>
           <w:rFonts w:ascii="黑体" w:eastAsia="黑体" w:hAnsi="黑体"/>
         </w:rPr>
-        <w:lastRenderedPageBreak/>
         <w:t xml:space="preserve">5.3 </w:t>
       </w:r>
       <w:r>
@@ -20197,6 +20841,7 @@
                 <w:color w:val="000000"/>
                 <w:sz w:val="21"/>
               </w:rPr>
+              <w:lastRenderedPageBreak/>
               <w:t>bannedBy</w:t>
             </w:r>
           </w:p>
@@ -21157,15 +21802,7 @@
                 <w:color w:val="000000"/>
                 <w:sz w:val="21"/>
               </w:rPr>
-              <w:t>收藏发起用户，外键</w:t>
-            </w:r>
-            <w:r>
-              <w:rPr>
-                <w:color w:val="000000"/>
-                <w:sz w:val="21"/>
-              </w:rPr>
-              <w:lastRenderedPageBreak/>
-              <w:t>指向</w:t>
+              <w:t>收藏发起用户，外键指向</w:t>
             </w:r>
             <w:r>
               <w:rPr>
@@ -21188,7 +21825,6 @@
                 <w:color w:val="000000"/>
                 <w:sz w:val="21"/>
               </w:rPr>
-              <w:lastRenderedPageBreak/>
               <w:t>targetType</w:t>
             </w:r>
           </w:p>
@@ -21792,6 +22428,7 @@
                 <w:color w:val="000000"/>
                 <w:sz w:val="21"/>
               </w:rPr>
+              <w:lastRenderedPageBreak/>
               <w:t>refId</w:t>
             </w:r>
           </w:p>
@@ -21973,7 +22610,7 @@
         <w:pStyle w:val="21"/>
         <w:spacing w:after="120" w:line="360" w:lineRule="auto"/>
       </w:pPr>
-      <w:bookmarkStart w:id="28" w:name="_Toc240460023"/>
+      <w:bookmarkStart w:id="28" w:name="_Toc240464201"/>
       <w:r>
         <w:rPr>
           <w:rFonts w:ascii="黑体" w:eastAsia="黑体" w:hAnsi="黑体"/>
@@ -22449,7 +23086,6 @@
                 <w:color w:val="000000"/>
                 <w:sz w:val="21"/>
               </w:rPr>
-              <w:lastRenderedPageBreak/>
               <w:t>albumCount</w:t>
             </w:r>
           </w:p>
@@ -23263,6 +23899,7 @@
                 <w:color w:val="000000"/>
                 <w:sz w:val="21"/>
               </w:rPr>
+              <w:lastRenderedPageBreak/>
               <w:t>releaseDate</w:t>
             </w:r>
           </w:p>
@@ -24049,15 +24686,7 @@
                 <w:color w:val="000000"/>
                 <w:sz w:val="21"/>
               </w:rPr>
-              <w:t>专辑的外部标识，用于把按歌手拉取</w:t>
-            </w:r>
-            <w:r>
-              <w:rPr>
-                <w:color w:val="000000"/>
-                <w:sz w:val="21"/>
-              </w:rPr>
-              <w:lastRenderedPageBreak/>
-              <w:t>的曲目归类到专辑</w:t>
+              <w:t>专辑的外部标识，用于把按歌手拉取的曲目归类到专辑</w:t>
             </w:r>
           </w:p>
         </w:tc>
@@ -24073,7 +24702,6 @@
                 <w:color w:val="000000"/>
                 <w:sz w:val="21"/>
               </w:rPr>
-              <w:lastRenderedPageBreak/>
               <w:t>artistExternalId</w:t>
             </w:r>
           </w:p>
@@ -24624,11 +25252,12 @@
         <w:pStyle w:val="21"/>
         <w:spacing w:after="120" w:line="360" w:lineRule="auto"/>
       </w:pPr>
-      <w:bookmarkStart w:id="29" w:name="_Toc240460024"/>
+      <w:bookmarkStart w:id="29" w:name="_Toc240464202"/>
       <w:r>
         <w:rPr>
           <w:rFonts w:ascii="黑体" w:eastAsia="黑体" w:hAnsi="黑体"/>
         </w:rPr>
+        <w:lastRenderedPageBreak/>
         <w:t xml:space="preserve">5.5 </w:t>
       </w:r>
       <w:r>
@@ -25054,6 +25683,20 @@
               </w:rPr>
               <w:t>`aligned`</w:t>
             </w:r>
+            <w:r>
+              <w:rPr>
+                <w:color w:val="000000"/>
+                <w:sz w:val="21"/>
+              </w:rPr>
+              <w:t>、</w:t>
+            </w:r>
+            <w:r>
+              <w:rPr>
+                <w:color w:val="000000"/>
+                <w:sz w:val="21"/>
+              </w:rPr>
+              <w:t>`duel`</w:t>
+            </w:r>
           </w:p>
         </w:tc>
       </w:tr>
@@ -25356,15 +25999,7 @@
                 <w:color w:val="000000"/>
                 <w:sz w:val="21"/>
               </w:rPr>
-              <w:t xml:space="preserve"> </w:t>
-            </w:r>
-            <w:r>
-              <w:rPr>
-                <w:color w:val="000000"/>
-                <w:sz w:val="21"/>
-              </w:rPr>
-              <w:lastRenderedPageBreak/>
-              <w:t xml:space="preserve">`playing` </w:t>
+              <w:t xml:space="preserve"> `playing` </w:t>
             </w:r>
             <w:r>
               <w:rPr>
@@ -25394,7 +26029,6 @@
                 <w:color w:val="000000"/>
                 <w:sz w:val="21"/>
               </w:rPr>
-              <w:lastRenderedPageBreak/>
               <w:t>groupCount</w:t>
             </w:r>
           </w:p>
@@ -26020,6 +26654,7 @@
                 <w:color w:val="000000"/>
                 <w:sz w:val="21"/>
               </w:rPr>
+              <w:lastRenderedPageBreak/>
               <w:t>---</w:t>
             </w:r>
           </w:p>
@@ -26944,7 +27579,6 @@
                 <w:color w:val="000000"/>
                 <w:sz w:val="21"/>
               </w:rPr>
-              <w:lastRenderedPageBreak/>
               <w:t>createdAt</w:t>
             </w:r>
           </w:p>
@@ -27591,6 +28225,7 @@
                 <w:color w:val="000000"/>
                 <w:sz w:val="21"/>
               </w:rPr>
+              <w:lastRenderedPageBreak/>
               <w:t>deviceHash</w:t>
             </w:r>
           </w:p>
@@ -27878,7 +28513,7 @@
         <w:pStyle w:val="21"/>
         <w:spacing w:after="120" w:line="360" w:lineRule="auto"/>
       </w:pPr>
-      <w:bookmarkStart w:id="30" w:name="_Toc240460025"/>
+      <w:bookmarkStart w:id="30" w:name="_Toc240464203"/>
       <w:r>
         <w:rPr>
           <w:rFonts w:ascii="黑体" w:eastAsia="黑体" w:hAnsi="黑体"/>
@@ -28366,15 +29001,7 @@
                 <w:color w:val="000000"/>
                 <w:sz w:val="21"/>
               </w:rPr>
-              <w:t>听感题使用的试听</w:t>
-            </w:r>
-            <w:r>
-              <w:rPr>
-                <w:color w:val="000000"/>
-                <w:sz w:val="21"/>
-              </w:rPr>
-              <w:lastRenderedPageBreak/>
-              <w:t>地址，普通题为空</w:t>
+              <w:t>听感题使用的试听地址，普通题为空</w:t>
             </w:r>
           </w:p>
         </w:tc>
@@ -28390,7 +29017,6 @@
                 <w:color w:val="000000"/>
                 <w:sz w:val="21"/>
               </w:rPr>
-              <w:lastRenderedPageBreak/>
               <w:t>dims</w:t>
             </w:r>
           </w:p>
@@ -28882,6 +29508,7 @@
                 <w:color w:val="000000"/>
                 <w:sz w:val="21"/>
               </w:rPr>
+              <w:lastRenderedPageBreak/>
               <w:t>code</w:t>
             </w:r>
           </w:p>
@@ -29888,15 +30515,7 @@
                 <w:color w:val="000000"/>
                 <w:sz w:val="21"/>
               </w:rPr>
-              <w:t xml:space="preserve"> </w:t>
-            </w:r>
-            <w:r>
-              <w:rPr>
-                <w:color w:val="000000"/>
-                <w:sz w:val="21"/>
-              </w:rPr>
-              <w:lastRenderedPageBreak/>
-              <w:t>`template`</w:t>
+              <w:t xml:space="preserve"> `template`</w:t>
             </w:r>
             <w:r>
               <w:rPr>
@@ -29919,7 +30538,6 @@
                 <w:color w:val="000000"/>
                 <w:sz w:val="21"/>
               </w:rPr>
-              <w:lastRenderedPageBreak/>
               <w:t>recommendAlbums</w:t>
             </w:r>
           </w:p>
@@ -30073,7 +30691,7 @@
         <w:pStyle w:val="21"/>
         <w:spacing w:after="120" w:line="360" w:lineRule="auto"/>
       </w:pPr>
-      <w:bookmarkStart w:id="31" w:name="_Toc240460026"/>
+      <w:bookmarkStart w:id="31" w:name="_Toc240464204"/>
       <w:r>
         <w:rPr>
           <w:rFonts w:ascii="黑体" w:eastAsia="黑体" w:hAnsi="黑体"/>
@@ -30467,6 +31085,7 @@
                 <w:color w:val="000000"/>
                 <w:sz w:val="21"/>
               </w:rPr>
+              <w:lastRenderedPageBreak/>
               <w:t>albums</w:t>
             </w:r>
           </w:p>
@@ -31323,7 +31942,7 @@
         <w:pStyle w:val="21"/>
         <w:spacing w:after="120" w:line="360" w:lineRule="auto"/>
       </w:pPr>
-      <w:bookmarkStart w:id="32" w:name="_Toc240460027"/>
+      <w:bookmarkStart w:id="32" w:name="_Toc240464205"/>
       <w:r>
         <w:rPr>
           <w:rFonts w:ascii="黑体" w:eastAsia="黑体" w:hAnsi="黑体"/>
@@ -31410,7 +32029,6 @@
                 <w:color w:val="000000"/>
                 <w:sz w:val="21"/>
               </w:rPr>
-              <w:lastRenderedPageBreak/>
               <w:t>状态</w:t>
             </w:r>
           </w:p>
@@ -31684,7 +32302,7 @@
         <w:pStyle w:val="21"/>
         <w:spacing w:after="120" w:line="360" w:lineRule="auto"/>
       </w:pPr>
-      <w:bookmarkStart w:id="33" w:name="_Toc240460028"/>
+      <w:bookmarkStart w:id="33" w:name="_Toc240464206"/>
       <w:r>
         <w:rPr>
           <w:rFonts w:ascii="黑体" w:eastAsia="黑体" w:hAnsi="黑体"/>
@@ -31744,6 +32362,7 @@
         <w:rPr>
           <w:color w:val="000000"/>
         </w:rPr>
+        <w:lastRenderedPageBreak/>
         <w:t>（</w:t>
       </w:r>
       <w:r>
@@ -31932,7 +32551,7 @@
         <w:pStyle w:val="1"/>
         <w:spacing w:before="240" w:after="120" w:line="360" w:lineRule="auto"/>
       </w:pPr>
-      <w:bookmarkStart w:id="34" w:name="_Toc240460029"/>
+      <w:bookmarkStart w:id="34" w:name="_Toc240464207"/>
       <w:r>
         <w:rPr>
           <w:rFonts w:ascii="黑体" w:eastAsia="黑体" w:hAnsi="黑体"/>
@@ -31946,7 +32565,7 @@
         <w:pStyle w:val="21"/>
         <w:spacing w:after="120" w:line="360" w:lineRule="auto"/>
       </w:pPr>
-      <w:bookmarkStart w:id="35" w:name="_Toc240460030"/>
+      <w:bookmarkStart w:id="35" w:name="_Toc240464208"/>
       <w:r>
         <w:rPr>
           <w:rFonts w:ascii="黑体" w:eastAsia="黑体" w:hAnsi="黑体"/>
@@ -32218,29 +32837,20 @@
                 <w:color w:val="000000"/>
                 <w:sz w:val="21"/>
               </w:rPr>
-              <w:t>歌手检索、专辑列</w:t>
-            </w:r>
-            <w:r>
-              <w:rPr>
-                <w:color w:val="000000"/>
-                <w:sz w:val="21"/>
-              </w:rPr>
-              <w:lastRenderedPageBreak/>
-              <w:t>表、专辑详情、曲目</w:t>
-            </w:r>
-          </w:p>
-        </w:tc>
-        <w:tc>
-          <w:tcPr>
-            <w:tcW w:w="2078" w:type="dxa"/>
-          </w:tcPr>
-          <w:p>
-            <w:r>
-              <w:rPr>
-                <w:color w:val="000000"/>
-                <w:sz w:val="21"/>
-              </w:rPr>
-              <w:lastRenderedPageBreak/>
+              <w:t>歌手检索、专辑列表、专辑详情、曲目</w:t>
+            </w:r>
+          </w:p>
+        </w:tc>
+        <w:tc>
+          <w:tcPr>
+            <w:tcW w:w="2078" w:type="dxa"/>
+          </w:tcPr>
+          <w:p>
+            <w:r>
+              <w:rPr>
+                <w:color w:val="000000"/>
+                <w:sz w:val="21"/>
+              </w:rPr>
               <w:t>公开（带限流）</w:t>
             </w:r>
           </w:p>
@@ -32556,7 +33166,7 @@
         <w:pStyle w:val="21"/>
         <w:spacing w:after="120" w:line="360" w:lineRule="auto"/>
       </w:pPr>
-      <w:bookmarkStart w:id="36" w:name="_Toc240460031"/>
+      <w:bookmarkStart w:id="36" w:name="_Toc240464209"/>
       <w:r>
         <w:rPr>
           <w:rFonts w:ascii="黑体" w:eastAsia="黑体" w:hAnsi="黑体"/>
@@ -32688,6 +33298,7 @@
           <w:color w:val="26313F"/>
           <w:sz w:val="18"/>
         </w:rPr>
+        <w:lastRenderedPageBreak/>
         <w:t xml:space="preserve">  "data": { }             // </w:t>
       </w:r>
       <w:r>
@@ -33373,7 +33984,7 @@
         <w:pStyle w:val="21"/>
         <w:spacing w:after="120" w:line="360" w:lineRule="auto"/>
       </w:pPr>
-      <w:bookmarkStart w:id="37" w:name="_Toc240460032"/>
+      <w:bookmarkStart w:id="37" w:name="_Toc240464210"/>
       <w:r>
         <w:rPr>
           <w:rFonts w:ascii="黑体" w:eastAsia="黑体" w:hAnsi="黑体"/>
@@ -33548,7 +34159,6 @@
                 <w:color w:val="000000"/>
                 <w:sz w:val="21"/>
               </w:rPr>
-              <w:lastRenderedPageBreak/>
               <w:t>需登录</w:t>
             </w:r>
           </w:p>
@@ -33644,7 +34254,7 @@
         <w:pStyle w:val="21"/>
         <w:spacing w:after="120" w:line="360" w:lineRule="auto"/>
       </w:pPr>
-      <w:bookmarkStart w:id="38" w:name="_Toc240460033"/>
+      <w:bookmarkStart w:id="38" w:name="_Toc240464211"/>
       <w:r>
         <w:rPr>
           <w:rFonts w:ascii="黑体" w:eastAsia="黑体" w:hAnsi="黑体"/>
@@ -33676,7 +34286,7 @@
         <w:pStyle w:val="21"/>
         <w:spacing w:after="120" w:line="360" w:lineRule="auto"/>
       </w:pPr>
-      <w:bookmarkStart w:id="39" w:name="_Toc240460034"/>
+      <w:bookmarkStart w:id="39" w:name="_Toc240464212"/>
       <w:r>
         <w:rPr>
           <w:rFonts w:ascii="黑体" w:eastAsia="黑体" w:hAnsi="黑体"/>
@@ -33774,6 +34384,7 @@
           <w:color w:val="26313F"/>
           <w:sz w:val="18"/>
         </w:rPr>
+        <w:lastRenderedPageBreak/>
         <w:t>2.  GET  /api/music/artists/search?keyword=</w:t>
       </w:r>
       <w:r>
@@ -34083,7 +34694,7 @@
         <w:pStyle w:val="1"/>
         <w:spacing w:before="240" w:after="120" w:line="360" w:lineRule="auto"/>
       </w:pPr>
-      <w:bookmarkStart w:id="40" w:name="_Toc240460035"/>
+      <w:bookmarkStart w:id="40" w:name="_Toc240464213"/>
       <w:r>
         <w:rPr>
           <w:rFonts w:ascii="黑体" w:eastAsia="黑体" w:hAnsi="黑体"/>
@@ -34097,7 +34708,7 @@
         <w:pStyle w:val="21"/>
         <w:spacing w:after="120" w:line="360" w:lineRule="auto"/>
       </w:pPr>
-      <w:bookmarkStart w:id="41" w:name="_Toc240460036"/>
+      <w:bookmarkStart w:id="41" w:name="_Toc240464214"/>
       <w:r>
         <w:rPr>
           <w:rFonts w:ascii="黑体" w:eastAsia="黑体" w:hAnsi="黑体"/>
@@ -34201,12 +34812,11 @@
         <w:pStyle w:val="21"/>
         <w:spacing w:after="120" w:line="360" w:lineRule="auto"/>
       </w:pPr>
-      <w:bookmarkStart w:id="42" w:name="_Toc240460037"/>
+      <w:bookmarkStart w:id="42" w:name="_Toc240464215"/>
       <w:r>
         <w:rPr>
           <w:rFonts w:ascii="黑体" w:eastAsia="黑体" w:hAnsi="黑体"/>
         </w:rPr>
-        <w:lastRenderedPageBreak/>
         <w:t xml:space="preserve">7.2 </w:t>
       </w:r>
       <w:r>
@@ -34418,6 +35028,7 @@
         <w:rPr>
           <w:color w:val="000000"/>
         </w:rPr>
+        <w:lastRenderedPageBreak/>
         <w:t>（</w:t>
       </w:r>
       <w:r>
@@ -34570,7 +35181,7 @@
         <w:pStyle w:val="21"/>
         <w:spacing w:after="120" w:line="360" w:lineRule="auto"/>
       </w:pPr>
-      <w:bookmarkStart w:id="43" w:name="_Toc240460038"/>
+      <w:bookmarkStart w:id="43" w:name="_Toc240464216"/>
       <w:r>
         <w:rPr>
           <w:rFonts w:ascii="黑体" w:eastAsia="黑体" w:hAnsi="黑体"/>
@@ -34638,12 +35249,11 @@
         <w:pStyle w:val="21"/>
         <w:spacing w:after="120" w:line="360" w:lineRule="auto"/>
       </w:pPr>
-      <w:bookmarkStart w:id="44" w:name="_Toc240460039"/>
+      <w:bookmarkStart w:id="44" w:name="_Toc240464217"/>
       <w:r>
         <w:rPr>
           <w:rFonts w:ascii="黑体" w:eastAsia="黑体" w:hAnsi="黑体"/>
         </w:rPr>
-        <w:lastRenderedPageBreak/>
         <w:t xml:space="preserve">7.4 </w:t>
       </w:r>
       <w:r>
@@ -34960,11 +35570,12 @@
         <w:pStyle w:val="21"/>
         <w:spacing w:after="120" w:line="360" w:lineRule="auto"/>
       </w:pPr>
-      <w:bookmarkStart w:id="45" w:name="_Toc240460040"/>
+      <w:bookmarkStart w:id="45" w:name="_Toc240464218"/>
       <w:r>
         <w:rPr>
           <w:rFonts w:ascii="黑体" w:eastAsia="黑体" w:hAnsi="黑体"/>
         </w:rPr>
+        <w:lastRenderedPageBreak/>
         <w:t xml:space="preserve">7.5 </w:t>
       </w:r>
       <w:r>
@@ -35124,7 +35735,7 @@
         <w:pStyle w:val="21"/>
         <w:spacing w:after="120" w:line="360" w:lineRule="auto"/>
       </w:pPr>
-      <w:bookmarkStart w:id="46" w:name="_Toc240460041"/>
+      <w:bookmarkStart w:id="46" w:name="_Toc240464219"/>
       <w:r>
         <w:rPr>
           <w:rFonts w:ascii="黑体" w:eastAsia="黑体" w:hAnsi="黑体"/>
@@ -35274,7 +35885,6 @@
         <w:rPr>
           <w:color w:val="000000"/>
         </w:rPr>
-        <w:lastRenderedPageBreak/>
         <w:t>（</w:t>
       </w:r>
       <w:r>
@@ -35391,7 +36001,7 @@
         <w:pStyle w:val="21"/>
         <w:spacing w:after="120" w:line="360" w:lineRule="auto"/>
       </w:pPr>
-      <w:bookmarkStart w:id="47" w:name="_Toc240460042"/>
+      <w:bookmarkStart w:id="47" w:name="_Toc240464220"/>
       <w:r>
         <w:rPr>
           <w:rFonts w:ascii="黑体" w:eastAsia="黑体" w:hAnsi="黑体"/>
@@ -35423,11 +36033,12 @@
         <w:pStyle w:val="1"/>
         <w:spacing w:before="240" w:after="120" w:line="360" w:lineRule="auto"/>
       </w:pPr>
-      <w:bookmarkStart w:id="48" w:name="_Toc240460043"/>
+      <w:bookmarkStart w:id="48" w:name="_Toc240464221"/>
       <w:r>
         <w:rPr>
           <w:rFonts w:ascii="黑体" w:eastAsia="黑体" w:hAnsi="黑体"/>
         </w:rPr>
+        <w:lastRenderedPageBreak/>
         <w:t>八、安全设计</w:t>
       </w:r>
       <w:bookmarkEnd w:id="48"/>
@@ -35888,7 +36499,6 @@
         <w:rPr>
           <w:color w:val="000000"/>
         </w:rPr>
-        <w:lastRenderedPageBreak/>
         <w:t>（</w:t>
       </w:r>
       <w:r>
@@ -36053,7 +36663,7 @@
         <w:pStyle w:val="1"/>
         <w:spacing w:before="240" w:after="120" w:line="360" w:lineRule="auto"/>
       </w:pPr>
-      <w:bookmarkStart w:id="49" w:name="_Toc240460044"/>
+      <w:bookmarkStart w:id="49" w:name="_Toc240464222"/>
       <w:r>
         <w:rPr>
           <w:rFonts w:ascii="黑体" w:eastAsia="黑体" w:hAnsi="黑体"/>
@@ -36067,7 +36677,7 @@
         <w:pStyle w:val="21"/>
         <w:spacing w:after="120" w:line="360" w:lineRule="auto"/>
       </w:pPr>
-      <w:bookmarkStart w:id="50" w:name="_Toc240460045"/>
+      <w:bookmarkStart w:id="50" w:name="_Toc240464223"/>
       <w:r>
         <w:rPr>
           <w:rFonts w:ascii="黑体" w:eastAsia="黑体" w:hAnsi="黑体"/>
@@ -36225,6 +36835,7 @@
           <w:color w:val="26313F"/>
           <w:sz w:val="18"/>
         </w:rPr>
+        <w:lastRenderedPageBreak/>
         <w:t xml:space="preserve">            │</w:t>
       </w:r>
     </w:p>
@@ -36353,7 +36964,7 @@
         <w:pStyle w:val="21"/>
         <w:spacing w:after="120" w:line="360" w:lineRule="auto"/>
       </w:pPr>
-      <w:bookmarkStart w:id="51" w:name="_Toc240460046"/>
+      <w:bookmarkStart w:id="51" w:name="_Toc240464224"/>
       <w:r>
         <w:rPr>
           <w:rFonts w:ascii="黑体" w:eastAsia="黑体" w:hAnsi="黑体"/>
@@ -36881,12 +37492,11 @@
         <w:pStyle w:val="21"/>
         <w:spacing w:after="120" w:line="360" w:lineRule="auto"/>
       </w:pPr>
-      <w:bookmarkStart w:id="52" w:name="_Toc240460047"/>
+      <w:bookmarkStart w:id="52" w:name="_Toc240464225"/>
       <w:r>
         <w:rPr>
           <w:rFonts w:ascii="黑体" w:eastAsia="黑体" w:hAnsi="黑体"/>
         </w:rPr>
-        <w:lastRenderedPageBreak/>
         <w:t xml:space="preserve">9.3 </w:t>
       </w:r>
       <w:r>
@@ -37082,11 +37692,12 @@
         <w:pStyle w:val="21"/>
         <w:spacing w:after="120" w:line="360" w:lineRule="auto"/>
       </w:pPr>
-      <w:bookmarkStart w:id="53" w:name="_Toc240460048"/>
+      <w:bookmarkStart w:id="53" w:name="_Toc240464226"/>
       <w:r>
         <w:rPr>
           <w:rFonts w:ascii="黑体" w:eastAsia="黑体" w:hAnsi="黑体"/>
         </w:rPr>
+        <w:lastRenderedPageBreak/>
         <w:t xml:space="preserve">9.4 </w:t>
       </w:r>
       <w:r>
@@ -37408,7 +38019,7 @@
         <w:pStyle w:val="1"/>
         <w:spacing w:before="240" w:after="120" w:line="360" w:lineRule="auto"/>
       </w:pPr>
-      <w:bookmarkStart w:id="54" w:name="_Toc240460049"/>
+      <w:bookmarkStart w:id="54" w:name="_Toc240464227"/>
       <w:r>
         <w:rPr>
           <w:rFonts w:ascii="黑体" w:eastAsia="黑体" w:hAnsi="黑体"/>
@@ -37997,7 +38608,6 @@
                 <w:color w:val="000000"/>
                 <w:sz w:val="21"/>
               </w:rPr>
-              <w:lastRenderedPageBreak/>
               <w:t>音乐人格测评</w:t>
             </w:r>
           </w:p>
@@ -38710,6 +39320,7 @@
         <w:rPr>
           <w:color w:val="000000"/>
         </w:rPr>
+        <w:lastRenderedPageBreak/>
         <w:t>**</w:t>
       </w:r>
       <w:r>
@@ -38752,7 +39363,7 @@
         <w:rPr>
           <w:color w:val="000000"/>
         </w:rPr>
-        <w:t>的范围模式原为四种，本设计扩充为五种，新增</w:t>
+        <w:t>的范围模式原为四种，后陆续扩充为六种，新增</w:t>
       </w:r>
       <w:r>
         <w:rPr>
@@ -38812,7 +39423,103 @@
         <w:rPr>
           <w:color w:val="000000"/>
         </w:rPr>
-        <w:t>这类比较需求。对位赛复用多歌手模式的歌手选择结构，赛制差异在赛制服务内部消化，数据层与接口层不需要新增表，只需在范围模式的枚举中增加一个取值。需求文档与接口文档已同步更新，三份文档在这一点上口径一致。</w:t>
+        <w:t>这类比较需求。对位赛复用多歌手模式的歌手选择结构，赛制差异在赛制服务内部消化，数据层与接口层不需要新增表，只需在范围模式的枚举中增加一个取值。需求文档与接口文档已同步更新，三份文档在这一点上口径一致。本版在此基础上新增</w:t>
+      </w:r>
+      <w:r>
+        <w:rPr>
+          <w:color w:val="000000"/>
+        </w:rPr>
+        <w:t>"</w:t>
+      </w:r>
+      <w:r>
+        <w:rPr>
+          <w:color w:val="000000"/>
+        </w:rPr>
+        <w:t>指定对决</w:t>
+      </w:r>
+      <w:r>
+        <w:rPr>
+          <w:color w:val="000000"/>
+        </w:rPr>
+        <w:t>"</w:t>
+      </w:r>
+      <w:r>
+        <w:rPr>
+          <w:color w:val="000000"/>
+        </w:rPr>
+        <w:t>模式（同为</w:t>
+      </w:r>
+      <w:r>
+        <w:rPr>
+          <w:color w:val="000000"/>
+        </w:rPr>
+        <w:t xml:space="preserve"> 4.2 </w:t>
+      </w:r>
+      <w:r>
+        <w:rPr>
+          <w:color w:val="000000"/>
+        </w:rPr>
+        <w:t>节），用于表达</w:t>
+      </w:r>
+      <w:r>
+        <w:rPr>
+          <w:color w:val="000000"/>
+        </w:rPr>
+        <w:t>"</w:t>
+      </w:r>
+      <w:r>
+        <w:rPr>
+          <w:color w:val="000000"/>
+        </w:rPr>
+        <w:t>任选任意两张专辑直接比较</w:t>
+      </w:r>
+      <w:r>
+        <w:rPr>
+          <w:color w:val="000000"/>
+        </w:rPr>
+        <w:t>"</w:t>
+      </w:r>
+      <w:r>
+        <w:rPr>
+          <w:color w:val="000000"/>
+        </w:rPr>
+        <w:t>（如</w:t>
+      </w:r>
+      <w:r>
+        <w:rPr>
+          <w:color w:val="000000"/>
+        </w:rPr>
+        <w:t>"</w:t>
+      </w:r>
+      <w:r>
+        <w:rPr>
+          <w:color w:val="000000"/>
+        </w:rPr>
+        <w:t>陶喆《黑色柳丁》对周杰伦《</w:t>
+      </w:r>
+      <w:r>
+        <w:rPr>
+          <w:color w:val="000000"/>
+        </w:rPr>
+        <w:t>Jay</w:t>
+      </w:r>
+      <w:r>
+        <w:rPr>
+          <w:color w:val="000000"/>
+        </w:rPr>
+        <w:t>》</w:t>
+      </w:r>
+      <w:r>
+        <w:rPr>
+          <w:color w:val="000000"/>
+        </w:rPr>
+        <w:t>"</w:t>
+      </w:r>
+      <w:r>
+        <w:rPr>
+          <w:color w:val="000000"/>
+        </w:rPr>
+        <w:t>，两者序号不同，自动对位无法成组），同样不新增数据表、不改接口层结构。</w:t>
       </w:r>
     </w:p>
     <w:sectPr>
@@ -39078,31 +39785,31 @@
       </w:rPr>
     </w:lvl>
   </w:abstractNum>
-  <w:num w:numId="1" w16cid:durableId="779566459">
+  <w:num w:numId="1" w16cid:durableId="212086012">
     <w:abstractNumId w:val="8"/>
   </w:num>
-  <w:num w:numId="2" w16cid:durableId="259947439">
+  <w:num w:numId="2" w16cid:durableId="816916482">
     <w:abstractNumId w:val="6"/>
   </w:num>
-  <w:num w:numId="3" w16cid:durableId="399326127">
+  <w:num w:numId="3" w16cid:durableId="2020351899">
     <w:abstractNumId w:val="5"/>
   </w:num>
-  <w:num w:numId="4" w16cid:durableId="767890739">
+  <w:num w:numId="4" w16cid:durableId="209733451">
     <w:abstractNumId w:val="4"/>
   </w:num>
-  <w:num w:numId="5" w16cid:durableId="332992593">
+  <w:num w:numId="5" w16cid:durableId="669019340">
     <w:abstractNumId w:val="7"/>
   </w:num>
-  <w:num w:numId="6" w16cid:durableId="448472965">
+  <w:num w:numId="6" w16cid:durableId="1281572964">
     <w:abstractNumId w:val="3"/>
   </w:num>
-  <w:num w:numId="7" w16cid:durableId="78068223">
+  <w:num w:numId="7" w16cid:durableId="2046636174">
     <w:abstractNumId w:val="2"/>
   </w:num>
-  <w:num w:numId="8" w16cid:durableId="339893608">
+  <w:num w:numId="8" w16cid:durableId="304942613">
     <w:abstractNumId w:val="1"/>
   </w:num>
-  <w:num w:numId="9" w16cid:durableId="1703701097">
+  <w:num w:numId="9" w16cid:durableId="490294901">
     <w:abstractNumId w:val="0"/>
   </w:num>
 </w:numbering>
@@ -50499,7 +51206,7 @@
     <w:autoRedefine/>
     <w:uiPriority w:val="39"/>
     <w:unhideWhenUsed/>
-    <w:rsid w:val="006A1667"/>
+    <w:rsid w:val="00B5275A"/>
   </w:style>
   <w:style w:type="paragraph" w:styleId="TOC2">
     <w:name w:val="toc 2"/>
@@ -50508,7 +51215,7 @@
     <w:autoRedefine/>
     <w:uiPriority w:val="39"/>
     <w:unhideWhenUsed/>
-    <w:rsid w:val="006A1667"/>
+    <w:rsid w:val="00B5275A"/>
     <w:pPr>
       <w:ind w:leftChars="200" w:left="420"/>
     </w:pPr>
@@ -50518,7 +51225,7 @@
     <w:basedOn w:val="a2"/>
     <w:uiPriority w:val="99"/>
     <w:unhideWhenUsed/>
-    <w:rsid w:val="006A1667"/>
+    <w:rsid w:val="00B5275A"/>
     <w:rPr>
       <w:color w:val="0000FF" w:themeColor="hyperlink"/>
       <w:u w:val="single"/>

--- a/docs/胡祖锐-系统设计文档.docx
+++ b/docs/胡祖锐-系统设计文档.docx
@@ -212,7 +212,7 @@
       <w:r>
         <w:fldChar w:fldCharType="separate"/>
       </w:r>
-      <w:hyperlink w:anchor="_Toc240464173" w:history="1">
+      <w:hyperlink w:anchor="_Toc240468138" w:history="1">
         <w:r>
           <w:rPr>
             <w:rStyle w:val="aff9"/>
@@ -240,7 +240,7 @@
             <w:noProof/>
             <w:webHidden/>
           </w:rPr>
-          <w:instrText xml:space="preserve"> PAGEREF _Toc240464173 \h </w:instrText>
+          <w:instrText xml:space="preserve"> PAGEREF _Toc240468138 \h </w:instrText>
         </w:r>
         <w:r>
           <w:rPr>
@@ -288,7 +288,7 @@
           <w14:ligatures w14:val="standardContextual"/>
         </w:rPr>
       </w:pPr>
-      <w:hyperlink w:anchor="_Toc240464174" w:history="1">
+      <w:hyperlink w:anchor="_Toc240468139" w:history="1">
         <w:r>
           <w:rPr>
             <w:rStyle w:val="aff9"/>
@@ -316,7 +316,7 @@
             <w:noProof/>
             <w:webHidden/>
           </w:rPr>
-          <w:instrText xml:space="preserve"> PAGEREF _Toc240464174 \h </w:instrText>
+          <w:instrText xml:space="preserve"> PAGEREF _Toc240468139 \h </w:instrText>
         </w:r>
         <w:r>
           <w:rPr>
@@ -364,7 +364,7 @@
           <w14:ligatures w14:val="standardContextual"/>
         </w:rPr>
       </w:pPr>
-      <w:hyperlink w:anchor="_Toc240464175" w:history="1">
+      <w:hyperlink w:anchor="_Toc240468140" w:history="1">
         <w:r>
           <w:rPr>
             <w:rStyle w:val="aff9"/>
@@ -392,7 +392,7 @@
             <w:noProof/>
             <w:webHidden/>
           </w:rPr>
-          <w:instrText xml:space="preserve"> PAGEREF _Toc240464175 \h </w:instrText>
+          <w:instrText xml:space="preserve"> PAGEREF _Toc240468140 \h </w:instrText>
         </w:r>
         <w:r>
           <w:rPr>
@@ -440,7 +440,7 @@
           <w14:ligatures w14:val="standardContextual"/>
         </w:rPr>
       </w:pPr>
-      <w:hyperlink w:anchor="_Toc240464176" w:history="1">
+      <w:hyperlink w:anchor="_Toc240468141" w:history="1">
         <w:r>
           <w:rPr>
             <w:rStyle w:val="aff9"/>
@@ -468,7 +468,7 @@
             <w:noProof/>
             <w:webHidden/>
           </w:rPr>
-          <w:instrText xml:space="preserve"> PAGEREF _Toc240464176 \h </w:instrText>
+          <w:instrText xml:space="preserve"> PAGEREF _Toc240468141 \h </w:instrText>
         </w:r>
         <w:r>
           <w:rPr>
@@ -516,7 +516,7 @@
           <w14:ligatures w14:val="standardContextual"/>
         </w:rPr>
       </w:pPr>
-      <w:hyperlink w:anchor="_Toc240464177" w:history="1">
+      <w:hyperlink w:anchor="_Toc240468142" w:history="1">
         <w:r>
           <w:rPr>
             <w:rStyle w:val="aff9"/>
@@ -544,7 +544,7 @@
             <w:noProof/>
             <w:webHidden/>
           </w:rPr>
-          <w:instrText xml:space="preserve"> PAGEREF _Toc240464177 \h </w:instrText>
+          <w:instrText xml:space="preserve"> PAGEREF _Toc240468142 \h </w:instrText>
         </w:r>
         <w:r>
           <w:rPr>
@@ -591,7 +591,7 @@
           <w14:ligatures w14:val="standardContextual"/>
         </w:rPr>
       </w:pPr>
-      <w:hyperlink w:anchor="_Toc240464178" w:history="1">
+      <w:hyperlink w:anchor="_Toc240468143" w:history="1">
         <w:r>
           <w:rPr>
             <w:rStyle w:val="aff9"/>
@@ -619,7 +619,7 @@
             <w:noProof/>
             <w:webHidden/>
           </w:rPr>
-          <w:instrText xml:space="preserve"> PAGEREF _Toc240464178 \h </w:instrText>
+          <w:instrText xml:space="preserve"> PAGEREF _Toc240468143 \h </w:instrText>
         </w:r>
         <w:r>
           <w:rPr>
@@ -667,7 +667,7 @@
           <w14:ligatures w14:val="standardContextual"/>
         </w:rPr>
       </w:pPr>
-      <w:hyperlink w:anchor="_Toc240464179" w:history="1">
+      <w:hyperlink w:anchor="_Toc240468144" w:history="1">
         <w:r>
           <w:rPr>
             <w:rStyle w:val="aff9"/>
@@ -695,7 +695,7 @@
             <w:noProof/>
             <w:webHidden/>
           </w:rPr>
-          <w:instrText xml:space="preserve"> PAGEREF _Toc240464179 \h </w:instrText>
+          <w:instrText xml:space="preserve"> PAGEREF _Toc240468144 \h </w:instrText>
         </w:r>
         <w:r>
           <w:rPr>
@@ -743,7 +743,7 @@
           <w14:ligatures w14:val="standardContextual"/>
         </w:rPr>
       </w:pPr>
-      <w:hyperlink w:anchor="_Toc240464180" w:history="1">
+      <w:hyperlink w:anchor="_Toc240468145" w:history="1">
         <w:r>
           <w:rPr>
             <w:rStyle w:val="aff9"/>
@@ -771,7 +771,7 @@
             <w:noProof/>
             <w:webHidden/>
           </w:rPr>
-          <w:instrText xml:space="preserve"> PAGEREF _Toc240464180 \h </w:instrText>
+          <w:instrText xml:space="preserve"> PAGEREF _Toc240468145 \h </w:instrText>
         </w:r>
         <w:r>
           <w:rPr>
@@ -819,7 +819,7 @@
           <w14:ligatures w14:val="standardContextual"/>
         </w:rPr>
       </w:pPr>
-      <w:hyperlink w:anchor="_Toc240464181" w:history="1">
+      <w:hyperlink w:anchor="_Toc240468146" w:history="1">
         <w:r>
           <w:rPr>
             <w:rStyle w:val="aff9"/>
@@ -847,7 +847,7 @@
             <w:noProof/>
             <w:webHidden/>
           </w:rPr>
-          <w:instrText xml:space="preserve"> PAGEREF _Toc240464181 \h </w:instrText>
+          <w:instrText xml:space="preserve"> PAGEREF _Toc240468146 \h </w:instrText>
         </w:r>
         <w:r>
           <w:rPr>
@@ -895,7 +895,7 @@
           <w14:ligatures w14:val="standardContextual"/>
         </w:rPr>
       </w:pPr>
-      <w:hyperlink w:anchor="_Toc240464182" w:history="1">
+      <w:hyperlink w:anchor="_Toc240468147" w:history="1">
         <w:r>
           <w:rPr>
             <w:rStyle w:val="aff9"/>
@@ -923,7 +923,7 @@
             <w:noProof/>
             <w:webHidden/>
           </w:rPr>
-          <w:instrText xml:space="preserve"> PAGEREF _Toc240464182 \h </w:instrText>
+          <w:instrText xml:space="preserve"> PAGEREF _Toc240468147 \h </w:instrText>
         </w:r>
         <w:r>
           <w:rPr>
@@ -971,7 +971,7 @@
           <w14:ligatures w14:val="standardContextual"/>
         </w:rPr>
       </w:pPr>
-      <w:hyperlink w:anchor="_Toc240464183" w:history="1">
+      <w:hyperlink w:anchor="_Toc240468148" w:history="1">
         <w:r>
           <w:rPr>
             <w:rStyle w:val="aff9"/>
@@ -999,7 +999,7 @@
             <w:noProof/>
             <w:webHidden/>
           </w:rPr>
-          <w:instrText xml:space="preserve"> PAGEREF _Toc240464183 \h </w:instrText>
+          <w:instrText xml:space="preserve"> PAGEREF _Toc240468148 \h </w:instrText>
         </w:r>
         <w:r>
           <w:rPr>
@@ -1046,7 +1046,7 @@
           <w14:ligatures w14:val="standardContextual"/>
         </w:rPr>
       </w:pPr>
-      <w:hyperlink w:anchor="_Toc240464184" w:history="1">
+      <w:hyperlink w:anchor="_Toc240468149" w:history="1">
         <w:r>
           <w:rPr>
             <w:rStyle w:val="aff9"/>
@@ -1074,7 +1074,7 @@
             <w:noProof/>
             <w:webHidden/>
           </w:rPr>
-          <w:instrText xml:space="preserve"> PAGEREF _Toc240464184 \h </w:instrText>
+          <w:instrText xml:space="preserve"> PAGEREF _Toc240468149 \h </w:instrText>
         </w:r>
         <w:r>
           <w:rPr>
@@ -1122,7 +1122,7 @@
           <w14:ligatures w14:val="standardContextual"/>
         </w:rPr>
       </w:pPr>
-      <w:hyperlink w:anchor="_Toc240464185" w:history="1">
+      <w:hyperlink w:anchor="_Toc240468150" w:history="1">
         <w:r>
           <w:rPr>
             <w:rStyle w:val="aff9"/>
@@ -1150,7 +1150,7 @@
             <w:noProof/>
             <w:webHidden/>
           </w:rPr>
-          <w:instrText xml:space="preserve"> PAGEREF _Toc240464185 \h </w:instrText>
+          <w:instrText xml:space="preserve"> PAGEREF _Toc240468150 \h </w:instrText>
         </w:r>
         <w:r>
           <w:rPr>
@@ -1198,7 +1198,7 @@
           <w14:ligatures w14:val="standardContextual"/>
         </w:rPr>
       </w:pPr>
-      <w:hyperlink w:anchor="_Toc240464186" w:history="1">
+      <w:hyperlink w:anchor="_Toc240468151" w:history="1">
         <w:r>
           <w:rPr>
             <w:rStyle w:val="aff9"/>
@@ -1226,7 +1226,7 @@
             <w:noProof/>
             <w:webHidden/>
           </w:rPr>
-          <w:instrText xml:space="preserve"> PAGEREF _Toc240464186 \h </w:instrText>
+          <w:instrText xml:space="preserve"> PAGEREF _Toc240468151 \h </w:instrText>
         </w:r>
         <w:r>
           <w:rPr>
@@ -1274,7 +1274,7 @@
           <w14:ligatures w14:val="standardContextual"/>
         </w:rPr>
       </w:pPr>
-      <w:hyperlink w:anchor="_Toc240464187" w:history="1">
+      <w:hyperlink w:anchor="_Toc240468152" w:history="1">
         <w:r>
           <w:rPr>
             <w:rStyle w:val="aff9"/>
@@ -1302,7 +1302,7 @@
             <w:noProof/>
             <w:webHidden/>
           </w:rPr>
-          <w:instrText xml:space="preserve"> PAGEREF _Toc240464187 \h </w:instrText>
+          <w:instrText xml:space="preserve"> PAGEREF _Toc240468152 \h </w:instrText>
         </w:r>
         <w:r>
           <w:rPr>
@@ -1349,7 +1349,7 @@
           <w14:ligatures w14:val="standardContextual"/>
         </w:rPr>
       </w:pPr>
-      <w:hyperlink w:anchor="_Toc240464188" w:history="1">
+      <w:hyperlink w:anchor="_Toc240468153" w:history="1">
         <w:r>
           <w:rPr>
             <w:rStyle w:val="aff9"/>
@@ -1377,7 +1377,7 @@
             <w:noProof/>
             <w:webHidden/>
           </w:rPr>
-          <w:instrText xml:space="preserve"> PAGEREF _Toc240464188 \h </w:instrText>
+          <w:instrText xml:space="preserve"> PAGEREF _Toc240468153 \h </w:instrText>
         </w:r>
         <w:r>
           <w:rPr>
@@ -1425,7 +1425,7 @@
           <w14:ligatures w14:val="standardContextual"/>
         </w:rPr>
       </w:pPr>
-      <w:hyperlink w:anchor="_Toc240464189" w:history="1">
+      <w:hyperlink w:anchor="_Toc240468154" w:history="1">
         <w:r>
           <w:rPr>
             <w:rStyle w:val="aff9"/>
@@ -1453,7 +1453,7 @@
             <w:noProof/>
             <w:webHidden/>
           </w:rPr>
-          <w:instrText xml:space="preserve"> PAGEREF _Toc240464189 \h </w:instrText>
+          <w:instrText xml:space="preserve"> PAGEREF _Toc240468154 \h </w:instrText>
         </w:r>
         <w:r>
           <w:rPr>
@@ -1501,7 +1501,7 @@
           <w14:ligatures w14:val="standardContextual"/>
         </w:rPr>
       </w:pPr>
-      <w:hyperlink w:anchor="_Toc240464190" w:history="1">
+      <w:hyperlink w:anchor="_Toc240468155" w:history="1">
         <w:r>
           <w:rPr>
             <w:rStyle w:val="aff9"/>
@@ -1529,7 +1529,7 @@
             <w:noProof/>
             <w:webHidden/>
           </w:rPr>
-          <w:instrText xml:space="preserve"> PAGEREF _Toc240464190 \h </w:instrText>
+          <w:instrText xml:space="preserve"> PAGEREF _Toc240468155 \h </w:instrText>
         </w:r>
         <w:r>
           <w:rPr>
@@ -1577,7 +1577,7 @@
           <w14:ligatures w14:val="standardContextual"/>
         </w:rPr>
       </w:pPr>
-      <w:hyperlink w:anchor="_Toc240464191" w:history="1">
+      <w:hyperlink w:anchor="_Toc240468156" w:history="1">
         <w:r>
           <w:rPr>
             <w:rStyle w:val="aff9"/>
@@ -1605,7 +1605,7 @@
             <w:noProof/>
             <w:webHidden/>
           </w:rPr>
-          <w:instrText xml:space="preserve"> PAGEREF _Toc240464191 \h </w:instrText>
+          <w:instrText xml:space="preserve"> PAGEREF _Toc240468156 \h </w:instrText>
         </w:r>
         <w:r>
           <w:rPr>
@@ -1653,7 +1653,7 @@
           <w14:ligatures w14:val="standardContextual"/>
         </w:rPr>
       </w:pPr>
-      <w:hyperlink w:anchor="_Toc240464192" w:history="1">
+      <w:hyperlink w:anchor="_Toc240468157" w:history="1">
         <w:r>
           <w:rPr>
             <w:rStyle w:val="aff9"/>
@@ -1681,7 +1681,7 @@
             <w:noProof/>
             <w:webHidden/>
           </w:rPr>
-          <w:instrText xml:space="preserve"> PAGEREF _Toc240464192 \h </w:instrText>
+          <w:instrText xml:space="preserve"> PAGEREF _Toc240468157 \h </w:instrText>
         </w:r>
         <w:r>
           <w:rPr>
@@ -1729,7 +1729,7 @@
           <w14:ligatures w14:val="standardContextual"/>
         </w:rPr>
       </w:pPr>
-      <w:hyperlink w:anchor="_Toc240464193" w:history="1">
+      <w:hyperlink w:anchor="_Toc240468158" w:history="1">
         <w:r>
           <w:rPr>
             <w:rStyle w:val="aff9"/>
@@ -1757,7 +1757,7 @@
             <w:noProof/>
             <w:webHidden/>
           </w:rPr>
-          <w:instrText xml:space="preserve"> PAGEREF _Toc240464193 \h </w:instrText>
+          <w:instrText xml:space="preserve"> PAGEREF _Toc240468158 \h </w:instrText>
         </w:r>
         <w:r>
           <w:rPr>
@@ -1805,7 +1805,7 @@
           <w14:ligatures w14:val="standardContextual"/>
         </w:rPr>
       </w:pPr>
-      <w:hyperlink w:anchor="_Toc240464194" w:history="1">
+      <w:hyperlink w:anchor="_Toc240468159" w:history="1">
         <w:r>
           <w:rPr>
             <w:rStyle w:val="aff9"/>
@@ -1833,7 +1833,7 @@
             <w:noProof/>
             <w:webHidden/>
           </w:rPr>
-          <w:instrText xml:space="preserve"> PAGEREF _Toc240464194 \h </w:instrText>
+          <w:instrText xml:space="preserve"> PAGEREF _Toc240468159 \h </w:instrText>
         </w:r>
         <w:r>
           <w:rPr>
@@ -1881,7 +1881,7 @@
           <w14:ligatures w14:val="standardContextual"/>
         </w:rPr>
       </w:pPr>
-      <w:hyperlink w:anchor="_Toc240464195" w:history="1">
+      <w:hyperlink w:anchor="_Toc240468160" w:history="1">
         <w:r>
           <w:rPr>
             <w:rStyle w:val="aff9"/>
@@ -1909,7 +1909,7 @@
             <w:noProof/>
             <w:webHidden/>
           </w:rPr>
-          <w:instrText xml:space="preserve"> PAGEREF _Toc240464195 \h </w:instrText>
+          <w:instrText xml:space="preserve"> PAGEREF _Toc240468160 \h </w:instrText>
         </w:r>
         <w:r>
           <w:rPr>
@@ -1957,7 +1957,7 @@
           <w14:ligatures w14:val="standardContextual"/>
         </w:rPr>
       </w:pPr>
-      <w:hyperlink w:anchor="_Toc240464196" w:history="1">
+      <w:hyperlink w:anchor="_Toc240468161" w:history="1">
         <w:r>
           <w:rPr>
             <w:rStyle w:val="aff9"/>
@@ -1985,7 +1985,7 @@
             <w:noProof/>
             <w:webHidden/>
           </w:rPr>
-          <w:instrText xml:space="preserve"> PAGEREF _Toc240464196 \h </w:instrText>
+          <w:instrText xml:space="preserve"> PAGEREF _Toc240468161 \h </w:instrText>
         </w:r>
         <w:r>
           <w:rPr>
@@ -2032,7 +2032,7 @@
           <w14:ligatures w14:val="standardContextual"/>
         </w:rPr>
       </w:pPr>
-      <w:hyperlink w:anchor="_Toc240464197" w:history="1">
+      <w:hyperlink w:anchor="_Toc240468162" w:history="1">
         <w:r>
           <w:rPr>
             <w:rStyle w:val="aff9"/>
@@ -2060,7 +2060,7 @@
             <w:noProof/>
             <w:webHidden/>
           </w:rPr>
-          <w:instrText xml:space="preserve"> PAGEREF _Toc240464197 \h </w:instrText>
+          <w:instrText xml:space="preserve"> PAGEREF _Toc240468162 \h </w:instrText>
         </w:r>
         <w:r>
           <w:rPr>
@@ -2108,7 +2108,7 @@
           <w14:ligatures w14:val="standardContextual"/>
         </w:rPr>
       </w:pPr>
-      <w:hyperlink w:anchor="_Toc240464198" w:history="1">
+      <w:hyperlink w:anchor="_Toc240468163" w:history="1">
         <w:r>
           <w:rPr>
             <w:rStyle w:val="aff9"/>
@@ -2136,7 +2136,7 @@
             <w:noProof/>
             <w:webHidden/>
           </w:rPr>
-          <w:instrText xml:space="preserve"> PAGEREF _Toc240464198 \h </w:instrText>
+          <w:instrText xml:space="preserve"> PAGEREF _Toc240468163 \h </w:instrText>
         </w:r>
         <w:r>
           <w:rPr>
@@ -2184,7 +2184,7 @@
           <w14:ligatures w14:val="standardContextual"/>
         </w:rPr>
       </w:pPr>
-      <w:hyperlink w:anchor="_Toc240464199" w:history="1">
+      <w:hyperlink w:anchor="_Toc240468164" w:history="1">
         <w:r>
           <w:rPr>
             <w:rStyle w:val="aff9"/>
@@ -2212,7 +2212,7 @@
             <w:noProof/>
             <w:webHidden/>
           </w:rPr>
-          <w:instrText xml:space="preserve"> PAGEREF _Toc240464199 \h </w:instrText>
+          <w:instrText xml:space="preserve"> PAGEREF _Toc240468164 \h </w:instrText>
         </w:r>
         <w:r>
           <w:rPr>
@@ -2260,7 +2260,7 @@
           <w14:ligatures w14:val="standardContextual"/>
         </w:rPr>
       </w:pPr>
-      <w:hyperlink w:anchor="_Toc240464200" w:history="1">
+      <w:hyperlink w:anchor="_Toc240468165" w:history="1">
         <w:r>
           <w:rPr>
             <w:rStyle w:val="aff9"/>
@@ -2288,7 +2288,7 @@
             <w:noProof/>
             <w:webHidden/>
           </w:rPr>
-          <w:instrText xml:space="preserve"> PAGEREF _Toc240464200 \h </w:instrText>
+          <w:instrText xml:space="preserve"> PAGEREF _Toc240468165 \h </w:instrText>
         </w:r>
         <w:r>
           <w:rPr>
@@ -2336,7 +2336,7 @@
           <w14:ligatures w14:val="standardContextual"/>
         </w:rPr>
       </w:pPr>
-      <w:hyperlink w:anchor="_Toc240464201" w:history="1">
+      <w:hyperlink w:anchor="_Toc240468166" w:history="1">
         <w:r>
           <w:rPr>
             <w:rStyle w:val="aff9"/>
@@ -2364,7 +2364,7 @@
             <w:noProof/>
             <w:webHidden/>
           </w:rPr>
-          <w:instrText xml:space="preserve"> PAGEREF _Toc240464201 \h </w:instrText>
+          <w:instrText xml:space="preserve"> PAGEREF _Toc240468166 \h </w:instrText>
         </w:r>
         <w:r>
           <w:rPr>
@@ -2412,7 +2412,7 @@
           <w14:ligatures w14:val="standardContextual"/>
         </w:rPr>
       </w:pPr>
-      <w:hyperlink w:anchor="_Toc240464202" w:history="1">
+      <w:hyperlink w:anchor="_Toc240468167" w:history="1">
         <w:r>
           <w:rPr>
             <w:rStyle w:val="aff9"/>
@@ -2440,7 +2440,7 @@
             <w:noProof/>
             <w:webHidden/>
           </w:rPr>
-          <w:instrText xml:space="preserve"> PAGEREF _Toc240464202 \h </w:instrText>
+          <w:instrText xml:space="preserve"> PAGEREF _Toc240468167 \h </w:instrText>
         </w:r>
         <w:r>
           <w:rPr>
@@ -2488,7 +2488,7 @@
           <w14:ligatures w14:val="standardContextual"/>
         </w:rPr>
       </w:pPr>
-      <w:hyperlink w:anchor="_Toc240464203" w:history="1">
+      <w:hyperlink w:anchor="_Toc240468168" w:history="1">
         <w:r>
           <w:rPr>
             <w:rStyle w:val="aff9"/>
@@ -2516,7 +2516,7 @@
             <w:noProof/>
             <w:webHidden/>
           </w:rPr>
-          <w:instrText xml:space="preserve"> PAGEREF _Toc240464203 \h </w:instrText>
+          <w:instrText xml:space="preserve"> PAGEREF _Toc240468168 \h </w:instrText>
         </w:r>
         <w:r>
           <w:rPr>
@@ -2564,7 +2564,7 @@
           <w14:ligatures w14:val="standardContextual"/>
         </w:rPr>
       </w:pPr>
-      <w:hyperlink w:anchor="_Toc240464204" w:history="1">
+      <w:hyperlink w:anchor="_Toc240468169" w:history="1">
         <w:r>
           <w:rPr>
             <w:rStyle w:val="aff9"/>
@@ -2592,7 +2592,7 @@
             <w:noProof/>
             <w:webHidden/>
           </w:rPr>
-          <w:instrText xml:space="preserve"> PAGEREF _Toc240464204 \h </w:instrText>
+          <w:instrText xml:space="preserve"> PAGEREF _Toc240468169 \h </w:instrText>
         </w:r>
         <w:r>
           <w:rPr>
@@ -2640,7 +2640,7 @@
           <w14:ligatures w14:val="standardContextual"/>
         </w:rPr>
       </w:pPr>
-      <w:hyperlink w:anchor="_Toc240464205" w:history="1">
+      <w:hyperlink w:anchor="_Toc240468170" w:history="1">
         <w:r>
           <w:rPr>
             <w:rStyle w:val="aff9"/>
@@ -2668,7 +2668,7 @@
             <w:noProof/>
             <w:webHidden/>
           </w:rPr>
-          <w:instrText xml:space="preserve"> PAGEREF _Toc240464205 \h </w:instrText>
+          <w:instrText xml:space="preserve"> PAGEREF _Toc240468170 \h </w:instrText>
         </w:r>
         <w:r>
           <w:rPr>
@@ -2716,7 +2716,7 @@
           <w14:ligatures w14:val="standardContextual"/>
         </w:rPr>
       </w:pPr>
-      <w:hyperlink w:anchor="_Toc240464206" w:history="1">
+      <w:hyperlink w:anchor="_Toc240468171" w:history="1">
         <w:r>
           <w:rPr>
             <w:rStyle w:val="aff9"/>
@@ -2744,7 +2744,7 @@
             <w:noProof/>
             <w:webHidden/>
           </w:rPr>
-          <w:instrText xml:space="preserve"> PAGEREF _Toc240464206 \h </w:instrText>
+          <w:instrText xml:space="preserve"> PAGEREF _Toc240468171 \h </w:instrText>
         </w:r>
         <w:r>
           <w:rPr>
@@ -2764,7 +2764,7 @@
             <w:noProof/>
             <w:webHidden/>
           </w:rPr>
-          <w:t>26</w:t>
+          <w:t>27</w:t>
         </w:r>
         <w:r>
           <w:rPr>
@@ -2791,7 +2791,7 @@
           <w14:ligatures w14:val="standardContextual"/>
         </w:rPr>
       </w:pPr>
-      <w:hyperlink w:anchor="_Toc240464207" w:history="1">
+      <w:hyperlink w:anchor="_Toc240468172" w:history="1">
         <w:r>
           <w:rPr>
             <w:rStyle w:val="aff9"/>
@@ -2819,7 +2819,7 @@
             <w:noProof/>
             <w:webHidden/>
           </w:rPr>
-          <w:instrText xml:space="preserve"> PAGEREF _Toc240464207 \h </w:instrText>
+          <w:instrText xml:space="preserve"> PAGEREF _Toc240468172 \h </w:instrText>
         </w:r>
         <w:r>
           <w:rPr>
@@ -2867,7 +2867,7 @@
           <w14:ligatures w14:val="standardContextual"/>
         </w:rPr>
       </w:pPr>
-      <w:hyperlink w:anchor="_Toc240464208" w:history="1">
+      <w:hyperlink w:anchor="_Toc240468173" w:history="1">
         <w:r>
           <w:rPr>
             <w:rStyle w:val="aff9"/>
@@ -2895,7 +2895,7 @@
             <w:noProof/>
             <w:webHidden/>
           </w:rPr>
-          <w:instrText xml:space="preserve"> PAGEREF _Toc240464208 \h </w:instrText>
+          <w:instrText xml:space="preserve"> PAGEREF _Toc240468173 \h </w:instrText>
         </w:r>
         <w:r>
           <w:rPr>
@@ -2943,7 +2943,7 @@
           <w14:ligatures w14:val="standardContextual"/>
         </w:rPr>
       </w:pPr>
-      <w:hyperlink w:anchor="_Toc240464209" w:history="1">
+      <w:hyperlink w:anchor="_Toc240468174" w:history="1">
         <w:r>
           <w:rPr>
             <w:rStyle w:val="aff9"/>
@@ -2971,83 +2971,7 @@
             <w:noProof/>
             <w:webHidden/>
           </w:rPr>
-          <w:instrText xml:space="preserve"> PAGEREF _Toc240464209 \h </w:instrText>
-        </w:r>
-        <w:r>
-          <w:rPr>
-            <w:noProof/>
-            <w:webHidden/>
-          </w:rPr>
-        </w:r>
-        <w:r>
-          <w:rPr>
-            <w:noProof/>
-            <w:webHidden/>
-          </w:rPr>
-          <w:fldChar w:fldCharType="separate"/>
-        </w:r>
-        <w:r>
-          <w:rPr>
-            <w:noProof/>
-            <w:webHidden/>
-          </w:rPr>
-          <w:t>27</w:t>
-        </w:r>
-        <w:r>
-          <w:rPr>
-            <w:noProof/>
-            <w:webHidden/>
-          </w:rPr>
-          <w:fldChar w:fldCharType="end"/>
-        </w:r>
-      </w:hyperlink>
-    </w:p>
-    <w:p>
-      <w:pPr>
-        <w:pStyle w:val="TOC2"/>
-        <w:tabs>
-          <w:tab w:val="right" w:leader="dot" w:pos="8302"/>
-        </w:tabs>
-        <w:ind w:left="480"/>
-        <w:rPr>
-          <w:rFonts w:asciiTheme="minorHAnsi" w:eastAsiaTheme="minorEastAsia" w:hAnsiTheme="minorHAnsi"/>
-          <w:noProof/>
-          <w:kern w:val="2"/>
-          <w:sz w:val="22"/>
-          <w:szCs w:val="24"/>
-          <w:lang w:eastAsia="zh-CN"/>
-          <w14:ligatures w14:val="standardContextual"/>
-        </w:rPr>
-      </w:pPr>
-      <w:hyperlink w:anchor="_Toc240464210" w:history="1">
-        <w:r>
-          <w:rPr>
-            <w:rStyle w:val="aff9"/>
-            <w:rFonts w:ascii="黑体" w:eastAsia="黑体" w:hAnsi="黑体"/>
-            <w:noProof/>
-          </w:rPr>
-          <w:t>6.3 鉴权分级</w:t>
-        </w:r>
-        <w:r>
-          <w:rPr>
-            <w:noProof/>
-            <w:webHidden/>
-          </w:rPr>
-          <w:tab/>
-        </w:r>
-        <w:r>
-          <w:rPr>
-            <w:noProof/>
-            <w:webHidden/>
-          </w:rPr>
-          <w:fldChar w:fldCharType="begin"/>
-        </w:r>
-        <w:r>
-          <w:rPr>
-            <w:noProof/>
-            <w:webHidden/>
-          </w:rPr>
-          <w:instrText xml:space="preserve"> PAGEREF _Toc240464210 \h </w:instrText>
+          <w:instrText xml:space="preserve"> PAGEREF _Toc240468174 \h </w:instrText>
         </w:r>
         <w:r>
           <w:rPr>
@@ -3095,14 +3019,14 @@
           <w14:ligatures w14:val="standardContextual"/>
         </w:rPr>
       </w:pPr>
-      <w:hyperlink w:anchor="_Toc240464211" w:history="1">
+      <w:hyperlink w:anchor="_Toc240468175" w:history="1">
         <w:r>
           <w:rPr>
             <w:rStyle w:val="aff9"/>
             <w:rFonts w:ascii="黑体" w:eastAsia="黑体" w:hAnsi="黑体"/>
             <w:noProof/>
           </w:rPr>
-          <w:t>6.4 分页与排序约定</w:t>
+          <w:t>6.3 鉴权分级</w:t>
         </w:r>
         <w:r>
           <w:rPr>
@@ -3123,7 +3047,7 @@
             <w:noProof/>
             <w:webHidden/>
           </w:rPr>
-          <w:instrText xml:space="preserve"> PAGEREF _Toc240464211 \h </w:instrText>
+          <w:instrText xml:space="preserve"> PAGEREF _Toc240468175 \h </w:instrText>
         </w:r>
         <w:r>
           <w:rPr>
@@ -3171,14 +3095,14 @@
           <w14:ligatures w14:val="standardContextual"/>
         </w:rPr>
       </w:pPr>
-      <w:hyperlink w:anchor="_Toc240464212" w:history="1">
+      <w:hyperlink w:anchor="_Toc240468176" w:history="1">
         <w:r>
           <w:rPr>
             <w:rStyle w:val="aff9"/>
             <w:rFonts w:ascii="黑体" w:eastAsia="黑体" w:hAnsi="黑体"/>
             <w:noProof/>
           </w:rPr>
-          <w:t>6.5 典型调用时序</w:t>
+          <w:t>6.4 分页与排序约定</w:t>
         </w:r>
         <w:r>
           <w:rPr>
@@ -3199,82 +3123,7 @@
             <w:noProof/>
             <w:webHidden/>
           </w:rPr>
-          <w:instrText xml:space="preserve"> PAGEREF _Toc240464212 \h </w:instrText>
-        </w:r>
-        <w:r>
-          <w:rPr>
-            <w:noProof/>
-            <w:webHidden/>
-          </w:rPr>
-        </w:r>
-        <w:r>
-          <w:rPr>
-            <w:noProof/>
-            <w:webHidden/>
-          </w:rPr>
-          <w:fldChar w:fldCharType="separate"/>
-        </w:r>
-        <w:r>
-          <w:rPr>
-            <w:noProof/>
-            <w:webHidden/>
-          </w:rPr>
-          <w:t>28</w:t>
-        </w:r>
-        <w:r>
-          <w:rPr>
-            <w:noProof/>
-            <w:webHidden/>
-          </w:rPr>
-          <w:fldChar w:fldCharType="end"/>
-        </w:r>
-      </w:hyperlink>
-    </w:p>
-    <w:p>
-      <w:pPr>
-        <w:pStyle w:val="TOC1"/>
-        <w:tabs>
-          <w:tab w:val="right" w:leader="dot" w:pos="8302"/>
-        </w:tabs>
-        <w:rPr>
-          <w:rFonts w:asciiTheme="minorHAnsi" w:eastAsiaTheme="minorEastAsia" w:hAnsiTheme="minorHAnsi"/>
-          <w:noProof/>
-          <w:kern w:val="2"/>
-          <w:sz w:val="22"/>
-          <w:szCs w:val="24"/>
-          <w:lang w:eastAsia="zh-CN"/>
-          <w14:ligatures w14:val="standardContextual"/>
-        </w:rPr>
-      </w:pPr>
-      <w:hyperlink w:anchor="_Toc240464213" w:history="1">
-        <w:r>
-          <w:rPr>
-            <w:rStyle w:val="aff9"/>
-            <w:rFonts w:ascii="黑体" w:eastAsia="黑体" w:hAnsi="黑体"/>
-            <w:noProof/>
-          </w:rPr>
-          <w:t>七、关键流程设计</w:t>
-        </w:r>
-        <w:r>
-          <w:rPr>
-            <w:noProof/>
-            <w:webHidden/>
-          </w:rPr>
-          <w:tab/>
-        </w:r>
-        <w:r>
-          <w:rPr>
-            <w:noProof/>
-            <w:webHidden/>
-          </w:rPr>
-          <w:fldChar w:fldCharType="begin"/>
-        </w:r>
-        <w:r>
-          <w:rPr>
-            <w:noProof/>
-            <w:webHidden/>
-          </w:rPr>
-          <w:instrText xml:space="preserve"> PAGEREF _Toc240464213 \h </w:instrText>
+          <w:instrText xml:space="preserve"> PAGEREF _Toc240468176 \h </w:instrText>
         </w:r>
         <w:r>
           <w:rPr>
@@ -3322,14 +3171,14 @@
           <w14:ligatures w14:val="standardContextual"/>
         </w:rPr>
       </w:pPr>
-      <w:hyperlink w:anchor="_Toc240464214" w:history="1">
+      <w:hyperlink w:anchor="_Toc240468177" w:history="1">
         <w:r>
           <w:rPr>
             <w:rStyle w:val="aff9"/>
             <w:rFonts w:ascii="黑体" w:eastAsia="黑体" w:hAnsi="黑体"/>
             <w:noProof/>
           </w:rPr>
-          <w:t>7.1 注册、登录与令牌校验</w:t>
+          <w:t>6.5 典型调用时序</w:t>
         </w:r>
         <w:r>
           <w:rPr>
@@ -3350,7 +3199,82 @@
             <w:noProof/>
             <w:webHidden/>
           </w:rPr>
-          <w:instrText xml:space="preserve"> PAGEREF _Toc240464214 \h </w:instrText>
+          <w:instrText xml:space="preserve"> PAGEREF _Toc240468177 \h </w:instrText>
+        </w:r>
+        <w:r>
+          <w:rPr>
+            <w:noProof/>
+            <w:webHidden/>
+          </w:rPr>
+        </w:r>
+        <w:r>
+          <w:rPr>
+            <w:noProof/>
+            <w:webHidden/>
+          </w:rPr>
+          <w:fldChar w:fldCharType="separate"/>
+        </w:r>
+        <w:r>
+          <w:rPr>
+            <w:noProof/>
+            <w:webHidden/>
+          </w:rPr>
+          <w:t>29</w:t>
+        </w:r>
+        <w:r>
+          <w:rPr>
+            <w:noProof/>
+            <w:webHidden/>
+          </w:rPr>
+          <w:fldChar w:fldCharType="end"/>
+        </w:r>
+      </w:hyperlink>
+    </w:p>
+    <w:p>
+      <w:pPr>
+        <w:pStyle w:val="TOC1"/>
+        <w:tabs>
+          <w:tab w:val="right" w:leader="dot" w:pos="8302"/>
+        </w:tabs>
+        <w:rPr>
+          <w:rFonts w:asciiTheme="minorHAnsi" w:eastAsiaTheme="minorEastAsia" w:hAnsiTheme="minorHAnsi"/>
+          <w:noProof/>
+          <w:kern w:val="2"/>
+          <w:sz w:val="22"/>
+          <w:szCs w:val="24"/>
+          <w:lang w:eastAsia="zh-CN"/>
+          <w14:ligatures w14:val="standardContextual"/>
+        </w:rPr>
+      </w:pPr>
+      <w:hyperlink w:anchor="_Toc240468178" w:history="1">
+        <w:r>
+          <w:rPr>
+            <w:rStyle w:val="aff9"/>
+            <w:rFonts w:ascii="黑体" w:eastAsia="黑体" w:hAnsi="黑体"/>
+            <w:noProof/>
+          </w:rPr>
+          <w:t>七、关键流程设计</w:t>
+        </w:r>
+        <w:r>
+          <w:rPr>
+            <w:noProof/>
+            <w:webHidden/>
+          </w:rPr>
+          <w:tab/>
+        </w:r>
+        <w:r>
+          <w:rPr>
+            <w:noProof/>
+            <w:webHidden/>
+          </w:rPr>
+          <w:fldChar w:fldCharType="begin"/>
+        </w:r>
+        <w:r>
+          <w:rPr>
+            <w:noProof/>
+            <w:webHidden/>
+          </w:rPr>
+          <w:instrText xml:space="preserve"> PAGEREF _Toc240468178 \h </w:instrText>
         </w:r>
         <w:r>
           <w:rPr>
@@ -3398,14 +3322,14 @@
           <w14:ligatures w14:val="standardContextual"/>
         </w:rPr>
       </w:pPr>
-      <w:hyperlink w:anchor="_Toc240464215" w:history="1">
+      <w:hyperlink w:anchor="_Toc240468179" w:history="1">
         <w:r>
           <w:rPr>
             <w:rStyle w:val="aff9"/>
             <w:rFonts w:ascii="黑体" w:eastAsia="黑体" w:hAnsi="黑体"/>
             <w:noProof/>
           </w:rPr>
-          <w:t>7.2 音乐数据获取与缓存</w:t>
+          <w:t>7.1 注册、登录与令牌校验</w:t>
         </w:r>
         <w:r>
           <w:rPr>
@@ -3426,7 +3350,7 @@
             <w:noProof/>
             <w:webHidden/>
           </w:rPr>
-          <w:instrText xml:space="preserve"> PAGEREF _Toc240464215 \h </w:instrText>
+          <w:instrText xml:space="preserve"> PAGEREF _Toc240468179 \h </w:instrText>
         </w:r>
         <w:r>
           <w:rPr>
@@ -3474,7 +3398,83 @@
           <w14:ligatures w14:val="standardContextual"/>
         </w:rPr>
       </w:pPr>
-      <w:hyperlink w:anchor="_Toc240464216" w:history="1">
+      <w:hyperlink w:anchor="_Toc240468180" w:history="1">
+        <w:r>
+          <w:rPr>
+            <w:rStyle w:val="aff9"/>
+            <w:rFonts w:ascii="黑体" w:eastAsia="黑体" w:hAnsi="黑体"/>
+            <w:noProof/>
+          </w:rPr>
+          <w:t>7.2 音乐数据获取与缓存</w:t>
+        </w:r>
+        <w:r>
+          <w:rPr>
+            <w:noProof/>
+            <w:webHidden/>
+          </w:rPr>
+          <w:tab/>
+        </w:r>
+        <w:r>
+          <w:rPr>
+            <w:noProof/>
+            <w:webHidden/>
+          </w:rPr>
+          <w:fldChar w:fldCharType="begin"/>
+        </w:r>
+        <w:r>
+          <w:rPr>
+            <w:noProof/>
+            <w:webHidden/>
+          </w:rPr>
+          <w:instrText xml:space="preserve"> PAGEREF _Toc240468180 \h </w:instrText>
+        </w:r>
+        <w:r>
+          <w:rPr>
+            <w:noProof/>
+            <w:webHidden/>
+          </w:rPr>
+        </w:r>
+        <w:r>
+          <w:rPr>
+            <w:noProof/>
+            <w:webHidden/>
+          </w:rPr>
+          <w:fldChar w:fldCharType="separate"/>
+        </w:r>
+        <w:r>
+          <w:rPr>
+            <w:noProof/>
+            <w:webHidden/>
+          </w:rPr>
+          <w:t>29</w:t>
+        </w:r>
+        <w:r>
+          <w:rPr>
+            <w:noProof/>
+            <w:webHidden/>
+          </w:rPr>
+          <w:fldChar w:fldCharType="end"/>
+        </w:r>
+      </w:hyperlink>
+    </w:p>
+    <w:p>
+      <w:pPr>
+        <w:pStyle w:val="TOC2"/>
+        <w:tabs>
+          <w:tab w:val="right" w:leader="dot" w:pos="8302"/>
+        </w:tabs>
+        <w:ind w:left="480"/>
+        <w:rPr>
+          <w:rFonts w:asciiTheme="minorHAnsi" w:eastAsiaTheme="minorEastAsia" w:hAnsiTheme="minorHAnsi"/>
+          <w:noProof/>
+          <w:kern w:val="2"/>
+          <w:sz w:val="22"/>
+          <w:szCs w:val="24"/>
+          <w:lang w:eastAsia="zh-CN"/>
+          <w14:ligatures w14:val="standardContextual"/>
+        </w:rPr>
+      </w:pPr>
+      <w:hyperlink w:anchor="_Toc240468181" w:history="1">
         <w:r>
           <w:rPr>
             <w:rStyle w:val="aff9"/>
@@ -3502,7 +3502,7 @@
             <w:noProof/>
             <w:webHidden/>
           </w:rPr>
-          <w:instrText xml:space="preserve"> PAGEREF _Toc240464216 \h </w:instrText>
+          <w:instrText xml:space="preserve"> PAGEREF _Toc240468181 \h </w:instrText>
         </w:r>
         <w:r>
           <w:rPr>
@@ -3550,7 +3550,7 @@
           <w14:ligatures w14:val="standardContextual"/>
         </w:rPr>
       </w:pPr>
-      <w:hyperlink w:anchor="_Toc240464217" w:history="1">
+      <w:hyperlink w:anchor="_Toc240468182" w:history="1">
         <w:r>
           <w:rPr>
             <w:rStyle w:val="aff9"/>
@@ -3578,7 +3578,7 @@
             <w:noProof/>
             <w:webHidden/>
           </w:rPr>
-          <w:instrText xml:space="preserve"> PAGEREF _Toc240464217 \h </w:instrText>
+          <w:instrText xml:space="preserve"> PAGEREF _Toc240468182 \h </w:instrText>
         </w:r>
         <w:r>
           <w:rPr>
@@ -3626,7 +3626,7 @@
           <w14:ligatures w14:val="standardContextual"/>
         </w:rPr>
       </w:pPr>
-      <w:hyperlink w:anchor="_Toc240464218" w:history="1">
+      <w:hyperlink w:anchor="_Toc240468183" w:history="1">
         <w:r>
           <w:rPr>
             <w:rStyle w:val="aff9"/>
@@ -3654,7 +3654,7 @@
             <w:noProof/>
             <w:webHidden/>
           </w:rPr>
-          <w:instrText xml:space="preserve"> PAGEREF _Toc240464218 \h </w:instrText>
+          <w:instrText xml:space="preserve"> PAGEREF _Toc240468183 \h </w:instrText>
         </w:r>
         <w:r>
           <w:rPr>
@@ -3702,7 +3702,7 @@
           <w14:ligatures w14:val="standardContextual"/>
         </w:rPr>
       </w:pPr>
-      <w:hyperlink w:anchor="_Toc240464219" w:history="1">
+      <w:hyperlink w:anchor="_Toc240468184" w:history="1">
         <w:r>
           <w:rPr>
             <w:rStyle w:val="aff9"/>
@@ -3730,7 +3730,7 @@
             <w:noProof/>
             <w:webHidden/>
           </w:rPr>
-          <w:instrText xml:space="preserve"> PAGEREF _Toc240464219 \h </w:instrText>
+          <w:instrText xml:space="preserve"> PAGEREF _Toc240468184 \h </w:instrText>
         </w:r>
         <w:r>
           <w:rPr>
@@ -3778,7 +3778,7 @@
           <w14:ligatures w14:val="standardContextual"/>
         </w:rPr>
       </w:pPr>
-      <w:hyperlink w:anchor="_Toc240464220" w:history="1">
+      <w:hyperlink w:anchor="_Toc240468185" w:history="1">
         <w:r>
           <w:rPr>
             <w:rStyle w:val="aff9"/>
@@ -3806,82 +3806,7 @@
             <w:noProof/>
             <w:webHidden/>
           </w:rPr>
-          <w:instrText xml:space="preserve"> PAGEREF _Toc240464220 \h </w:instrText>
-        </w:r>
-        <w:r>
-          <w:rPr>
-            <w:noProof/>
-            <w:webHidden/>
-          </w:rPr>
-        </w:r>
-        <w:r>
-          <w:rPr>
-            <w:noProof/>
-            <w:webHidden/>
-          </w:rPr>
-          <w:fldChar w:fldCharType="separate"/>
-        </w:r>
-        <w:r>
-          <w:rPr>
-            <w:noProof/>
-            <w:webHidden/>
-          </w:rPr>
-          <w:t>31</w:t>
-        </w:r>
-        <w:r>
-          <w:rPr>
-            <w:noProof/>
-            <w:webHidden/>
-          </w:rPr>
-          <w:fldChar w:fldCharType="end"/>
-        </w:r>
-      </w:hyperlink>
-    </w:p>
-    <w:p>
-      <w:pPr>
-        <w:pStyle w:val="TOC1"/>
-        <w:tabs>
-          <w:tab w:val="right" w:leader="dot" w:pos="8302"/>
-        </w:tabs>
-        <w:rPr>
-          <w:rFonts w:asciiTheme="minorHAnsi" w:eastAsiaTheme="minorEastAsia" w:hAnsiTheme="minorHAnsi"/>
-          <w:noProof/>
-          <w:kern w:val="2"/>
-          <w:sz w:val="22"/>
-          <w:szCs w:val="24"/>
-          <w:lang w:eastAsia="zh-CN"/>
-          <w14:ligatures w14:val="standardContextual"/>
-        </w:rPr>
-      </w:pPr>
-      <w:hyperlink w:anchor="_Toc240464221" w:history="1">
-        <w:r>
-          <w:rPr>
-            <w:rStyle w:val="aff9"/>
-            <w:rFonts w:ascii="黑体" w:eastAsia="黑体" w:hAnsi="黑体"/>
-            <w:noProof/>
-          </w:rPr>
-          <w:t>八、安全设计</w:t>
-        </w:r>
-        <w:r>
-          <w:rPr>
-            <w:noProof/>
-            <w:webHidden/>
-          </w:rPr>
-          <w:tab/>
-        </w:r>
-        <w:r>
-          <w:rPr>
-            <w:noProof/>
-            <w:webHidden/>
-          </w:rPr>
-          <w:fldChar w:fldCharType="begin"/>
-        </w:r>
-        <w:r>
-          <w:rPr>
-            <w:noProof/>
-            <w:webHidden/>
-          </w:rPr>
-          <w:instrText xml:space="preserve"> PAGEREF _Toc240464221 \h </w:instrText>
+          <w:instrText xml:space="preserve"> PAGEREF _Toc240468185 \h </w:instrText>
         </w:r>
         <w:r>
           <w:rPr>
@@ -3928,14 +3853,14 @@
           <w14:ligatures w14:val="standardContextual"/>
         </w:rPr>
       </w:pPr>
-      <w:hyperlink w:anchor="_Toc240464222" w:history="1">
+      <w:hyperlink w:anchor="_Toc240468186" w:history="1">
         <w:r>
           <w:rPr>
             <w:rStyle w:val="aff9"/>
             <w:rFonts w:ascii="黑体" w:eastAsia="黑体" w:hAnsi="黑体"/>
             <w:noProof/>
           </w:rPr>
-          <w:t>九、部署设计</w:t>
+          <w:t>八、安全设计</w:t>
         </w:r>
         <w:r>
           <w:rPr>
@@ -3956,7 +3881,7 @@
             <w:noProof/>
             <w:webHidden/>
           </w:rPr>
-          <w:instrText xml:space="preserve"> PAGEREF _Toc240464222 \h </w:instrText>
+          <w:instrText xml:space="preserve"> PAGEREF _Toc240468186 \h </w:instrText>
         </w:r>
         <w:r>
           <w:rPr>
@@ -3989,11 +3914,10 @@
     </w:p>
     <w:p>
       <w:pPr>
-        <w:pStyle w:val="TOC2"/>
+        <w:pStyle w:val="TOC1"/>
         <w:tabs>
           <w:tab w:val="right" w:leader="dot" w:pos="8302"/>
         </w:tabs>
-        <w:ind w:left="480"/>
         <w:rPr>
           <w:rFonts w:asciiTheme="minorHAnsi" w:eastAsiaTheme="minorEastAsia" w:hAnsiTheme="minorHAnsi"/>
           <w:noProof/>
@@ -4004,14 +3928,14 @@
           <w14:ligatures w14:val="standardContextual"/>
         </w:rPr>
       </w:pPr>
-      <w:hyperlink w:anchor="_Toc240464223" w:history="1">
+      <w:hyperlink w:anchor="_Toc240468187" w:history="1">
         <w:r>
           <w:rPr>
             <w:rStyle w:val="aff9"/>
             <w:rFonts w:ascii="黑体" w:eastAsia="黑体" w:hAnsi="黑体"/>
             <w:noProof/>
           </w:rPr>
-          <w:t>9.1 部署拓扑</w:t>
+          <w:t>九、部署设计</w:t>
         </w:r>
         <w:r>
           <w:rPr>
@@ -4032,83 +3956,7 @@
             <w:noProof/>
             <w:webHidden/>
           </w:rPr>
-          <w:instrText xml:space="preserve"> PAGEREF _Toc240464223 \h </w:instrText>
-        </w:r>
-        <w:r>
-          <w:rPr>
-            <w:noProof/>
-            <w:webHidden/>
-          </w:rPr>
-        </w:r>
-        <w:r>
-          <w:rPr>
-            <w:noProof/>
-            <w:webHidden/>
-          </w:rPr>
-          <w:fldChar w:fldCharType="separate"/>
-        </w:r>
-        <w:r>
-          <w:rPr>
-            <w:noProof/>
-            <w:webHidden/>
-          </w:rPr>
-          <w:t>32</w:t>
-        </w:r>
-        <w:r>
-          <w:rPr>
-            <w:noProof/>
-            <w:webHidden/>
-          </w:rPr>
-          <w:fldChar w:fldCharType="end"/>
-        </w:r>
-      </w:hyperlink>
-    </w:p>
-    <w:p>
-      <w:pPr>
-        <w:pStyle w:val="TOC2"/>
-        <w:tabs>
-          <w:tab w:val="right" w:leader="dot" w:pos="8302"/>
-        </w:tabs>
-        <w:ind w:left="480"/>
-        <w:rPr>
-          <w:rFonts w:asciiTheme="minorHAnsi" w:eastAsiaTheme="minorEastAsia" w:hAnsiTheme="minorHAnsi"/>
-          <w:noProof/>
-          <w:kern w:val="2"/>
-          <w:sz w:val="22"/>
-          <w:szCs w:val="24"/>
-          <w:lang w:eastAsia="zh-CN"/>
-          <w14:ligatures w14:val="standardContextual"/>
-        </w:rPr>
-      </w:pPr>
-      <w:hyperlink w:anchor="_Toc240464224" w:history="1">
-        <w:r>
-          <w:rPr>
-            <w:rStyle w:val="aff9"/>
-            <w:rFonts w:ascii="黑体" w:eastAsia="黑体" w:hAnsi="黑体"/>
-            <w:noProof/>
-          </w:rPr>
-          <w:t>9.2 环境变量清单</w:t>
-        </w:r>
-        <w:r>
-          <w:rPr>
-            <w:noProof/>
-            <w:webHidden/>
-          </w:rPr>
-          <w:tab/>
-        </w:r>
-        <w:r>
-          <w:rPr>
-            <w:noProof/>
-            <w:webHidden/>
-          </w:rPr>
-          <w:fldChar w:fldCharType="begin"/>
-        </w:r>
-        <w:r>
-          <w:rPr>
-            <w:noProof/>
-            <w:webHidden/>
-          </w:rPr>
-          <w:instrText xml:space="preserve"> PAGEREF _Toc240464224 \h </w:instrText>
+          <w:instrText xml:space="preserve"> PAGEREF _Toc240468187 \h </w:instrText>
         </w:r>
         <w:r>
           <w:rPr>
@@ -4156,14 +4004,14 @@
           <w14:ligatures w14:val="standardContextual"/>
         </w:rPr>
       </w:pPr>
-      <w:hyperlink w:anchor="_Toc240464225" w:history="1">
+      <w:hyperlink w:anchor="_Toc240468188" w:history="1">
         <w:r>
           <w:rPr>
             <w:rStyle w:val="aff9"/>
             <w:rFonts w:ascii="黑体" w:eastAsia="黑体" w:hAnsi="黑体"/>
             <w:noProof/>
           </w:rPr>
-          <w:t>9.3 上线步骤</w:t>
+          <w:t>9.1 部署拓扑</w:t>
         </w:r>
         <w:r>
           <w:rPr>
@@ -4184,7 +4032,7 @@
             <w:noProof/>
             <w:webHidden/>
           </w:rPr>
-          <w:instrText xml:space="preserve"> PAGEREF _Toc240464225 \h </w:instrText>
+          <w:instrText xml:space="preserve"> PAGEREF _Toc240468188 \h </w:instrText>
         </w:r>
         <w:r>
           <w:rPr>
@@ -4232,7 +4080,159 @@
           <w14:ligatures w14:val="standardContextual"/>
         </w:rPr>
       </w:pPr>
-      <w:hyperlink w:anchor="_Toc240464226" w:history="1">
+      <w:hyperlink w:anchor="_Toc240468189" w:history="1">
+        <w:r>
+          <w:rPr>
+            <w:rStyle w:val="aff9"/>
+            <w:rFonts w:ascii="黑体" w:eastAsia="黑体" w:hAnsi="黑体"/>
+            <w:noProof/>
+          </w:rPr>
+          <w:t>9.2 环境变量清单</w:t>
+        </w:r>
+        <w:r>
+          <w:rPr>
+            <w:noProof/>
+            <w:webHidden/>
+          </w:rPr>
+          <w:tab/>
+        </w:r>
+        <w:r>
+          <w:rPr>
+            <w:noProof/>
+            <w:webHidden/>
+          </w:rPr>
+          <w:fldChar w:fldCharType="begin"/>
+        </w:r>
+        <w:r>
+          <w:rPr>
+            <w:noProof/>
+            <w:webHidden/>
+          </w:rPr>
+          <w:instrText xml:space="preserve"> PAGEREF _Toc240468189 \h </w:instrText>
+        </w:r>
+        <w:r>
+          <w:rPr>
+            <w:noProof/>
+            <w:webHidden/>
+          </w:rPr>
+        </w:r>
+        <w:r>
+          <w:rPr>
+            <w:noProof/>
+            <w:webHidden/>
+          </w:rPr>
+          <w:fldChar w:fldCharType="separate"/>
+        </w:r>
+        <w:r>
+          <w:rPr>
+            <w:noProof/>
+            <w:webHidden/>
+          </w:rPr>
+          <w:t>33</w:t>
+        </w:r>
+        <w:r>
+          <w:rPr>
+            <w:noProof/>
+            <w:webHidden/>
+          </w:rPr>
+          <w:fldChar w:fldCharType="end"/>
+        </w:r>
+      </w:hyperlink>
+    </w:p>
+    <w:p>
+      <w:pPr>
+        <w:pStyle w:val="TOC2"/>
+        <w:tabs>
+          <w:tab w:val="right" w:leader="dot" w:pos="8302"/>
+        </w:tabs>
+        <w:ind w:left="480"/>
+        <w:rPr>
+          <w:rFonts w:asciiTheme="minorHAnsi" w:eastAsiaTheme="minorEastAsia" w:hAnsiTheme="minorHAnsi"/>
+          <w:noProof/>
+          <w:kern w:val="2"/>
+          <w:sz w:val="22"/>
+          <w:szCs w:val="24"/>
+          <w:lang w:eastAsia="zh-CN"/>
+          <w14:ligatures w14:val="standardContextual"/>
+        </w:rPr>
+      </w:pPr>
+      <w:hyperlink w:anchor="_Toc240468190" w:history="1">
+        <w:r>
+          <w:rPr>
+            <w:rStyle w:val="aff9"/>
+            <w:rFonts w:ascii="黑体" w:eastAsia="黑体" w:hAnsi="黑体"/>
+            <w:noProof/>
+          </w:rPr>
+          <w:t>9.3 上线步骤</w:t>
+        </w:r>
+        <w:r>
+          <w:rPr>
+            <w:noProof/>
+            <w:webHidden/>
+          </w:rPr>
+          <w:tab/>
+        </w:r>
+        <w:r>
+          <w:rPr>
+            <w:noProof/>
+            <w:webHidden/>
+          </w:rPr>
+          <w:fldChar w:fldCharType="begin"/>
+        </w:r>
+        <w:r>
+          <w:rPr>
+            <w:noProof/>
+            <w:webHidden/>
+          </w:rPr>
+          <w:instrText xml:space="preserve"> PAGEREF _Toc240468190 \h </w:instrText>
+        </w:r>
+        <w:r>
+          <w:rPr>
+            <w:noProof/>
+            <w:webHidden/>
+          </w:rPr>
+        </w:r>
+        <w:r>
+          <w:rPr>
+            <w:noProof/>
+            <w:webHidden/>
+          </w:rPr>
+          <w:fldChar w:fldCharType="separate"/>
+        </w:r>
+        <w:r>
+          <w:rPr>
+            <w:noProof/>
+            <w:webHidden/>
+          </w:rPr>
+          <w:t>33</w:t>
+        </w:r>
+        <w:r>
+          <w:rPr>
+            <w:noProof/>
+            <w:webHidden/>
+          </w:rPr>
+          <w:fldChar w:fldCharType="end"/>
+        </w:r>
+      </w:hyperlink>
+    </w:p>
+    <w:p>
+      <w:pPr>
+        <w:pStyle w:val="TOC2"/>
+        <w:tabs>
+          <w:tab w:val="right" w:leader="dot" w:pos="8302"/>
+        </w:tabs>
+        <w:ind w:left="480"/>
+        <w:rPr>
+          <w:rFonts w:asciiTheme="minorHAnsi" w:eastAsiaTheme="minorEastAsia" w:hAnsiTheme="minorHAnsi"/>
+          <w:noProof/>
+          <w:kern w:val="2"/>
+          <w:sz w:val="22"/>
+          <w:szCs w:val="24"/>
+          <w:lang w:eastAsia="zh-CN"/>
+          <w14:ligatures w14:val="standardContextual"/>
+        </w:rPr>
+      </w:pPr>
+      <w:hyperlink w:anchor="_Toc240468191" w:history="1">
         <w:r>
           <w:rPr>
             <w:rStyle w:val="aff9"/>
@@ -4260,7 +4260,7 @@
             <w:noProof/>
             <w:webHidden/>
           </w:rPr>
-          <w:instrText xml:space="preserve"> PAGEREF _Toc240464226 \h </w:instrText>
+          <w:instrText xml:space="preserve"> PAGEREF _Toc240468191 \h </w:instrText>
         </w:r>
         <w:r>
           <w:rPr>
@@ -4307,7 +4307,7 @@
           <w14:ligatures w14:val="standardContextual"/>
         </w:rPr>
       </w:pPr>
-      <w:hyperlink w:anchor="_Toc240464227" w:history="1">
+      <w:hyperlink w:anchor="_Toc240468192" w:history="1">
         <w:r>
           <w:rPr>
             <w:rStyle w:val="aff9"/>
@@ -4335,7 +4335,7 @@
             <w:noProof/>
             <w:webHidden/>
           </w:rPr>
-          <w:instrText xml:space="preserve"> PAGEREF _Toc240464227 \h </w:instrText>
+          <w:instrText xml:space="preserve"> PAGEREF _Toc240468192 \h </w:instrText>
         </w:r>
         <w:r>
           <w:rPr>
@@ -4376,7 +4376,7 @@
         <w:pStyle w:val="1"/>
         <w:spacing w:before="240" w:after="120" w:line="360" w:lineRule="auto"/>
       </w:pPr>
-      <w:bookmarkStart w:id="0" w:name="_Toc240464173"/>
+      <w:bookmarkStart w:id="0" w:name="_Toc240468138"/>
       <w:r>
         <w:rPr>
           <w:rFonts w:ascii="黑体" w:eastAsia="黑体" w:hAnsi="黑体"/>
@@ -4390,7 +4390,7 @@
         <w:pStyle w:val="21"/>
         <w:spacing w:after="120" w:line="360" w:lineRule="auto"/>
       </w:pPr>
-      <w:bookmarkStart w:id="1" w:name="_Toc240464174"/>
+      <w:bookmarkStart w:id="1" w:name="_Toc240468139"/>
       <w:r>
         <w:rPr>
           <w:rFonts w:ascii="黑体" w:eastAsia="黑体" w:hAnsi="黑体"/>
@@ -4482,7 +4482,7 @@
         <w:pStyle w:val="21"/>
         <w:spacing w:after="120" w:line="360" w:lineRule="auto"/>
       </w:pPr>
-      <w:bookmarkStart w:id="2" w:name="_Toc240464175"/>
+      <w:bookmarkStart w:id="2" w:name="_Toc240468140"/>
       <w:r>
         <w:rPr>
           <w:rFonts w:ascii="黑体" w:eastAsia="黑体" w:hAnsi="黑体"/>
@@ -4938,7 +4938,7 @@
         <w:pStyle w:val="21"/>
         <w:spacing w:after="120" w:line="360" w:lineRule="auto"/>
       </w:pPr>
-      <w:bookmarkStart w:id="3" w:name="_Toc240464176"/>
+      <w:bookmarkStart w:id="3" w:name="_Toc240468141"/>
       <w:r>
         <w:rPr>
           <w:rFonts w:ascii="黑体" w:eastAsia="黑体" w:hAnsi="黑体"/>
@@ -5012,7 +5012,7 @@
         <w:pStyle w:val="21"/>
         <w:spacing w:after="120" w:line="360" w:lineRule="auto"/>
       </w:pPr>
-      <w:bookmarkStart w:id="4" w:name="_Toc240464177"/>
+      <w:bookmarkStart w:id="4" w:name="_Toc240468142"/>
       <w:r>
         <w:rPr>
           <w:rFonts w:ascii="黑体" w:eastAsia="黑体" w:hAnsi="黑体"/>
@@ -5068,7 +5068,7 @@
         <w:pStyle w:val="1"/>
         <w:spacing w:before="240" w:after="120" w:line="360" w:lineRule="auto"/>
       </w:pPr>
-      <w:bookmarkStart w:id="5" w:name="_Toc240464178"/>
+      <w:bookmarkStart w:id="5" w:name="_Toc240468143"/>
       <w:r>
         <w:rPr>
           <w:rFonts w:ascii="黑体" w:eastAsia="黑体" w:hAnsi="黑体"/>
@@ -5082,7 +5082,7 @@
         <w:pStyle w:val="21"/>
         <w:spacing w:after="120" w:line="360" w:lineRule="auto"/>
       </w:pPr>
-      <w:bookmarkStart w:id="6" w:name="_Toc240464179"/>
+      <w:bookmarkStart w:id="6" w:name="_Toc240468144"/>
       <w:r>
         <w:rPr>
           <w:rFonts w:ascii="黑体" w:eastAsia="黑体" w:hAnsi="黑体"/>
@@ -5373,7 +5373,7 @@
         <w:pStyle w:val="21"/>
         <w:spacing w:after="120" w:line="360" w:lineRule="auto"/>
       </w:pPr>
-      <w:bookmarkStart w:id="7" w:name="_Toc240464180"/>
+      <w:bookmarkStart w:id="7" w:name="_Toc240468145"/>
       <w:r>
         <w:rPr>
           <w:rFonts w:ascii="黑体" w:eastAsia="黑体" w:hAnsi="黑体"/>
@@ -7075,7 +7075,7 @@
         <w:pStyle w:val="21"/>
         <w:spacing w:after="120" w:line="360" w:lineRule="auto"/>
       </w:pPr>
-      <w:bookmarkStart w:id="8" w:name="_Toc240464181"/>
+      <w:bookmarkStart w:id="8" w:name="_Toc240468146"/>
       <w:r>
         <w:rPr>
           <w:rFonts w:ascii="黑体" w:eastAsia="黑体" w:hAnsi="黑体"/>
@@ -7458,7 +7458,7 @@
         <w:pStyle w:val="21"/>
         <w:spacing w:after="120" w:line="360" w:lineRule="auto"/>
       </w:pPr>
-      <w:bookmarkStart w:id="9" w:name="_Toc240464182"/>
+      <w:bookmarkStart w:id="9" w:name="_Toc240468147"/>
       <w:r>
         <w:rPr>
           <w:rFonts w:ascii="黑体" w:eastAsia="黑体" w:hAnsi="黑体"/>
@@ -8207,7 +8207,7 @@
         <w:pStyle w:val="21"/>
         <w:spacing w:after="120" w:line="360" w:lineRule="auto"/>
       </w:pPr>
-      <w:bookmarkStart w:id="10" w:name="_Toc240464183"/>
+      <w:bookmarkStart w:id="10" w:name="_Toc240468148"/>
       <w:r>
         <w:rPr>
           <w:rFonts w:ascii="黑体" w:eastAsia="黑体" w:hAnsi="黑体"/>
@@ -8857,7 +8857,7 @@
         <w:pStyle w:val="1"/>
         <w:spacing w:before="240" w:after="120" w:line="360" w:lineRule="auto"/>
       </w:pPr>
-      <w:bookmarkStart w:id="11" w:name="_Toc240464184"/>
+      <w:bookmarkStart w:id="11" w:name="_Toc240468149"/>
       <w:r>
         <w:rPr>
           <w:rFonts w:ascii="黑体" w:eastAsia="黑体" w:hAnsi="黑体"/>
@@ -8919,7 +8919,7 @@
         <w:pStyle w:val="21"/>
         <w:spacing w:after="120" w:line="360" w:lineRule="auto"/>
       </w:pPr>
-      <w:bookmarkStart w:id="12" w:name="_Toc240464185"/>
+      <w:bookmarkStart w:id="12" w:name="_Toc240468150"/>
       <w:r>
         <w:rPr>
           <w:rFonts w:ascii="黑体" w:eastAsia="黑体" w:hAnsi="黑体"/>
@@ -9426,7 +9426,7 @@
         <w:pStyle w:val="21"/>
         <w:spacing w:after="120" w:line="360" w:lineRule="auto"/>
       </w:pPr>
-      <w:bookmarkStart w:id="13" w:name="_Toc240464186"/>
+      <w:bookmarkStart w:id="13" w:name="_Toc240468151"/>
       <w:r>
         <w:rPr>
           <w:rFonts w:ascii="黑体" w:eastAsia="黑体" w:hAnsi="黑体"/>
@@ -9597,7 +9597,7 @@
         <w:pStyle w:val="21"/>
         <w:spacing w:after="120" w:line="360" w:lineRule="auto"/>
       </w:pPr>
-      <w:bookmarkStart w:id="14" w:name="_Toc240464187"/>
+      <w:bookmarkStart w:id="14" w:name="_Toc240468152"/>
       <w:r>
         <w:rPr>
           <w:rFonts w:ascii="黑体" w:eastAsia="黑体" w:hAnsi="黑体"/>
@@ -10359,7 +10359,7 @@
         <w:pStyle w:val="1"/>
         <w:spacing w:before="240" w:after="120" w:line="360" w:lineRule="auto"/>
       </w:pPr>
-      <w:bookmarkStart w:id="15" w:name="_Toc240464188"/>
+      <w:bookmarkStart w:id="15" w:name="_Toc240468153"/>
       <w:r>
         <w:rPr>
           <w:rFonts w:ascii="黑体" w:eastAsia="黑体" w:hAnsi="黑体"/>
@@ -10385,7 +10385,7 @@
         <w:pStyle w:val="21"/>
         <w:spacing w:after="120" w:line="360" w:lineRule="auto"/>
       </w:pPr>
-      <w:bookmarkStart w:id="16" w:name="_Toc240464189"/>
+      <w:bookmarkStart w:id="16" w:name="_Toc240468154"/>
       <w:r>
         <w:rPr>
           <w:rFonts w:ascii="黑体" w:eastAsia="黑体" w:hAnsi="黑体"/>
@@ -11547,7 +11547,7 @@
         <w:pStyle w:val="21"/>
         <w:spacing w:after="120" w:line="360" w:lineRule="auto"/>
       </w:pPr>
-      <w:bookmarkStart w:id="17" w:name="_Toc240464190"/>
+      <w:bookmarkStart w:id="17" w:name="_Toc240468155"/>
       <w:r>
         <w:rPr>
           <w:rFonts w:ascii="黑体" w:eastAsia="黑体" w:hAnsi="黑体"/>
@@ -13797,7 +13797,7 @@
         <w:pStyle w:val="21"/>
         <w:spacing w:after="120" w:line="360" w:lineRule="auto"/>
       </w:pPr>
-      <w:bookmarkStart w:id="18" w:name="_Toc240464191"/>
+      <w:bookmarkStart w:id="18" w:name="_Toc240468156"/>
       <w:r>
         <w:rPr>
           <w:rFonts w:ascii="黑体" w:eastAsia="黑体" w:hAnsi="黑体"/>
@@ -14703,7 +14703,7 @@
         <w:pStyle w:val="21"/>
         <w:spacing w:after="120" w:line="360" w:lineRule="auto"/>
       </w:pPr>
-      <w:bookmarkStart w:id="19" w:name="_Toc240464192"/>
+      <w:bookmarkStart w:id="19" w:name="_Toc240468157"/>
       <w:r>
         <w:rPr>
           <w:rFonts w:ascii="黑体" w:eastAsia="黑体" w:hAnsi="黑体"/>
@@ -14952,7 +14952,7 @@
         <w:pStyle w:val="21"/>
         <w:spacing w:after="120" w:line="360" w:lineRule="auto"/>
       </w:pPr>
-      <w:bookmarkStart w:id="20" w:name="_Toc240464193"/>
+      <w:bookmarkStart w:id="20" w:name="_Toc240468158"/>
       <w:r>
         <w:rPr>
           <w:rFonts w:ascii="黑体" w:eastAsia="黑体" w:hAnsi="黑体"/>
@@ -16926,7 +16926,7 @@
         <w:pStyle w:val="21"/>
         <w:spacing w:after="120" w:line="360" w:lineRule="auto"/>
       </w:pPr>
-      <w:bookmarkStart w:id="21" w:name="_Toc240464194"/>
+      <w:bookmarkStart w:id="21" w:name="_Toc240468159"/>
       <w:r>
         <w:rPr>
           <w:rFonts w:ascii="黑体" w:eastAsia="黑体" w:hAnsi="黑体"/>
@@ -17893,7 +17893,7 @@
         <w:pStyle w:val="21"/>
         <w:spacing w:after="120" w:line="360" w:lineRule="auto"/>
       </w:pPr>
-      <w:bookmarkStart w:id="22" w:name="_Toc240464195"/>
+      <w:bookmarkStart w:id="22" w:name="_Toc240468160"/>
       <w:r>
         <w:rPr>
           <w:rFonts w:ascii="黑体" w:eastAsia="黑体" w:hAnsi="黑体"/>
@@ -18642,7 +18642,7 @@
         <w:pStyle w:val="21"/>
         <w:spacing w:after="120" w:line="360" w:lineRule="auto"/>
       </w:pPr>
-      <w:bookmarkStart w:id="23" w:name="_Toc240464196"/>
+      <w:bookmarkStart w:id="23" w:name="_Toc240468161"/>
       <w:r>
         <w:rPr>
           <w:rFonts w:ascii="黑体" w:eastAsia="黑体" w:hAnsi="黑体"/>
@@ -18674,7 +18674,7 @@
         <w:pStyle w:val="1"/>
         <w:spacing w:before="240" w:after="120" w:line="360" w:lineRule="auto"/>
       </w:pPr>
-      <w:bookmarkStart w:id="24" w:name="_Toc240464197"/>
+      <w:bookmarkStart w:id="24" w:name="_Toc240468162"/>
       <w:r>
         <w:rPr>
           <w:rFonts w:ascii="黑体" w:eastAsia="黑体" w:hAnsi="黑体"/>
@@ -18688,7 +18688,7 @@
         <w:pStyle w:val="21"/>
         <w:spacing w:after="120" w:line="360" w:lineRule="auto"/>
       </w:pPr>
-      <w:bookmarkStart w:id="25" w:name="_Toc240464198"/>
+      <w:bookmarkStart w:id="25" w:name="_Toc240468163"/>
       <w:r>
         <w:rPr>
           <w:rFonts w:ascii="黑体" w:eastAsia="黑体" w:hAnsi="黑体"/>
@@ -18936,7 +18936,7 @@
         <w:pStyle w:val="21"/>
         <w:spacing w:after="120" w:line="360" w:lineRule="auto"/>
       </w:pPr>
-      <w:bookmarkStart w:id="26" w:name="_Toc240464199"/>
+      <w:bookmarkStart w:id="26" w:name="_Toc240468164"/>
       <w:r>
         <w:rPr>
           <w:rFonts w:ascii="黑体" w:eastAsia="黑体" w:hAnsi="黑体"/>
@@ -20091,7 +20091,7 @@
         <w:pStyle w:val="21"/>
         <w:spacing w:after="120" w:line="360" w:lineRule="auto"/>
       </w:pPr>
-      <w:bookmarkStart w:id="27" w:name="_Toc240464200"/>
+      <w:bookmarkStart w:id="27" w:name="_Toc240468165"/>
       <w:r>
         <w:rPr>
           <w:rFonts w:ascii="黑体" w:eastAsia="黑体" w:hAnsi="黑体"/>
@@ -22610,7 +22610,7 @@
         <w:pStyle w:val="21"/>
         <w:spacing w:after="120" w:line="360" w:lineRule="auto"/>
       </w:pPr>
-      <w:bookmarkStart w:id="28" w:name="_Toc240464201"/>
+      <w:bookmarkStart w:id="28" w:name="_Toc240468166"/>
       <w:r>
         <w:rPr>
           <w:rFonts w:ascii="黑体" w:eastAsia="黑体" w:hAnsi="黑体"/>
@@ -25252,7 +25252,7 @@
         <w:pStyle w:val="21"/>
         <w:spacing w:after="120" w:line="360" w:lineRule="auto"/>
       </w:pPr>
-      <w:bookmarkStart w:id="29" w:name="_Toc240464202"/>
+      <w:bookmarkStart w:id="29" w:name="_Toc240468167"/>
       <w:r>
         <w:rPr>
           <w:rFonts w:ascii="黑体" w:eastAsia="黑体" w:hAnsi="黑体"/>
@@ -26915,6 +26915,13 @@
               </w:rPr>
               <w:t>**</w:t>
             </w:r>
+            <w:r>
+              <w:rPr>
+                <w:color w:val="000000"/>
+                <w:sz w:val="21"/>
+              </w:rPr>
+              <w:t>；指定对决为对位组序号</w:t>
+            </w:r>
           </w:p>
         </w:tc>
       </w:tr>
@@ -27021,6 +27028,27 @@
                 <w:sz w:val="21"/>
               </w:rPr>
               <w:t>`final`</w:t>
+            </w:r>
+            <w:r>
+              <w:rPr>
+                <w:color w:val="000000"/>
+                <w:sz w:val="21"/>
+              </w:rPr>
+              <w:t>、</w:t>
+            </w:r>
+            <w:r>
+              <w:rPr>
+                <w:color w:val="000000"/>
+                <w:sz w:val="21"/>
+              </w:rPr>
+              <w:t>`duel`</w:t>
+            </w:r>
+            <w:r>
+              <w:rPr>
+                <w:color w:val="000000"/>
+                <w:sz w:val="21"/>
+              </w:rPr>
+              <w:t>（指定对决）</w:t>
             </w:r>
           </w:p>
         </w:tc>
@@ -28144,7 +28172,15 @@
                 <w:color w:val="000000"/>
                 <w:sz w:val="21"/>
               </w:rPr>
-              <w:t>投票用户，外键指向</w:t>
+              <w:t>投票用户，外键指</w:t>
+            </w:r>
+            <w:r>
+              <w:rPr>
+                <w:color w:val="000000"/>
+                <w:sz w:val="21"/>
+              </w:rPr>
+              <w:lastRenderedPageBreak/>
+              <w:t>向</w:t>
             </w:r>
             <w:r>
               <w:rPr>
@@ -28167,6 +28203,7 @@
                 <w:color w:val="000000"/>
                 <w:sz w:val="21"/>
               </w:rPr>
+              <w:lastRenderedPageBreak/>
               <w:t>ip</w:t>
             </w:r>
           </w:p>
@@ -28225,7 +28262,6 @@
                 <w:color w:val="000000"/>
                 <w:sz w:val="21"/>
               </w:rPr>
-              <w:lastRenderedPageBreak/>
               <w:t>deviceHash</w:t>
             </w:r>
           </w:p>
@@ -28513,7 +28549,7 @@
         <w:pStyle w:val="21"/>
         <w:spacing w:after="120" w:line="360" w:lineRule="auto"/>
       </w:pPr>
-      <w:bookmarkStart w:id="30" w:name="_Toc240464203"/>
+      <w:bookmarkStart w:id="30" w:name="_Toc240468168"/>
       <w:r>
         <w:rPr>
           <w:rFonts w:ascii="黑体" w:eastAsia="黑体" w:hAnsi="黑体"/>
@@ -29288,6 +29324,7 @@
         <w:rPr>
           <w:rFonts w:ascii="黑体" w:eastAsia="黑体" w:hAnsi="黑体"/>
         </w:rPr>
+        <w:lastRenderedPageBreak/>
         <w:t xml:space="preserve">5.6.2 </w:t>
       </w:r>
       <w:r>
@@ -29508,7 +29545,6 @@
                 <w:color w:val="000000"/>
                 <w:sz w:val="21"/>
               </w:rPr>
-              <w:lastRenderedPageBreak/>
               <w:t>code</w:t>
             </w:r>
           </w:p>
@@ -30691,7 +30727,7 @@
         <w:pStyle w:val="21"/>
         <w:spacing w:after="120" w:line="360" w:lineRule="auto"/>
       </w:pPr>
-      <w:bookmarkStart w:id="31" w:name="_Toc240464204"/>
+      <w:bookmarkStart w:id="31" w:name="_Toc240468169"/>
       <w:r>
         <w:rPr>
           <w:rFonts w:ascii="黑体" w:eastAsia="黑体" w:hAnsi="黑体"/>
@@ -30895,7 +30931,15 @@
                 <w:color w:val="000000"/>
                 <w:sz w:val="21"/>
               </w:rPr>
-              <w:t>登录查询与账号唯一性</w:t>
+              <w:t>登录查询与账号唯</w:t>
+            </w:r>
+            <w:r>
+              <w:rPr>
+                <w:color w:val="000000"/>
+                <w:sz w:val="21"/>
+              </w:rPr>
+              <w:lastRenderedPageBreak/>
+              <w:t>一性</w:t>
             </w:r>
           </w:p>
         </w:tc>
@@ -30911,6 +30955,7 @@
                 <w:color w:val="000000"/>
                 <w:sz w:val="21"/>
               </w:rPr>
+              <w:lastRenderedPageBreak/>
               <w:t>users</w:t>
             </w:r>
           </w:p>
@@ -31085,7 +31130,6 @@
                 <w:color w:val="000000"/>
                 <w:sz w:val="21"/>
               </w:rPr>
-              <w:lastRenderedPageBreak/>
               <w:t>albums</w:t>
             </w:r>
           </w:p>
@@ -31942,7 +31986,7 @@
         <w:pStyle w:val="21"/>
         <w:spacing w:after="120" w:line="360" w:lineRule="auto"/>
       </w:pPr>
-      <w:bookmarkStart w:id="32" w:name="_Toc240464205"/>
+      <w:bookmarkStart w:id="32" w:name="_Toc240468170"/>
       <w:r>
         <w:rPr>
           <w:rFonts w:ascii="黑体" w:eastAsia="黑体" w:hAnsi="黑体"/>
@@ -32302,11 +32346,12 @@
         <w:pStyle w:val="21"/>
         <w:spacing w:after="120" w:line="360" w:lineRule="auto"/>
       </w:pPr>
-      <w:bookmarkStart w:id="33" w:name="_Toc240464206"/>
+      <w:bookmarkStart w:id="33" w:name="_Toc240468171"/>
       <w:r>
         <w:rPr>
           <w:rFonts w:ascii="黑体" w:eastAsia="黑体" w:hAnsi="黑体"/>
         </w:rPr>
+        <w:lastRenderedPageBreak/>
         <w:t xml:space="preserve">5.9 </w:t>
       </w:r>
       <w:r>
@@ -32362,7 +32407,6 @@
         <w:rPr>
           <w:color w:val="000000"/>
         </w:rPr>
-        <w:lastRenderedPageBreak/>
         <w:t>（</w:t>
       </w:r>
       <w:r>
@@ -32551,7 +32595,7 @@
         <w:pStyle w:val="1"/>
         <w:spacing w:before="240" w:after="120" w:line="360" w:lineRule="auto"/>
       </w:pPr>
-      <w:bookmarkStart w:id="34" w:name="_Toc240464207"/>
+      <w:bookmarkStart w:id="34" w:name="_Toc240468172"/>
       <w:r>
         <w:rPr>
           <w:rFonts w:ascii="黑体" w:eastAsia="黑体" w:hAnsi="黑体"/>
@@ -32565,7 +32609,7 @@
         <w:pStyle w:val="21"/>
         <w:spacing w:after="120" w:line="360" w:lineRule="auto"/>
       </w:pPr>
-      <w:bookmarkStart w:id="35" w:name="_Toc240464208"/>
+      <w:bookmarkStart w:id="35" w:name="_Toc240468173"/>
       <w:r>
         <w:rPr>
           <w:rFonts w:ascii="黑体" w:eastAsia="黑体" w:hAnsi="黑体"/>
@@ -33166,11 +33210,12 @@
         <w:pStyle w:val="21"/>
         <w:spacing w:after="120" w:line="360" w:lineRule="auto"/>
       </w:pPr>
-      <w:bookmarkStart w:id="36" w:name="_Toc240464209"/>
+      <w:bookmarkStart w:id="36" w:name="_Toc240468174"/>
       <w:r>
         <w:rPr>
           <w:rFonts w:ascii="黑体" w:eastAsia="黑体" w:hAnsi="黑体"/>
         </w:rPr>
+        <w:lastRenderedPageBreak/>
         <w:t xml:space="preserve">6.2 </w:t>
       </w:r>
       <w:r>
@@ -33298,7 +33343,6 @@
           <w:color w:val="26313F"/>
           <w:sz w:val="18"/>
         </w:rPr>
-        <w:lastRenderedPageBreak/>
         <w:t xml:space="preserve">  "data": { }             // </w:t>
       </w:r>
       <w:r>
@@ -33984,7 +34028,7 @@
         <w:pStyle w:val="21"/>
         <w:spacing w:after="120" w:line="360" w:lineRule="auto"/>
       </w:pPr>
-      <w:bookmarkStart w:id="37" w:name="_Toc240464210"/>
+      <w:bookmarkStart w:id="37" w:name="_Toc240468175"/>
       <w:r>
         <w:rPr>
           <w:rFonts w:ascii="黑体" w:eastAsia="黑体" w:hAnsi="黑体"/>
@@ -34254,11 +34298,12 @@
         <w:pStyle w:val="21"/>
         <w:spacing w:after="120" w:line="360" w:lineRule="auto"/>
       </w:pPr>
-      <w:bookmarkStart w:id="38" w:name="_Toc240464211"/>
+      <w:bookmarkStart w:id="38" w:name="_Toc240468176"/>
       <w:r>
         <w:rPr>
           <w:rFonts w:ascii="黑体" w:eastAsia="黑体" w:hAnsi="黑体"/>
         </w:rPr>
+        <w:lastRenderedPageBreak/>
         <w:t xml:space="preserve">6.4 </w:t>
       </w:r>
       <w:r>
@@ -34286,7 +34331,7 @@
         <w:pStyle w:val="21"/>
         <w:spacing w:after="120" w:line="360" w:lineRule="auto"/>
       </w:pPr>
-      <w:bookmarkStart w:id="39" w:name="_Toc240464212"/>
+      <w:bookmarkStart w:id="39" w:name="_Toc240468177"/>
       <w:r>
         <w:rPr>
           <w:rFonts w:ascii="黑体" w:eastAsia="黑体" w:hAnsi="黑体"/>
@@ -34384,7 +34429,6 @@
           <w:color w:val="26313F"/>
           <w:sz w:val="18"/>
         </w:rPr>
-        <w:lastRenderedPageBreak/>
         <w:t>2.  GET  /api/music/artists/search?keyword=</w:t>
       </w:r>
       <w:r>
@@ -34694,7 +34738,7 @@
         <w:pStyle w:val="1"/>
         <w:spacing w:before="240" w:after="120" w:line="360" w:lineRule="auto"/>
       </w:pPr>
-      <w:bookmarkStart w:id="40" w:name="_Toc240464213"/>
+      <w:bookmarkStart w:id="40" w:name="_Toc240468178"/>
       <w:r>
         <w:rPr>
           <w:rFonts w:ascii="黑体" w:eastAsia="黑体" w:hAnsi="黑体"/>
@@ -34708,7 +34752,7 @@
         <w:pStyle w:val="21"/>
         <w:spacing w:after="120" w:line="360" w:lineRule="auto"/>
       </w:pPr>
-      <w:bookmarkStart w:id="41" w:name="_Toc240464214"/>
+      <w:bookmarkStart w:id="41" w:name="_Toc240468179"/>
       <w:r>
         <w:rPr>
           <w:rFonts w:ascii="黑体" w:eastAsia="黑体" w:hAnsi="黑体"/>
@@ -34812,7 +34856,7 @@
         <w:pStyle w:val="21"/>
         <w:spacing w:after="120" w:line="360" w:lineRule="auto"/>
       </w:pPr>
-      <w:bookmarkStart w:id="42" w:name="_Toc240464215"/>
+      <w:bookmarkStart w:id="42" w:name="_Toc240468180"/>
       <w:r>
         <w:rPr>
           <w:rFonts w:ascii="黑体" w:eastAsia="黑体" w:hAnsi="黑体"/>
@@ -34848,6 +34892,7 @@
         <w:rPr>
           <w:color w:val="000000"/>
         </w:rPr>
+        <w:lastRenderedPageBreak/>
         <w:t>（</w:t>
       </w:r>
       <w:r>
@@ -35028,7 +35073,6 @@
         <w:rPr>
           <w:color w:val="000000"/>
         </w:rPr>
-        <w:lastRenderedPageBreak/>
         <w:t>（</w:t>
       </w:r>
       <w:r>
@@ -35181,7 +35225,7 @@
         <w:pStyle w:val="21"/>
         <w:spacing w:after="120" w:line="360" w:lineRule="auto"/>
       </w:pPr>
-      <w:bookmarkStart w:id="43" w:name="_Toc240464216"/>
+      <w:bookmarkStart w:id="43" w:name="_Toc240468181"/>
       <w:r>
         <w:rPr>
           <w:rFonts w:ascii="黑体" w:eastAsia="黑体" w:hAnsi="黑体"/>
@@ -35249,7 +35293,7 @@
         <w:pStyle w:val="21"/>
         <w:spacing w:after="120" w:line="360" w:lineRule="auto"/>
       </w:pPr>
-      <w:bookmarkStart w:id="44" w:name="_Toc240464217"/>
+      <w:bookmarkStart w:id="44" w:name="_Toc240468182"/>
       <w:r>
         <w:rPr>
           <w:rFonts w:ascii="黑体" w:eastAsia="黑体" w:hAnsi="黑体"/>
@@ -35318,6 +35362,7 @@
           <w:color w:val="26313F"/>
           <w:sz w:val="18"/>
         </w:rPr>
+        <w:lastRenderedPageBreak/>
         <w:t>第三道：账号未被禁用</w:t>
       </w:r>
     </w:p>
@@ -35570,12 +35615,11 @@
         <w:pStyle w:val="21"/>
         <w:spacing w:after="120" w:line="360" w:lineRule="auto"/>
       </w:pPr>
-      <w:bookmarkStart w:id="45" w:name="_Toc240464218"/>
+      <w:bookmarkStart w:id="45" w:name="_Toc240468183"/>
       <w:r>
         <w:rPr>
           <w:rFonts w:ascii="黑体" w:eastAsia="黑体" w:hAnsi="黑体"/>
         </w:rPr>
-        <w:lastRenderedPageBreak/>
         <w:t xml:space="preserve">7.5 </w:t>
       </w:r>
       <w:r>
@@ -35735,7 +35779,7 @@
         <w:pStyle w:val="21"/>
         <w:spacing w:after="120" w:line="360" w:lineRule="auto"/>
       </w:pPr>
-      <w:bookmarkStart w:id="46" w:name="_Toc240464219"/>
+      <w:bookmarkStart w:id="46" w:name="_Toc240468184"/>
       <w:r>
         <w:rPr>
           <w:rFonts w:ascii="黑体" w:eastAsia="黑体" w:hAnsi="黑体"/>
@@ -35945,6 +35989,7 @@
         <w:rPr>
           <w:color w:val="000000"/>
         </w:rPr>
+        <w:lastRenderedPageBreak/>
         <w:t>接口返回体中显式包含解读来源字段，前端据此决定是展示</w:t>
       </w:r>
       <w:r>
@@ -36001,7 +36046,7 @@
         <w:pStyle w:val="21"/>
         <w:spacing w:after="120" w:line="360" w:lineRule="auto"/>
       </w:pPr>
-      <w:bookmarkStart w:id="47" w:name="_Toc240464220"/>
+      <w:bookmarkStart w:id="47" w:name="_Toc240468185"/>
       <w:r>
         <w:rPr>
           <w:rFonts w:ascii="黑体" w:eastAsia="黑体" w:hAnsi="黑体"/>
@@ -36033,12 +36078,11 @@
         <w:pStyle w:val="1"/>
         <w:spacing w:before="240" w:after="120" w:line="360" w:lineRule="auto"/>
       </w:pPr>
-      <w:bookmarkStart w:id="48" w:name="_Toc240464221"/>
+      <w:bookmarkStart w:id="48" w:name="_Toc240468186"/>
       <w:r>
         <w:rPr>
           <w:rFonts w:ascii="黑体" w:eastAsia="黑体" w:hAnsi="黑体"/>
         </w:rPr>
-        <w:lastRenderedPageBreak/>
         <w:t>八、安全设计</w:t>
       </w:r>
       <w:bookmarkEnd w:id="48"/>
@@ -36547,6 +36591,7 @@
         <w:rPr>
           <w:color w:val="000000"/>
         </w:rPr>
+        <w:lastRenderedPageBreak/>
         <w:t>（</w:t>
       </w:r>
       <w:r>
@@ -36663,7 +36708,7 @@
         <w:pStyle w:val="1"/>
         <w:spacing w:before="240" w:after="120" w:line="360" w:lineRule="auto"/>
       </w:pPr>
-      <w:bookmarkStart w:id="49" w:name="_Toc240464222"/>
+      <w:bookmarkStart w:id="49" w:name="_Toc240468187"/>
       <w:r>
         <w:rPr>
           <w:rFonts w:ascii="黑体" w:eastAsia="黑体" w:hAnsi="黑体"/>
@@ -36677,7 +36722,7 @@
         <w:pStyle w:val="21"/>
         <w:spacing w:after="120" w:line="360" w:lineRule="auto"/>
       </w:pPr>
-      <w:bookmarkStart w:id="50" w:name="_Toc240464223"/>
+      <w:bookmarkStart w:id="50" w:name="_Toc240468188"/>
       <w:r>
         <w:rPr>
           <w:rFonts w:ascii="黑体" w:eastAsia="黑体" w:hAnsi="黑体"/>
@@ -36835,7 +36880,6 @@
           <w:color w:val="26313F"/>
           <w:sz w:val="18"/>
         </w:rPr>
-        <w:lastRenderedPageBreak/>
         <w:t xml:space="preserve">            │</w:t>
       </w:r>
     </w:p>
@@ -36964,7 +37008,7 @@
         <w:pStyle w:val="21"/>
         <w:spacing w:after="120" w:line="360" w:lineRule="auto"/>
       </w:pPr>
-      <w:bookmarkStart w:id="51" w:name="_Toc240464224"/>
+      <w:bookmarkStart w:id="51" w:name="_Toc240468189"/>
       <w:r>
         <w:rPr>
           <w:rFonts w:ascii="黑体" w:eastAsia="黑体" w:hAnsi="黑体"/>
@@ -37492,7 +37536,7 @@
         <w:pStyle w:val="21"/>
         <w:spacing w:after="120" w:line="360" w:lineRule="auto"/>
       </w:pPr>
-      <w:bookmarkStart w:id="52" w:name="_Toc240464225"/>
+      <w:bookmarkStart w:id="52" w:name="_Toc240468190"/>
       <w:r>
         <w:rPr>
           <w:rFonts w:ascii="黑体" w:eastAsia="黑体" w:hAnsi="黑体"/>
@@ -37540,6 +37584,7 @@
         <w:rPr>
           <w:color w:val="000000"/>
         </w:rPr>
+        <w:lastRenderedPageBreak/>
         <w:t>（</w:t>
       </w:r>
       <w:r>
@@ -37692,12 +37737,11 @@
         <w:pStyle w:val="21"/>
         <w:spacing w:after="120" w:line="360" w:lineRule="auto"/>
       </w:pPr>
-      <w:bookmarkStart w:id="53" w:name="_Toc240464226"/>
+      <w:bookmarkStart w:id="53" w:name="_Toc240468191"/>
       <w:r>
         <w:rPr>
           <w:rFonts w:ascii="黑体" w:eastAsia="黑体" w:hAnsi="黑体"/>
         </w:rPr>
-        <w:lastRenderedPageBreak/>
         <w:t xml:space="preserve">9.4 </w:t>
       </w:r>
       <w:r>
@@ -38019,7 +38063,7 @@
         <w:pStyle w:val="1"/>
         <w:spacing w:before="240" w:after="120" w:line="360" w:lineRule="auto"/>
       </w:pPr>
-      <w:bookmarkStart w:id="54" w:name="_Toc240464227"/>
+      <w:bookmarkStart w:id="54" w:name="_Toc240468192"/>
       <w:r>
         <w:rPr>
           <w:rFonts w:ascii="黑体" w:eastAsia="黑体" w:hAnsi="黑体"/>
@@ -38838,6 +38882,7 @@
                 <w:color w:val="000000"/>
                 <w:sz w:val="21"/>
               </w:rPr>
+              <w:lastRenderedPageBreak/>
               <w:t>排行榜与图鉴</w:t>
             </w:r>
           </w:p>
@@ -39320,7 +39365,6 @@
         <w:rPr>
           <w:color w:val="000000"/>
         </w:rPr>
-        <w:lastRenderedPageBreak/>
         <w:t>**</w:t>
       </w:r>
       <w:r>
@@ -39785,31 +39829,31 @@
       </w:rPr>
     </w:lvl>
   </w:abstractNum>
-  <w:num w:numId="1" w16cid:durableId="212086012">
+  <w:num w:numId="1" w16cid:durableId="1314799720">
     <w:abstractNumId w:val="8"/>
   </w:num>
-  <w:num w:numId="2" w16cid:durableId="816916482">
+  <w:num w:numId="2" w16cid:durableId="138545715">
     <w:abstractNumId w:val="6"/>
   </w:num>
-  <w:num w:numId="3" w16cid:durableId="2020351899">
+  <w:num w:numId="3" w16cid:durableId="1407458795">
     <w:abstractNumId w:val="5"/>
   </w:num>
-  <w:num w:numId="4" w16cid:durableId="209733451">
+  <w:num w:numId="4" w16cid:durableId="1898741123">
     <w:abstractNumId w:val="4"/>
   </w:num>
-  <w:num w:numId="5" w16cid:durableId="669019340">
+  <w:num w:numId="5" w16cid:durableId="1310553282">
     <w:abstractNumId w:val="7"/>
   </w:num>
-  <w:num w:numId="6" w16cid:durableId="1281572964">
+  <w:num w:numId="6" w16cid:durableId="224025292">
     <w:abstractNumId w:val="3"/>
   </w:num>
-  <w:num w:numId="7" w16cid:durableId="2046636174">
+  <w:num w:numId="7" w16cid:durableId="1414090005">
     <w:abstractNumId w:val="2"/>
   </w:num>
-  <w:num w:numId="8" w16cid:durableId="304942613">
+  <w:num w:numId="8" w16cid:durableId="2096974937">
     <w:abstractNumId w:val="1"/>
   </w:num>
-  <w:num w:numId="9" w16cid:durableId="490294901">
+  <w:num w:numId="9" w16cid:durableId="967396868">
     <w:abstractNumId w:val="0"/>
   </w:num>
 </w:numbering>
@@ -51206,7 +51250,7 @@
     <w:autoRedefine/>
     <w:uiPriority w:val="39"/>
     <w:unhideWhenUsed/>
-    <w:rsid w:val="00B5275A"/>
+    <w:rsid w:val="00100EF7"/>
   </w:style>
   <w:style w:type="paragraph" w:styleId="TOC2">
     <w:name w:val="toc 2"/>
@@ -51215,7 +51259,7 @@
     <w:autoRedefine/>
     <w:uiPriority w:val="39"/>
     <w:unhideWhenUsed/>
-    <w:rsid w:val="00B5275A"/>
+    <w:rsid w:val="00100EF7"/>
     <w:pPr>
       <w:ind w:leftChars="200" w:left="420"/>
     </w:pPr>
@@ -51225,7 +51269,7 @@
     <w:basedOn w:val="a2"/>
     <w:uiPriority w:val="99"/>
     <w:unhideWhenUsed/>
-    <w:rsid w:val="00B5275A"/>
+    <w:rsid w:val="00100EF7"/>
     <w:rPr>
       <w:color w:val="0000FF" w:themeColor="hyperlink"/>
       <w:u w:val="single"/>
